--- a/results/stage_law_doc_2026-10-01/stage_law_derivation_v2.docx
+++ b/results/stage_law_doc_2026-10-01/stage_law_derivation_v2.docx
@@ -1827,7 +1827,104 @@
         <w:pStyle w:val="BodyText"/>
       </w:pPr>
       <w:r>
-        <w:t xml:space="preserve">The device model (2)–(5) was checked against the transistors actually used in the predrivers of two test buffers, simulated in HSPICE from their model cards at their drawn dimensions. Following the extraction procedure of [1, App. A], </w:t>
+        <w:t xml:space="preserve">The device model (2)–(5) was checked against the transistors actually used in the predrivers of two test buffers, simulated in HSPICE from their model cards at their drawn dimensions. </w:t>
+      </w:r>
+      <m:oMath>
+        <m:sSub>
+          <m:e>
+            <m:r>
+              <m:t xml:space="preserve">V</m:t>
+            </m:r>
+          </m:e>
+          <m:sub>
+            <m:r>
+              <m:t xml:space="preserve">T</m:t>
+            </m:r>
+            <m:r>
+              <m:t xml:space="preserve">H</m:t>
+            </m:r>
+          </m:sub>
+        </m:sSub>
+      </m:oMath>
+      <w:r>
+        <w:t xml:space="preserve"> and </w:t>
+      </w:r>
+      <m:oMath>
+        <m:r>
+          <m:t xml:space="preserve">α</m:t>
+        </m:r>
+      </m:oMath>
+      <w:r>
+        <w:t xml:space="preserve"> are extracted as in [1, App. A]: </w:t>
+      </w:r>
+      <m:oMath>
+        <m:sSub>
+          <m:e>
+            <m:r>
+              <m:t xml:space="preserve">V</m:t>
+            </m:r>
+          </m:e>
+          <m:sub>
+            <m:r>
+              <m:t xml:space="preserve">T</m:t>
+            </m:r>
+            <m:r>
+              <m:t xml:space="preserve">H</m:t>
+            </m:r>
+          </m:sub>
+        </m:sSub>
+      </m:oMath>
+      <w:r>
+        <w:t xml:space="preserve"> is the value for which the saturation current is a straight line against </w:t>
+      </w:r>
+      <m:oMath>
+        <m:sSub>
+          <m:e>
+            <m:r>
+              <m:t xml:space="preserve">V</m:t>
+            </m:r>
+          </m:e>
+          <m:sub>
+            <m:r>
+              <m:t xml:space="preserve">G</m:t>
+            </m:r>
+            <m:r>
+              <m:t xml:space="preserve">S</m:t>
+            </m:r>
+          </m:sub>
+        </m:sSub>
+        <m:r>
+          <m:rPr>
+            <m:sty m:val="p"/>
+          </m:rPr>
+          <m:t xml:space="preserve">−</m:t>
+        </m:r>
+        <m:sSub>
+          <m:e>
+            <m:r>
+              <m:t xml:space="preserve">V</m:t>
+            </m:r>
+          </m:e>
+          <m:sub>
+            <m:r>
+              <m:t xml:space="preserve">T</m:t>
+            </m:r>
+            <m:r>
+              <m:t xml:space="preserve">H</m:t>
+            </m:r>
+          </m:sub>
+        </m:sSub>
+      </m:oMath>
+      <w:r>
+        <w:t xml:space="preserve"> on logarithmic axes, and </w:t>
+      </w:r>
+      <m:oMath>
+        <m:r>
+          <m:t xml:space="preserve">α</m:t>
+        </m:r>
+      </m:oMath>
+      <w:r>
+        <w:t xml:space="preserve"> is the slope of that line. Reference [1] gives no procedure for </w:t>
       </w:r>
       <m:oMath>
         <m:sSub>
@@ -1850,7 +1947,7 @@
         </m:sSub>
       </m:oMath>
       <w:r>
-        <w:t xml:space="preserve"> is taken where the tangent of the output curve at the origin meets the saturation level, and </w:t>
+        <w:t xml:space="preserve">; it is taken here as the breakpoint that best fits the piecewise form (6) to the output curve at full gate drive. Fig. 1 shows the result and Table II lists the two normalized parameters. The measured </w:t>
       </w:r>
       <m:oMath>
         <m:r>
@@ -1858,15 +1955,7 @@
         </m:r>
       </m:oMath>
       <w:r>
-        <w:t xml:space="preserve"> from the log-log slope of the saturation current against gate drive. Fig. 1 shows the result and Table II lists the two normalized parameters. The measured </w:t>
-      </w:r>
-      <m:oMath>
-        <m:r>
-          <m:t xml:space="preserve">α</m:t>
-        </m:r>
-      </m:oMath>
-      <w:r>
-        <w:t xml:space="preserve"> lies between 1.1 and 1.4 for all four devices, well below the long-channel value of 2 [2], and the saturation voltage is 0.23–0.42 of the supply.</w:t>
+        <w:t xml:space="preserve"> is 1.10–1.63, between the short-channel limit of 1 and the long-channel value of 2 [2], and the saturation voltage is 0.34–0.57 of the supply, comparable to the 0.5–0.55 used in [1].</w:t>
       </w:r>
     </w:p>
     <w:p>
@@ -1877,7 +1966,7 @@
       <w:r>
         <w:drawing>
           <wp:inline distT="0" distB="0" distL="0" distR="0">
-            <wp:extent cx="5852160" cy="2766400"/>
+            <wp:extent cx="5852160" cy="2798129"/>
             <wp:docPr id="101" name="Figure 1"/>
             <wp:cNvGraphicFramePr>
               <a:graphicFrameLocks noChangeAspect="1"/>
@@ -1898,7 +1987,7 @@
                   <pic:spPr>
                     <a:xfrm>
                       <a:off x="0" y="0"/>
-                      <a:ext cx="5852160" cy="2766400"/>
+                      <a:ext cx="5852160" cy="2798129"/>
                     </a:xfrm>
                     <a:prstGeom prst="rect">
                       <a:avLst/>
@@ -1916,7 +2005,7 @@
         <w:pStyle w:val="ImageCaption"/>
       </w:pPr>
       <w:r>
-        <w:t xml:space="preserve">Fig. 1. HSPICE characteristics of the predriver devices of test buffers ex2 and inv_chain, at their drawn dimensions. (a) Output curves at full gate drive, normalized; the legend gives </w:t>
+        <w:t xml:space="preserve">Fig. 1. HSPICE characteristics of the predriver devices of test buffers ex2 and inv_chain, at their drawn dimensions. (a) Output curves at full gate drive, normalized; the legend gives the fitted </w:t>
       </w:r>
       <m:oMath>
         <m:sSub>
@@ -2163,6 +2252,12 @@
                 </m:sub>
               </m:sSub>
             </m:oMath>
+            <w:r>
+              <w:rPr>
+                <w:sz w:val="18"/>
+              </w:rPr>
+              <w:t xml:space="preserve">​</w:t>
+            </w:r>
           </w:p>
         </w:tc>
         <w:tc>
@@ -2236,6 +2331,12 @@
                 </m:sub>
               </m:sSub>
             </m:oMath>
+            <w:r>
+              <w:rPr>
+                <w:sz w:val="18"/>
+              </w:rPr>
+              <w:t xml:space="preserve">​</w:t>
+            </w:r>
           </w:p>
         </w:tc>
         <w:tc>
@@ -2252,6 +2353,12 @@
                 <m:t xml:space="preserve">α</m:t>
               </m:r>
             </m:oMath>
+            <w:r>
+              <w:rPr>
+                <w:sz w:val="18"/>
+              </w:rPr>
+              <w:t xml:space="preserve">​</w:t>
+            </w:r>
           </w:p>
         </w:tc>
       </w:tr>
@@ -2337,7 +2444,7 @@
               <w:rPr>
                 <w:sz w:val="18"/>
               </w:rPr>
-              <w:t xml:space="preserve">0.347</w:t>
+              <w:t xml:space="preserve">0.472</w:t>
             </w:r>
           </w:p>
         </w:tc>
@@ -2354,7 +2461,7 @@
               <w:rPr>
                 <w:sz w:val="18"/>
               </w:rPr>
-              <w:t xml:space="preserve">1.11</w:t>
+              <w:t xml:space="preserve">1.10</w:t>
             </w:r>
           </w:p>
         </w:tc>
@@ -2441,7 +2548,7 @@
               <w:rPr>
                 <w:sz w:val="18"/>
               </w:rPr>
-              <w:t xml:space="preserve">0.420</w:t>
+              <w:t xml:space="preserve">0.559</w:t>
             </w:r>
           </w:p>
         </w:tc>
@@ -2458,7 +2565,7 @@
               <w:rPr>
                 <w:sz w:val="18"/>
               </w:rPr>
-              <w:t xml:space="preserve">1.39</w:t>
+              <w:t xml:space="preserve">1.63</w:t>
             </w:r>
           </w:p>
         </w:tc>
@@ -2545,7 +2652,7 @@
               <w:rPr>
                 <w:sz w:val="18"/>
               </w:rPr>
-              <w:t xml:space="preserve">0.232</w:t>
+              <w:t xml:space="preserve">0.343</w:t>
             </w:r>
           </w:p>
         </w:tc>
@@ -2562,7 +2669,7 @@
               <w:rPr>
                 <w:sz w:val="18"/>
               </w:rPr>
-              <w:t xml:space="preserve">1.27</w:t>
+              <w:t xml:space="preserve">1.28</w:t>
             </w:r>
           </w:p>
         </w:tc>
@@ -2649,7 +2756,7 @@
               <w:rPr>
                 <w:sz w:val="18"/>
               </w:rPr>
-              <w:t xml:space="preserve">0.400</w:t>
+              <w:t xml:space="preserve">0.569</w:t>
             </w:r>
           </w:p>
         </w:tc>
@@ -2666,7 +2773,7 @@
               <w:rPr>
                 <w:sz w:val="18"/>
               </w:rPr>
-              <w:t xml:space="preserve">1.32</w:t>
+              <w:t xml:space="preserve">1.41</w:t>
             </w:r>
           </w:p>
         </w:tc>
@@ -6771,7 +6878,7 @@
         </m:r>
       </m:oMath>
       <w:r>
-        <w:t xml:space="preserve">, held fixed rather than fitted (Section II-J explains why it cannot be fitted from the file). It is close to the upper end of the measured </w:t>
+        <w:t xml:space="preserve">, held fixed rather than fitted (Section II-J explains why it cannot be fitted from the file). It lies within the measured </w:t>
       </w:r>
       <m:oMath>
         <m:sSub>
@@ -6791,7 +6898,7 @@
         </m:sSub>
       </m:oMath>
       <w:r>
-        <w:t xml:space="preserve"> of Table II (0.23–0.42), and the default </w:t>
+        <w:t xml:space="preserve"> of Table II (0.34–0.57). The default </w:t>
       </w:r>
       <m:oMath>
         <m:r>
@@ -6811,7 +6918,7 @@
         </m:r>
       </m:oMath>
       <w:r>
-        <w:t xml:space="preserve"> is close to the lower end of the measured </w:t>
+        <w:t xml:space="preserve"> is the lower limit of the measured </w:t>
       </w:r>
       <m:oMath>
         <m:r>
@@ -6819,7 +6926,32 @@
         </m:r>
       </m:oMath>
       <w:r>
-        <w:t xml:space="preserve"> (1.11–1.39).</w:t>
+        <w:t xml:space="preserve"> (1.10–1.63).</w:t>
+      </w:r>
+    </w:p>
+    <w:p>
+      <w:pPr>
+        <w:pStyle w:val="BodyText"/>
+      </w:pPr>
+      <w:r>
+        <w:t xml:space="preserve">As a check that (19) is the model of [1] and not merely similar to it, one stage with </w:t>
+      </w:r>
+      <m:oMath>
+        <m:r>
+          <m:t xml:space="preserve">p</m:t>
+        </m:r>
+        <m:r>
+          <m:rPr>
+            <m:sty m:val="p"/>
+          </m:rPr>
+          <m:t xml:space="preserve">=</m:t>
+        </m:r>
+        <m:r>
+          <m:t xml:space="preserve">α</m:t>
+        </m:r>
+      </m:oMath>
+      <w:r>
+        <w:t xml:space="preserve"> was driven by a linear input ramp and its delay compared with the closed-form delay of [1, eq. (5)]. The two agree within 4 ps for input ramps of 0.05 to 0.8 ns (stage delays of 0.24 to 0.35 ns), with the opposing device either present or switched off; they separate only for ramps slower than the range of validity stated in [1].</w:t>
       </w:r>
     </w:p>
     <w:p>
@@ -13604,7 +13736,7 @@
         </m:sSub>
       </m:oMath>
       <w:r>
-        <w:t xml:space="preserve"> is left free in (26) it settles at 0.206 on ex2 and 0.135 on inv_chain, about half the measured </w:t>
+        <w:t xml:space="preserve"> is left free in (26) it settles at 0.206 on ex2 and 0.135 on inv_chain, less than half the measured </w:t>
       </w:r>
       <m:oMath>
         <m:sSub>
@@ -18254,6 +18386,31 @@
     </w:p>
     <w:p>
       <w:pPr>
+        <w:pStyle w:val="BodyText"/>
+      </w:pPr>
+      <w:r>
+        <w:t xml:space="preserve">One limit is inherited from the device model. Reference [1] states that the α-power law does not reproduce the region near and below threshold, and its delay analysis neglects the opposing device, which is justified for fast inputs [3]. A truncated pulse holds the stages near </w:t>
+      </w:r>
+      <m:oMath>
+        <m:sSub>
+          <m:e>
+            <m:r>
+              <m:t xml:space="preserve">v</m:t>
+            </m:r>
+          </m:e>
+          <m:sub>
+            <m:r>
+              <m:t xml:space="preserve">t</m:t>
+            </m:r>
+          </m:sub>
+        </m:sSub>
+      </m:oMath>
+      <w:r>
+        <w:t xml:space="preserve"> with both devices conducting, which is outside the regime for which [1] validated the model. Equation (19) keeps both devices, but its accuracy there rests on the tests of this section and not on [1].</w:t>
+      </w:r>
+    </w:p>
+    <w:p>
+      <w:pPr>
         <w:pStyle w:val="Heading2"/>
       </w:pPr>
       <w:r>
@@ -18523,7 +18680,7 @@
               <w:rPr>
                 <w:sz w:val="16"/>
               </w:rPr>
-              <w:t xml:space="preserve">Table II: the N and P devices differ (</w:t>
+              <w:t xml:space="preserve">As in [1, Sec. VI]. Table II: the N and P devices differ (</w:t>
             </w:r>
             <m:oMath>
               <m:sSub>
@@ -18546,7 +18703,7 @@
               <w:rPr>
                 <w:sz w:val="16"/>
               </w:rPr>
-              <w:t xml:space="preserve"> 0.23 against 0.40 on inv_chain)</w:t>
+              <w:t xml:space="preserve"> 0.34 against 0.57 on inv_chain)</w:t>
             </w:r>
           </w:p>
         </w:tc>
@@ -18617,6 +18774,12 @@
                 <m:t xml:space="preserve">1</m:t>
               </m:r>
             </m:oMath>
+            <w:r>
+              <w:rPr>
+                <w:sz w:val="16"/>
+              </w:rPr>
+              <w:t xml:space="preserve">​</w:t>
+            </w:r>
           </w:p>
         </w:tc>
         <w:tc>
@@ -18660,7 +18823,7 @@
               <w:rPr>
                 <w:sz w:val="16"/>
               </w:rPr>
-              <w:t xml:space="preserve"> (1.11–1.39)</w:t>
+              <w:t xml:space="preserve"> (Table II)</w:t>
             </w:r>
           </w:p>
         </w:tc>
@@ -18827,6 +18990,12 @@
                 <m:t xml:space="preserve">5</m:t>
               </m:r>
             </m:oMath>
+            <w:r>
+              <w:rPr>
+                <w:sz w:val="16"/>
+              </w:rPr>
+              <w:t xml:space="preserve">​</w:t>
+            </w:r>
           </w:p>
         </w:tc>
         <w:tc>
@@ -19229,6 +19398,12 @@
                 <m:t xml:space="preserve">v</m:t>
               </m:r>
             </m:oMath>
+            <w:r>
+              <w:rPr>
+                <w:sz w:val="18"/>
+              </w:rPr>
+              <w:t xml:space="preserve">​</w:t>
+            </w:r>
           </w:p>
         </w:tc>
         <w:tc>
@@ -19290,6 +19465,12 @@
                 </m:sub>
               </m:sSub>
             </m:oMath>
+            <w:r>
+              <w:rPr>
+                <w:sz w:val="18"/>
+              </w:rPr>
+              <w:t xml:space="preserve">​</w:t>
+            </w:r>
           </w:p>
         </w:tc>
         <w:tc>
@@ -19392,6 +19573,12 @@
                 </m:sub>
               </m:sSub>
             </m:oMath>
+            <w:r>
+              <w:rPr>
+                <w:sz w:val="18"/>
+              </w:rPr>
+              <w:t xml:space="preserve">​</w:t>
+            </w:r>
           </w:p>
         </w:tc>
         <w:tc>
@@ -19500,6 +19687,12 @@
                 </m:sub>
               </m:sSub>
             </m:oMath>
+            <w:r>
+              <w:rPr>
+                <w:sz w:val="18"/>
+              </w:rPr>
+              <w:t xml:space="preserve">​</w:t>
+            </w:r>
           </w:p>
         </w:tc>
         <w:tc>
@@ -19608,6 +19801,12 @@
                 <m:t xml:space="preserve">)</m:t>
               </m:r>
             </m:oMath>
+            <w:r>
+              <w:rPr>
+                <w:sz w:val="18"/>
+              </w:rPr>
+              <w:t xml:space="preserve">​</w:t>
+            </w:r>
           </w:p>
         </w:tc>
         <w:tc>
@@ -19675,6 +19874,12 @@
                 <m:t xml:space="preserve">)</m:t>
               </m:r>
             </m:oMath>
+            <w:r>
+              <w:rPr>
+                <w:sz w:val="18"/>
+              </w:rPr>
+              <w:t xml:space="preserve">​</w:t>
+            </w:r>
           </w:p>
         </w:tc>
         <w:tc>
@@ -19756,6 +19961,12 @@
                 <m:t xml:space="preserve">)</m:t>
               </m:r>
             </m:oMath>
+            <w:r>
+              <w:rPr>
+                <w:sz w:val="18"/>
+              </w:rPr>
+              <w:t xml:space="preserve">​</w:t>
+            </w:r>
           </w:p>
         </w:tc>
         <w:tc>
@@ -19902,6 +20113,12 @@
                 </m:sub>
               </m:sSub>
             </m:oMath>
+            <w:r>
+              <w:rPr>
+                <w:sz w:val="18"/>
+              </w:rPr>
+              <w:t xml:space="preserve">​</w:t>
+            </w:r>
           </w:p>
         </w:tc>
         <w:tc>
@@ -20010,6 +20227,12 @@
                 <m:t xml:space="preserve">p</m:t>
               </m:r>
             </m:oMath>
+            <w:r>
+              <w:rPr>
+                <w:sz w:val="18"/>
+              </w:rPr>
+              <w:t xml:space="preserve">​</w:t>
+            </w:r>
           </w:p>
         </w:tc>
         <w:tc>
@@ -20067,6 +20290,12 @@
                 <m:t xml:space="preserve">K</m:t>
               </m:r>
             </m:oMath>
+            <w:r>
+              <w:rPr>
+                <w:sz w:val="18"/>
+              </w:rPr>
+              <w:t xml:space="preserve">​</w:t>
+            </w:r>
           </w:p>
         </w:tc>
         <w:tc>
@@ -20154,6 +20383,12 @@
                 </m:sub>
               </m:sSub>
             </m:oMath>
+            <w:r>
+              <w:rPr>
+                <w:sz w:val="18"/>
+              </w:rPr>
+              <w:t xml:space="preserve">​</w:t>
+            </w:r>
           </w:p>
         </w:tc>
         <w:tc>
@@ -20280,6 +20515,12 @@
                 <m:t xml:space="preserve">)</m:t>
               </m:r>
             </m:oMath>
+            <w:r>
+              <w:rPr>
+                <w:sz w:val="18"/>
+              </w:rPr>
+              <w:t xml:space="preserve">​</w:t>
+            </w:r>
           </w:p>
         </w:tc>
         <w:tc>
@@ -20361,6 +20602,12 @@
                 </m:sub>
               </m:sSub>
             </m:oMath>
+            <w:r>
+              <w:rPr>
+                <w:sz w:val="18"/>
+              </w:rPr>
+              <w:t xml:space="preserve">​</w:t>
+            </w:r>
           </w:p>
         </w:tc>
         <w:tc>
@@ -20429,6 +20676,12 @@
                 </m:sub>
               </m:sSub>
             </m:oMath>
+            <w:r>
+              <w:rPr>
+                <w:sz w:val="18"/>
+              </w:rPr>
+              <w:t xml:space="preserve">​</w:t>
+            </w:r>
           </w:p>
         </w:tc>
         <w:tc>
@@ -20519,6 +20772,12 @@
                 <m:t xml:space="preserve">)</m:t>
               </m:r>
             </m:oMath>
+            <w:r>
+              <w:rPr>
+                <w:sz w:val="18"/>
+              </w:rPr>
+              <w:t xml:space="preserve">​</w:t>
+            </w:r>
           </w:p>
         </w:tc>
         <w:tc>
@@ -20588,6 +20847,14 @@
     </w:p>
     <w:p>
       <w:pPr>
+        <w:pStyle w:val="BodyText"/>
+      </w:pPr>
+      <w:r>
+        <w:t xml:space="preserve">[3] N. Hedenstierna and K. O. Jeppson, “CMOS circuit speed and buffer optimization,” IEEE Trans. Computer-Aided Design, vol. CAD-6, no. 2, pp. 270–280, Mar. 1987.</w:t>
+      </w:r>
+    </w:p>
+    <w:p>
+      <w:pPr>
         <w:pStyle w:val="Heading2"/>
       </w:pPr>
       <w:r>
@@ -20605,7 +20872,7 @@
         <w:t xml:space="preserve">Sources.</w:t>
       </w:r>
       <w:r>
-        <w:t xml:space="preserve"> Every statement in Sections II-F to II-M was checked against the code and result files of the project; the builder script of this document lists the file behind each. Reference [2] is given as it appears in the bibliography of Leventhal and Green, </w:t>
+        <w:t xml:space="preserve"> Every statement in Sections II-F to II-M was checked against the code and result files of the project; the builder script of this document lists the file behind each. Reference [1] was read in full: equations (2)–(5) here are its (2)–(4), the straight-line triode region of (6) is its own, the single-stage response of Fig. 2(c) is its Appendix B, and approximation A0 is its Section VI. Reference [3] is given as it appears in the reference list of [1]. Reference [2] is given as it appears in the bibliography of Leventhal and Green, </w:t>
       </w:r>
       <w:r>
         <w:rPr>
@@ -20614,7 +20881,7 @@
         <w:t xml:space="preserve">Semiconductor Modeling</w:t>
       </w:r>
       <w:r>
-        <w:t xml:space="preserve"> (Springer, 2006); its issue and page numbers were not available for checking and are omitted. A third reference of the earlier draft (Hedenstierna and Jeppson) was not cited in the text and could not be checked, and was removed.</w:t>
+        <w:t xml:space="preserve"> (Springer, 2006); its issue and page numbers were not available for checking and are omitted.</w:t>
       </w:r>
     </w:p>
     <w:p>

--- a/results/stage_law_doc_2026-10-01/stage_law_derivation_v2.docx
+++ b/results/stage_law_doc_2026-10-01/stage_law_derivation_v2.docx
@@ -6825,7 +6825,7 @@
         <w:pStyle w:val="BodyText"/>
       </w:pPr>
       <w:r>
-        <w:t xml:space="preserve">The value used throughout is </w:t>
+        <w:t xml:space="preserve">The value used is </w:t>
       </w:r>
       <m:oMath>
         <m:sSub>
@@ -6878,7 +6878,30 @@
         </m:r>
       </m:oMath>
       <w:r>
-        <w:t xml:space="preserve">, held fixed rather than fitted (Section II-J explains why it cannot be fitted from the file). It lies within the measured </w:t>
+        <w:t xml:space="preserve">. It is a built-in constant of the method, not a quantity read from the IBIS file. It was chosen during development from fits of (19) to the individual probed predriver stages of two test buffers, which gave 0.37–0.47 on ex2 and 0.52–0.63 on inv_chain. Later evidence agrees with it: fitted to the probed gate with </w:t>
+      </w:r>
+      <m:oMath>
+        <m:sSub>
+          <m:e>
+            <m:r>
+              <m:t xml:space="preserve">x</m:t>
+            </m:r>
+          </m:e>
+          <m:sub>
+            <m:r>
+              <m:t xml:space="preserve">l</m:t>
+            </m:r>
+            <m:r>
+              <m:t xml:space="preserve">i</m:t>
+            </m:r>
+            <m:r>
+              <m:t xml:space="preserve">n</m:t>
+            </m:r>
+          </m:sub>
+        </m:sSub>
+      </m:oMath>
+      <w:r>
+        <w:t xml:space="preserve"> free, the chain gives 0.41 on ex2 and 0.48 on inv_chain; the measured </w:t>
       </w:r>
       <m:oMath>
         <m:sSub>
@@ -6898,7 +6921,7 @@
         </m:sSub>
       </m:oMath>
       <w:r>
-        <w:t xml:space="preserve"> of Table II (0.34–0.57). The default </w:t>
+        <w:t xml:space="preserve"> of Table II is 0.34–0.57; and [1] uses 0.5–0.55. In the pad-level tests of Section II-L it is fixed at 0.45 on ten of the twelve buffers; on inv_chain and io_buf it was instead fitted to the file together with the other stage parameters. Section II-J shows why the file constrains it only weakly. The default </w:t>
       </w:r>
       <m:oMath>
         <m:r>
@@ -6918,7 +6941,7 @@
         </m:r>
       </m:oMath>
       <w:r>
-        <w:t xml:space="preserve"> is the lower limit of the measured </w:t>
+        <w:t xml:space="preserve"> is likewise a built-in constant; it is the lower limit of the measured </w:t>
       </w:r>
       <m:oMath>
         <m:r>
@@ -7345,6 +7368,26 @@
         <w:t xml:space="preserve">Table III: The procedure. </w:t>
       </w:r>
       <m:oMath>
+        <m:r>
+          <m:t xml:space="preserve">p</m:t>
+        </m:r>
+        <m:r>
+          <m:rPr>
+            <m:sty m:val="p"/>
+          </m:rPr>
+          <m:t xml:space="preserve">=</m:t>
+        </m:r>
+        <m:r>
+          <m:rPr>
+            <m:sty m:val="p"/>
+          </m:rPr>
+          <m:t xml:space="preserve">1</m:t>
+        </m:r>
+      </m:oMath>
+      <w:r>
+        <w:t xml:space="preserve"> is fixed; </w:t>
+      </w:r>
+      <m:oMath>
         <m:sSub>
           <m:e>
             <m:r>
@@ -7395,27 +7438,7 @@
         </m:r>
       </m:oMath>
       <w:r>
-        <w:t xml:space="preserve"> and </w:t>
-      </w:r>
-      <m:oMath>
-        <m:r>
-          <m:t xml:space="preserve">p</m:t>
-        </m:r>
-        <m:r>
-          <m:rPr>
-            <m:sty m:val="p"/>
-          </m:rPr>
-          <m:t xml:space="preserve">=</m:t>
-        </m:r>
-        <m:r>
-          <m:rPr>
-            <m:sty m:val="p"/>
-          </m:rPr>
-          <m:t xml:space="preserve">1</m:t>
-        </m:r>
-      </m:oMath>
-      <w:r>
-        <w:t xml:space="preserve"> are fixed throughout.</w:t>
+        <w:t xml:space="preserve"> is fixed on ten of the twelve test buffers and fitted in step 1 on the other two.</w:t>
       </w:r>
     </w:p>
     <w:tbl>
@@ -8080,6 +8103,485 @@
       <w:pPr>
         <w:pStyle w:val="Compact"/>
       </w:pPr>
+    </w:p>
+    <w:p>
+      <w:pPr>
+        <w:pStyle w:val="TableCaption"/>
+      </w:pPr>
+      <w:r>
+        <w:t xml:space="preserve">Table IV: Inputs of the model and their origin</w:t>
+      </w:r>
+    </w:p>
+    <w:tbl>
+      <w:tblPr>
+        <w:tblStyle w:val="Table"/>
+        <w:tblW w:type="dxa" w:w="9600"/>
+        <w:tblBorders>
+          <w:top w:val="single" w:sz="6" w:space="0" w:color="000000"/>
+          <w:bottom w:val="single" w:sz="6" w:space="0" w:color="000000"/>
+        </w:tblBorders>
+        <w:tblLayout w:type="fixed"/>
+        <w:tblLook w:firstRow="1" w:lastRow="0" w:firstColumn="0" w:lastColumn="0" w:noHBand="0" w:noVBand="0" w:val="0020"/>
+      </w:tblPr>
+      <w:tblGrid>
+        <w:gridCol w:w="5200"/>
+        <w:gridCol w:w="4400"/>
+      </w:tblGrid>
+      <w:tr>
+        <w:trPr>
+          <w:tblHeader/>
+        </w:trPr>
+        <w:tc>
+          <w:tcPr>
+            <w:tcW w:w="5200" w:type="dxa"/>
+          </w:tcPr>
+          <w:p>
+            <w:pPr>
+              <w:pStyle w:val="Compact"/>
+              <w:jc w:val="left"/>
+            </w:pPr>
+            <w:r>
+              <w:rPr>
+                <w:b/>
+                <w:sz w:val="18"/>
+              </w:rPr>
+              <w:t xml:space="preserve">Input</w:t>
+            </w:r>
+          </w:p>
+        </w:tc>
+        <w:tc>
+          <w:tcPr>
+            <w:tcW w:w="4400" w:type="dxa"/>
+          </w:tcPr>
+          <w:p>
+            <w:pPr>
+              <w:pStyle w:val="Compact"/>
+              <w:jc w:val="left"/>
+            </w:pPr>
+            <w:r>
+              <w:rPr>
+                <w:b/>
+                <w:sz w:val="18"/>
+              </w:rPr>
+              <w:t xml:space="preserve">Origin</w:t>
+            </w:r>
+          </w:p>
+        </w:tc>
+      </w:tr>
+      <w:tr>
+        <w:tc>
+          <w:tcPr>
+            <w:tcW w:w="5200" w:type="dxa"/>
+          </w:tcPr>
+          <w:p>
+            <w:pPr>
+              <w:pStyle w:val="Compact"/>
+              <w:jc w:val="left"/>
+            </w:pPr>
+            <w:r>
+              <w:rPr>
+                <w:sz w:val="18"/>
+              </w:rPr>
+              <w:t xml:space="preserve">I–V tables, </w:t>
+            </w:r>
+            <m:oMath>
+              <m:sSub>
+                <m:e>
+                  <m:r>
+                    <m:t xml:space="preserve">C</m:t>
+                  </m:r>
+                </m:e>
+                <m:sub>
+                  <m:r>
+                    <m:t xml:space="preserve">c</m:t>
+                  </m:r>
+                  <m:r>
+                    <m:t xml:space="preserve">o</m:t>
+                  </m:r>
+                  <m:r>
+                    <m:t xml:space="preserve">m</m:t>
+                  </m:r>
+                  <m:r>
+                    <m:t xml:space="preserve">p</m:t>
+                  </m:r>
+                </m:sub>
+              </m:sSub>
+            </m:oMath>
+            <w:r>
+              <w:rPr>
+                <w:sz w:val="18"/>
+              </w:rPr>
+              <w:t xml:space="preserve">, package elements, full-swing </w:t>
+            </w:r>
+            <m:oMath>
+              <m:sSub>
+                <m:e>
+                  <m:r>
+                    <m:t xml:space="preserve">K</m:t>
+                  </m:r>
+                </m:e>
+                <m:sub>
+                  <m:r>
+                    <m:t xml:space="preserve">u</m:t>
+                  </m:r>
+                </m:sub>
+              </m:sSub>
+              <m:r>
+                <m:rPr>
+                  <m:sty m:val="p"/>
+                </m:rPr>
+                <m:t xml:space="preserve">(</m:t>
+              </m:r>
+              <m:r>
+                <m:t xml:space="preserve">t</m:t>
+              </m:r>
+              <m:r>
+                <m:rPr>
+                  <m:sty m:val="p"/>
+                </m:rPr>
+                <m:t xml:space="preserve">)</m:t>
+              </m:r>
+            </m:oMath>
+            <w:r>
+              <w:rPr>
+                <w:sz w:val="18"/>
+              </w:rPr>
+              <w:t xml:space="preserve"> and </w:t>
+            </w:r>
+            <m:oMath>
+              <m:sSub>
+                <m:e>
+                  <m:r>
+                    <m:t xml:space="preserve">K</m:t>
+                  </m:r>
+                </m:e>
+                <m:sub>
+                  <m:r>
+                    <m:t xml:space="preserve">d</m:t>
+                  </m:r>
+                </m:sub>
+              </m:sSub>
+              <m:r>
+                <m:rPr>
+                  <m:sty m:val="p"/>
+                </m:rPr>
+                <m:t xml:space="preserve">(</m:t>
+              </m:r>
+              <m:r>
+                <m:t xml:space="preserve">t</m:t>
+              </m:r>
+              <m:r>
+                <m:rPr>
+                  <m:sty m:val="p"/>
+                </m:rPr>
+                <m:t xml:space="preserve">)</m:t>
+              </m:r>
+            </m:oMath>
+          </w:p>
+        </w:tc>
+        <w:tc>
+          <w:tcPr>
+            <w:tcW w:w="4400" w:type="dxa"/>
+          </w:tcPr>
+          <w:p>
+            <w:pPr>
+              <w:pStyle w:val="Compact"/>
+              <w:jc w:val="left"/>
+            </w:pPr>
+            <w:r>
+              <w:rPr>
+                <w:sz w:val="18"/>
+              </w:rPr>
+              <w:t xml:space="preserve">the IBIS file</w:t>
+            </w:r>
+          </w:p>
+        </w:tc>
+      </w:tr>
+      <w:tr>
+        <w:tc>
+          <w:tcPr>
+            <w:tcW w:w="5200" w:type="dxa"/>
+          </w:tcPr>
+          <w:p>
+            <w:pPr>
+              <w:pStyle w:val="Compact"/>
+              <w:jc w:val="left"/>
+            </w:pPr>
+            <m:oMath>
+              <m:sSub>
+                <m:e>
+                  <m:r>
+                    <m:t xml:space="preserve">s</m:t>
+                  </m:r>
+                </m:e>
+                <m:sub>
+                  <m:r>
+                    <m:t xml:space="preserve">u</m:t>
+                  </m:r>
+                  <m:r>
+                    <m:t xml:space="preserve">p</m:t>
+                  </m:r>
+                </m:sub>
+              </m:sSub>
+            </m:oMath>
+            <w:r>
+              <w:rPr>
+                <w:sz w:val="18"/>
+              </w:rPr>
+              <w:t xml:space="preserve">, </w:t>
+            </w:r>
+            <m:oMath>
+              <m:sSub>
+                <m:e>
+                  <m:r>
+                    <m:t xml:space="preserve">s</m:t>
+                  </m:r>
+                </m:e>
+                <m:sub>
+                  <m:r>
+                    <m:t xml:space="preserve">d</m:t>
+                  </m:r>
+                  <m:r>
+                    <m:t xml:space="preserve">n</m:t>
+                  </m:r>
+                </m:sub>
+              </m:sSub>
+            </m:oMath>
+            <w:r>
+              <w:rPr>
+                <w:sz w:val="18"/>
+              </w:rPr>
+              <w:t xml:space="preserve">, initial </w:t>
+            </w:r>
+            <m:oMath>
+              <m:sSub>
+                <m:e>
+                  <m:r>
+                    <m:t xml:space="preserve">v</m:t>
+                  </m:r>
+                </m:e>
+                <m:sub>
+                  <m:r>
+                    <m:t xml:space="preserve">t</m:t>
+                  </m:r>
+                </m:sub>
+              </m:sSub>
+            </m:oMath>
+            <w:r>
+              <w:rPr>
+                <w:sz w:val="18"/>
+              </w:rPr>
+              <w:t xml:space="preserve">​</w:t>
+            </w:r>
+          </w:p>
+        </w:tc>
+        <w:tc>
+          <w:tcPr>
+            <w:tcW w:w="4400" w:type="dxa"/>
+          </w:tcPr>
+          <w:p>
+            <w:pPr>
+              <w:pStyle w:val="Compact"/>
+              <w:jc w:val="left"/>
+            </w:pPr>
+            <w:r>
+              <w:rPr>
+                <w:sz w:val="18"/>
+              </w:rPr>
+              <w:t xml:space="preserve">fitted to the file (step 1)</w:t>
+            </w:r>
+          </w:p>
+        </w:tc>
+      </w:tr>
+      <w:tr>
+        <w:tc>
+          <w:tcPr>
+            <w:tcW w:w="5200" w:type="dxa"/>
+          </w:tcPr>
+          <w:p>
+            <w:pPr>
+              <w:pStyle w:val="Compact"/>
+              <w:jc w:val="left"/>
+            </w:pPr>
+            <w:r>
+              <w:rPr>
+                <w:sz w:val="18"/>
+              </w:rPr>
+              <w:t xml:space="preserve">final </w:t>
+            </w:r>
+            <m:oMath>
+              <m:sSub>
+                <m:e>
+                  <m:r>
+                    <m:t xml:space="preserve">v</m:t>
+                  </m:r>
+                </m:e>
+                <m:sub>
+                  <m:r>
+                    <m:t xml:space="preserve">t</m:t>
+                  </m:r>
+                </m:sub>
+              </m:sSub>
+            </m:oMath>
+            <w:r>
+              <w:rPr>
+                <w:sz w:val="18"/>
+              </w:rPr>
+              <w:t xml:space="preserve">, stage count </w:t>
+            </w:r>
+            <m:oMath>
+              <m:r>
+                <m:t xml:space="preserve">K</m:t>
+              </m:r>
+            </m:oMath>
+            <w:r>
+              <w:rPr>
+                <w:sz w:val="18"/>
+              </w:rPr>
+              <w:t xml:space="preserve">, map shape</w:t>
+            </w:r>
+          </w:p>
+        </w:tc>
+        <w:tc>
+          <w:tcPr>
+            <w:tcW w:w="4400" w:type="dxa"/>
+          </w:tcPr>
+          <w:p>
+            <w:pPr>
+              <w:pStyle w:val="Compact"/>
+              <w:jc w:val="left"/>
+            </w:pPr>
+            <w:r>
+              <w:rPr>
+                <w:sz w:val="18"/>
+              </w:rPr>
+              <w:t xml:space="preserve">one stressed pad measurement (steps 3 and 4)</w:t>
+            </w:r>
+          </w:p>
+        </w:tc>
+      </w:tr>
+      <w:tr>
+        <w:tc>
+          <w:tcPr>
+            <w:tcW w:w="5200" w:type="dxa"/>
+          </w:tcPr>
+          <w:p>
+            <w:pPr>
+              <w:pStyle w:val="Compact"/>
+              <w:jc w:val="left"/>
+            </w:pPr>
+            <m:oMath>
+              <m:sSub>
+                <m:e>
+                  <m:r>
+                    <m:t xml:space="preserve">x</m:t>
+                  </m:r>
+                </m:e>
+                <m:sub>
+                  <m:r>
+                    <m:t xml:space="preserve">l</m:t>
+                  </m:r>
+                  <m:r>
+                    <m:t xml:space="preserve">i</m:t>
+                  </m:r>
+                  <m:r>
+                    <m:t xml:space="preserve">n</m:t>
+                  </m:r>
+                </m:sub>
+              </m:sSub>
+              <m:r>
+                <m:rPr>
+                  <m:sty m:val="p"/>
+                </m:rPr>
+                <m:t xml:space="preserve">=</m:t>
+              </m:r>
+              <m:r>
+                <m:rPr>
+                  <m:sty m:val="p"/>
+                </m:rPr>
+                <m:t xml:space="preserve">0</m:t>
+              </m:r>
+              <m:r>
+                <m:rPr>
+                  <m:sty m:val="p"/>
+                </m:rPr>
+                <m:t xml:space="preserve">.</m:t>
+              </m:r>
+              <m:r>
+                <m:rPr>
+                  <m:sty m:val="p"/>
+                </m:rPr>
+                <m:t xml:space="preserve">4</m:t>
+              </m:r>
+              <m:r>
+                <m:rPr>
+                  <m:sty m:val="p"/>
+                </m:rPr>
+                <m:t xml:space="preserve">5</m:t>
+              </m:r>
+            </m:oMath>
+            <w:r>
+              <w:rPr>
+                <w:sz w:val="18"/>
+              </w:rPr>
+              <w:t xml:space="preserve">, </w:t>
+            </w:r>
+            <m:oMath>
+              <m:r>
+                <m:t xml:space="preserve">p</m:t>
+              </m:r>
+              <m:r>
+                <m:rPr>
+                  <m:sty m:val="p"/>
+                </m:rPr>
+                <m:t xml:space="preserve">=</m:t>
+              </m:r>
+              <m:r>
+                <m:rPr>
+                  <m:sty m:val="p"/>
+                </m:rPr>
+                <m:t xml:space="preserve">1</m:t>
+              </m:r>
+            </m:oMath>
+            <w:r>
+              <w:rPr>
+                <w:sz w:val="18"/>
+              </w:rPr>
+              <w:t xml:space="preserve">, the three candidate map shapes, the band rule (27)</w:t>
+            </w:r>
+          </w:p>
+        </w:tc>
+        <w:tc>
+          <w:tcPr>
+            <w:tcW w:w="4400" w:type="dxa"/>
+          </w:tcPr>
+          <w:p>
+            <w:pPr>
+              <w:pStyle w:val="Compact"/>
+              <w:jc w:val="left"/>
+            </w:pPr>
+            <w:r>
+              <w:rPr>
+                <w:sz w:val="18"/>
+              </w:rPr>
+              <w:t xml:space="preserve">built-in constants, chosen during development on the twelve test buffers with transistor-level information</w:t>
+            </w:r>
+          </w:p>
+        </w:tc>
+      </w:tr>
+    </w:tbl>
+    <w:p>
+      <w:pPr>
+        <w:pStyle w:val="Compact"/>
+      </w:pPr>
+    </w:p>
+    <w:p>
+      <w:pPr>
+        <w:pStyle w:val="FirstParagraph"/>
+      </w:pPr>
+      <w:r>
+        <w:t xml:space="preserve">Applying the method to a new buffer therefore needs no transistor-level information, but the method is not derived from the IBIS file alone: it uses one measurement, and four built-in constants whose values were chosen with knowledge of the test buffers' transistors. Whether those constants suit buffers outside the test set has not been tested.</w:t>
+      </w:r>
     </w:p>
     <w:p>
       <w:pPr>
@@ -9521,7 +10023,7 @@
         <w:pStyle w:val="Heading2"/>
       </w:pPr>
       <w:r>
-        <w:t xml:space="preserve">H. From the gate to the pad</w:t>
+        <w:t xml:space="preserve">H. From the gate to the conducting fraction and the pad</w:t>
       </w:r>
     </w:p>
     <w:p>
@@ -9529,12 +10031,47 @@
         <w:pStyle w:val="FirstParagraph"/>
       </w:pPr>
       <w:r>
-        <w:t xml:space="preserve">An IBIS-based driver model delivers, at each instant, a fraction </w:t>
+        <w:t xml:space="preserve">The stage law produces the gate trajectory </w:t>
       </w:r>
       <m:oMath>
         <m:sSub>
           <m:e>
             <m:r>
+              <m:t xml:space="preserve">G</m:t>
+            </m:r>
+          </m:e>
+          <m:sub>
+            <m:r>
+              <m:t xml:space="preserve">U</m:t>
+            </m:r>
+            <m:r>
+              <m:t xml:space="preserve">P</m:t>
+            </m:r>
+          </m:sub>
+        </m:sSub>
+        <m:r>
+          <m:rPr>
+            <m:sty m:val="p"/>
+          </m:rPr>
+          <m:t xml:space="preserve">(</m:t>
+        </m:r>
+        <m:r>
+          <m:t xml:space="preserve">t</m:t>
+        </m:r>
+        <m:r>
+          <m:rPr>
+            <m:sty m:val="p"/>
+          </m:rPr>
+          <m:t xml:space="preserve">)</m:t>
+        </m:r>
+      </m:oMath>
+      <w:r>
+        <w:t xml:space="preserve"> and nothing else; it makes no statement about the output current. An IBIS-based driver model, on the other hand, needs at each instant the fraction </w:t>
+      </w:r>
+      <m:oMath>
+        <m:sSub>
+          <m:e>
+            <m:r>
               <m:t xml:space="preserve">K</m:t>
             </m:r>
           </m:e>
@@ -9546,7 +10083,7 @@
         </m:sSub>
       </m:oMath>
       <w:r>
-        <w:t xml:space="preserve"> of the pull-up I–V table and a fraction </w:t>
+        <w:t xml:space="preserve"> of the pull-up I–V table that is conducting, and the fraction </w:t>
       </w:r>
       <m:oMath>
         <m:sSub>
@@ -9563,7 +10100,240 @@
         </m:sSub>
       </m:oMath>
       <w:r>
-        <w:t xml:space="preserve"> of the pull-down table. In the proposed model these fractions are static functions of the gate trajectories:</w:t>
+        <w:t xml:space="preserve"> of the pull-down table. A second relation, separate from the stage law, connects the two.</w:t>
+      </w:r>
+    </w:p>
+    <w:p>
+      <w:pPr>
+        <w:pStyle w:val="BodyText"/>
+      </w:pPr>
+      <w:r>
+        <w:rPr>
+          <w:i/>
+        </w:rPr>
+        <w:t xml:space="preserve">The map.</w:t>
+      </w:r>
+      <w:r>
+        <w:t xml:space="preserve"> The pull-up table of the file is the current of the output transistor against pad voltage with its gate fully on. With the gate only partly on, the transistor delivers less, and the reduction is taken to be one multiplier at every pad voltage, which is the assumption any </w:t>
+      </w:r>
+      <m:oMath>
+        <m:sSub>
+          <m:e>
+            <m:r>
+              <m:t xml:space="preserve">K</m:t>
+            </m:r>
+          </m:e>
+          <m:sub>
+            <m:r>
+              <m:t xml:space="preserve">u</m:t>
+            </m:r>
+          </m:sub>
+        </m:sSub>
+      </m:oMath>
+      <w:r>
+        <w:t xml:space="preserve">-based IBIS model already makes:</w:t>
+      </w:r>
+    </w:p>
+    <w:p>
+      <w:pPr>
+        <w:pStyle w:val="BodyText"/>
+      </w:pPr>
+      <m:oMathPara>
+        <m:oMathParaPr>
+          <m:jc m:val="center"/>
+        </m:oMathParaPr>
+        <m:oMath>
+          <m:r>
+            <m:t xml:space="preserve">I</m:t>
+          </m:r>
+          <m:r>
+            <m:rPr>
+              <m:sty m:val="p"/>
+            </m:rPr>
+            <m:t xml:space="preserve">(</m:t>
+          </m:r>
+          <m:sSub>
+            <m:e>
+              <m:r>
+                <m:t xml:space="preserve">V</m:t>
+              </m:r>
+            </m:e>
+            <m:sub>
+              <m:r>
+                <m:t xml:space="preserve">p</m:t>
+              </m:r>
+              <m:r>
+                <m:t xml:space="preserve">a</m:t>
+              </m:r>
+              <m:r>
+                <m:t xml:space="preserve">d</m:t>
+              </m:r>
+            </m:sub>
+          </m:sSub>
+          <m:r>
+            <m:rPr>
+              <m:sty m:val="p"/>
+            </m:rPr>
+            <m:t xml:space="preserve">,</m:t>
+          </m:r>
+          <m:r>
+            <m:t xml:space="preserve">g</m:t>
+          </m:r>
+          <m:r>
+            <m:rPr>
+              <m:sty m:val="p"/>
+            </m:rPr>
+            <m:t xml:space="preserve">)</m:t>
+          </m:r>
+          <m:r>
+            <m:rPr>
+              <m:sty m:val="p"/>
+            </m:rPr>
+            <m:t xml:space="preserve">=</m:t>
+          </m:r>
+          <m:sSub>
+            <m:e>
+              <m:r>
+                <m:t xml:space="preserve">K</m:t>
+              </m:r>
+            </m:e>
+            <m:sub>
+              <m:r>
+                <m:t xml:space="preserve">u</m:t>
+              </m:r>
+            </m:sub>
+          </m:sSub>
+          <m:r>
+            <m:rPr>
+              <m:sty m:val="p"/>
+            </m:rPr>
+            <m:t xml:space="preserve">(</m:t>
+          </m:r>
+          <m:r>
+            <m:t xml:space="preserve">g</m:t>
+          </m:r>
+          <m:r>
+            <m:rPr>
+              <m:sty m:val="p"/>
+            </m:rPr>
+            <m:t xml:space="preserve">)</m:t>
+          </m:r>
+          <m:r>
+            <m:rPr>
+              <m:sty m:val="p"/>
+            </m:rPr>
+            <m:t xml:space="preserve"> </m:t>
+          </m:r>
+          <m:sSub>
+            <m:e>
+              <m:r>
+                <m:t xml:space="preserve">I</m:t>
+              </m:r>
+            </m:e>
+            <m:sub>
+              <m:r>
+                <m:t xml:space="preserve">P</m:t>
+              </m:r>
+              <m:r>
+                <m:t xml:space="preserve">U</m:t>
+              </m:r>
+            </m:sub>
+          </m:sSub>
+          <m:r>
+            <m:rPr>
+              <m:sty m:val="p"/>
+            </m:rPr>
+            <m:t xml:space="preserve">(</m:t>
+          </m:r>
+          <m:sSub>
+            <m:e>
+              <m:r>
+                <m:t xml:space="preserve">V</m:t>
+              </m:r>
+            </m:e>
+            <m:sub>
+              <m:r>
+                <m:t xml:space="preserve">p</m:t>
+              </m:r>
+              <m:r>
+                <m:t xml:space="preserve">a</m:t>
+              </m:r>
+              <m:r>
+                <m:t xml:space="preserve">d</m:t>
+              </m:r>
+            </m:sub>
+          </m:sSub>
+          <m:r>
+            <m:rPr>
+              <m:sty m:val="p"/>
+            </m:rPr>
+            <m:t xml:space="preserve">)</m:t>
+          </m:r>
+        </m:oMath>
+      </m:oMathPara>
+    </w:p>
+    <w:p>
+      <w:pPr>
+        <w:pStyle w:val="FirstParagraph"/>
+      </w:pPr>
+      <m:oMath>
+        <m:sSub>
+          <m:e>
+            <m:r>
+              <m:t xml:space="preserve">K</m:t>
+            </m:r>
+          </m:e>
+          <m:sub>
+            <m:r>
+              <m:t xml:space="preserve">u</m:t>
+            </m:r>
+          </m:sub>
+        </m:sSub>
+      </m:oMath>
+      <w:r>
+        <w:t xml:space="preserve"> is therefore a property of the output transistor: how far it is turned on when its gate is at level </w:t>
+      </w:r>
+      <m:oMath>
+        <m:r>
+          <m:t xml:space="preserve">g</m:t>
+        </m:r>
+      </m:oMath>
+      <w:r>
+        <w:t xml:space="preserve">. It is modeled by a static curve of transistor shape, scaled between the settled off and on levels of the file's own </w:t>
+      </w:r>
+      <m:oMath>
+        <m:sSub>
+          <m:e>
+            <m:r>
+              <m:t xml:space="preserve">K</m:t>
+            </m:r>
+          </m:e>
+          <m:sub>
+            <m:r>
+              <m:t xml:space="preserve">u</m:t>
+            </m:r>
+          </m:sub>
+        </m:sSub>
+      </m:oMath>
+      <w:r>
+        <w:t xml:space="preserve"> and </w:t>
+      </w:r>
+      <m:oMath>
+        <m:sSub>
+          <m:e>
+            <m:r>
+              <m:t xml:space="preserve">K</m:t>
+            </m:r>
+          </m:e>
+          <m:sub>
+            <m:r>
+              <m:t xml:space="preserve">d</m:t>
+            </m:r>
+          </m:sub>
+        </m:sSub>
+      </m:oMath>
+      <w:r>
+        <w:t xml:space="preserve">:</w:t>
       </w:r>
     </w:p>
     <w:p>
@@ -10093,7 +10863,7 @@
         <w:pStyle w:val="FirstParagraph"/>
       </w:pPr>
       <w:r>
-        <w:t xml:space="preserve">Here </w:t>
+        <w:t xml:space="preserve">Below </w:t>
       </w:r>
       <m:oMath>
         <m:sSub>
@@ -10125,15 +10895,69 @@
         </m:sSub>
       </m:oMath>
       <w:r>
-        <w:t xml:space="preserve"> is the gate level at which the output device begins to conduct, </w:t>
+        <w:t xml:space="preserve"> the output device is off and </w:t>
       </w:r>
       <m:oMath>
         <m:r>
+          <m:t xml:space="preserve">M</m:t>
+        </m:r>
+        <m:r>
+          <m:rPr>
+            <m:sty m:val="p"/>
+          </m:rPr>
+          <m:t xml:space="preserve">=</m:t>
+        </m:r>
+        <m:r>
+          <m:rPr>
+            <m:sty m:val="p"/>
+          </m:rPr>
+          <m:t xml:space="preserve">0</m:t>
+        </m:r>
+      </m:oMath>
+      <w:r>
+        <w:t xml:space="preserve">; above it </w:t>
+      </w:r>
+      <m:oMath>
+        <m:r>
+          <m:t xml:space="preserve">M</m:t>
+        </m:r>
+      </m:oMath>
+      <w:r>
+        <w:t xml:space="preserve"> rises with the gate drive, with curvature </w:t>
+      </w:r>
+      <m:oMath>
+        <m:r>
           <m:t xml:space="preserve">a</m:t>
         </m:r>
       </m:oMath>
       <w:r>
-        <w:t xml:space="preserve"> is the curvature of its turn-on and </w:t>
+        <w:t xml:space="preserve">, and reaches 1 at </w:t>
+      </w:r>
+      <m:oMath>
+        <m:r>
+          <m:t xml:space="preserve">g</m:t>
+        </m:r>
+        <m:r>
+          <m:rPr>
+            <m:sty m:val="p"/>
+          </m:rPr>
+          <m:t xml:space="preserve">=</m:t>
+        </m:r>
+        <m:sSub>
+          <m:e>
+            <m:r>
+              <m:t xml:space="preserve">g</m:t>
+            </m:r>
+          </m:e>
+          <m:sub>
+            <m:r>
+              <m:t xml:space="preserve">s</m:t>
+            </m:r>
+          </m:sub>
+        </m:sSub>
+      </m:oMath>
+      <w:r>
+        <w:t xml:space="preserve"> (</w:t>
       </w:r>
       <m:oMath>
         <m:sSub>
@@ -10149,7 +10973,10 @@
           </m:sub>
         </m:sSub>
         <m:r>
-          <m:t xml:space="preserve">≤</m:t>
+          <m:rPr>
+            <m:sty m:val="p"/>
+          </m:rPr>
+          <m:t xml:space="preserve">=</m:t>
         </m:r>
         <m:r>
           <m:rPr>
@@ -10159,41 +10986,12 @@
         </m:r>
       </m:oMath>
       <w:r>
-        <w:t xml:space="preserve"> allows the fraction to saturate before the gate reaches its rail (</w:t>
+        <w:t xml:space="preserve"> in the two-parameter form used below). The levels </w:t>
       </w:r>
       <m:oMath>
         <m:sSub>
           <m:e>
             <m:r>
-              <m:t xml:space="preserve">g</m:t>
-            </m:r>
-          </m:e>
-          <m:sub>
-            <m:r>
-              <m:t xml:space="preserve">s</m:t>
-            </m:r>
-          </m:sub>
-        </m:sSub>
-        <m:r>
-          <m:rPr>
-            <m:sty m:val="p"/>
-          </m:rPr>
-          <m:t xml:space="preserve">=</m:t>
-        </m:r>
-        <m:r>
-          <m:rPr>
-            <m:sty m:val="p"/>
-          </m:rPr>
-          <m:t xml:space="preserve">1</m:t>
-        </m:r>
-      </m:oMath>
-      <w:r>
-        <w:t xml:space="preserve"> in the two-parameter form used below). The levels </w:t>
-      </w:r>
-      <m:oMath>
-        <m:sSub>
-          <m:e>
-            <m:r>
               <m:t xml:space="preserve">k</m:t>
             </m:r>
           </m:e>
@@ -10277,41 +11075,7 @@
         </m:sSub>
       </m:oMath>
       <w:r>
-        <w:t xml:space="preserve"> are the settled values of the file's own </w:t>
-      </w:r>
-      <m:oMath>
-        <m:sSub>
-          <m:e>
-            <m:r>
-              <m:t xml:space="preserve">K</m:t>
-            </m:r>
-          </m:e>
-          <m:sub>
-            <m:r>
-              <m:t xml:space="preserve">u</m:t>
-            </m:r>
-          </m:sub>
-        </m:sSub>
-      </m:oMath>
-      <w:r>
-        <w:t xml:space="preserve"> and </w:t>
-      </w:r>
-      <m:oMath>
-        <m:sSub>
-          <m:e>
-            <m:r>
-              <m:t xml:space="preserve">K</m:t>
-            </m:r>
-          </m:e>
-          <m:sub>
-            <m:r>
-              <m:t xml:space="preserve">d</m:t>
-            </m:r>
-          </m:sub>
-        </m:sSub>
-      </m:oMath>
-      <w:r>
-        <w:t xml:space="preserve"> (0.0035 and 0.998 for </w:t>
+        <w:t xml:space="preserve"> are close to 0 and 1 (0.0035 and 0.998 for </w:t>
       </w:r>
       <m:oMath>
         <m:sSub>
@@ -10361,7 +11125,1017 @@
         <w:pStyle w:val="BodyText"/>
       </w:pPr>
       <w:r>
-        <w:t xml:space="preserve">The current delivered to the die node is then that of the existing converter:</w:t>
+        <w:t xml:space="preserve">That </w:t>
+      </w:r>
+      <m:oMath>
+        <m:sSub>
+          <m:e>
+            <m:r>
+              <m:t xml:space="preserve">K</m:t>
+            </m:r>
+          </m:e>
+          <m:sub>
+            <m:r>
+              <m:t xml:space="preserve">u</m:t>
+            </m:r>
+          </m:sub>
+        </m:sSub>
+      </m:oMath>
+      <w:r>
+        <w:t xml:space="preserve"> depends on the gate alone, without memory, was checked on the three buffers whose gate node can be probed: when the </w:t>
+      </w:r>
+      <m:oMath>
+        <m:sSub>
+          <m:e>
+            <m:r>
+              <m:t xml:space="preserve">K</m:t>
+            </m:r>
+          </m:e>
+          <m:sub>
+            <m:r>
+              <m:t xml:space="preserve">u</m:t>
+            </m:r>
+          </m:sub>
+        </m:sSub>
+      </m:oMath>
+      <w:r>
+        <w:t xml:space="preserve"> solved from the pad is plotted against the probed gate, the rising and falling branches coincide within 0.07–0.11. The shape of the curve, however, cannot be read from an IBIS file, because the file does not contain the gate. The shape parameters are therefore not fitted in step 1; they are taken from a small fixed set and selected in step 4 (Section II-K).</w:t>
+      </w:r>
+    </w:p>
+    <w:p>
+      <w:pPr>
+        <w:pStyle w:val="BodyText"/>
+      </w:pPr>
+      <w:r>
+        <w:rPr>
+          <w:i/>
+        </w:rPr>
+        <w:t xml:space="preserve">From the gate waveform to the conducting fraction.</w:t>
+      </w:r>
+      <w:r>
+        <w:t xml:space="preserve"> The model's </w:t>
+      </w:r>
+      <m:oMath>
+        <m:sSub>
+          <m:e>
+            <m:r>
+              <m:t xml:space="preserve">K</m:t>
+            </m:r>
+          </m:e>
+          <m:sub>
+            <m:r>
+              <m:t xml:space="preserve">u</m:t>
+            </m:r>
+          </m:sub>
+        </m:sSub>
+        <m:r>
+          <m:rPr>
+            <m:sty m:val="p"/>
+          </m:rPr>
+          <m:t xml:space="preserve">(</m:t>
+        </m:r>
+        <m:r>
+          <m:t xml:space="preserve">t</m:t>
+        </m:r>
+        <m:r>
+          <m:rPr>
+            <m:sty m:val="p"/>
+          </m:rPr>
+          <m:t xml:space="preserve">)</m:t>
+        </m:r>
+      </m:oMath>
+      <w:r>
+        <w:t xml:space="preserve"> is obtained by evaluating the two relations one after the other: (19)–(21) give </w:t>
+      </w:r>
+      <m:oMath>
+        <m:sSub>
+          <m:e>
+            <m:r>
+              <m:t xml:space="preserve">G</m:t>
+            </m:r>
+          </m:e>
+          <m:sub>
+            <m:r>
+              <m:t xml:space="preserve">U</m:t>
+            </m:r>
+            <m:r>
+              <m:t xml:space="preserve">P</m:t>
+            </m:r>
+          </m:sub>
+        </m:sSub>
+        <m:r>
+          <m:rPr>
+            <m:sty m:val="p"/>
+          </m:rPr>
+          <m:t xml:space="preserve">(</m:t>
+        </m:r>
+        <m:r>
+          <m:t xml:space="preserve">t</m:t>
+        </m:r>
+        <m:r>
+          <m:rPr>
+            <m:sty m:val="p"/>
+          </m:rPr>
+          <m:t xml:space="preserve">)</m:t>
+        </m:r>
+      </m:oMath>
+      <w:r>
+        <w:t xml:space="preserve">, and (22) is applied to each of its values. Table V does this for a single stage after an input step; Fig. 5 does it for the fitted three-stage chain of ex2.</w:t>
+      </w:r>
+    </w:p>
+    <w:p>
+      <w:pPr>
+        <w:pStyle w:val="TableCaption"/>
+      </w:pPr>
+      <w:r>
+        <w:t xml:space="preserve">Table V: Worked example: one stage (</w:t>
+      </w:r>
+      <m:oMath>
+        <m:sSub>
+          <m:e>
+            <m:r>
+              <m:t xml:space="preserve">s</m:t>
+            </m:r>
+          </m:e>
+          <m:sub>
+            <m:r>
+              <m:t xml:space="preserve">u</m:t>
+            </m:r>
+            <m:r>
+              <m:t xml:space="preserve">p</m:t>
+            </m:r>
+          </m:sub>
+        </m:sSub>
+        <m:r>
+          <m:rPr>
+            <m:sty m:val="p"/>
+          </m:rPr>
+          <m:t xml:space="preserve">=</m:t>
+        </m:r>
+        <m:r>
+          <m:rPr>
+            <m:sty m:val="p"/>
+          </m:rPr>
+          <m:t xml:space="preserve">2</m:t>
+        </m:r>
+      </m:oMath>
+      <w:r>
+        <w:t xml:space="preserve"> per ns, </w:t>
+      </w:r>
+      <m:oMath>
+        <m:sSub>
+          <m:e>
+            <m:r>
+              <m:t xml:space="preserve">x</m:t>
+            </m:r>
+          </m:e>
+          <m:sub>
+            <m:r>
+              <m:t xml:space="preserve">l</m:t>
+            </m:r>
+            <m:r>
+              <m:t xml:space="preserve">i</m:t>
+            </m:r>
+            <m:r>
+              <m:t xml:space="preserve">n</m:t>
+            </m:r>
+          </m:sub>
+        </m:sSub>
+        <m:r>
+          <m:rPr>
+            <m:sty m:val="p"/>
+          </m:rPr>
+          <m:t xml:space="preserve">=</m:t>
+        </m:r>
+        <m:r>
+          <m:rPr>
+            <m:sty m:val="p"/>
+          </m:rPr>
+          <m:t xml:space="preserve">0</m:t>
+        </m:r>
+        <m:r>
+          <m:rPr>
+            <m:sty m:val="p"/>
+          </m:rPr>
+          <m:t xml:space="preserve">.</m:t>
+        </m:r>
+        <m:r>
+          <m:rPr>
+            <m:sty m:val="p"/>
+          </m:rPr>
+          <m:t xml:space="preserve">4</m:t>
+        </m:r>
+        <m:r>
+          <m:rPr>
+            <m:sty m:val="p"/>
+          </m:rPr>
+          <m:t xml:space="preserve">5</m:t>
+        </m:r>
+      </m:oMath>
+      <w:r>
+        <w:t xml:space="preserve">) read through the map (</w:t>
+      </w:r>
+      <m:oMath>
+        <m:sSub>
+          <m:e>
+            <m:r>
+              <m:t xml:space="preserve">v</m:t>
+            </m:r>
+          </m:e>
+          <m:sub>
+            <m:r>
+              <m:t xml:space="preserve">t</m:t>
+            </m:r>
+            <m:r>
+              <m:rPr>
+                <m:sty m:val="p"/>
+              </m:rPr>
+              <m:t xml:space="preserve">,</m:t>
+            </m:r>
+            <m:r>
+              <m:t xml:space="preserve">m</m:t>
+            </m:r>
+            <m:r>
+              <m:t xml:space="preserve">a</m:t>
+            </m:r>
+            <m:r>
+              <m:t xml:space="preserve">p</m:t>
+            </m:r>
+          </m:sub>
+        </m:sSub>
+        <m:r>
+          <m:rPr>
+            <m:sty m:val="p"/>
+          </m:rPr>
+          <m:t xml:space="preserve">=</m:t>
+        </m:r>
+        <m:r>
+          <m:rPr>
+            <m:sty m:val="p"/>
+          </m:rPr>
+          <m:t xml:space="preserve">0</m:t>
+        </m:r>
+        <m:r>
+          <m:rPr>
+            <m:sty m:val="p"/>
+          </m:rPr>
+          <m:t xml:space="preserve">.</m:t>
+        </m:r>
+        <m:r>
+          <m:rPr>
+            <m:sty m:val="p"/>
+          </m:rPr>
+          <m:t xml:space="preserve">5</m:t>
+        </m:r>
+        <m:r>
+          <m:rPr>
+            <m:sty m:val="p"/>
+          </m:rPr>
+          <m:t xml:space="preserve">7</m:t>
+        </m:r>
+      </m:oMath>
+      <w:r>
+        <w:t xml:space="preserve">, </w:t>
+      </w:r>
+      <m:oMath>
+        <m:r>
+          <m:t xml:space="preserve">a</m:t>
+        </m:r>
+        <m:r>
+          <m:rPr>
+            <m:sty m:val="p"/>
+          </m:rPr>
+          <m:t xml:space="preserve">=</m:t>
+        </m:r>
+        <m:r>
+          <m:rPr>
+            <m:sty m:val="p"/>
+          </m:rPr>
+          <m:t xml:space="preserve">0</m:t>
+        </m:r>
+        <m:r>
+          <m:rPr>
+            <m:sty m:val="p"/>
+          </m:rPr>
+          <m:t xml:space="preserve">.</m:t>
+        </m:r>
+        <m:r>
+          <m:rPr>
+            <m:sty m:val="p"/>
+          </m:rPr>
+          <m:t xml:space="preserve">6</m:t>
+        </m:r>
+        <m:r>
+          <m:rPr>
+            <m:sty m:val="p"/>
+          </m:rPr>
+          <m:t xml:space="preserve">4</m:t>
+        </m:r>
+      </m:oMath>
+      <w:r>
+        <w:t xml:space="preserve">)</w:t>
+      </w:r>
+    </w:p>
+    <w:tbl>
+      <w:tblPr>
+        <w:tblStyle w:val="Table"/>
+        <w:tblW w:type="dxa" w:w="9600"/>
+        <w:tblBorders>
+          <w:top w:val="single" w:sz="6" w:space="0" w:color="000000"/>
+          <w:bottom w:val="single" w:sz="6" w:space="0" w:color="000000"/>
+        </w:tblBorders>
+        <w:tblLayout w:type="fixed"/>
+        <w:tblLook w:firstRow="1" w:lastRow="0" w:firstColumn="0" w:lastColumn="0" w:noHBand="0" w:noVBand="0" w:val="0020"/>
+      </w:tblPr>
+      <w:tblGrid>
+        <w:gridCol w:w="3200"/>
+        <w:gridCol w:w="3200"/>
+        <w:gridCol w:w="3200"/>
+      </w:tblGrid>
+      <w:tr>
+        <w:trPr>
+          <w:tblHeader/>
+        </w:trPr>
+        <w:tc>
+          <w:tcPr>
+            <w:tcW w:w="3200" w:type="dxa"/>
+          </w:tcPr>
+          <w:p>
+            <w:pPr>
+              <w:pStyle w:val="Compact"/>
+              <w:jc w:val="left"/>
+            </w:pPr>
+            <w:r>
+              <w:rPr>
+                <w:b/>
+                <w:sz w:val="18"/>
+              </w:rPr>
+              <w:t xml:space="preserve">Time after the input step (ns)</w:t>
+            </w:r>
+          </w:p>
+        </w:tc>
+        <w:tc>
+          <w:tcPr>
+            <w:tcW w:w="3200" w:type="dxa"/>
+          </w:tcPr>
+          <w:p>
+            <w:pPr>
+              <w:pStyle w:val="Compact"/>
+              <w:jc w:val="left"/>
+            </w:pPr>
+            <w:r>
+              <w:rPr>
+                <w:sz w:val="18"/>
+              </w:rPr>
+              <w:t xml:space="preserve">Gate </w:t>
+            </w:r>
+            <m:oMath>
+              <m:r>
+                <m:t xml:space="preserve">g</m:t>
+              </m:r>
+            </m:oMath>
+            <w:r>
+              <w:rPr>
+                <w:sz w:val="18"/>
+              </w:rPr>
+              <w:t xml:space="preserve">, from the stage law (19)</w:t>
+            </w:r>
+          </w:p>
+        </w:tc>
+        <w:tc>
+          <w:tcPr>
+            <w:tcW w:w="3200" w:type="dxa"/>
+          </w:tcPr>
+          <w:p>
+            <w:pPr>
+              <w:pStyle w:val="Compact"/>
+              <w:jc w:val="left"/>
+            </w:pPr>
+            <m:oMath>
+              <m:r>
+                <m:t xml:space="preserve">M</m:t>
+              </m:r>
+              <m:r>
+                <m:rPr>
+                  <m:sty m:val="p"/>
+                </m:rPr>
+                <m:t xml:space="preserve">(</m:t>
+              </m:r>
+              <m:r>
+                <m:t xml:space="preserve">g</m:t>
+              </m:r>
+              <m:r>
+                <m:rPr>
+                  <m:sty m:val="p"/>
+                </m:rPr>
+                <m:t xml:space="preserve">)</m:t>
+              </m:r>
+            </m:oMath>
+            <w:r>
+              <w:rPr>
+                <w:sz w:val="18"/>
+              </w:rPr>
+              <w:t xml:space="preserve">, from the map (22)</w:t>
+            </w:r>
+          </w:p>
+        </w:tc>
+      </w:tr>
+      <w:tr>
+        <w:tc>
+          <w:tcPr>
+            <w:tcW w:w="3200" w:type="dxa"/>
+          </w:tcPr>
+          <w:p>
+            <w:pPr>
+              <w:pStyle w:val="Compact"/>
+              <w:jc w:val="left"/>
+            </w:pPr>
+            <w:r>
+              <w:rPr>
+                <w:sz w:val="18"/>
+              </w:rPr>
+              <w:t xml:space="preserve">0.10</w:t>
+            </w:r>
+          </w:p>
+        </w:tc>
+        <w:tc>
+          <w:tcPr>
+            <w:tcW w:w="3200" w:type="dxa"/>
+          </w:tcPr>
+          <w:p>
+            <w:pPr>
+              <w:pStyle w:val="Compact"/>
+              <w:jc w:val="left"/>
+            </w:pPr>
+            <w:r>
+              <w:rPr>
+                <w:sz w:val="18"/>
+              </w:rPr>
+              <w:t xml:space="preserve">0.20</w:t>
+            </w:r>
+          </w:p>
+        </w:tc>
+        <w:tc>
+          <w:tcPr>
+            <w:tcW w:w="3200" w:type="dxa"/>
+          </w:tcPr>
+          <w:p>
+            <w:pPr>
+              <w:pStyle w:val="Compact"/>
+              <w:jc w:val="left"/>
+            </w:pPr>
+            <w:r>
+              <w:rPr>
+                <w:sz w:val="18"/>
+              </w:rPr>
+              <w:t xml:space="preserve">0 (gate below </w:t>
+            </w:r>
+            <m:oMath>
+              <m:sSub>
+                <m:e>
+                  <m:r>
+                    <m:t xml:space="preserve">v</m:t>
+                  </m:r>
+                </m:e>
+                <m:sub>
+                  <m:r>
+                    <m:t xml:space="preserve">t</m:t>
+                  </m:r>
+                  <m:r>
+                    <m:rPr>
+                      <m:sty m:val="p"/>
+                    </m:rPr>
+                    <m:t xml:space="preserve">,</m:t>
+                  </m:r>
+                  <m:r>
+                    <m:t xml:space="preserve">m</m:t>
+                  </m:r>
+                  <m:r>
+                    <m:t xml:space="preserve">a</m:t>
+                  </m:r>
+                  <m:r>
+                    <m:t xml:space="preserve">p</m:t>
+                  </m:r>
+                </m:sub>
+              </m:sSub>
+            </m:oMath>
+            <w:r>
+              <w:rPr>
+                <w:sz w:val="18"/>
+              </w:rPr>
+              <w:t xml:space="preserve">)</w:t>
+            </w:r>
+          </w:p>
+        </w:tc>
+      </w:tr>
+      <w:tr>
+        <w:tc>
+          <w:tcPr>
+            <w:tcW w:w="3200" w:type="dxa"/>
+          </w:tcPr>
+          <w:p>
+            <w:pPr>
+              <w:pStyle w:val="Compact"/>
+              <w:jc w:val="left"/>
+            </w:pPr>
+            <w:r>
+              <w:rPr>
+                <w:sz w:val="18"/>
+              </w:rPr>
+              <w:t xml:space="preserve">0.20</w:t>
+            </w:r>
+          </w:p>
+        </w:tc>
+        <w:tc>
+          <w:tcPr>
+            <w:tcW w:w="3200" w:type="dxa"/>
+          </w:tcPr>
+          <w:p>
+            <w:pPr>
+              <w:pStyle w:val="Compact"/>
+              <w:jc w:val="left"/>
+            </w:pPr>
+            <w:r>
+              <w:rPr>
+                <w:sz w:val="18"/>
+              </w:rPr>
+              <w:t xml:space="preserve">0.40</w:t>
+            </w:r>
+          </w:p>
+        </w:tc>
+        <w:tc>
+          <w:tcPr>
+            <w:tcW w:w="3200" w:type="dxa"/>
+          </w:tcPr>
+          <w:p>
+            <w:pPr>
+              <w:pStyle w:val="Compact"/>
+              <w:jc w:val="left"/>
+            </w:pPr>
+            <w:r>
+              <w:rPr>
+                <w:sz w:val="18"/>
+              </w:rPr>
+              <w:t xml:space="preserve">0 (gate below </w:t>
+            </w:r>
+            <m:oMath>
+              <m:sSub>
+                <m:e>
+                  <m:r>
+                    <m:t xml:space="preserve">v</m:t>
+                  </m:r>
+                </m:e>
+                <m:sub>
+                  <m:r>
+                    <m:t xml:space="preserve">t</m:t>
+                  </m:r>
+                  <m:r>
+                    <m:rPr>
+                      <m:sty m:val="p"/>
+                    </m:rPr>
+                    <m:t xml:space="preserve">,</m:t>
+                  </m:r>
+                  <m:r>
+                    <m:t xml:space="preserve">m</m:t>
+                  </m:r>
+                  <m:r>
+                    <m:t xml:space="preserve">a</m:t>
+                  </m:r>
+                  <m:r>
+                    <m:t xml:space="preserve">p</m:t>
+                  </m:r>
+                </m:sub>
+              </m:sSub>
+            </m:oMath>
+            <w:r>
+              <w:rPr>
+                <w:sz w:val="18"/>
+              </w:rPr>
+              <w:t xml:space="preserve">)</w:t>
+            </w:r>
+          </w:p>
+        </w:tc>
+      </w:tr>
+      <w:tr>
+        <w:tc>
+          <w:tcPr>
+            <w:tcW w:w="3200" w:type="dxa"/>
+          </w:tcPr>
+          <w:p>
+            <w:pPr>
+              <w:pStyle w:val="Compact"/>
+              <w:jc w:val="left"/>
+            </w:pPr>
+            <w:r>
+              <w:rPr>
+                <w:sz w:val="18"/>
+              </w:rPr>
+              <w:t xml:space="preserve">0.30</w:t>
+            </w:r>
+          </w:p>
+        </w:tc>
+        <w:tc>
+          <w:tcPr>
+            <w:tcW w:w="3200" w:type="dxa"/>
+          </w:tcPr>
+          <w:p>
+            <w:pPr>
+              <w:pStyle w:val="Compact"/>
+              <w:jc w:val="left"/>
+            </w:pPr>
+            <w:r>
+              <w:rPr>
+                <w:sz w:val="18"/>
+              </w:rPr>
+              <w:t xml:space="preserve">0.60</w:t>
+            </w:r>
+          </w:p>
+        </w:tc>
+        <w:tc>
+          <w:tcPr>
+            <w:tcW w:w="3200" w:type="dxa"/>
+          </w:tcPr>
+          <w:p>
+            <w:pPr>
+              <w:pStyle w:val="Compact"/>
+              <w:jc w:val="left"/>
+            </w:pPr>
+            <w:r>
+              <w:rPr>
+                <w:sz w:val="18"/>
+              </w:rPr>
+              <w:t xml:space="preserve">0.19</w:t>
+            </w:r>
+          </w:p>
+        </w:tc>
+      </w:tr>
+      <w:tr>
+        <w:tc>
+          <w:tcPr>
+            <w:tcW w:w="3200" w:type="dxa"/>
+          </w:tcPr>
+          <w:p>
+            <w:pPr>
+              <w:pStyle w:val="Compact"/>
+              <w:jc w:val="left"/>
+            </w:pPr>
+            <w:r>
+              <w:rPr>
+                <w:sz w:val="18"/>
+              </w:rPr>
+              <w:t xml:space="preserve">0.40</w:t>
+            </w:r>
+          </w:p>
+        </w:tc>
+        <w:tc>
+          <w:tcPr>
+            <w:tcW w:w="3200" w:type="dxa"/>
+          </w:tcPr>
+          <w:p>
+            <w:pPr>
+              <w:pStyle w:val="Compact"/>
+              <w:jc w:val="left"/>
+            </w:pPr>
+            <w:r>
+              <w:rPr>
+                <w:sz w:val="18"/>
+              </w:rPr>
+              <w:t xml:space="preserve">0.74</w:t>
+            </w:r>
+          </w:p>
+        </w:tc>
+        <w:tc>
+          <w:tcPr>
+            <w:tcW w:w="3200" w:type="dxa"/>
+          </w:tcPr>
+          <w:p>
+            <w:pPr>
+              <w:pStyle w:val="Compact"/>
+              <w:jc w:val="left"/>
+            </w:pPr>
+            <w:r>
+              <w:rPr>
+                <w:sz w:val="18"/>
+              </w:rPr>
+              <w:t xml:space="preserve">0.56</w:t>
+            </w:r>
+          </w:p>
+        </w:tc>
+      </w:tr>
+      <w:tr>
+        <w:tc>
+          <w:tcPr>
+            <w:tcW w:w="3200" w:type="dxa"/>
+          </w:tcPr>
+          <w:p>
+            <w:pPr>
+              <w:pStyle w:val="Compact"/>
+              <w:jc w:val="left"/>
+            </w:pPr>
+            <w:r>
+              <w:rPr>
+                <w:sz w:val="18"/>
+              </w:rPr>
+              <w:t xml:space="preserve">0.60</w:t>
+            </w:r>
+          </w:p>
+        </w:tc>
+        <w:tc>
+          <w:tcPr>
+            <w:tcW w:w="3200" w:type="dxa"/>
+          </w:tcPr>
+          <w:p>
+            <w:pPr>
+              <w:pStyle w:val="Compact"/>
+              <w:jc w:val="left"/>
+            </w:pPr>
+            <w:r>
+              <w:rPr>
+                <w:sz w:val="18"/>
+              </w:rPr>
+              <w:t xml:space="preserve">0.89</w:t>
+            </w:r>
+          </w:p>
+        </w:tc>
+        <w:tc>
+          <w:tcPr>
+            <w:tcW w:w="3200" w:type="dxa"/>
+          </w:tcPr>
+          <w:p>
+            <w:pPr>
+              <w:pStyle w:val="Compact"/>
+              <w:jc w:val="left"/>
+            </w:pPr>
+            <w:r>
+              <w:rPr>
+                <w:sz w:val="18"/>
+              </w:rPr>
+              <w:t xml:space="preserve">0.84</w:t>
+            </w:r>
+          </w:p>
+        </w:tc>
+      </w:tr>
+      <w:tr>
+        <w:tc>
+          <w:tcPr>
+            <w:tcW w:w="3200" w:type="dxa"/>
+          </w:tcPr>
+          <w:p>
+            <w:pPr>
+              <w:pStyle w:val="Compact"/>
+              <w:jc w:val="left"/>
+            </w:pPr>
+            <w:r>
+              <w:rPr>
+                <w:sz w:val="18"/>
+              </w:rPr>
+              <w:t xml:space="preserve">1.00</w:t>
+            </w:r>
+          </w:p>
+        </w:tc>
+        <w:tc>
+          <w:tcPr>
+            <w:tcW w:w="3200" w:type="dxa"/>
+          </w:tcPr>
+          <w:p>
+            <w:pPr>
+              <w:pStyle w:val="Compact"/>
+              <w:jc w:val="left"/>
+            </w:pPr>
+            <w:r>
+              <w:rPr>
+                <w:sz w:val="18"/>
+              </w:rPr>
+              <w:t xml:space="preserve">0.98</w:t>
+            </w:r>
+          </w:p>
+        </w:tc>
+        <w:tc>
+          <w:tcPr>
+            <w:tcW w:w="3200" w:type="dxa"/>
+          </w:tcPr>
+          <w:p>
+            <w:pPr>
+              <w:pStyle w:val="Compact"/>
+              <w:jc w:val="left"/>
+            </w:pPr>
+            <w:r>
+              <w:rPr>
+                <w:sz w:val="18"/>
+              </w:rPr>
+              <w:t xml:space="preserve">0.97</w:t>
+            </w:r>
+          </w:p>
+        </w:tc>
+      </w:tr>
+    </w:tbl>
+    <w:p>
+      <w:pPr>
+        <w:pStyle w:val="Compact"/>
+      </w:pPr>
+    </w:p>
+    <w:p>
+      <w:pPr>
+        <w:pStyle w:val="FirstParagraph"/>
+      </w:pPr>
+      <w:r>
+        <w:t xml:space="preserve">The gate rises as a ramp of 2 per ns until it is within </w:t>
+      </w:r>
+      <m:oMath>
+        <m:sSub>
+          <m:e>
+            <m:r>
+              <m:t xml:space="preserve">x</m:t>
+            </m:r>
+          </m:e>
+          <m:sub>
+            <m:r>
+              <m:t xml:space="preserve">l</m:t>
+            </m:r>
+            <m:r>
+              <m:t xml:space="preserve">i</m:t>
+            </m:r>
+            <m:r>
+              <m:t xml:space="preserve">n</m:t>
+            </m:r>
+          </m:sub>
+        </m:sSub>
+      </m:oMath>
+      <w:r>
+        <w:t xml:space="preserve"> of its rail and then approaches it exponentially. Nothing conducts until the gate passes 0.57, 0.29 ns after the step; the conducting fraction then rises quickly, because the map is steep just above its threshold.</w:t>
+      </w:r>
+    </w:p>
+    <w:p>
+      <w:pPr>
+        <w:pStyle w:val="CaptionedFigure"/>
+        <w:jc w:val="center"/>
+      </w:pPr>
+      <w:r>
+        <w:drawing>
+          <wp:inline distT="0" distB="0" distL="0" distR="0">
+            <wp:extent cx="5760720" cy="4371492"/>
+            <wp:docPr id="105" name="Figure 5"/>
+            <wp:cNvGraphicFramePr>
+              <a:graphicFrameLocks noChangeAspect="1"/>
+            </wp:cNvGraphicFramePr>
+            <a:graphic>
+              <a:graphicData uri="http://schemas.openxmlformats.org/drawingml/2006/picture">
+                <pic:pic>
+                  <pic:nvPicPr>
+                    <pic:cNvPr id="105" name="fig5.png"/>
+                    <pic:cNvPicPr/>
+                  </pic:nvPicPr>
+                  <pic:blipFill>
+                    <a:blip r:embed="rIdFig5"/>
+                    <a:stretch>
+                      <a:fillRect/>
+                    </a:stretch>
+                  </pic:blipFill>
+                  <pic:spPr>
+                    <a:xfrm>
+                      <a:off x="0" y="0"/>
+                      <a:ext cx="5760720" cy="4371492"/>
+                    </a:xfrm>
+                    <a:prstGeom prst="rect">
+                      <a:avLst/>
+                    </a:prstGeom>
+                  </pic:spPr>
+                </pic:pic>
+              </a:graphicData>
+            </a:graphic>
+          </wp:inline>
+        </w:drawing>
+      </w:r>
+    </w:p>
+    <w:p>
+      <w:pPr>
+        <w:pStyle w:val="ImageCaption"/>
+      </w:pPr>
+      <w:r>
+        <w:t xml:space="preserve">Fig. 5. Construction of the conducting fraction on ex2 (</w:t>
+      </w:r>
+      <m:oMath>
+        <m:r>
+          <m:t xml:space="preserve">K</m:t>
+        </m:r>
+        <m:r>
+          <m:rPr>
+            <m:sty m:val="p"/>
+          </m:rPr>
+          <m:t xml:space="preserve">=</m:t>
+        </m:r>
+        <m:r>
+          <m:rPr>
+            <m:sty m:val="p"/>
+          </m:rPr>
+          <m:t xml:space="preserve">3</m:t>
+        </m:r>
+      </m:oMath>
+      <w:r>
+        <w:t xml:space="preserve">, map shape (0.57, 0.64)). Left: the gate trajectory given by the stage law. Middle: the map (22); the dots are the gate values of the left panel at six instants. Right: the resulting </w:t>
+      </w:r>
+      <m:oMath>
+        <m:sSub>
+          <m:e>
+            <m:r>
+              <m:t xml:space="preserve">K</m:t>
+            </m:r>
+          </m:e>
+          <m:sub>
+            <m:r>
+              <m:t xml:space="preserve">u</m:t>
+            </m:r>
+          </m:sub>
+        </m:sSub>
+        <m:r>
+          <m:rPr>
+            <m:sty m:val="p"/>
+          </m:rPr>
+          <m:t xml:space="preserve">(</m:t>
+        </m:r>
+        <m:r>
+          <m:t xml:space="preserve">t</m:t>
+        </m:r>
+        <m:r>
+          <m:rPr>
+            <m:sty m:val="p"/>
+          </m:rPr>
+          <m:t xml:space="preserve">)</m:t>
+        </m:r>
+      </m:oMath>
+      <w:r>
+        <w:t xml:space="preserve">, normalized, with the same instants marked. (a)–(c) Full transition, with the parameters of the fit (26); in (c) the model is compared with the </w:t>
+      </w:r>
+      <m:oMath>
+        <m:sSub>
+          <m:e>
+            <m:r>
+              <m:t xml:space="preserve">K</m:t>
+            </m:r>
+          </m:e>
+          <m:sub>
+            <m:r>
+              <m:t xml:space="preserve">u</m:t>
+            </m:r>
+          </m:sub>
+        </m:sSub>
+        <m:r>
+          <m:rPr>
+            <m:sty m:val="p"/>
+          </m:rPr>
+          <m:t xml:space="preserve">(</m:t>
+        </m:r>
+        <m:r>
+          <m:t xml:space="preserve">t</m:t>
+        </m:r>
+        <m:r>
+          <m:rPr>
+            <m:sty m:val="p"/>
+          </m:rPr>
+          <m:t xml:space="preserve">)</m:t>
+        </m:r>
+      </m:oMath>
+      <w:r>
+        <w:t xml:space="preserve"> of the IBIS file, and this comparison is the fit of Section II-I. (d)–(f) An 810 ps input pulse, after calibration: the gate turns back at 0.74, the map is read only up to that level, and </w:t>
+      </w:r>
+      <m:oMath>
+        <m:sSub>
+          <m:e>
+            <m:r>
+              <m:t xml:space="preserve">K</m:t>
+            </m:r>
+          </m:e>
+          <m:sub>
+            <m:r>
+              <m:t xml:space="preserve">u</m:t>
+            </m:r>
+          </m:sub>
+        </m:sSub>
+      </m:oMath>
+      <w:r>
+        <w:t xml:space="preserve"> reaches 0.56.</w:t>
+      </w:r>
+    </w:p>
+    <w:p>
+      <w:pPr>
+        <w:pStyle w:val="BodyText"/>
+      </w:pPr>
+      <w:r>
+        <w:t xml:space="preserve">The top row of Fig. 5 is the situation the file records. The gate sweeps its full range, the whole map is read, and the result in (c) can be compared with the file. The stage parameters are adjusted until the two curves in (c) agree; the map is not changed in that process. The bottom row is the situation the file does not record. The input is cut short, the gate turns back before reaching its rail, and only the lower part of the map is read. The conducting fraction in (f) rises to 0.56 and returns to zero: a waveform that no table of the file contains, produced by the same two relations with no additional parameter.</w:t>
+      </w:r>
+    </w:p>
+    <w:p>
+      <w:pPr>
+        <w:pStyle w:val="BodyText"/>
+      </w:pPr>
+      <w:r>
+        <w:rPr>
+          <w:i/>
+        </w:rPr>
+        <w:t xml:space="preserve">From the conducting fraction to the pad.</w:t>
+      </w:r>
+      <w:r>
+        <w:t xml:space="preserve"> The current delivered to the die node is that of the existing converter:</w:t>
       </w:r>
     </w:p>
     <w:p>
@@ -10892,96 +12666,13 @@
         <w:pStyle w:val="BodyText"/>
       </w:pPr>
       <w:r>
-        <w:t xml:space="preserve">Equations (19)–(24) explain how a file that records only a complete transition is extended to short pulses. For a full transition the gate travels from 0 to 1 and (22) reproduces the file's </w:t>
-      </w:r>
-      <m:oMath>
-        <m:sSub>
-          <m:e>
-            <m:r>
-              <m:t xml:space="preserve">K</m:t>
-            </m:r>
-          </m:e>
-          <m:sub>
-            <m:r>
-              <m:t xml:space="preserve">u</m:t>
-            </m:r>
-          </m:sub>
-        </m:sSub>
-        <m:r>
-          <m:rPr>
-            <m:sty m:val="p"/>
-          </m:rPr>
-          <m:t xml:space="preserve">(</m:t>
-        </m:r>
-        <m:r>
-          <m:t xml:space="preserve">t</m:t>
-        </m:r>
-        <m:r>
-          <m:rPr>
-            <m:sty m:val="p"/>
-          </m:rPr>
-          <m:t xml:space="preserve">)</m:t>
-        </m:r>
-      </m:oMath>
-      <w:r>
-        <w:t xml:space="preserve"> to within the fit residual of Section II-I. For a truncated pulse the chain produces a gate trajectory that turns back partway (Fig. 4(b)); (22) reads </w:t>
-      </w:r>
-      <m:oMath>
-        <m:sSub>
-          <m:e>
-            <m:r>
-              <m:t xml:space="preserve">K</m:t>
-            </m:r>
-          </m:e>
-          <m:sub>
-            <m:r>
-              <m:t xml:space="preserve">u</m:t>
-            </m:r>
-          </m:sub>
-        </m:sSub>
-      </m:oMath>
-      <w:r>
-        <w:t xml:space="preserve"> off that trajectory, and (24) delivers a pad current that no table in the file contains.</w:t>
-      </w:r>
-    </w:p>
-    <w:p>
-      <w:pPr>
-        <w:pStyle w:val="BodyText"/>
-      </w:pPr>
-      <w:r>
-        <w:t xml:space="preserve">Equation (22) is also the origin of the identification problem of Section II-J. </w:t>
-      </w:r>
-      <m:oMath>
-        <m:sSub>
-          <m:e>
-            <m:r>
-              <m:t xml:space="preserve">K</m:t>
-            </m:r>
-          </m:e>
-          <m:sub>
-            <m:r>
-              <m:t xml:space="preserve">u</m:t>
-            </m:r>
-          </m:sub>
-        </m:sSub>
-        <m:r>
-          <m:rPr>
-            <m:sty m:val="p"/>
-          </m:rPr>
-          <m:t xml:space="preserve">(</m:t>
-        </m:r>
-        <m:r>
-          <m:t xml:space="preserve">t</m:t>
-        </m:r>
-        <m:r>
-          <m:rPr>
-            <m:sty m:val="p"/>
-          </m:rPr>
-          <m:t xml:space="preserve">)</m:t>
-        </m:r>
-      </m:oMath>
-      <w:r>
-        <w:t xml:space="preserve"> is a composition of a map and a trajectory: for any monotone trajectory </w:t>
+        <w:rPr>
+          <w:i/>
+        </w:rPr>
+        <w:t xml:space="preserve">The ambiguity this creates.</w:t>
+      </w:r>
+      <w:r>
+        <w:t xml:space="preserve"> In Fig. 5(c) only the composition of the two relations is tested. For any monotone trajectory </w:t>
       </w:r>
       <m:oMath>
         <m:r>
@@ -11077,7 +12768,7 @@
         </m:r>
       </m:oMath>
       <w:r>
-        <w:t xml:space="preserve"> exactly. A complete transition therefore fixes the composition and says nothing about its two factors, whereas a truncated pulse depends on the factors separately, because where the gate turns back depends on how fast it was moving. The stage law restricts the admissible trajectories to those a cascade of current-limited stages can produce; the map shape must be fixed before the stage parameters are fitted, otherwise (19) and (22) trade off against each other.</w:t>
+        <w:t xml:space="preserve"> exactly, so a faster gate with a later-starting map, or a slower gate with an earlier one, fits the file equally well. The two differ under a truncated pulse, because where the gate turns back depends on how fast it was moving. The stage law restricts the admissible trajectories to those a cascade of current-limited stages can produce, and the map shape is held fixed while the stage parameters are fitted, otherwise (19) and (22) trade off against each other. What remains undetermined is the subject of Section II-J.</w:t>
       </w:r>
     </w:p>
     <w:p>
@@ -12090,7 +13781,7 @@
         <w:drawing>
           <wp:inline distT="0" distB="0" distL="0" distR="0">
             <wp:extent cx="5486400" cy="2753103"/>
-            <wp:docPr id="105" name="Figure 5"/>
+            <wp:docPr id="106" name="Figure 6"/>
             <wp:cNvGraphicFramePr>
               <a:graphicFrameLocks noChangeAspect="1"/>
             </wp:cNvGraphicFramePr>
@@ -12098,11 +13789,11 @@
               <a:graphicData uri="http://schemas.openxmlformats.org/drawingml/2006/picture">
                 <pic:pic>
                   <pic:nvPicPr>
-                    <pic:cNvPr id="105" name="fig5.png"/>
+                    <pic:cNvPr id="106" name="fig6.png"/>
                     <pic:cNvPicPr/>
                   </pic:nvPicPr>
                   <pic:blipFill>
-                    <a:blip r:embed="rIdFig5"/>
+                    <a:blip r:embed="rIdFig6"/>
                     <a:stretch>
                       <a:fillRect/>
                     </a:stretch>
@@ -12128,7 +13819,7 @@
         <w:pStyle w:val="ImageCaption"/>
       </w:pPr>
       <w:r>
-        <w:t xml:space="preserve">Fig. 5. Result of the fit (26) with </w:t>
+        <w:t xml:space="preserve">Fig. 6. Result of the fit (26) with </w:t>
       </w:r>
       <m:oMath>
         <m:sSub>
@@ -12505,7 +14196,7 @@
         </m:r>
       </m:oMath>
       <w:r>
-        <w:t xml:space="preserve"> at a residual of 0.023 (Fig. 5(a)). Three numbers are fitted, to a curve that the file already contains; no stressed data is used in this step.</w:t>
+        <w:t xml:space="preserve"> at a residual of 0.023 (Fig. 6(a)). Three numbers are fitted, to a curve that the file already contains; no stressed data is used in this step.</w:t>
       </w:r>
     </w:p>
     <w:p>
@@ -12521,7 +14212,7 @@
         <w:pStyle w:val="FirstParagraph"/>
       </w:pPr>
       <w:r>
-        <w:t xml:space="preserve">The fit (26) determines the rates well and the structure poorly. Table IV and Fig. 6 give its residual as a function of the stage count for three of the twelve test buffers, each </w:t>
+        <w:t xml:space="preserve">The fit (26) determines the rates well and the structure poorly. Table VI and Fig. 7 give its residual as a function of the stage count for three of the twelve test buffers, each </w:t>
       </w:r>
       <m:oMath>
         <m:r>
@@ -12537,7 +14228,7 @@
         <w:pStyle w:val="TableCaption"/>
       </w:pPr>
       <w:r>
-        <w:t xml:space="preserve">Table IV: Residual of the fit (26) in the </w:t>
+        <w:t xml:space="preserve">Table VI: Residual of the fit (26) in the </w:t>
       </w:r>
       <m:oMath>
         <m:sSub>
@@ -13445,1553 +15136,6 @@
         <w:drawing>
           <wp:inline distT="0" distB="0" distL="0" distR="0">
             <wp:extent cx="5120640" cy="2173215"/>
-            <wp:docPr id="106" name="Figure 6"/>
-            <wp:cNvGraphicFramePr>
-              <a:graphicFrameLocks noChangeAspect="1"/>
-            </wp:cNvGraphicFramePr>
-            <a:graphic>
-              <a:graphicData uri="http://schemas.openxmlformats.org/drawingml/2006/picture">
-                <pic:pic>
-                  <pic:nvPicPr>
-                    <pic:cNvPr id="106" name="fig6.png"/>
-                    <pic:cNvPicPr/>
-                  </pic:nvPicPr>
-                  <pic:blipFill>
-                    <a:blip r:embed="rIdFig6"/>
-                    <a:stretch>
-                      <a:fillRect/>
-                    </a:stretch>
-                  </pic:blipFill>
-                  <pic:spPr>
-                    <a:xfrm>
-                      <a:off x="0" y="0"/>
-                      <a:ext cx="5120640" cy="2173215"/>
-                    </a:xfrm>
-                    <a:prstGeom prst="rect">
-                      <a:avLst/>
-                    </a:prstGeom>
-                  </pic:spPr>
-                </pic:pic>
-              </a:graphicData>
-            </a:graphic>
-          </wp:inline>
-        </w:drawing>
-      </w:r>
-    </w:p>
-    <w:p>
-      <w:pPr>
-        <w:pStyle w:val="ImageCaption"/>
-      </w:pPr>
-      <w:r>
-        <w:t xml:space="preserve">Fig. 6. Residual of (26) against stage count for the thirteen predriver chains of the twelve test buffers (io_buf has two). Circles mark the netlist stage count; the thick segments mark the band (27).</w:t>
-      </w:r>
-    </w:p>
-    <w:p>
-      <w:pPr>
-        <w:pStyle w:val="BodyText"/>
-      </w:pPr>
-      <w:r>
-        <w:t xml:space="preserve">Two features are evident. First, </w:t>
-      </w:r>
-      <m:oMath>
-        <m:r>
-          <m:t xml:space="preserve">K</m:t>
-        </m:r>
-        <m:r>
-          <m:rPr>
-            <m:sty m:val="p"/>
-          </m:rPr>
-          <m:t xml:space="preserve">=</m:t>
-        </m:r>
-        <m:r>
-          <m:rPr>
-            <m:sty m:val="p"/>
-          </m:rPr>
-          <m:t xml:space="preserve">1</m:t>
-        </m:r>
-      </m:oMath>
-      <w:r>
-        <w:t xml:space="preserve"> fails on ex2 and inv_chain: a single stage cannot produce the required delay together with the required edge rate, so the full swing does constrain the rate. Second, beyond that the residual is flat: on ex2, </w:t>
-      </w:r>
-      <m:oMath>
-        <m:r>
-          <m:t xml:space="preserve">K</m:t>
-        </m:r>
-        <m:r>
-          <m:rPr>
-            <m:sty m:val="p"/>
-          </m:rPr>
-          <m:t xml:space="preserve">=</m:t>
-        </m:r>
-        <m:r>
-          <m:rPr>
-            <m:sty m:val="p"/>
-          </m:rPr>
-          <m:t xml:space="preserve">3</m:t>
-        </m:r>
-      </m:oMath>
-      <w:r>
-        <w:t xml:space="preserve"> to 6 lie within 0.002 of each other and the minimum is at </w:t>
-      </w:r>
-      <m:oMath>
-        <m:r>
-          <m:t xml:space="preserve">K</m:t>
-        </m:r>
-        <m:r>
-          <m:rPr>
-            <m:sty m:val="p"/>
-          </m:rPr>
-          <m:t xml:space="preserve">=</m:t>
-        </m:r>
-        <m:r>
-          <m:rPr>
-            <m:sty m:val="p"/>
-          </m:rPr>
-          <m:t xml:space="preserve">5</m:t>
-        </m:r>
-      </m:oMath>
-      <w:r>
-        <w:t xml:space="preserve"> although the netlist has three stages; on inv_chain, </w:t>
-      </w:r>
-      <m:oMath>
-        <m:r>
-          <m:t xml:space="preserve">K</m:t>
-        </m:r>
-        <m:r>
-          <m:rPr>
-            <m:sty m:val="p"/>
-          </m:rPr>
-          <m:t xml:space="preserve">=</m:t>
-        </m:r>
-        <m:r>
-          <m:rPr>
-            <m:sty m:val="p"/>
-          </m:rPr>
-          <m:t xml:space="preserve">6</m:t>
-        </m:r>
-      </m:oMath>
-      <w:r>
-        <w:t xml:space="preserve"> to 9 differ in the fourth decimal. The margin between the best and the second-best </w:t>
-      </w:r>
-      <m:oMath>
-        <m:r>
-          <m:t xml:space="preserve">K</m:t>
-        </m:r>
-      </m:oMath>
-      <w:r>
-        <w:t xml:space="preserve"> is at most 0.0007 on twelve of the thirteen chains. Only io_buf's pull-up, which is a single stage, has a distinct minimum (margin 0.0088). This is the composition degeneracy of Section II-H in numbers.</w:t>
-      </w:r>
-    </w:p>
-    <w:p>
-      <w:pPr>
-        <w:pStyle w:val="BodyText"/>
-      </w:pPr>
-      <w:r>
-        <w:t xml:space="preserve">The same holds for the other quantities that act only under partial drive. </w:t>
-      </w:r>
-      <w:r>
-        <w:rPr>
-          <w:i/>
-        </w:rPr>
-        <w:t xml:space="preserve">The threshold:</w:t>
-      </w:r>
-      <w:r>
-        <w:t xml:space="preserve"> the fitted </w:t>
-      </w:r>
-      <m:oMath>
-        <m:sSub>
-          <m:e>
-            <m:r>
-              <m:t xml:space="preserve">v</m:t>
-            </m:r>
-          </m:e>
-          <m:sub>
-            <m:r>
-              <m:t xml:space="preserve">t</m:t>
-            </m:r>
-          </m:sub>
-        </m:sSub>
-      </m:oMath>
-      <w:r>
-        <w:t xml:space="preserve"> of ex2 is 0.029 in one fitting pass (</w:t>
-      </w:r>
-      <m:oMath>
-        <m:r>
-          <m:t xml:space="preserve">K</m:t>
-        </m:r>
-        <m:r>
-          <m:rPr>
-            <m:sty m:val="p"/>
-          </m:rPr>
-          <m:t xml:space="preserve">=</m:t>
-        </m:r>
-        <m:r>
-          <m:rPr>
-            <m:sty m:val="p"/>
-          </m:rPr>
-          <m:t xml:space="preserve">6</m:t>
-        </m:r>
-      </m:oMath>
-      <w:r>
-        <w:t xml:space="preserve">) and 0.528 in another (</w:t>
-      </w:r>
-      <m:oMath>
-        <m:r>
-          <m:t xml:space="preserve">K</m:t>
-        </m:r>
-        <m:r>
-          <m:rPr>
-            <m:sty m:val="p"/>
-          </m:rPr>
-          <m:t xml:space="preserve">=</m:t>
-        </m:r>
-        <m:r>
-          <m:rPr>
-            <m:sty m:val="p"/>
-          </m:rPr>
-          <m:t xml:space="preserve">3</m:t>
-        </m:r>
-      </m:oMath>
-      <w:r>
-        <w:t xml:space="preserve">) that differs in </w:t>
-      </w:r>
-      <m:oMath>
-        <m:sSub>
-          <m:e>
-            <m:r>
-              <m:t xml:space="preserve">C</m:t>
-            </m:r>
-          </m:e>
-          <m:sub>
-            <m:r>
-              <m:t xml:space="preserve">c</m:t>
-            </m:r>
-            <m:r>
-              <m:t xml:space="preserve">o</m:t>
-            </m:r>
-            <m:r>
-              <m:t xml:space="preserve">m</m:t>
-            </m:r>
-            <m:r>
-              <m:t xml:space="preserve">p</m:t>
-            </m:r>
-          </m:sub>
-        </m:sSub>
-      </m:oMath>
-      <w:r>
-        <w:t xml:space="preserve"> and map shape, at residuals of 0.0202 and 0.0233. </w:t>
-      </w:r>
-      <w:r>
-        <w:rPr>
-          <w:i/>
-        </w:rPr>
-        <w:t xml:space="preserve">The exponent:</w:t>
-      </w:r>
-      <w:r>
-        <w:t xml:space="preserve"> at full swing each stage input dwells at the rail, where (17) does not depend on </w:t>
-      </w:r>
-      <m:oMath>
-        <m:r>
-          <m:t xml:space="preserve">p</m:t>
-        </m:r>
-      </m:oMath>
-      <w:r>
-        <w:t xml:space="preserve">; in fits of the individual probed stages every </w:t>
-      </w:r>
-      <m:oMath>
-        <m:r>
-          <m:t xml:space="preserve">p</m:t>
-        </m:r>
-      </m:oMath>
-      <w:r>
-        <w:t xml:space="preserve"> between 1 and 2 reaches a residual of 0.002–0.007. </w:t>
-      </w:r>
-      <w:r>
-        <w:rPr>
-          <w:i/>
-        </w:rPr>
-        <w:t xml:space="preserve">The saturation boundary:</w:t>
-      </w:r>
-      <w:r>
-        <w:t xml:space="preserve"> if </w:t>
-      </w:r>
-      <m:oMath>
-        <m:sSub>
-          <m:e>
-            <m:r>
-              <m:t xml:space="preserve">x</m:t>
-            </m:r>
-          </m:e>
-          <m:sub>
-            <m:r>
-              <m:t xml:space="preserve">l</m:t>
-            </m:r>
-            <m:r>
-              <m:t xml:space="preserve">i</m:t>
-            </m:r>
-            <m:r>
-              <m:t xml:space="preserve">n</m:t>
-            </m:r>
-          </m:sub>
-        </m:sSub>
-      </m:oMath>
-      <w:r>
-        <w:t xml:space="preserve"> is left free in (26) it settles at 0.206 on ex2 and 0.135 on inv_chain, less than half the measured </w:t>
-      </w:r>
-      <m:oMath>
-        <m:sSub>
-          <m:e>
-            <m:r>
-              <m:t xml:space="preserve">x</m:t>
-            </m:r>
-          </m:e>
-          <m:sub>
-            <m:r>
-              <m:rPr>
-                <m:sty m:val="p"/>
-              </m:rPr>
-              <m:t xml:space="preserve">0</m:t>
-            </m:r>
-          </m:sub>
-        </m:sSub>
-      </m:oMath>
-      <w:r>
-        <w:t xml:space="preserve"> of Table II, and replacing (18) by the drive-dependent boundary of (15) changes the residual by about 1 % on ex2 and not at all on inv_chain. The file cannot distinguish these alternatives, which is why </w:t>
-      </w:r>
-      <m:oMath>
-        <m:sSub>
-          <m:e>
-            <m:r>
-              <m:t xml:space="preserve">x</m:t>
-            </m:r>
-          </m:e>
-          <m:sub>
-            <m:r>
-              <m:t xml:space="preserve">l</m:t>
-            </m:r>
-            <m:r>
-              <m:t xml:space="preserve">i</m:t>
-            </m:r>
-            <m:r>
-              <m:t xml:space="preserve">n</m:t>
-            </m:r>
-          </m:sub>
-        </m:sSub>
-      </m:oMath>
-      <w:r>
-        <w:t xml:space="preserve"> and </w:t>
-      </w:r>
-      <m:oMath>
-        <m:r>
-          <m:t xml:space="preserve">p</m:t>
-        </m:r>
-      </m:oMath>
-      <w:r>
-        <w:t xml:space="preserve"> are fixed in Table III rather than fitted.</w:t>
-      </w:r>
-    </w:p>
-    <w:p>
-      <w:pPr>
-        <w:pStyle w:val="BodyText"/>
-      </w:pPr>
-      <w:r>
-        <w:t xml:space="preserve">A fit with every stage free is worse than uninformative. On ex2 with </w:t>
-      </w:r>
-      <m:oMath>
-        <m:r>
-          <m:t xml:space="preserve">K</m:t>
-        </m:r>
-        <m:r>
-          <m:rPr>
-            <m:sty m:val="p"/>
-          </m:rPr>
-          <m:t xml:space="preserve">=</m:t>
-        </m:r>
-        <m:r>
-          <m:rPr>
-            <m:sty m:val="p"/>
-          </m:rPr>
-          <m:t xml:space="preserve">2</m:t>
-        </m:r>
-      </m:oMath>
-      <w:r>
-        <w:t xml:space="preserve"> and all eight parameters free, the full-swing residual against the probed gate falls to 0.0046, below the 0.0066 of the identical-stage fit with the correct </w:t>
-      </w:r>
-      <m:oMath>
-        <m:r>
-          <m:t xml:space="preserve">K</m:t>
-        </m:r>
-        <m:r>
-          <m:rPr>
-            <m:sty m:val="p"/>
-          </m:rPr>
-          <m:t xml:space="preserve">=</m:t>
-        </m:r>
-        <m:r>
-          <m:rPr>
-            <m:sty m:val="p"/>
-          </m:rPr>
-          <m:t xml:space="preserve">3</m:t>
-        </m:r>
-      </m:oMath>
-      <w:r>
-        <w:t xml:space="preserve">; it achieves this with one very slow stage and one fast one, and such a chain extinguishes short pulses: it predicts a stressed gate peak of 0.228 where 0.758 is measured. Sharing one parameter set among the stages (A3) removes this solution and leaves </w:t>
-      </w:r>
-      <m:oMath>
-        <m:r>
-          <m:t xml:space="preserve">K</m:t>
-        </m:r>
-      </m:oMath>
-      <w:r>
-        <w:t xml:space="preserve"> as the single structural unknown.</w:t>
-      </w:r>
-    </w:p>
-    <w:p>
-      <w:pPr>
-        <w:pStyle w:val="BodyText"/>
-      </w:pPr>
-      <w:r>
-        <w:t xml:space="preserve">The procedure therefore keeps a band of stage counts instead of a point estimate:</w:t>
-      </w:r>
-    </w:p>
-    <w:p>
-      <w:pPr>
-        <w:pStyle w:val="BodyText"/>
-      </w:pPr>
-      <m:oMathPara>
-        <m:oMathParaPr>
-          <m:jc m:val="center"/>
-        </m:oMathParaPr>
-        <m:oMath>
-          <m:r>
-            <m:rPr>
-              <m:nor/>
-            </m:rPr>
-            <m:t xml:space="preserve">band</m:t>
-          </m:r>
-          <m:r>
-            <m:rPr>
-              <m:sty m:val="p"/>
-            </m:rPr>
-            <m:t xml:space="preserve">=</m:t>
-          </m:r>
-          <m:r>
-            <m:rPr>
-              <m:nor/>
-            </m:rPr>
-            <m:t xml:space="preserve">the three smallest</m:t>
-          </m:r>
-          <m:r>
-            <m:rPr>
-              <m:sty m:val="p"/>
-            </m:rPr>
-            <m:t xml:space="preserve"> </m:t>
-          </m:r>
-          <m:r>
-            <m:t xml:space="preserve">K</m:t>
-          </m:r>
-          <m:r>
-            <m:rPr>
-              <m:sty m:val="p"/>
-            </m:rPr>
-            <m:t xml:space="preserve"> </m:t>
-          </m:r>
-          <m:r>
-            <m:rPr>
-              <m:nor/>
-            </m:rPr>
-            <m:t xml:space="preserve">with</m:t>
-          </m:r>
-          <m:r>
-            <m:rPr>
-              <m:sty m:val="p"/>
-            </m:rPr>
-            <m:t xml:space="preserve"> </m:t>
-          </m:r>
-          <m:r>
-            <m:rPr>
-              <m:sty m:val="p"/>
-            </m:rPr>
-            <m:t xml:space="preserve">rms</m:t>
-          </m:r>
-          <m:r>
-            <m:rPr>
-              <m:sty m:val="p"/>
-            </m:rPr>
-            <m:t xml:space="preserve">(</m:t>
-          </m:r>
-          <m:r>
-            <m:t xml:space="preserve">K</m:t>
-          </m:r>
-          <m:r>
-            <m:rPr>
-              <m:sty m:val="p"/>
-            </m:rPr>
-            <m:t xml:space="preserve">)</m:t>
-          </m:r>
-          <m:r>
-            <m:t xml:space="preserve">≤</m:t>
-          </m:r>
-          <m:r>
-            <m:rPr>
-              <m:sty m:val="p"/>
-            </m:rPr>
-            <m:t xml:space="preserve">1</m:t>
-          </m:r>
-          <m:r>
-            <m:rPr>
-              <m:sty m:val="p"/>
-            </m:rPr>
-            <m:t xml:space="preserve">.</m:t>
-          </m:r>
-          <m:r>
-            <m:rPr>
-              <m:sty m:val="p"/>
-            </m:rPr>
-            <m:t xml:space="preserve">2</m:t>
-          </m:r>
-          <m:r>
-            <m:rPr>
-              <m:sty m:val="p"/>
-            </m:rPr>
-            <m:t xml:space="preserve">5</m:t>
-          </m:r>
-          <m:r>
-            <m:rPr>
-              <m:sty m:val="p"/>
-            </m:rPr>
-            <m:t xml:space="preserve"> </m:t>
-          </m:r>
-          <m:sSub>
-            <m:e>
-              <m:r>
-                <m:rPr>
-                  <m:sty m:val="p"/>
-                </m:rPr>
-                <m:t xml:space="preserve">min</m:t>
-              </m:r>
-            </m:e>
-            <m:sub>
-              <m:r>
-                <m:t xml:space="preserve">K</m:t>
-              </m:r>
-              <m:r>
-                <m:rPr>
-                  <m:sty m:val="p"/>
-                </m:rPr>
-                <m:t xml:space="preserve">'</m:t>
-              </m:r>
-            </m:sub>
-          </m:sSub>
-          <m:r>
-            <m:rPr>
-              <m:sty m:val="p"/>
-            </m:rPr>
-            <m:t xml:space="preserve"> </m:t>
-          </m:r>
-          <m:r>
-            <m:rPr>
-              <m:sty m:val="p"/>
-            </m:rPr>
-            <m:t xml:space="preserve">rms</m:t>
-          </m:r>
-          <m:r>
-            <m:rPr>
-              <m:sty m:val="p"/>
-            </m:rPr>
-            <m:t xml:space="preserve">(</m:t>
-          </m:r>
-          <m:r>
-            <m:t xml:space="preserve">K</m:t>
-          </m:r>
-          <m:r>
-            <m:rPr>
-              <m:sty m:val="p"/>
-            </m:rPr>
-            <m:t xml:space="preserve">'</m:t>
-          </m:r>
-          <m:r>
-            <m:rPr>
-              <m:sty m:val="p"/>
-            </m:rPr>
-            <m:t xml:space="preserve">)</m:t>
-          </m:r>
-          <m:r>
-            <m:rPr>
-              <m:sty m:val="p"/>
-            </m:rPr>
-            <m:t xml:space="preserve">  (27)</m:t>
-          </m:r>
-        </m:oMath>
-      </m:oMathPara>
-    </w:p>
-    <w:p>
-      <w:pPr>
-        <w:pStyle w:val="FirstParagraph"/>
-      </w:pPr>
-      <w:r>
-        <w:t xml:space="preserve">On the twelve test buffers the band contains the netlist stage count in every case. The tolerance of 25 % and the band width of three were chosen on these same buffers, so this is a property of the rule as tuned and not an independent validation.</w:t>
-      </w:r>
-    </w:p>
-    <w:p>
-      <w:pPr>
-        <w:pStyle w:val="Heading2"/>
-      </w:pPr>
-      <w:r>
-        <w:t xml:space="preserve">K. Steps 2–4: the single stressed measurement</w:t>
-      </w:r>
-    </w:p>
-    <w:p>
-      <w:pPr>
-        <w:pStyle w:val="FirstParagraph"/>
-      </w:pPr>
-      <w:r>
-        <w:t xml:space="preserve">What the file cannot determine is settled by one measurement that the file does not contain: the pad voltage for a single short pulse into a known load. In the tests below the pulse is the one that reaches about 50 % of the buffer's settled swing into a 50 Ω, 2 pF load, and the measurement is a transistor-level simulation of the buffer. The measurement is used twice.</w:t>
-      </w:r>
-    </w:p>
-    <w:p>
-      <w:pPr>
-        <w:pStyle w:val="BodyText"/>
-      </w:pPr>
-      <w:r>
-        <w:rPr>
-          <w:i/>
-        </w:rPr>
-        <w:t xml:space="preserve">Candidates (step 2).</w:t>
-      </w:r>
-      <w:r>
-        <w:t xml:space="preserve"> The band (27) supplies three stage counts. The map shape, the other factor of the composition, is taken from three shapes, </w:t>
-      </w:r>
-      <m:oMath>
-        <m:r>
-          <m:rPr>
-            <m:sty m:val="p"/>
-          </m:rPr>
-          <m:t xml:space="preserve">(</m:t>
-        </m:r>
-        <m:sSub>
-          <m:e>
-            <m:r>
-              <m:t xml:space="preserve">v</m:t>
-            </m:r>
-          </m:e>
-          <m:sub>
-            <m:r>
-              <m:t xml:space="preserve">t</m:t>
-            </m:r>
-            <m:r>
-              <m:rPr>
-                <m:sty m:val="p"/>
-              </m:rPr>
-              <m:t xml:space="preserve">,</m:t>
-            </m:r>
-            <m:r>
-              <m:t xml:space="preserve">m</m:t>
-            </m:r>
-            <m:r>
-              <m:t xml:space="preserve">a</m:t>
-            </m:r>
-            <m:r>
-              <m:t xml:space="preserve">p</m:t>
-            </m:r>
-          </m:sub>
-        </m:sSub>
-        <m:r>
-          <m:rPr>
-            <m:sty m:val="p"/>
-          </m:rPr>
-          <m:t xml:space="preserve">,</m:t>
-        </m:r>
-        <m:r>
-          <m:t xml:space="preserve">a</m:t>
-        </m:r>
-        <m:r>
-          <m:rPr>
-            <m:sty m:val="p"/>
-          </m:rPr>
-          <m:t xml:space="preserve">)</m:t>
-        </m:r>
-        <m:r>
-          <m:t xml:space="preserve">∈</m:t>
-        </m:r>
-      </m:oMath>
-      <w:r>
-        <w:t xml:space="preserve"> {(0.50, 0.70), (0.40, 0.60), (0.40, 0.90)}. Each of the nine candidates has its own fit (26).</w:t>
-      </w:r>
-    </w:p>
-    <w:p>
-      <w:pPr>
-        <w:pStyle w:val="BodyText"/>
-      </w:pPr>
-      <w:r>
-        <w:rPr>
-          <w:i/>
-        </w:rPr>
-        <w:t xml:space="preserve">Calibration of the threshold (step 3).</w:t>
-      </w:r>
-      <w:r>
-        <w:t xml:space="preserve"> For each candidate, with </w:t>
-      </w:r>
-      <m:oMath>
-        <m:acc>
-          <m:accPr>
-            <m:chr m:val="̂"/>
-          </m:accPr>
-          <m:e>
-            <m:r>
-              <m:t xml:space="preserve">V</m:t>
-            </m:r>
-          </m:e>
-        </m:acc>
-      </m:oMath>
-      <w:r>
-        <w:t xml:space="preserve"> the measured peak of the pad voltage, define the peak error</w:t>
-      </w:r>
-    </w:p>
-    <w:p>
-      <w:pPr>
-        <w:pStyle w:val="BodyText"/>
-      </w:pPr>
-      <m:oMathPara>
-        <m:oMathParaPr>
-          <m:jc m:val="center"/>
-        </m:oMathParaPr>
-        <m:oMath>
-          <m:r>
-            <m:t xml:space="preserve">e</m:t>
-          </m:r>
-          <m:r>
-            <m:rPr>
-              <m:sty m:val="p"/>
-            </m:rPr>
-            <m:t xml:space="preserve">(</m:t>
-          </m:r>
-          <m:sSub>
-            <m:e>
-              <m:r>
-                <m:t xml:space="preserve">v</m:t>
-              </m:r>
-            </m:e>
-            <m:sub>
-              <m:r>
-                <m:t xml:space="preserve">t</m:t>
-              </m:r>
-            </m:sub>
-          </m:sSub>
-          <m:r>
-            <m:rPr>
-              <m:sty m:val="p"/>
-            </m:rPr>
-            <m:t xml:space="preserve">)</m:t>
-          </m:r>
-          <m:r>
-            <m:t xml:space="preserve">≜</m:t>
-          </m:r>
-          <m:f>
-            <m:num>
-              <m:sSub>
-                <m:e>
-                  <m:r>
-                    <m:rPr>
-                      <m:sty m:val="p"/>
-                    </m:rPr>
-                    <m:t xml:space="preserve">max</m:t>
-                  </m:r>
-                </m:e>
-                <m:sub>
-                  <m:r>
-                    <m:t xml:space="preserve">t</m:t>
-                  </m:r>
-                </m:sub>
-              </m:sSub>
-              <m:sSubSup>
-                <m:e>
-                  <m:r>
-                    <m:t xml:space="preserve">V</m:t>
-                  </m:r>
-                </m:e>
-                <m:sub>
-                  <m:r>
-                    <m:t xml:space="preserve">p</m:t>
-                  </m:r>
-                  <m:r>
-                    <m:t xml:space="preserve">a</m:t>
-                  </m:r>
-                  <m:r>
-                    <m:t xml:space="preserve">d</m:t>
-                  </m:r>
-                </m:sub>
-                <m:sup>
-                  <m:r>
-                    <m:t xml:space="preserve">m</m:t>
-                  </m:r>
-                  <m:r>
-                    <m:t xml:space="preserve">o</m:t>
-                  </m:r>
-                  <m:r>
-                    <m:t xml:space="preserve">d</m:t>
-                  </m:r>
-                  <m:r>
-                    <m:t xml:space="preserve">e</m:t>
-                  </m:r>
-                  <m:r>
-                    <m:t xml:space="preserve">l</m:t>
-                  </m:r>
-                </m:sup>
-              </m:sSubSup>
-              <m:r>
-                <m:rPr>
-                  <m:sty m:val="p"/>
-                </m:rPr>
-                <m:t xml:space="preserve">(</m:t>
-              </m:r>
-              <m:r>
-                <m:t xml:space="preserve">t</m:t>
-              </m:r>
-              <m:r>
-                <m:rPr>
-                  <m:sty m:val="p"/>
-                </m:rPr>
-                <m:t xml:space="preserve">;</m:t>
-              </m:r>
-              <m:sSub>
-                <m:e>
-                  <m:r>
-                    <m:t xml:space="preserve">v</m:t>
-                  </m:r>
-                </m:e>
-                <m:sub>
-                  <m:r>
-                    <m:t xml:space="preserve">t</m:t>
-                  </m:r>
-                </m:sub>
-              </m:sSub>
-              <m:r>
-                <m:rPr>
-                  <m:sty m:val="p"/>
-                </m:rPr>
-                <m:t xml:space="preserve">)</m:t>
-              </m:r>
-              <m:r>
-                <m:rPr>
-                  <m:sty m:val="p"/>
-                </m:rPr>
-                <m:t xml:space="preserve">−</m:t>
-              </m:r>
-              <m:acc>
-                <m:accPr>
-                  <m:chr m:val="̂"/>
-                </m:accPr>
-                <m:e>
-                  <m:r>
-                    <m:t xml:space="preserve">V</m:t>
-                  </m:r>
-                </m:e>
-              </m:acc>
-            </m:num>
-            <m:den>
-              <m:acc>
-                <m:accPr>
-                  <m:chr m:val="̂"/>
-                </m:accPr>
-                <m:e>
-                  <m:r>
-                    <m:t xml:space="preserve">V</m:t>
-                  </m:r>
-                </m:e>
-              </m:acc>
-            </m:den>
-          </m:f>
-          <m:r>
-            <m:rPr>
-              <m:sty m:val="p"/>
-            </m:rPr>
-            <m:t xml:space="preserve">,</m:t>
-          </m:r>
-          <m:r>
-            <m:rPr>
-              <m:sty m:val="p"/>
-            </m:rPr>
-            <m:t xml:space="preserve"> </m:t>
-          </m:r>
-          <m:r>
-            <m:t xml:space="preserve">e</m:t>
-          </m:r>
-          <m:r>
-            <m:rPr>
-              <m:sty m:val="p"/>
-            </m:rPr>
-            <m:t xml:space="preserve">(</m:t>
-          </m:r>
-          <m:sSubSup>
-            <m:e>
-              <m:r>
-                <m:t xml:space="preserve">v</m:t>
-              </m:r>
-            </m:e>
-            <m:sub>
-              <m:r>
-                <m:t xml:space="preserve">t</m:t>
-              </m:r>
-            </m:sub>
-            <m:sup>
-              <m:r>
-                <m:t xml:space="preserve">c</m:t>
-              </m:r>
-              <m:r>
-                <m:t xml:space="preserve">a</m:t>
-              </m:r>
-              <m:r>
-                <m:t xml:space="preserve">l</m:t>
-              </m:r>
-            </m:sup>
-          </m:sSubSup>
-          <m:r>
-            <m:rPr>
-              <m:sty m:val="p"/>
-            </m:rPr>
-            <m:t xml:space="preserve">)</m:t>
-          </m:r>
-          <m:r>
-            <m:rPr>
-              <m:sty m:val="p"/>
-            </m:rPr>
-            <m:t xml:space="preserve">=</m:t>
-          </m:r>
-          <m:r>
-            <m:rPr>
-              <m:sty m:val="p"/>
-            </m:rPr>
-            <m:t xml:space="preserve">0</m:t>
-          </m:r>
-          <m:r>
-            <m:rPr>
-              <m:sty m:val="p"/>
-            </m:rPr>
-            <m:t xml:space="preserve">  (28)</m:t>
-          </m:r>
-        </m:oMath>
-      </m:oMathPara>
-    </w:p>
-    <w:p>
-      <w:pPr>
-        <w:pStyle w:val="FirstParagraph"/>
-      </w:pPr>
-      <w:r>
-        <w:t xml:space="preserve">and solve </w:t>
-      </w:r>
-      <m:oMath>
-        <m:r>
-          <m:t xml:space="preserve">e</m:t>
-        </m:r>
-        <m:r>
-          <m:rPr>
-            <m:sty m:val="p"/>
-          </m:rPr>
-          <m:t xml:space="preserve">=</m:t>
-        </m:r>
-        <m:r>
-          <m:rPr>
-            <m:sty m:val="p"/>
-          </m:rPr>
-          <m:t xml:space="preserve">0</m:t>
-        </m:r>
-      </m:oMath>
-      <w:r>
-        <w:t xml:space="preserve"> for </w:t>
-      </w:r>
-      <m:oMath>
-        <m:sSub>
-          <m:e>
-            <m:r>
-              <m:t xml:space="preserve">v</m:t>
-            </m:r>
-          </m:e>
-          <m:sub>
-            <m:r>
-              <m:t xml:space="preserve">t</m:t>
-            </m:r>
-          </m:sub>
-        </m:sSub>
-      </m:oMath>
-      <w:r>
-        <w:t xml:space="preserve"> by bisection on </w:t>
-      </w:r>
-      <m:oMath>
-        <m:r>
-          <m:rPr>
-            <m:sty m:val="p"/>
-          </m:rPr>
-          <m:t xml:space="preserve">[</m:t>
-        </m:r>
-        <m:r>
-          <m:rPr>
-            <m:sty m:val="p"/>
-          </m:rPr>
-          <m:t xml:space="preserve">0</m:t>
-        </m:r>
-        <m:r>
-          <m:rPr>
-            <m:sty m:val="p"/>
-          </m:rPr>
-          <m:t xml:space="preserve">,</m:t>
-        </m:r>
-        <m:r>
-          <m:rPr>
-            <m:sty m:val="p"/>
-          </m:rPr>
-          <m:t xml:space="preserve">0</m:t>
-        </m:r>
-        <m:r>
-          <m:rPr>
-            <m:sty m:val="p"/>
-          </m:rPr>
-          <m:t xml:space="preserve">.</m:t>
-        </m:r>
-        <m:r>
-          <m:rPr>
-            <m:sty m:val="p"/>
-          </m:rPr>
-          <m:t xml:space="preserve">7</m:t>
-        </m:r>
-        <m:r>
-          <m:rPr>
-            <m:sty m:val="p"/>
-          </m:rPr>
-          <m:t xml:space="preserve">]</m:t>
-        </m:r>
-      </m:oMath>
-      <w:r>
-        <w:t xml:space="preserve">, all other parameters held at their values from (26). Each evaluation is one circuit simulation of the complete model; three bracket the interval and seven bisect it. If the threshold cannot bracket the peak, </w:t>
-      </w:r>
-      <m:oMath>
-        <m:sSub>
-          <m:e>
-            <m:r>
-              <m:t xml:space="preserve">s</m:t>
-            </m:r>
-          </m:e>
-          <m:sub>
-            <m:r>
-              <m:t xml:space="preserve">u</m:t>
-            </m:r>
-            <m:r>
-              <m:t xml:space="preserve">p</m:t>
-            </m:r>
-          </m:sub>
-        </m:sSub>
-      </m:oMath>
-      <w:r>
-        <w:t xml:space="preserve"> and </w:t>
-      </w:r>
-      <m:oMath>
-        <m:sSub>
-          <m:e>
-            <m:r>
-              <m:t xml:space="preserve">s</m:t>
-            </m:r>
-          </m:e>
-          <m:sub>
-            <m:r>
-              <m:t xml:space="preserve">d</m:t>
-            </m:r>
-            <m:r>
-              <m:t xml:space="preserve">n</m:t>
-            </m:r>
-          </m:sub>
-        </m:sSub>
-      </m:oMath>
-      <w:r>
-        <w:t xml:space="preserve"> are scaled together within </w:t>
-      </w:r>
-      <m:oMath>
-        <m:r>
-          <m:rPr>
-            <m:sty m:val="p"/>
-          </m:rPr>
-          <m:t xml:space="preserve">[</m:t>
-        </m:r>
-        <m:r>
-          <m:rPr>
-            <m:sty m:val="p"/>
-          </m:rPr>
-          <m:t xml:space="preserve">0</m:t>
-        </m:r>
-        <m:r>
-          <m:rPr>
-            <m:sty m:val="p"/>
-          </m:rPr>
-          <m:t xml:space="preserve">.</m:t>
-        </m:r>
-        <m:r>
-          <m:rPr>
-            <m:sty m:val="p"/>
-          </m:rPr>
-          <m:t xml:space="preserve">5</m:t>
-        </m:r>
-        <m:r>
-          <m:rPr>
-            <m:sty m:val="p"/>
-          </m:rPr>
-          <m:t xml:space="preserve">,</m:t>
-        </m:r>
-        <m:r>
-          <m:rPr>
-            <m:sty m:val="p"/>
-          </m:rPr>
-          <m:t xml:space="preserve">2</m:t>
-        </m:r>
-        <m:r>
-          <m:rPr>
-            <m:sty m:val="p"/>
-          </m:rPr>
-          <m:t xml:space="preserve">]</m:t>
-        </m:r>
-      </m:oMath>
-      <w:r>
-        <w:t xml:space="preserve"> instead. The threshold is used, and not the rates, because the rates were fitted to reproduce the full swing and moving them degrades it, whereas </w:t>
-      </w:r>
-      <m:oMath>
-        <m:sSub>
-          <m:e>
-            <m:r>
-              <m:t xml:space="preserve">v</m:t>
-            </m:r>
-          </m:e>
-          <m:sub>
-            <m:r>
-              <m:t xml:space="preserve">t</m:t>
-            </m:r>
-          </m:sub>
-        </m:sSub>
-      </m:oMath>
-      <w:r>
-        <w:t xml:space="preserve"> changes when each stage hands over without changing how fast it runs. For ex2 the calibration moves </w:t>
-      </w:r>
-      <m:oMath>
-        <m:sSub>
-          <m:e>
-            <m:r>
-              <m:t xml:space="preserve">v</m:t>
-            </m:r>
-          </m:e>
-          <m:sub>
-            <m:r>
-              <m:t xml:space="preserve">t</m:t>
-            </m:r>
-          </m:sub>
-        </m:sSub>
-      </m:oMath>
-      <w:r>
-        <w:t xml:space="preserve"> from 0.528 to 0.487 (Fig. 7(b)).</w:t>
-      </w:r>
-    </w:p>
-    <w:p>
-      <w:pPr>
-        <w:pStyle w:val="BodyText"/>
-      </w:pPr>
-      <w:r>
-        <w:rPr>
-          <w:i/>
-        </w:rPr>
-        <w:t xml:space="preserve">Selection of the stage count and map shape (step 4).</w:t>
-      </w:r>
-      <w:r>
-        <w:t xml:space="preserve"> After calibration all nine candidates reproduce the measured peak, so the peak carries no further information; they differ in the rest of the waveform (Fig. 7(c)). The candidate is chosen by the waveform error over the pulse and its return,</w:t>
-      </w:r>
-    </w:p>
-    <w:p>
-      <w:pPr>
-        <w:pStyle w:val="BodyText"/>
-      </w:pPr>
-      <m:oMathPara>
-        <m:oMathParaPr>
-          <m:jc m:val="center"/>
-        </m:oMathParaPr>
-        <m:oMath>
-          <m:r>
-            <m:rPr>
-              <m:sty m:val="p"/>
-            </m:rPr>
-            <m:t xml:space="preserve">(</m:t>
-          </m:r>
-          <m:r>
-            <m:t xml:space="preserve">K</m:t>
-          </m:r>
-          <m:r>
-            <m:rPr>
-              <m:sty m:val="p"/>
-            </m:rPr>
-            <m:t xml:space="preserve">,</m:t>
-          </m:r>
-          <m:sSub>
-            <m:e>
-              <m:r>
-                <m:t xml:space="preserve">v</m:t>
-              </m:r>
-            </m:e>
-            <m:sub>
-              <m:r>
-                <m:t xml:space="preserve">t</m:t>
-              </m:r>
-              <m:r>
-                <m:rPr>
-                  <m:sty m:val="p"/>
-                </m:rPr>
-                <m:t xml:space="preserve">,</m:t>
-              </m:r>
-              <m:r>
-                <m:t xml:space="preserve">m</m:t>
-              </m:r>
-              <m:r>
-                <m:t xml:space="preserve">a</m:t>
-              </m:r>
-              <m:r>
-                <m:t xml:space="preserve">p</m:t>
-              </m:r>
-            </m:sub>
-          </m:sSub>
-          <m:r>
-            <m:rPr>
-              <m:sty m:val="p"/>
-            </m:rPr>
-            <m:t xml:space="preserve">,</m:t>
-          </m:r>
-          <m:r>
-            <m:t xml:space="preserve">a</m:t>
-          </m:r>
-          <m:sSup>
-            <m:e>
-              <m:r>
-                <m:rPr>
-                  <m:sty m:val="p"/>
-                </m:rPr>
-                <m:t xml:space="preserve">)</m:t>
-              </m:r>
-            </m:e>
-            <m:sup>
-              <m:r>
-                <m:t xml:space="preserve">⋆</m:t>
-              </m:r>
-            </m:sup>
-          </m:sSup>
-          <m:r>
-            <m:rPr>
-              <m:sty m:val="p"/>
-            </m:rPr>
-            <m:t xml:space="preserve">=</m:t>
-          </m:r>
-          <m:r>
-            <m:rPr>
-              <m:sty m:val="p"/>
-            </m:rPr>
-            <m:t xml:space="preserve">arg</m:t>
-          </m:r>
-          <m:r>
-            <m:rPr>
-              <m:sty m:val="p"/>
-            </m:rPr>
-            <m:t xml:space="preserve">min</m:t>
-          </m:r>
-          <m:r>
-            <m:rPr>
-              <m:sty m:val="p"/>
-            </m:rPr>
-            <m:t xml:space="preserve"> </m:t>
-          </m:r>
-          <m:sSub>
-            <m:e>
-              <m:r>
-                <m:rPr>
-                  <m:sty m:val="p"/>
-                </m:rPr>
-                <m:t xml:space="preserve">rms</m:t>
-              </m:r>
-            </m:e>
-            <m:sub>
-              <m:r>
-                <m:t xml:space="preserve">t</m:t>
-              </m:r>
-              <m:r>
-                <m:t xml:space="preserve">∈</m:t>
-              </m:r>
-              <m:r>
-                <m:rPr>
-                  <m:sty m:val="p"/>
-                </m:rPr>
-                <m:t xml:space="preserve">[</m:t>
-              </m:r>
-              <m:sSub>
-                <m:e>
-                  <m:r>
-                    <m:t xml:space="preserve">t</m:t>
-                  </m:r>
-                </m:e>
-                <m:sub>
-                  <m:r>
-                    <m:t xml:space="preserve">f</m:t>
-                  </m:r>
-                </m:sub>
-              </m:sSub>
-              <m:r>
-                <m:rPr>
-                  <m:sty m:val="p"/>
-                </m:rPr>
-                <m:t xml:space="preserve">−</m:t>
-              </m:r>
-              <m:r>
-                <m:rPr>
-                  <m:sty m:val="p"/>
-                </m:rPr>
-                <m:t xml:space="preserve">0</m:t>
-              </m:r>
-              <m:r>
-                <m:rPr>
-                  <m:sty m:val="p"/>
-                </m:rPr>
-                <m:t xml:space="preserve">.</m:t>
-              </m:r>
-              <m:r>
-                <m:rPr>
-                  <m:sty m:val="p"/>
-                </m:rPr>
-                <m:t xml:space="preserve">3</m:t>
-              </m:r>
-              <m:r>
-                <m:rPr>
-                  <m:sty m:val="p"/>
-                </m:rPr>
-                <m:t xml:space="preserve"> </m:t>
-              </m:r>
-              <m:r>
-                <m:rPr>
-                  <m:nor/>
-                </m:rPr>
-                <m:t xml:space="preserve">ns</m:t>
-              </m:r>
-              <m:r>
-                <m:rPr>
-                  <m:sty m:val="p"/>
-                </m:rPr>
-                <m:t xml:space="preserve">,</m:t>
-              </m:r>
-              <m:r>
-                <m:rPr>
-                  <m:sty m:val="p"/>
-                </m:rPr>
-                <m:t xml:space="preserve"> </m:t>
-              </m:r>
-              <m:sSub>
-                <m:e>
-                  <m:r>
-                    <m:t xml:space="preserve">t</m:t>
-                  </m:r>
-                </m:e>
-                <m:sub>
-                  <m:r>
-                    <m:t xml:space="preserve">f</m:t>
-                  </m:r>
-                </m:sub>
-              </m:sSub>
-              <m:r>
-                <m:rPr>
-                  <m:sty m:val="p"/>
-                </m:rPr>
-                <m:t xml:space="preserve">+</m:t>
-              </m:r>
-              <m:r>
-                <m:rPr>
-                  <m:sty m:val="p"/>
-                </m:rPr>
-                <m:t xml:space="preserve">1</m:t>
-              </m:r>
-              <m:r>
-                <m:rPr>
-                  <m:sty m:val="p"/>
-                </m:rPr>
-                <m:t xml:space="preserve">.</m:t>
-              </m:r>
-              <m:r>
-                <m:rPr>
-                  <m:sty m:val="p"/>
-                </m:rPr>
-                <m:t xml:space="preserve">5</m:t>
-              </m:r>
-              <m:r>
-                <m:rPr>
-                  <m:sty m:val="p"/>
-                </m:rPr>
-                <m:t xml:space="preserve"> </m:t>
-              </m:r>
-              <m:r>
-                <m:rPr>
-                  <m:nor/>
-                </m:rPr>
-                <m:t xml:space="preserve">ns</m:t>
-              </m:r>
-              <m:r>
-                <m:rPr>
-                  <m:sty m:val="p"/>
-                </m:rPr>
-                <m:t xml:space="preserve">]</m:t>
-              </m:r>
-            </m:sub>
-          </m:sSub>
-          <m:d>
-            <m:dPr>
-              <m:begChr m:val="["/>
-              <m:endChr m:val="]"/>
-              <m:grow/>
-            </m:dPr>
-            <m:e>
-              <m:sSubSup>
-                <m:e>
-                  <m:r>
-                    <m:t xml:space="preserve">V</m:t>
-                  </m:r>
-                </m:e>
-                <m:sub>
-                  <m:r>
-                    <m:t xml:space="preserve">p</m:t>
-                  </m:r>
-                  <m:r>
-                    <m:t xml:space="preserve">a</m:t>
-                  </m:r>
-                  <m:r>
-                    <m:t xml:space="preserve">d</m:t>
-                  </m:r>
-                </m:sub>
-                <m:sup>
-                  <m:r>
-                    <m:t xml:space="preserve">m</m:t>
-                  </m:r>
-                  <m:r>
-                    <m:t xml:space="preserve">o</m:t>
-                  </m:r>
-                  <m:r>
-                    <m:t xml:space="preserve">d</m:t>
-                  </m:r>
-                  <m:r>
-                    <m:t xml:space="preserve">e</m:t>
-                  </m:r>
-                  <m:r>
-                    <m:t xml:space="preserve">l</m:t>
-                  </m:r>
-                </m:sup>
-              </m:sSubSup>
-              <m:r>
-                <m:rPr>
-                  <m:sty m:val="p"/>
-                </m:rPr>
-                <m:t xml:space="preserve">(</m:t>
-              </m:r>
-              <m:r>
-                <m:t xml:space="preserve">t</m:t>
-              </m:r>
-              <m:r>
-                <m:rPr>
-                  <m:sty m:val="p"/>
-                </m:rPr>
-                <m:t xml:space="preserve">)</m:t>
-              </m:r>
-              <m:r>
-                <m:rPr>
-                  <m:sty m:val="p"/>
-                </m:rPr>
-                <m:t xml:space="preserve">−</m:t>
-              </m:r>
-              <m:sSubSup>
-                <m:e>
-                  <m:r>
-                    <m:t xml:space="preserve">V</m:t>
-                  </m:r>
-                </m:e>
-                <m:sub>
-                  <m:r>
-                    <m:t xml:space="preserve">p</m:t>
-                  </m:r>
-                  <m:r>
-                    <m:t xml:space="preserve">a</m:t>
-                  </m:r>
-                  <m:r>
-                    <m:t xml:space="preserve">d</m:t>
-                  </m:r>
-                </m:sub>
-                <m:sup>
-                  <m:r>
-                    <m:t xml:space="preserve">m</m:t>
-                  </m:r>
-                  <m:r>
-                    <m:t xml:space="preserve">e</m:t>
-                  </m:r>
-                  <m:r>
-                    <m:t xml:space="preserve">a</m:t>
-                  </m:r>
-                  <m:r>
-                    <m:t xml:space="preserve">s</m:t>
-                  </m:r>
-                </m:sup>
-              </m:sSubSup>
-              <m:r>
-                <m:rPr>
-                  <m:sty m:val="p"/>
-                </m:rPr>
-                <m:t xml:space="preserve">(</m:t>
-              </m:r>
-              <m:r>
-                <m:t xml:space="preserve">t</m:t>
-              </m:r>
-              <m:r>
-                <m:rPr>
-                  <m:sty m:val="p"/>
-                </m:rPr>
-                <m:t xml:space="preserve">)</m:t>
-              </m:r>
-            </m:e>
-          </m:d>
-          <m:r>
-            <m:rPr>
-              <m:sty m:val="p"/>
-            </m:rPr>
-            <m:t xml:space="preserve">  (29)</m:t>
-          </m:r>
-        </m:oMath>
-      </m:oMathPara>
-    </w:p>
-    <w:p>
-      <w:pPr>
-        <w:pStyle w:val="FirstParagraph"/>
-      </w:pPr>
-      <w:r>
-        <w:t xml:space="preserve">where </w:t>
-      </w:r>
-      <m:oMath>
-        <m:sSub>
-          <m:e>
-            <m:r>
-              <m:t xml:space="preserve">t</m:t>
-            </m:r>
-          </m:e>
-          <m:sub>
-            <m:r>
-              <m:t xml:space="preserve">f</m:t>
-            </m:r>
-          </m:sub>
-        </m:sSub>
-      </m:oMath>
-      <w:r>
-        <w:t xml:space="preserve"> is the falling edge of the input pulse. The window was chosen once and was not tuned.</w:t>
-      </w:r>
-    </w:p>
-    <w:p>
-      <w:pPr>
-        <w:pStyle w:val="CaptionedFigure"/>
-        <w:jc w:val="center"/>
-      </w:pPr>
-      <w:r>
-        <w:drawing>
-          <wp:inline distT="0" distB="0" distL="0" distR="0">
-            <wp:extent cx="5760720" cy="2571100"/>
             <wp:docPr id="107" name="Figure 7"/>
             <wp:cNvGraphicFramePr>
               <a:graphicFrameLocks noChangeAspect="1"/>
@@ -15012,6 +15156,1553 @@
                   <pic:spPr>
                     <a:xfrm>
                       <a:off x="0" y="0"/>
+                      <a:ext cx="5120640" cy="2173215"/>
+                    </a:xfrm>
+                    <a:prstGeom prst="rect">
+                      <a:avLst/>
+                    </a:prstGeom>
+                  </pic:spPr>
+                </pic:pic>
+              </a:graphicData>
+            </a:graphic>
+          </wp:inline>
+        </w:drawing>
+      </w:r>
+    </w:p>
+    <w:p>
+      <w:pPr>
+        <w:pStyle w:val="ImageCaption"/>
+      </w:pPr>
+      <w:r>
+        <w:t xml:space="preserve">Fig. 7. Residual of (26) against stage count for the thirteen predriver chains of the twelve test buffers (io_buf has two). Circles mark the netlist stage count; the thick segments mark the band (27).</w:t>
+      </w:r>
+    </w:p>
+    <w:p>
+      <w:pPr>
+        <w:pStyle w:val="BodyText"/>
+      </w:pPr>
+      <w:r>
+        <w:t xml:space="preserve">Two features are evident. First, </w:t>
+      </w:r>
+      <m:oMath>
+        <m:r>
+          <m:t xml:space="preserve">K</m:t>
+        </m:r>
+        <m:r>
+          <m:rPr>
+            <m:sty m:val="p"/>
+          </m:rPr>
+          <m:t xml:space="preserve">=</m:t>
+        </m:r>
+        <m:r>
+          <m:rPr>
+            <m:sty m:val="p"/>
+          </m:rPr>
+          <m:t xml:space="preserve">1</m:t>
+        </m:r>
+      </m:oMath>
+      <w:r>
+        <w:t xml:space="preserve"> fails on ex2 and inv_chain: a single stage cannot produce the required delay together with the required edge rate, so the full swing does constrain the rate. Second, beyond that the residual is flat: on ex2, </w:t>
+      </w:r>
+      <m:oMath>
+        <m:r>
+          <m:t xml:space="preserve">K</m:t>
+        </m:r>
+        <m:r>
+          <m:rPr>
+            <m:sty m:val="p"/>
+          </m:rPr>
+          <m:t xml:space="preserve">=</m:t>
+        </m:r>
+        <m:r>
+          <m:rPr>
+            <m:sty m:val="p"/>
+          </m:rPr>
+          <m:t xml:space="preserve">3</m:t>
+        </m:r>
+      </m:oMath>
+      <w:r>
+        <w:t xml:space="preserve"> to 6 lie within 0.002 of each other and the minimum is at </w:t>
+      </w:r>
+      <m:oMath>
+        <m:r>
+          <m:t xml:space="preserve">K</m:t>
+        </m:r>
+        <m:r>
+          <m:rPr>
+            <m:sty m:val="p"/>
+          </m:rPr>
+          <m:t xml:space="preserve">=</m:t>
+        </m:r>
+        <m:r>
+          <m:rPr>
+            <m:sty m:val="p"/>
+          </m:rPr>
+          <m:t xml:space="preserve">5</m:t>
+        </m:r>
+      </m:oMath>
+      <w:r>
+        <w:t xml:space="preserve"> although the netlist has three stages; on inv_chain, </w:t>
+      </w:r>
+      <m:oMath>
+        <m:r>
+          <m:t xml:space="preserve">K</m:t>
+        </m:r>
+        <m:r>
+          <m:rPr>
+            <m:sty m:val="p"/>
+          </m:rPr>
+          <m:t xml:space="preserve">=</m:t>
+        </m:r>
+        <m:r>
+          <m:rPr>
+            <m:sty m:val="p"/>
+          </m:rPr>
+          <m:t xml:space="preserve">6</m:t>
+        </m:r>
+      </m:oMath>
+      <w:r>
+        <w:t xml:space="preserve"> to 9 differ in the fourth decimal. The margin between the best and the second-best </w:t>
+      </w:r>
+      <m:oMath>
+        <m:r>
+          <m:t xml:space="preserve">K</m:t>
+        </m:r>
+      </m:oMath>
+      <w:r>
+        <w:t xml:space="preserve"> is at most 0.0007 on twelve of the thirteen chains. Only io_buf's pull-up, which is a single stage, has a distinct minimum (margin 0.0088). This is the composition degeneracy of Section II-H in numbers.</w:t>
+      </w:r>
+    </w:p>
+    <w:p>
+      <w:pPr>
+        <w:pStyle w:val="BodyText"/>
+      </w:pPr>
+      <w:r>
+        <w:t xml:space="preserve">The same holds for the other quantities that act only under partial drive. </w:t>
+      </w:r>
+      <w:r>
+        <w:rPr>
+          <w:i/>
+        </w:rPr>
+        <w:t xml:space="preserve">The threshold:</w:t>
+      </w:r>
+      <w:r>
+        <w:t xml:space="preserve"> the fitted </w:t>
+      </w:r>
+      <m:oMath>
+        <m:sSub>
+          <m:e>
+            <m:r>
+              <m:t xml:space="preserve">v</m:t>
+            </m:r>
+          </m:e>
+          <m:sub>
+            <m:r>
+              <m:t xml:space="preserve">t</m:t>
+            </m:r>
+          </m:sub>
+        </m:sSub>
+      </m:oMath>
+      <w:r>
+        <w:t xml:space="preserve"> of ex2 is 0.029 in one fitting pass (</w:t>
+      </w:r>
+      <m:oMath>
+        <m:r>
+          <m:t xml:space="preserve">K</m:t>
+        </m:r>
+        <m:r>
+          <m:rPr>
+            <m:sty m:val="p"/>
+          </m:rPr>
+          <m:t xml:space="preserve">=</m:t>
+        </m:r>
+        <m:r>
+          <m:rPr>
+            <m:sty m:val="p"/>
+          </m:rPr>
+          <m:t xml:space="preserve">6</m:t>
+        </m:r>
+      </m:oMath>
+      <w:r>
+        <w:t xml:space="preserve">) and 0.528 in another (</w:t>
+      </w:r>
+      <m:oMath>
+        <m:r>
+          <m:t xml:space="preserve">K</m:t>
+        </m:r>
+        <m:r>
+          <m:rPr>
+            <m:sty m:val="p"/>
+          </m:rPr>
+          <m:t xml:space="preserve">=</m:t>
+        </m:r>
+        <m:r>
+          <m:rPr>
+            <m:sty m:val="p"/>
+          </m:rPr>
+          <m:t xml:space="preserve">3</m:t>
+        </m:r>
+      </m:oMath>
+      <w:r>
+        <w:t xml:space="preserve">) that differs in </w:t>
+      </w:r>
+      <m:oMath>
+        <m:sSub>
+          <m:e>
+            <m:r>
+              <m:t xml:space="preserve">C</m:t>
+            </m:r>
+          </m:e>
+          <m:sub>
+            <m:r>
+              <m:t xml:space="preserve">c</m:t>
+            </m:r>
+            <m:r>
+              <m:t xml:space="preserve">o</m:t>
+            </m:r>
+            <m:r>
+              <m:t xml:space="preserve">m</m:t>
+            </m:r>
+            <m:r>
+              <m:t xml:space="preserve">p</m:t>
+            </m:r>
+          </m:sub>
+        </m:sSub>
+      </m:oMath>
+      <w:r>
+        <w:t xml:space="preserve"> and map shape, at residuals of 0.0202 and 0.0233. </w:t>
+      </w:r>
+      <w:r>
+        <w:rPr>
+          <w:i/>
+        </w:rPr>
+        <w:t xml:space="preserve">The exponent:</w:t>
+      </w:r>
+      <w:r>
+        <w:t xml:space="preserve"> at full swing each stage input dwells at the rail, where (17) does not depend on </w:t>
+      </w:r>
+      <m:oMath>
+        <m:r>
+          <m:t xml:space="preserve">p</m:t>
+        </m:r>
+      </m:oMath>
+      <w:r>
+        <w:t xml:space="preserve">; in fits of the individual probed stages every </w:t>
+      </w:r>
+      <m:oMath>
+        <m:r>
+          <m:t xml:space="preserve">p</m:t>
+        </m:r>
+      </m:oMath>
+      <w:r>
+        <w:t xml:space="preserve"> between 1 and 2 reaches a residual of 0.002–0.007. </w:t>
+      </w:r>
+      <w:r>
+        <w:rPr>
+          <w:i/>
+        </w:rPr>
+        <w:t xml:space="preserve">The saturation boundary:</w:t>
+      </w:r>
+      <w:r>
+        <w:t xml:space="preserve"> if </w:t>
+      </w:r>
+      <m:oMath>
+        <m:sSub>
+          <m:e>
+            <m:r>
+              <m:t xml:space="preserve">x</m:t>
+            </m:r>
+          </m:e>
+          <m:sub>
+            <m:r>
+              <m:t xml:space="preserve">l</m:t>
+            </m:r>
+            <m:r>
+              <m:t xml:space="preserve">i</m:t>
+            </m:r>
+            <m:r>
+              <m:t xml:space="preserve">n</m:t>
+            </m:r>
+          </m:sub>
+        </m:sSub>
+      </m:oMath>
+      <w:r>
+        <w:t xml:space="preserve"> is left free in (26) it settles at 0.206 on ex2 and 0.135 on inv_chain, less than half the measured </w:t>
+      </w:r>
+      <m:oMath>
+        <m:sSub>
+          <m:e>
+            <m:r>
+              <m:t xml:space="preserve">x</m:t>
+            </m:r>
+          </m:e>
+          <m:sub>
+            <m:r>
+              <m:rPr>
+                <m:sty m:val="p"/>
+              </m:rPr>
+              <m:t xml:space="preserve">0</m:t>
+            </m:r>
+          </m:sub>
+        </m:sSub>
+      </m:oMath>
+      <w:r>
+        <w:t xml:space="preserve"> of Table II, and replacing (18) by the drive-dependent boundary of (15) changes the residual by about 1 % on ex2 and not at all on inv_chain. The file cannot distinguish these alternatives, which is why </w:t>
+      </w:r>
+      <m:oMath>
+        <m:sSub>
+          <m:e>
+            <m:r>
+              <m:t xml:space="preserve">x</m:t>
+            </m:r>
+          </m:e>
+          <m:sub>
+            <m:r>
+              <m:t xml:space="preserve">l</m:t>
+            </m:r>
+            <m:r>
+              <m:t xml:space="preserve">i</m:t>
+            </m:r>
+            <m:r>
+              <m:t xml:space="preserve">n</m:t>
+            </m:r>
+          </m:sub>
+        </m:sSub>
+      </m:oMath>
+      <w:r>
+        <w:t xml:space="preserve"> and </w:t>
+      </w:r>
+      <m:oMath>
+        <m:r>
+          <m:t xml:space="preserve">p</m:t>
+        </m:r>
+      </m:oMath>
+      <w:r>
+        <w:t xml:space="preserve"> are normally held fixed (Table IV) rather than fitted.</w:t>
+      </w:r>
+    </w:p>
+    <w:p>
+      <w:pPr>
+        <w:pStyle w:val="BodyText"/>
+      </w:pPr>
+      <w:r>
+        <w:t xml:space="preserve">A fit with every stage free is worse than uninformative. On ex2 with </w:t>
+      </w:r>
+      <m:oMath>
+        <m:r>
+          <m:t xml:space="preserve">K</m:t>
+        </m:r>
+        <m:r>
+          <m:rPr>
+            <m:sty m:val="p"/>
+          </m:rPr>
+          <m:t xml:space="preserve">=</m:t>
+        </m:r>
+        <m:r>
+          <m:rPr>
+            <m:sty m:val="p"/>
+          </m:rPr>
+          <m:t xml:space="preserve">2</m:t>
+        </m:r>
+      </m:oMath>
+      <w:r>
+        <w:t xml:space="preserve"> and all eight parameters free, the full-swing residual against the probed gate falls to 0.0046, below the 0.0066 of the identical-stage fit with the correct </w:t>
+      </w:r>
+      <m:oMath>
+        <m:r>
+          <m:t xml:space="preserve">K</m:t>
+        </m:r>
+        <m:r>
+          <m:rPr>
+            <m:sty m:val="p"/>
+          </m:rPr>
+          <m:t xml:space="preserve">=</m:t>
+        </m:r>
+        <m:r>
+          <m:rPr>
+            <m:sty m:val="p"/>
+          </m:rPr>
+          <m:t xml:space="preserve">3</m:t>
+        </m:r>
+      </m:oMath>
+      <w:r>
+        <w:t xml:space="preserve">; it achieves this with one very slow stage and one fast one, and such a chain extinguishes short pulses: it predicts a stressed gate peak of 0.228 where 0.758 is measured. Sharing one parameter set among the stages (A3) removes this solution and leaves </w:t>
+      </w:r>
+      <m:oMath>
+        <m:r>
+          <m:t xml:space="preserve">K</m:t>
+        </m:r>
+      </m:oMath>
+      <w:r>
+        <w:t xml:space="preserve"> as the single structural unknown.</w:t>
+      </w:r>
+    </w:p>
+    <w:p>
+      <w:pPr>
+        <w:pStyle w:val="BodyText"/>
+      </w:pPr>
+      <w:r>
+        <w:t xml:space="preserve">The procedure therefore keeps a band of stage counts instead of a point estimate:</w:t>
+      </w:r>
+    </w:p>
+    <w:p>
+      <w:pPr>
+        <w:pStyle w:val="BodyText"/>
+      </w:pPr>
+      <m:oMathPara>
+        <m:oMathParaPr>
+          <m:jc m:val="center"/>
+        </m:oMathParaPr>
+        <m:oMath>
+          <m:r>
+            <m:rPr>
+              <m:nor/>
+            </m:rPr>
+            <m:t xml:space="preserve">band</m:t>
+          </m:r>
+          <m:r>
+            <m:rPr>
+              <m:sty m:val="p"/>
+            </m:rPr>
+            <m:t xml:space="preserve">=</m:t>
+          </m:r>
+          <m:r>
+            <m:rPr>
+              <m:nor/>
+            </m:rPr>
+            <m:t xml:space="preserve">the three smallest</m:t>
+          </m:r>
+          <m:r>
+            <m:rPr>
+              <m:sty m:val="p"/>
+            </m:rPr>
+            <m:t xml:space="preserve"> </m:t>
+          </m:r>
+          <m:r>
+            <m:t xml:space="preserve">K</m:t>
+          </m:r>
+          <m:r>
+            <m:rPr>
+              <m:sty m:val="p"/>
+            </m:rPr>
+            <m:t xml:space="preserve"> </m:t>
+          </m:r>
+          <m:r>
+            <m:rPr>
+              <m:nor/>
+            </m:rPr>
+            <m:t xml:space="preserve">with</m:t>
+          </m:r>
+          <m:r>
+            <m:rPr>
+              <m:sty m:val="p"/>
+            </m:rPr>
+            <m:t xml:space="preserve"> </m:t>
+          </m:r>
+          <m:r>
+            <m:rPr>
+              <m:sty m:val="p"/>
+            </m:rPr>
+            <m:t xml:space="preserve">rms</m:t>
+          </m:r>
+          <m:r>
+            <m:rPr>
+              <m:sty m:val="p"/>
+            </m:rPr>
+            <m:t xml:space="preserve">(</m:t>
+          </m:r>
+          <m:r>
+            <m:t xml:space="preserve">K</m:t>
+          </m:r>
+          <m:r>
+            <m:rPr>
+              <m:sty m:val="p"/>
+            </m:rPr>
+            <m:t xml:space="preserve">)</m:t>
+          </m:r>
+          <m:r>
+            <m:t xml:space="preserve">≤</m:t>
+          </m:r>
+          <m:r>
+            <m:rPr>
+              <m:sty m:val="p"/>
+            </m:rPr>
+            <m:t xml:space="preserve">1</m:t>
+          </m:r>
+          <m:r>
+            <m:rPr>
+              <m:sty m:val="p"/>
+            </m:rPr>
+            <m:t xml:space="preserve">.</m:t>
+          </m:r>
+          <m:r>
+            <m:rPr>
+              <m:sty m:val="p"/>
+            </m:rPr>
+            <m:t xml:space="preserve">2</m:t>
+          </m:r>
+          <m:r>
+            <m:rPr>
+              <m:sty m:val="p"/>
+            </m:rPr>
+            <m:t xml:space="preserve">5</m:t>
+          </m:r>
+          <m:r>
+            <m:rPr>
+              <m:sty m:val="p"/>
+            </m:rPr>
+            <m:t xml:space="preserve"> </m:t>
+          </m:r>
+          <m:sSub>
+            <m:e>
+              <m:r>
+                <m:rPr>
+                  <m:sty m:val="p"/>
+                </m:rPr>
+                <m:t xml:space="preserve">min</m:t>
+              </m:r>
+            </m:e>
+            <m:sub>
+              <m:r>
+                <m:t xml:space="preserve">K</m:t>
+              </m:r>
+              <m:r>
+                <m:rPr>
+                  <m:sty m:val="p"/>
+                </m:rPr>
+                <m:t xml:space="preserve">'</m:t>
+              </m:r>
+            </m:sub>
+          </m:sSub>
+          <m:r>
+            <m:rPr>
+              <m:sty m:val="p"/>
+            </m:rPr>
+            <m:t xml:space="preserve"> </m:t>
+          </m:r>
+          <m:r>
+            <m:rPr>
+              <m:sty m:val="p"/>
+            </m:rPr>
+            <m:t xml:space="preserve">rms</m:t>
+          </m:r>
+          <m:r>
+            <m:rPr>
+              <m:sty m:val="p"/>
+            </m:rPr>
+            <m:t xml:space="preserve">(</m:t>
+          </m:r>
+          <m:r>
+            <m:t xml:space="preserve">K</m:t>
+          </m:r>
+          <m:r>
+            <m:rPr>
+              <m:sty m:val="p"/>
+            </m:rPr>
+            <m:t xml:space="preserve">'</m:t>
+          </m:r>
+          <m:r>
+            <m:rPr>
+              <m:sty m:val="p"/>
+            </m:rPr>
+            <m:t xml:space="preserve">)</m:t>
+          </m:r>
+          <m:r>
+            <m:rPr>
+              <m:sty m:val="p"/>
+            </m:rPr>
+            <m:t xml:space="preserve">  (27)</m:t>
+          </m:r>
+        </m:oMath>
+      </m:oMathPara>
+    </w:p>
+    <w:p>
+      <w:pPr>
+        <w:pStyle w:val="FirstParagraph"/>
+      </w:pPr>
+      <w:r>
+        <w:t xml:space="preserve">On the twelve test buffers the band contains the netlist stage count in every case. The tolerance of 25 % and the band width of three were chosen on these same buffers, so this is a property of the rule as tuned and not an independent validation.</w:t>
+      </w:r>
+    </w:p>
+    <w:p>
+      <w:pPr>
+        <w:pStyle w:val="Heading2"/>
+      </w:pPr>
+      <w:r>
+        <w:t xml:space="preserve">K. Steps 2–4: the single stressed measurement</w:t>
+      </w:r>
+    </w:p>
+    <w:p>
+      <w:pPr>
+        <w:pStyle w:val="FirstParagraph"/>
+      </w:pPr>
+      <w:r>
+        <w:t xml:space="preserve">What the file cannot determine is settled by one measurement that the file does not contain: the pad voltage for a single short pulse into a known load. In the tests below the pulse is the one that reaches about 50 % of the buffer's settled swing into a 50 Ω, 2 pF load, and the measurement is a transistor-level simulation of the buffer. The measurement is used twice.</w:t>
+      </w:r>
+    </w:p>
+    <w:p>
+      <w:pPr>
+        <w:pStyle w:val="BodyText"/>
+      </w:pPr>
+      <w:r>
+        <w:rPr>
+          <w:i/>
+        </w:rPr>
+        <w:t xml:space="preserve">Candidates (step 2).</w:t>
+      </w:r>
+      <w:r>
+        <w:t xml:space="preserve"> The band (27) supplies three stage counts. The map shape, the other factor of the composition, is taken from three shapes, </w:t>
+      </w:r>
+      <m:oMath>
+        <m:r>
+          <m:rPr>
+            <m:sty m:val="p"/>
+          </m:rPr>
+          <m:t xml:space="preserve">(</m:t>
+        </m:r>
+        <m:sSub>
+          <m:e>
+            <m:r>
+              <m:t xml:space="preserve">v</m:t>
+            </m:r>
+          </m:e>
+          <m:sub>
+            <m:r>
+              <m:t xml:space="preserve">t</m:t>
+            </m:r>
+            <m:r>
+              <m:rPr>
+                <m:sty m:val="p"/>
+              </m:rPr>
+              <m:t xml:space="preserve">,</m:t>
+            </m:r>
+            <m:r>
+              <m:t xml:space="preserve">m</m:t>
+            </m:r>
+            <m:r>
+              <m:t xml:space="preserve">a</m:t>
+            </m:r>
+            <m:r>
+              <m:t xml:space="preserve">p</m:t>
+            </m:r>
+          </m:sub>
+        </m:sSub>
+        <m:r>
+          <m:rPr>
+            <m:sty m:val="p"/>
+          </m:rPr>
+          <m:t xml:space="preserve">,</m:t>
+        </m:r>
+        <m:r>
+          <m:t xml:space="preserve">a</m:t>
+        </m:r>
+        <m:r>
+          <m:rPr>
+            <m:sty m:val="p"/>
+          </m:rPr>
+          <m:t xml:space="preserve">)</m:t>
+        </m:r>
+        <m:r>
+          <m:t xml:space="preserve">∈</m:t>
+        </m:r>
+      </m:oMath>
+      <w:r>
+        <w:t xml:space="preserve"> {(0.50, 0.70), (0.40, 0.60), (0.40, 0.90)}. Each of the nine candidates has its own fit (26).</w:t>
+      </w:r>
+    </w:p>
+    <w:p>
+      <w:pPr>
+        <w:pStyle w:val="BodyText"/>
+      </w:pPr>
+      <w:r>
+        <w:rPr>
+          <w:i/>
+        </w:rPr>
+        <w:t xml:space="preserve">Calibration of the threshold (step 3).</w:t>
+      </w:r>
+      <w:r>
+        <w:t xml:space="preserve"> For each candidate, with </w:t>
+      </w:r>
+      <m:oMath>
+        <m:acc>
+          <m:accPr>
+            <m:chr m:val="̂"/>
+          </m:accPr>
+          <m:e>
+            <m:r>
+              <m:t xml:space="preserve">V</m:t>
+            </m:r>
+          </m:e>
+        </m:acc>
+      </m:oMath>
+      <w:r>
+        <w:t xml:space="preserve"> the measured peak of the pad voltage, define the peak error</w:t>
+      </w:r>
+    </w:p>
+    <w:p>
+      <w:pPr>
+        <w:pStyle w:val="BodyText"/>
+      </w:pPr>
+      <m:oMathPara>
+        <m:oMathParaPr>
+          <m:jc m:val="center"/>
+        </m:oMathParaPr>
+        <m:oMath>
+          <m:r>
+            <m:t xml:space="preserve">e</m:t>
+          </m:r>
+          <m:r>
+            <m:rPr>
+              <m:sty m:val="p"/>
+            </m:rPr>
+            <m:t xml:space="preserve">(</m:t>
+          </m:r>
+          <m:sSub>
+            <m:e>
+              <m:r>
+                <m:t xml:space="preserve">v</m:t>
+              </m:r>
+            </m:e>
+            <m:sub>
+              <m:r>
+                <m:t xml:space="preserve">t</m:t>
+              </m:r>
+            </m:sub>
+          </m:sSub>
+          <m:r>
+            <m:rPr>
+              <m:sty m:val="p"/>
+            </m:rPr>
+            <m:t xml:space="preserve">)</m:t>
+          </m:r>
+          <m:r>
+            <m:t xml:space="preserve">≜</m:t>
+          </m:r>
+          <m:f>
+            <m:num>
+              <m:sSub>
+                <m:e>
+                  <m:r>
+                    <m:rPr>
+                      <m:sty m:val="p"/>
+                    </m:rPr>
+                    <m:t xml:space="preserve">max</m:t>
+                  </m:r>
+                </m:e>
+                <m:sub>
+                  <m:r>
+                    <m:t xml:space="preserve">t</m:t>
+                  </m:r>
+                </m:sub>
+              </m:sSub>
+              <m:sSubSup>
+                <m:e>
+                  <m:r>
+                    <m:t xml:space="preserve">V</m:t>
+                  </m:r>
+                </m:e>
+                <m:sub>
+                  <m:r>
+                    <m:t xml:space="preserve">p</m:t>
+                  </m:r>
+                  <m:r>
+                    <m:t xml:space="preserve">a</m:t>
+                  </m:r>
+                  <m:r>
+                    <m:t xml:space="preserve">d</m:t>
+                  </m:r>
+                </m:sub>
+                <m:sup>
+                  <m:r>
+                    <m:t xml:space="preserve">m</m:t>
+                  </m:r>
+                  <m:r>
+                    <m:t xml:space="preserve">o</m:t>
+                  </m:r>
+                  <m:r>
+                    <m:t xml:space="preserve">d</m:t>
+                  </m:r>
+                  <m:r>
+                    <m:t xml:space="preserve">e</m:t>
+                  </m:r>
+                  <m:r>
+                    <m:t xml:space="preserve">l</m:t>
+                  </m:r>
+                </m:sup>
+              </m:sSubSup>
+              <m:r>
+                <m:rPr>
+                  <m:sty m:val="p"/>
+                </m:rPr>
+                <m:t xml:space="preserve">(</m:t>
+              </m:r>
+              <m:r>
+                <m:t xml:space="preserve">t</m:t>
+              </m:r>
+              <m:r>
+                <m:rPr>
+                  <m:sty m:val="p"/>
+                </m:rPr>
+                <m:t xml:space="preserve">;</m:t>
+              </m:r>
+              <m:sSub>
+                <m:e>
+                  <m:r>
+                    <m:t xml:space="preserve">v</m:t>
+                  </m:r>
+                </m:e>
+                <m:sub>
+                  <m:r>
+                    <m:t xml:space="preserve">t</m:t>
+                  </m:r>
+                </m:sub>
+              </m:sSub>
+              <m:r>
+                <m:rPr>
+                  <m:sty m:val="p"/>
+                </m:rPr>
+                <m:t xml:space="preserve">)</m:t>
+              </m:r>
+              <m:r>
+                <m:rPr>
+                  <m:sty m:val="p"/>
+                </m:rPr>
+                <m:t xml:space="preserve">−</m:t>
+              </m:r>
+              <m:acc>
+                <m:accPr>
+                  <m:chr m:val="̂"/>
+                </m:accPr>
+                <m:e>
+                  <m:r>
+                    <m:t xml:space="preserve">V</m:t>
+                  </m:r>
+                </m:e>
+              </m:acc>
+            </m:num>
+            <m:den>
+              <m:acc>
+                <m:accPr>
+                  <m:chr m:val="̂"/>
+                </m:accPr>
+                <m:e>
+                  <m:r>
+                    <m:t xml:space="preserve">V</m:t>
+                  </m:r>
+                </m:e>
+              </m:acc>
+            </m:den>
+          </m:f>
+          <m:r>
+            <m:rPr>
+              <m:sty m:val="p"/>
+            </m:rPr>
+            <m:t xml:space="preserve">,</m:t>
+          </m:r>
+          <m:r>
+            <m:rPr>
+              <m:sty m:val="p"/>
+            </m:rPr>
+            <m:t xml:space="preserve"> </m:t>
+          </m:r>
+          <m:r>
+            <m:t xml:space="preserve">e</m:t>
+          </m:r>
+          <m:r>
+            <m:rPr>
+              <m:sty m:val="p"/>
+            </m:rPr>
+            <m:t xml:space="preserve">(</m:t>
+          </m:r>
+          <m:sSubSup>
+            <m:e>
+              <m:r>
+                <m:t xml:space="preserve">v</m:t>
+              </m:r>
+            </m:e>
+            <m:sub>
+              <m:r>
+                <m:t xml:space="preserve">t</m:t>
+              </m:r>
+            </m:sub>
+            <m:sup>
+              <m:r>
+                <m:t xml:space="preserve">c</m:t>
+              </m:r>
+              <m:r>
+                <m:t xml:space="preserve">a</m:t>
+              </m:r>
+              <m:r>
+                <m:t xml:space="preserve">l</m:t>
+              </m:r>
+            </m:sup>
+          </m:sSubSup>
+          <m:r>
+            <m:rPr>
+              <m:sty m:val="p"/>
+            </m:rPr>
+            <m:t xml:space="preserve">)</m:t>
+          </m:r>
+          <m:r>
+            <m:rPr>
+              <m:sty m:val="p"/>
+            </m:rPr>
+            <m:t xml:space="preserve">=</m:t>
+          </m:r>
+          <m:r>
+            <m:rPr>
+              <m:sty m:val="p"/>
+            </m:rPr>
+            <m:t xml:space="preserve">0</m:t>
+          </m:r>
+          <m:r>
+            <m:rPr>
+              <m:sty m:val="p"/>
+            </m:rPr>
+            <m:t xml:space="preserve">  (28)</m:t>
+          </m:r>
+        </m:oMath>
+      </m:oMathPara>
+    </w:p>
+    <w:p>
+      <w:pPr>
+        <w:pStyle w:val="FirstParagraph"/>
+      </w:pPr>
+      <w:r>
+        <w:t xml:space="preserve">and solve </w:t>
+      </w:r>
+      <m:oMath>
+        <m:r>
+          <m:t xml:space="preserve">e</m:t>
+        </m:r>
+        <m:r>
+          <m:rPr>
+            <m:sty m:val="p"/>
+          </m:rPr>
+          <m:t xml:space="preserve">=</m:t>
+        </m:r>
+        <m:r>
+          <m:rPr>
+            <m:sty m:val="p"/>
+          </m:rPr>
+          <m:t xml:space="preserve">0</m:t>
+        </m:r>
+      </m:oMath>
+      <w:r>
+        <w:t xml:space="preserve"> for </w:t>
+      </w:r>
+      <m:oMath>
+        <m:sSub>
+          <m:e>
+            <m:r>
+              <m:t xml:space="preserve">v</m:t>
+            </m:r>
+          </m:e>
+          <m:sub>
+            <m:r>
+              <m:t xml:space="preserve">t</m:t>
+            </m:r>
+          </m:sub>
+        </m:sSub>
+      </m:oMath>
+      <w:r>
+        <w:t xml:space="preserve"> by bisection on </w:t>
+      </w:r>
+      <m:oMath>
+        <m:r>
+          <m:rPr>
+            <m:sty m:val="p"/>
+          </m:rPr>
+          <m:t xml:space="preserve">[</m:t>
+        </m:r>
+        <m:r>
+          <m:rPr>
+            <m:sty m:val="p"/>
+          </m:rPr>
+          <m:t xml:space="preserve">0</m:t>
+        </m:r>
+        <m:r>
+          <m:rPr>
+            <m:sty m:val="p"/>
+          </m:rPr>
+          <m:t xml:space="preserve">,</m:t>
+        </m:r>
+        <m:r>
+          <m:rPr>
+            <m:sty m:val="p"/>
+          </m:rPr>
+          <m:t xml:space="preserve">0</m:t>
+        </m:r>
+        <m:r>
+          <m:rPr>
+            <m:sty m:val="p"/>
+          </m:rPr>
+          <m:t xml:space="preserve">.</m:t>
+        </m:r>
+        <m:r>
+          <m:rPr>
+            <m:sty m:val="p"/>
+          </m:rPr>
+          <m:t xml:space="preserve">7</m:t>
+        </m:r>
+        <m:r>
+          <m:rPr>
+            <m:sty m:val="p"/>
+          </m:rPr>
+          <m:t xml:space="preserve">]</m:t>
+        </m:r>
+      </m:oMath>
+      <w:r>
+        <w:t xml:space="preserve">, all other parameters held at their values from (26). Each evaluation is one circuit simulation of the complete model; three bracket the interval and seven bisect it. If the threshold cannot bracket the peak, </w:t>
+      </w:r>
+      <m:oMath>
+        <m:sSub>
+          <m:e>
+            <m:r>
+              <m:t xml:space="preserve">s</m:t>
+            </m:r>
+          </m:e>
+          <m:sub>
+            <m:r>
+              <m:t xml:space="preserve">u</m:t>
+            </m:r>
+            <m:r>
+              <m:t xml:space="preserve">p</m:t>
+            </m:r>
+          </m:sub>
+        </m:sSub>
+      </m:oMath>
+      <w:r>
+        <w:t xml:space="preserve"> and </w:t>
+      </w:r>
+      <m:oMath>
+        <m:sSub>
+          <m:e>
+            <m:r>
+              <m:t xml:space="preserve">s</m:t>
+            </m:r>
+          </m:e>
+          <m:sub>
+            <m:r>
+              <m:t xml:space="preserve">d</m:t>
+            </m:r>
+            <m:r>
+              <m:t xml:space="preserve">n</m:t>
+            </m:r>
+          </m:sub>
+        </m:sSub>
+      </m:oMath>
+      <w:r>
+        <w:t xml:space="preserve"> are scaled together within </w:t>
+      </w:r>
+      <m:oMath>
+        <m:r>
+          <m:rPr>
+            <m:sty m:val="p"/>
+          </m:rPr>
+          <m:t xml:space="preserve">[</m:t>
+        </m:r>
+        <m:r>
+          <m:rPr>
+            <m:sty m:val="p"/>
+          </m:rPr>
+          <m:t xml:space="preserve">0</m:t>
+        </m:r>
+        <m:r>
+          <m:rPr>
+            <m:sty m:val="p"/>
+          </m:rPr>
+          <m:t xml:space="preserve">.</m:t>
+        </m:r>
+        <m:r>
+          <m:rPr>
+            <m:sty m:val="p"/>
+          </m:rPr>
+          <m:t xml:space="preserve">5</m:t>
+        </m:r>
+        <m:r>
+          <m:rPr>
+            <m:sty m:val="p"/>
+          </m:rPr>
+          <m:t xml:space="preserve">,</m:t>
+        </m:r>
+        <m:r>
+          <m:rPr>
+            <m:sty m:val="p"/>
+          </m:rPr>
+          <m:t xml:space="preserve">2</m:t>
+        </m:r>
+        <m:r>
+          <m:rPr>
+            <m:sty m:val="p"/>
+          </m:rPr>
+          <m:t xml:space="preserve">]</m:t>
+        </m:r>
+      </m:oMath>
+      <w:r>
+        <w:t xml:space="preserve"> instead. The threshold is used, and not the rates, because the rates were fitted to reproduce the full swing and moving them degrades it, whereas </w:t>
+      </w:r>
+      <m:oMath>
+        <m:sSub>
+          <m:e>
+            <m:r>
+              <m:t xml:space="preserve">v</m:t>
+            </m:r>
+          </m:e>
+          <m:sub>
+            <m:r>
+              <m:t xml:space="preserve">t</m:t>
+            </m:r>
+          </m:sub>
+        </m:sSub>
+      </m:oMath>
+      <w:r>
+        <w:t xml:space="preserve"> changes when each stage hands over without changing how fast it runs. For ex2 the calibration moves </w:t>
+      </w:r>
+      <m:oMath>
+        <m:sSub>
+          <m:e>
+            <m:r>
+              <m:t xml:space="preserve">v</m:t>
+            </m:r>
+          </m:e>
+          <m:sub>
+            <m:r>
+              <m:t xml:space="preserve">t</m:t>
+            </m:r>
+          </m:sub>
+        </m:sSub>
+      </m:oMath>
+      <w:r>
+        <w:t xml:space="preserve"> from 0.528 to 0.487 (Fig. 8(b)).</w:t>
+      </w:r>
+    </w:p>
+    <w:p>
+      <w:pPr>
+        <w:pStyle w:val="BodyText"/>
+      </w:pPr>
+      <w:r>
+        <w:rPr>
+          <w:i/>
+        </w:rPr>
+        <w:t xml:space="preserve">Selection of the stage count and map shape (step 4).</w:t>
+      </w:r>
+      <w:r>
+        <w:t xml:space="preserve"> After calibration all nine candidates reproduce the measured peak, so the peak carries no further information; they differ in the rest of the waveform (Fig. 8(c)). The candidate is chosen by the waveform error over the pulse and its return,</w:t>
+      </w:r>
+    </w:p>
+    <w:p>
+      <w:pPr>
+        <w:pStyle w:val="BodyText"/>
+      </w:pPr>
+      <m:oMathPara>
+        <m:oMathParaPr>
+          <m:jc m:val="center"/>
+        </m:oMathParaPr>
+        <m:oMath>
+          <m:r>
+            <m:rPr>
+              <m:sty m:val="p"/>
+            </m:rPr>
+            <m:t xml:space="preserve">(</m:t>
+          </m:r>
+          <m:r>
+            <m:t xml:space="preserve">K</m:t>
+          </m:r>
+          <m:r>
+            <m:rPr>
+              <m:sty m:val="p"/>
+            </m:rPr>
+            <m:t xml:space="preserve">,</m:t>
+          </m:r>
+          <m:sSub>
+            <m:e>
+              <m:r>
+                <m:t xml:space="preserve">v</m:t>
+              </m:r>
+            </m:e>
+            <m:sub>
+              <m:r>
+                <m:t xml:space="preserve">t</m:t>
+              </m:r>
+              <m:r>
+                <m:rPr>
+                  <m:sty m:val="p"/>
+                </m:rPr>
+                <m:t xml:space="preserve">,</m:t>
+              </m:r>
+              <m:r>
+                <m:t xml:space="preserve">m</m:t>
+              </m:r>
+              <m:r>
+                <m:t xml:space="preserve">a</m:t>
+              </m:r>
+              <m:r>
+                <m:t xml:space="preserve">p</m:t>
+              </m:r>
+            </m:sub>
+          </m:sSub>
+          <m:r>
+            <m:rPr>
+              <m:sty m:val="p"/>
+            </m:rPr>
+            <m:t xml:space="preserve">,</m:t>
+          </m:r>
+          <m:r>
+            <m:t xml:space="preserve">a</m:t>
+          </m:r>
+          <m:sSup>
+            <m:e>
+              <m:r>
+                <m:rPr>
+                  <m:sty m:val="p"/>
+                </m:rPr>
+                <m:t xml:space="preserve">)</m:t>
+              </m:r>
+            </m:e>
+            <m:sup>
+              <m:r>
+                <m:t xml:space="preserve">⋆</m:t>
+              </m:r>
+            </m:sup>
+          </m:sSup>
+          <m:r>
+            <m:rPr>
+              <m:sty m:val="p"/>
+            </m:rPr>
+            <m:t xml:space="preserve">=</m:t>
+          </m:r>
+          <m:r>
+            <m:rPr>
+              <m:sty m:val="p"/>
+            </m:rPr>
+            <m:t xml:space="preserve">arg</m:t>
+          </m:r>
+          <m:r>
+            <m:rPr>
+              <m:sty m:val="p"/>
+            </m:rPr>
+            <m:t xml:space="preserve">min</m:t>
+          </m:r>
+          <m:r>
+            <m:rPr>
+              <m:sty m:val="p"/>
+            </m:rPr>
+            <m:t xml:space="preserve"> </m:t>
+          </m:r>
+          <m:sSub>
+            <m:e>
+              <m:r>
+                <m:rPr>
+                  <m:sty m:val="p"/>
+                </m:rPr>
+                <m:t xml:space="preserve">rms</m:t>
+              </m:r>
+            </m:e>
+            <m:sub>
+              <m:r>
+                <m:t xml:space="preserve">t</m:t>
+              </m:r>
+              <m:r>
+                <m:t xml:space="preserve">∈</m:t>
+              </m:r>
+              <m:r>
+                <m:rPr>
+                  <m:sty m:val="p"/>
+                </m:rPr>
+                <m:t xml:space="preserve">[</m:t>
+              </m:r>
+              <m:sSub>
+                <m:e>
+                  <m:r>
+                    <m:t xml:space="preserve">t</m:t>
+                  </m:r>
+                </m:e>
+                <m:sub>
+                  <m:r>
+                    <m:t xml:space="preserve">f</m:t>
+                  </m:r>
+                </m:sub>
+              </m:sSub>
+              <m:r>
+                <m:rPr>
+                  <m:sty m:val="p"/>
+                </m:rPr>
+                <m:t xml:space="preserve">−</m:t>
+              </m:r>
+              <m:r>
+                <m:rPr>
+                  <m:sty m:val="p"/>
+                </m:rPr>
+                <m:t xml:space="preserve">0</m:t>
+              </m:r>
+              <m:r>
+                <m:rPr>
+                  <m:sty m:val="p"/>
+                </m:rPr>
+                <m:t xml:space="preserve">.</m:t>
+              </m:r>
+              <m:r>
+                <m:rPr>
+                  <m:sty m:val="p"/>
+                </m:rPr>
+                <m:t xml:space="preserve">3</m:t>
+              </m:r>
+              <m:r>
+                <m:rPr>
+                  <m:sty m:val="p"/>
+                </m:rPr>
+                <m:t xml:space="preserve"> </m:t>
+              </m:r>
+              <m:r>
+                <m:rPr>
+                  <m:nor/>
+                </m:rPr>
+                <m:t xml:space="preserve">ns</m:t>
+              </m:r>
+              <m:r>
+                <m:rPr>
+                  <m:sty m:val="p"/>
+                </m:rPr>
+                <m:t xml:space="preserve">,</m:t>
+              </m:r>
+              <m:r>
+                <m:rPr>
+                  <m:sty m:val="p"/>
+                </m:rPr>
+                <m:t xml:space="preserve"> </m:t>
+              </m:r>
+              <m:sSub>
+                <m:e>
+                  <m:r>
+                    <m:t xml:space="preserve">t</m:t>
+                  </m:r>
+                </m:e>
+                <m:sub>
+                  <m:r>
+                    <m:t xml:space="preserve">f</m:t>
+                  </m:r>
+                </m:sub>
+              </m:sSub>
+              <m:r>
+                <m:rPr>
+                  <m:sty m:val="p"/>
+                </m:rPr>
+                <m:t xml:space="preserve">+</m:t>
+              </m:r>
+              <m:r>
+                <m:rPr>
+                  <m:sty m:val="p"/>
+                </m:rPr>
+                <m:t xml:space="preserve">1</m:t>
+              </m:r>
+              <m:r>
+                <m:rPr>
+                  <m:sty m:val="p"/>
+                </m:rPr>
+                <m:t xml:space="preserve">.</m:t>
+              </m:r>
+              <m:r>
+                <m:rPr>
+                  <m:sty m:val="p"/>
+                </m:rPr>
+                <m:t xml:space="preserve">5</m:t>
+              </m:r>
+              <m:r>
+                <m:rPr>
+                  <m:sty m:val="p"/>
+                </m:rPr>
+                <m:t xml:space="preserve"> </m:t>
+              </m:r>
+              <m:r>
+                <m:rPr>
+                  <m:nor/>
+                </m:rPr>
+                <m:t xml:space="preserve">ns</m:t>
+              </m:r>
+              <m:r>
+                <m:rPr>
+                  <m:sty m:val="p"/>
+                </m:rPr>
+                <m:t xml:space="preserve">]</m:t>
+              </m:r>
+            </m:sub>
+          </m:sSub>
+          <m:d>
+            <m:dPr>
+              <m:begChr m:val="["/>
+              <m:endChr m:val="]"/>
+              <m:grow/>
+            </m:dPr>
+            <m:e>
+              <m:sSubSup>
+                <m:e>
+                  <m:r>
+                    <m:t xml:space="preserve">V</m:t>
+                  </m:r>
+                </m:e>
+                <m:sub>
+                  <m:r>
+                    <m:t xml:space="preserve">p</m:t>
+                  </m:r>
+                  <m:r>
+                    <m:t xml:space="preserve">a</m:t>
+                  </m:r>
+                  <m:r>
+                    <m:t xml:space="preserve">d</m:t>
+                  </m:r>
+                </m:sub>
+                <m:sup>
+                  <m:r>
+                    <m:t xml:space="preserve">m</m:t>
+                  </m:r>
+                  <m:r>
+                    <m:t xml:space="preserve">o</m:t>
+                  </m:r>
+                  <m:r>
+                    <m:t xml:space="preserve">d</m:t>
+                  </m:r>
+                  <m:r>
+                    <m:t xml:space="preserve">e</m:t>
+                  </m:r>
+                  <m:r>
+                    <m:t xml:space="preserve">l</m:t>
+                  </m:r>
+                </m:sup>
+              </m:sSubSup>
+              <m:r>
+                <m:rPr>
+                  <m:sty m:val="p"/>
+                </m:rPr>
+                <m:t xml:space="preserve">(</m:t>
+              </m:r>
+              <m:r>
+                <m:t xml:space="preserve">t</m:t>
+              </m:r>
+              <m:r>
+                <m:rPr>
+                  <m:sty m:val="p"/>
+                </m:rPr>
+                <m:t xml:space="preserve">)</m:t>
+              </m:r>
+              <m:r>
+                <m:rPr>
+                  <m:sty m:val="p"/>
+                </m:rPr>
+                <m:t xml:space="preserve">−</m:t>
+              </m:r>
+              <m:sSubSup>
+                <m:e>
+                  <m:r>
+                    <m:t xml:space="preserve">V</m:t>
+                  </m:r>
+                </m:e>
+                <m:sub>
+                  <m:r>
+                    <m:t xml:space="preserve">p</m:t>
+                  </m:r>
+                  <m:r>
+                    <m:t xml:space="preserve">a</m:t>
+                  </m:r>
+                  <m:r>
+                    <m:t xml:space="preserve">d</m:t>
+                  </m:r>
+                </m:sub>
+                <m:sup>
+                  <m:r>
+                    <m:t xml:space="preserve">m</m:t>
+                  </m:r>
+                  <m:r>
+                    <m:t xml:space="preserve">e</m:t>
+                  </m:r>
+                  <m:r>
+                    <m:t xml:space="preserve">a</m:t>
+                  </m:r>
+                  <m:r>
+                    <m:t xml:space="preserve">s</m:t>
+                  </m:r>
+                </m:sup>
+              </m:sSubSup>
+              <m:r>
+                <m:rPr>
+                  <m:sty m:val="p"/>
+                </m:rPr>
+                <m:t xml:space="preserve">(</m:t>
+              </m:r>
+              <m:r>
+                <m:t xml:space="preserve">t</m:t>
+              </m:r>
+              <m:r>
+                <m:rPr>
+                  <m:sty m:val="p"/>
+                </m:rPr>
+                <m:t xml:space="preserve">)</m:t>
+              </m:r>
+            </m:e>
+          </m:d>
+          <m:r>
+            <m:rPr>
+              <m:sty m:val="p"/>
+            </m:rPr>
+            <m:t xml:space="preserve">  (29)</m:t>
+          </m:r>
+        </m:oMath>
+      </m:oMathPara>
+    </w:p>
+    <w:p>
+      <w:pPr>
+        <w:pStyle w:val="FirstParagraph"/>
+      </w:pPr>
+      <w:r>
+        <w:t xml:space="preserve">where </w:t>
+      </w:r>
+      <m:oMath>
+        <m:sSub>
+          <m:e>
+            <m:r>
+              <m:t xml:space="preserve">t</m:t>
+            </m:r>
+          </m:e>
+          <m:sub>
+            <m:r>
+              <m:t xml:space="preserve">f</m:t>
+            </m:r>
+          </m:sub>
+        </m:sSub>
+      </m:oMath>
+      <w:r>
+        <w:t xml:space="preserve"> is the falling edge of the input pulse. The window was chosen once and was not tuned.</w:t>
+      </w:r>
+    </w:p>
+    <w:p>
+      <w:pPr>
+        <w:pStyle w:val="CaptionedFigure"/>
+        <w:jc w:val="center"/>
+      </w:pPr>
+      <w:r>
+        <w:drawing>
+          <wp:inline distT="0" distB="0" distL="0" distR="0">
+            <wp:extent cx="5760720" cy="2571100"/>
+            <wp:docPr id="108" name="Figure 8"/>
+            <wp:cNvGraphicFramePr>
+              <a:graphicFrameLocks noChangeAspect="1"/>
+            </wp:cNvGraphicFramePr>
+            <a:graphic>
+              <a:graphicData uri="http://schemas.openxmlformats.org/drawingml/2006/picture">
+                <pic:pic>
+                  <pic:nvPicPr>
+                    <pic:cNvPr id="108" name="fig8.png"/>
+                    <pic:cNvPicPr/>
+                  </pic:nvPicPr>
+                  <pic:blipFill>
+                    <a:blip r:embed="rIdFig8"/>
+                    <a:stretch>
+                      <a:fillRect/>
+                    </a:stretch>
+                  </pic:blipFill>
+                  <pic:spPr>
+                    <a:xfrm>
+                      <a:off x="0" y="0"/>
                       <a:ext cx="5760720" cy="2571100"/>
                     </a:xfrm>
                     <a:prstGeom prst="rect">
@@ -15030,7 +16721,7 @@
         <w:pStyle w:val="ImageCaption"/>
       </w:pPr>
       <w:r>
-        <w:t xml:space="preserve">Fig. 7. Use of the stressed measurement on ex2 (810 ps input pulse). (a) The measurement and its peak. (b) Calibration (28): pad waveform of the model as </w:t>
+        <w:t xml:space="preserve">Fig. 8. Use of the stressed measurement on ex2 (810 ps input pulse). (a) The measurement and its peak. (b) Calibration (28): pad waveform of the model as </w:t>
       </w:r>
       <m:oMath>
         <m:sSub>
@@ -15103,7 +16794,7 @@
         <w:pStyle w:val="TableCaption"/>
       </w:pPr>
       <w:r>
-        <w:t xml:space="preserve">Table V: Peak of the stressed gate, ex2 (fitted at full swing only)</w:t>
+        <w:t xml:space="preserve">Table VII: Peak of the stressed gate, ex2 (fitted at full swing only)</w:t>
       </w:r>
     </w:p>
     <w:tbl>
@@ -15687,7 +17378,7 @@
         <w:pStyle w:val="BodyText"/>
       </w:pPr>
       <w:r>
-        <w:t xml:space="preserve">On ex2 the stage law with the netlist stage count is within 0.04 of the measured peak at every width, where linear superposition is off by 0.17 at the narrowest pulse (Table V, Fig. 8(a)). The waveform error at the narrowest pulse is 0.012 for the stage law, from a full-swing fit residual of 0.0066. The stage count matters as Section II-J predicts: </w:t>
+        <w:t xml:space="preserve">On ex2 the stage law with the netlist stage count is within 0.04 of the measured peak at every width, where linear superposition is off by 0.17 at the narrowest pulse (Table VII, Fig. 9(a)). The waveform error at the narrowest pulse is 0.012 for the stage law, from a full-swing fit residual of 0.0066. The stage count matters as Section II-J predicts: </w:t>
       </w:r>
       <m:oMath>
         <m:r>
@@ -15715,7 +17406,7 @@
         <w:pStyle w:val="TableCaption"/>
       </w:pPr>
       <w:r>
-        <w:t xml:space="preserve">Table VI: Peak of the stressed gate, inv_chain (fitted at full swing only)</w:t>
+        <w:t xml:space="preserve">Table VIII: Peak of the stressed gate, inv_chain (fitted at full swing only)</w:t>
       </w:r>
     </w:p>
     <w:tbl>
@@ -16642,231 +18333,6 @@
         <w:drawing>
           <wp:inline distT="0" distB="0" distL="0" distR="0">
             <wp:extent cx="5669280" cy="3673164"/>
-            <wp:docPr id="108" name="Figure 8"/>
-            <wp:cNvGraphicFramePr>
-              <a:graphicFrameLocks noChangeAspect="1"/>
-            </wp:cNvGraphicFramePr>
-            <a:graphic>
-              <a:graphicData uri="http://schemas.openxmlformats.org/drawingml/2006/picture">
-                <pic:pic>
-                  <pic:nvPicPr>
-                    <pic:cNvPr id="108" name="fig8.png"/>
-                    <pic:cNvPicPr/>
-                  </pic:nvPicPr>
-                  <pic:blipFill>
-                    <a:blip r:embed="rIdFig8"/>
-                    <a:stretch>
-                      <a:fillRect/>
-                    </a:stretch>
-                  </pic:blipFill>
-                  <pic:spPr>
-                    <a:xfrm>
-                      <a:off x="0" y="0"/>
-                      <a:ext cx="5669280" cy="3673164"/>
-                    </a:xfrm>
-                    <a:prstGeom prst="rect">
-                      <a:avLst/>
-                    </a:prstGeom>
-                  </pic:spPr>
-                </pic:pic>
-              </a:graphicData>
-            </a:graphic>
-          </wp:inline>
-        </w:drawing>
-      </w:r>
-    </w:p>
-    <w:p>
-      <w:pPr>
-        <w:pStyle w:val="ImageCaption"/>
-      </w:pPr>
-      <w:r>
-        <w:t xml:space="preserve">Fig. 8. Stressed gate of the transistor netlist against the stage law fitted at full swing only, and against linear superposition, at the narrowest, middle and widest of the five pulse widths. (a) ex2. (b) inv_chain.</w:t>
-      </w:r>
-    </w:p>
-    <w:p>
-      <w:pPr>
-        <w:pStyle w:val="BodyText"/>
-      </w:pPr>
-      <w:r>
-        <w:t xml:space="preserve">On inv_chain (Table VI, Fig. 8(b)) the stage law with the netlist stage count follows the measurement at the three widest pulses (within 0.06) and undershoots at the two narrowest, by 0.18 at 104 ps. This is the partial-drive regime in which approximation A2 is active (Section II-M). The other rows show the consequence of the flat residual of Section II-J. The full-swing residuals of </w:t>
-      </w:r>
-      <m:oMath>
-        <m:r>
-          <m:t xml:space="preserve">K</m:t>
-        </m:r>
-        <m:r>
-          <m:rPr>
-            <m:sty m:val="p"/>
-          </m:rPr>
-          <m:t xml:space="preserve">=</m:t>
-        </m:r>
-        <m:r>
-          <m:rPr>
-            <m:sty m:val="p"/>
-          </m:rPr>
-          <m:t xml:space="preserve">7</m:t>
-        </m:r>
-      </m:oMath>
-      <w:r>
-        <w:t xml:space="preserve">, 5 and 3 are 0.0032, 0.0037 and 0.0141; with </w:t>
-      </w:r>
-      <m:oMath>
-        <m:r>
-          <m:t xml:space="preserve">K</m:t>
-        </m:r>
-        <m:r>
-          <m:rPr>
-            <m:sty m:val="p"/>
-          </m:rPr>
-          <m:t xml:space="preserve">=</m:t>
-        </m:r>
-        <m:r>
-          <m:rPr>
-            <m:sty m:val="p"/>
-          </m:rPr>
-          <m:t xml:space="preserve">5</m:t>
-        </m:r>
-      </m:oMath>
-      <w:r>
-        <w:t xml:space="preserve"> the chain extinguishes 4 of the five stressed pulses and with </w:t>
-      </w:r>
-      <m:oMath>
-        <m:r>
-          <m:t xml:space="preserve">K</m:t>
-        </m:r>
-        <m:r>
-          <m:rPr>
-            <m:sty m:val="p"/>
-          </m:rPr>
-          <m:t xml:space="preserve">=</m:t>
-        </m:r>
-        <m:r>
-          <m:rPr>
-            <m:sty m:val="p"/>
-          </m:rPr>
-          <m:t xml:space="preserve">3</m:t>
-        </m:r>
-      </m:oMath>
-      <w:r>
-        <w:t xml:space="preserve"> it extinguishes 5. (Both of those fits end with </w:t>
-      </w:r>
-      <m:oMath>
-        <m:sSub>
-          <m:e>
-            <m:r>
-              <m:t xml:space="preserve">v</m:t>
-            </m:r>
-          </m:e>
-          <m:sub>
-            <m:r>
-              <m:t xml:space="preserve">t</m:t>
-            </m:r>
-          </m:sub>
-        </m:sSub>
-      </m:oMath>
-      <w:r>
-        <w:t xml:space="preserve"> at its upper bound of 0.7, so they are constrained fits, not free ones.) With </w:t>
-      </w:r>
-      <m:oMath>
-        <m:r>
-          <m:t xml:space="preserve">K</m:t>
-        </m:r>
-        <m:r>
-          <m:rPr>
-            <m:sty m:val="p"/>
-          </m:rPr>
-          <m:t xml:space="preserve">=</m:t>
-        </m:r>
-        <m:r>
-          <m:rPr>
-            <m:sty m:val="p"/>
-          </m:rPr>
-          <m:t xml:space="preserve">9</m:t>
-        </m:r>
-      </m:oMath>
-      <w:r>
-        <w:t xml:space="preserve">, at the same residual as </w:t>
-      </w:r>
-      <m:oMath>
-        <m:r>
-          <m:t xml:space="preserve">K</m:t>
-        </m:r>
-        <m:r>
-          <m:rPr>
-            <m:sty m:val="p"/>
-          </m:rPr>
-          <m:t xml:space="preserve">=</m:t>
-        </m:r>
-        <m:r>
-          <m:rPr>
-            <m:sty m:val="p"/>
-          </m:rPr>
-          <m:t xml:space="preserve">7</m:t>
-        </m:r>
-      </m:oMath>
-      <w:r>
-        <w:t xml:space="preserve">, the pulse passes almost unattenuated. The file supplies the band (27); only the stressed measurement can choose within it.</w:t>
-      </w:r>
-    </w:p>
-    <w:p>
-      <w:pPr>
-        <w:pStyle w:val="BodyText"/>
-      </w:pPr>
-      <w:r>
-        <w:t xml:space="preserve">A control establishes that the nonlinearity captured by (19) is a property of the buffers and not of the fit. On io_buf, for input pulses of 1505–2354 ps, every probed predriver node and the pad follow linear superposition (pad peak 0.373 measured against 0.371 predicted at 1505 ps), whereas the same test fails on the output gate of ex2 (0.758 against 0.926) and at the pad of inv_chain (0.490 against 0.853). This statement covers high-going pulses of those widths; the pull-down path of io_buf under much shorter low-going pulses (163–322 ps) is not linear.</w:t>
-      </w:r>
-    </w:p>
-    <w:p>
-      <w:pPr>
-        <w:pStyle w:val="Heading3"/>
-      </w:pPr>
-      <w:r>
-        <w:t xml:space="preserve">2) Pad level: the complete method on twelve buffers</w:t>
-      </w:r>
-    </w:p>
-    <w:p>
-      <w:pPr>
-        <w:pStyle w:val="FirstParagraph"/>
-      </w:pPr>
-      <w:r>
-        <w:t xml:space="preserve">The complete procedure of Table III was applied to twelve test buffers: ex2, inv_chain and io_buf, and nine variants of the first two. For each buffer the model was built from its IBIS file and from one transistor-level pad waveform at the pulse width giving about 50 % of the settled swing; </w:t>
-      </w:r>
-      <m:oMath>
-        <m:sSub>
-          <m:e>
-            <m:r>
-              <m:t xml:space="preserve">C</m:t>
-            </m:r>
-          </m:e>
-          <m:sub>
-            <m:r>
-              <m:t xml:space="preserve">c</m:t>
-            </m:r>
-            <m:r>
-              <m:t xml:space="preserve">o</m:t>
-            </m:r>
-            <m:r>
-              <m:t xml:space="preserve">m</m:t>
-            </m:r>
-            <m:r>
-              <m:t xml:space="preserve">p</m:t>
-            </m:r>
-          </m:sub>
-        </m:sSub>
-      </m:oMath>
-      <w:r>
-        <w:t xml:space="preserve"> was taken from the file, reduced where the declared value implied a conducting fraction above unity. The model was then simulated at five pulse widths (about 50 to 90 % of the settled swing) into the same load and compared with transistor-level simulation of the same buffer. The score is the worst peak error over the five widths, with the peak error defined as in (28). The calibration width is one of the five, so the score is not entirely held out. HSPICE's native IBIS element with the same file is given for comparison.</w:t>
-      </w:r>
-    </w:p>
-    <w:p>
-      <w:pPr>
-        <w:pStyle w:val="CaptionedFigure"/>
-        <w:jc w:val="center"/>
-      </w:pPr>
-      <w:r>
-        <w:drawing>
-          <wp:inline distT="0" distB="0" distL="0" distR="0">
-            <wp:extent cx="5760720" cy="2864132"/>
             <wp:docPr id="109" name="Figure 9"/>
             <wp:cNvGraphicFramePr>
               <a:graphicFrameLocks noChangeAspect="1"/>
@@ -16887,6 +18353,231 @@
                   <pic:spPr>
                     <a:xfrm>
                       <a:off x="0" y="0"/>
+                      <a:ext cx="5669280" cy="3673164"/>
+                    </a:xfrm>
+                    <a:prstGeom prst="rect">
+                      <a:avLst/>
+                    </a:prstGeom>
+                  </pic:spPr>
+                </pic:pic>
+              </a:graphicData>
+            </a:graphic>
+          </wp:inline>
+        </w:drawing>
+      </w:r>
+    </w:p>
+    <w:p>
+      <w:pPr>
+        <w:pStyle w:val="ImageCaption"/>
+      </w:pPr>
+      <w:r>
+        <w:t xml:space="preserve">Fig. 9. Stressed gate of the transistor netlist against the stage law fitted at full swing only, and against linear superposition, at the narrowest, middle and widest of the five pulse widths. (a) ex2. (b) inv_chain.</w:t>
+      </w:r>
+    </w:p>
+    <w:p>
+      <w:pPr>
+        <w:pStyle w:val="BodyText"/>
+      </w:pPr>
+      <w:r>
+        <w:t xml:space="preserve">On inv_chain (Table VIII, Fig. 9(b)) the stage law with the netlist stage count follows the measurement at the three widest pulses (within 0.06) and undershoots at the two narrowest, by 0.18 at 104 ps. This is the partial-drive regime in which approximation A2 is active (Section II-M). The other rows show the consequence of the flat residual of Section II-J. The full-swing residuals of </w:t>
+      </w:r>
+      <m:oMath>
+        <m:r>
+          <m:t xml:space="preserve">K</m:t>
+        </m:r>
+        <m:r>
+          <m:rPr>
+            <m:sty m:val="p"/>
+          </m:rPr>
+          <m:t xml:space="preserve">=</m:t>
+        </m:r>
+        <m:r>
+          <m:rPr>
+            <m:sty m:val="p"/>
+          </m:rPr>
+          <m:t xml:space="preserve">7</m:t>
+        </m:r>
+      </m:oMath>
+      <w:r>
+        <w:t xml:space="preserve">, 5 and 3 are 0.0032, 0.0037 and 0.0141; with </w:t>
+      </w:r>
+      <m:oMath>
+        <m:r>
+          <m:t xml:space="preserve">K</m:t>
+        </m:r>
+        <m:r>
+          <m:rPr>
+            <m:sty m:val="p"/>
+          </m:rPr>
+          <m:t xml:space="preserve">=</m:t>
+        </m:r>
+        <m:r>
+          <m:rPr>
+            <m:sty m:val="p"/>
+          </m:rPr>
+          <m:t xml:space="preserve">5</m:t>
+        </m:r>
+      </m:oMath>
+      <w:r>
+        <w:t xml:space="preserve"> the chain extinguishes 4 of the five stressed pulses and with </w:t>
+      </w:r>
+      <m:oMath>
+        <m:r>
+          <m:t xml:space="preserve">K</m:t>
+        </m:r>
+        <m:r>
+          <m:rPr>
+            <m:sty m:val="p"/>
+          </m:rPr>
+          <m:t xml:space="preserve">=</m:t>
+        </m:r>
+        <m:r>
+          <m:rPr>
+            <m:sty m:val="p"/>
+          </m:rPr>
+          <m:t xml:space="preserve">3</m:t>
+        </m:r>
+      </m:oMath>
+      <w:r>
+        <w:t xml:space="preserve"> it extinguishes 5. (Both of those fits end with </w:t>
+      </w:r>
+      <m:oMath>
+        <m:sSub>
+          <m:e>
+            <m:r>
+              <m:t xml:space="preserve">v</m:t>
+            </m:r>
+          </m:e>
+          <m:sub>
+            <m:r>
+              <m:t xml:space="preserve">t</m:t>
+            </m:r>
+          </m:sub>
+        </m:sSub>
+      </m:oMath>
+      <w:r>
+        <w:t xml:space="preserve"> at its upper bound of 0.7, so they are constrained fits, not free ones.) With </w:t>
+      </w:r>
+      <m:oMath>
+        <m:r>
+          <m:t xml:space="preserve">K</m:t>
+        </m:r>
+        <m:r>
+          <m:rPr>
+            <m:sty m:val="p"/>
+          </m:rPr>
+          <m:t xml:space="preserve">=</m:t>
+        </m:r>
+        <m:r>
+          <m:rPr>
+            <m:sty m:val="p"/>
+          </m:rPr>
+          <m:t xml:space="preserve">9</m:t>
+        </m:r>
+      </m:oMath>
+      <w:r>
+        <w:t xml:space="preserve">, at the same residual as </w:t>
+      </w:r>
+      <m:oMath>
+        <m:r>
+          <m:t xml:space="preserve">K</m:t>
+        </m:r>
+        <m:r>
+          <m:rPr>
+            <m:sty m:val="p"/>
+          </m:rPr>
+          <m:t xml:space="preserve">=</m:t>
+        </m:r>
+        <m:r>
+          <m:rPr>
+            <m:sty m:val="p"/>
+          </m:rPr>
+          <m:t xml:space="preserve">7</m:t>
+        </m:r>
+      </m:oMath>
+      <w:r>
+        <w:t xml:space="preserve">, the pulse passes almost unattenuated. The file supplies the band (27); only the stressed measurement can choose within it.</w:t>
+      </w:r>
+    </w:p>
+    <w:p>
+      <w:pPr>
+        <w:pStyle w:val="BodyText"/>
+      </w:pPr>
+      <w:r>
+        <w:t xml:space="preserve">A control establishes that the nonlinearity captured by (19) is a property of the buffers and not of the fit. On io_buf, for input pulses of 1505–2354 ps, every probed predriver node and the pad follow linear superposition (pad peak 0.373 measured against 0.371 predicted at 1505 ps), whereas the same test fails on the output gate of ex2 (0.758 against 0.926) and at the pad of inv_chain (0.490 against 0.853). This statement covers high-going pulses of those widths; the pull-down path of io_buf under much shorter low-going pulses (163–322 ps) is not linear.</w:t>
+      </w:r>
+    </w:p>
+    <w:p>
+      <w:pPr>
+        <w:pStyle w:val="Heading3"/>
+      </w:pPr>
+      <w:r>
+        <w:t xml:space="preserve">2) Pad level: the complete method on twelve buffers</w:t>
+      </w:r>
+    </w:p>
+    <w:p>
+      <w:pPr>
+        <w:pStyle w:val="FirstParagraph"/>
+      </w:pPr>
+      <w:r>
+        <w:t xml:space="preserve">The complete procedure of Table III was applied to twelve test buffers: ex2, inv_chain and io_buf, and nine variants of the first two. For each buffer the model was built from its IBIS file and from one transistor-level pad waveform at the pulse width giving about 50 % of the settled swing; </w:t>
+      </w:r>
+      <m:oMath>
+        <m:sSub>
+          <m:e>
+            <m:r>
+              <m:t xml:space="preserve">C</m:t>
+            </m:r>
+          </m:e>
+          <m:sub>
+            <m:r>
+              <m:t xml:space="preserve">c</m:t>
+            </m:r>
+            <m:r>
+              <m:t xml:space="preserve">o</m:t>
+            </m:r>
+            <m:r>
+              <m:t xml:space="preserve">m</m:t>
+            </m:r>
+            <m:r>
+              <m:t xml:space="preserve">p</m:t>
+            </m:r>
+          </m:sub>
+        </m:sSub>
+      </m:oMath>
+      <w:r>
+        <w:t xml:space="preserve"> was taken from the file, reduced where the declared value implied a conducting fraction above unity. The model was then simulated at five pulse widths (about 50 to 90 % of the settled swing) into the same load and compared with transistor-level simulation of the same buffer. The score is the worst peak error over the five widths, with the peak error defined as in (28). The calibration width is one of the five, so the score is not entirely held out. HSPICE's native IBIS element with the same file is given for comparison.</w:t>
+      </w:r>
+    </w:p>
+    <w:p>
+      <w:pPr>
+        <w:pStyle w:val="CaptionedFigure"/>
+        <w:jc w:val="center"/>
+      </w:pPr>
+      <w:r>
+        <w:drawing>
+          <wp:inline distT="0" distB="0" distL="0" distR="0">
+            <wp:extent cx="5760720" cy="2864132"/>
+            <wp:docPr id="110" name="Figure 10"/>
+            <wp:cNvGraphicFramePr>
+              <a:graphicFrameLocks noChangeAspect="1"/>
+            </wp:cNvGraphicFramePr>
+            <a:graphic>
+              <a:graphicData uri="http://schemas.openxmlformats.org/drawingml/2006/picture">
+                <pic:pic>
+                  <pic:nvPicPr>
+                    <pic:cNvPr id="110" name="fig10.png"/>
+                    <pic:cNvPicPr/>
+                  </pic:nvPicPr>
+                  <pic:blipFill>
+                    <a:blip r:embed="rIdFig10"/>
+                    <a:stretch>
+                      <a:fillRect/>
+                    </a:stretch>
+                  </pic:blipFill>
+                  <pic:spPr>
+                    <a:xfrm>
+                      <a:off x="0" y="0"/>
                       <a:ext cx="5760720" cy="2864132"/>
                     </a:xfrm>
                     <a:prstGeom prst="rect">
@@ -16905,7 +18596,7 @@
         <w:pStyle w:val="ImageCaption"/>
       </w:pPr>
       <w:r>
-        <w:t xml:space="preserve">Fig. 9. Pad voltage for the narrowest stressed pulse of three buffers: transistor-level reference, HSPICE native IBIS, and the proposed model built from the IBIS file and one stressed measurement. The percentages are peak errors against the reference. Time is measured from the input edge.</w:t>
+        <w:t xml:space="preserve">Fig. 10. Pad voltage for the narrowest stressed pulse of three buffers: transistor-level reference, HSPICE native IBIS, and the proposed model built from the IBIS file and one stressed measurement. The percentages are peak errors against the reference. Time is measured from the input edge.</w:t>
       </w:r>
     </w:p>
     <w:p>
@@ -16913,7 +18604,7 @@
         <w:pStyle w:val="TableCaption"/>
       </w:pPr>
       <w:r>
-        <w:t xml:space="preserve">Table VII: Pad-level result on the twelve test buffers (worst of five stressed pulse widths)</w:t>
+        <w:t xml:space="preserve">Table IX: Pad-level result on the twelve test buffers (worst of five stressed pulse widths)</w:t>
       </w:r>
     </w:p>
     <w:tbl>
@@ -18319,7 +20010,7 @@
         <w:drawing>
           <wp:inline distT="0" distB="0" distL="0" distR="0">
             <wp:extent cx="5760720" cy="2965484"/>
-            <wp:docPr id="110" name="Figure 10"/>
+            <wp:docPr id="111" name="Figure 11"/>
             <wp:cNvGraphicFramePr>
               <a:graphicFrameLocks noChangeAspect="1"/>
             </wp:cNvGraphicFramePr>
@@ -18327,11 +20018,11 @@
               <a:graphicData uri="http://schemas.openxmlformats.org/drawingml/2006/picture">
                 <pic:pic>
                   <pic:nvPicPr>
-                    <pic:cNvPr id="110" name="fig10.png"/>
+                    <pic:cNvPr id="111" name="fig11.png"/>
                     <pic:cNvPicPr/>
                   </pic:nvPicPr>
                   <pic:blipFill>
-                    <a:blip r:embed="rIdFig10"/>
+                    <a:blip r:embed="rIdFig11"/>
                     <a:stretch>
                       <a:fillRect/>
                     </a:stretch>
@@ -18357,7 +20048,7 @@
         <w:pStyle w:val="ImageCaption"/>
       </w:pPr>
       <w:r>
-        <w:t xml:space="preserve">Fig. 10. Worst stressed peak error at the pad for the twelve test buffers.</w:t>
+        <w:t xml:space="preserve">Fig. 11. Worst stressed peak error at the pad for the twelve test buffers.</w:t>
       </w:r>
     </w:p>
     <w:p>
@@ -18422,7 +20113,7 @@
         <w:pStyle w:val="TableCaption"/>
       </w:pPr>
       <w:r>
-        <w:t xml:space="preserve">Table VIII: Approximations of the model</w:t>
+        <w:t xml:space="preserve">Table X: Approximations of the model</w:t>
       </w:r>
     </w:p>
     <w:tbl>
@@ -19045,7 +20736,7 @@
               <w:rPr>
                 <w:sz w:val="16"/>
               </w:rPr>
-              <w:t xml:space="preserve">Not identifiable from the file (Section II-J); candidate cause of the inv_chain undershoot in Table VI</w:t>
+              <w:t xml:space="preserve">Not identifiable from the file (Section II-J); candidate cause of the inv_chain undershoot in Table VIII</w:t>
             </w:r>
           </w:p>
         </w:tc>
@@ -20895,7 +22586,7 @@
         <w:t xml:space="preserve">Regenerated numbers.</w:t>
       </w:r>
       <w:r>
-        <w:t xml:space="preserve"> Table VI was regenerated for this document. The earlier committed table had been produced with an explicit-Euler integrator that was later replaced (Section II-G); ex2 (Table V) is unaffected to the third decimal for </w:t>
+        <w:t xml:space="preserve"> Table VIII was regenerated for this document. The earlier committed table had been produced with an explicit-Euler integrator that was later replaced (Section II-G); ex2 (Table VII) is unaffected to the third decimal for </w:t>
       </w:r>
       <m:oMath>
         <m:r>
@@ -20989,7 +22680,7 @@
         </m:sSub>
       </m:oMath>
       <w:r>
-        <w:t xml:space="preserve"> (Table II) is untested at the pad. (2) The pad-level score includes the calibration width. (3) Pulse trains, low-going pulses and other loads and corners are not covered by Table VII.</w:t>
+        <w:t xml:space="preserve"> (Table II) is untested at the pad. (2) The pad-level score includes the calibration width. (3) Pulse trains, low-going pulses and other loads and corners are not covered by Table IX.</w:t>
       </w:r>
     </w:p>
     <w:sectPr>

--- a/results/stage_law_doc_2026-10-01/stage_law_derivation_v2.docx
+++ b/results/stage_law_doc_2026-10-01/stage_law_derivation_v2.docx
@@ -10023,7 +10023,7 @@
         <w:pStyle w:val="Heading2"/>
       </w:pPr>
       <w:r>
-        <w:t xml:space="preserve">H. From the gate to the conducting fraction and the pad</w:t>
+        <w:t xml:space="preserve">H. The map: from the gate to the conducting fraction and the pad</w:t>
       </w:r>
     </w:p>
     <w:p>
@@ -10100,21 +10100,23 @@
         </m:sSub>
       </m:oMath>
       <w:r>
-        <w:t xml:space="preserve"> of the pull-down table. A second relation, separate from the stage law, connects the two.</w:t>
+        <w:t xml:space="preserve"> of the pull-down table. A second relation, separate from the stage law, connects the two. It is called the map here.</w:t>
       </w:r>
     </w:p>
     <w:p>
       <w:pPr>
-        <w:pStyle w:val="BodyText"/>
+        <w:pStyle w:val="Heading3"/>
       </w:pPr>
       <w:r>
-        <w:rPr>
-          <w:i/>
-        </w:rPr>
-        <w:t xml:space="preserve">The map.</w:t>
-      </w:r>
-      <w:r>
-        <w:t xml:space="preserve"> The pull-up table of the file is the current of the output transistor against pad voltage with its gate fully on. With the gate only partly on, the transistor delivers less, and the reduction is taken to be one multiplier at every pad voltage, which is the assumption any </w:t>
+        <w:t xml:space="preserve">1) What the map is</w:t>
+      </w:r>
+    </w:p>
+    <w:p>
+      <w:pPr>
+        <w:pStyle w:val="FirstParagraph"/>
+      </w:pPr>
+      <w:r>
+        <w:t xml:space="preserve">The pull-up table of the file is the current of the output transistor against pad voltage with its gate fully on. With the gate only partly on, the transistor delivers less, and the reduction is taken to be one multiplier at every pad voltage, which is the assumption any </w:t>
       </w:r>
       <m:oMath>
         <m:sSub>
@@ -10276,6 +10278,46 @@
       <w:pPr>
         <w:pStyle w:val="FirstParagraph"/>
       </w:pPr>
+      <w:r>
+        <w:t xml:space="preserve">Here </w:t>
+      </w:r>
+      <m:oMath>
+        <m:r>
+          <m:t xml:space="preserve">g</m:t>
+        </m:r>
+      </m:oMath>
+      <w:r>
+        <w:t xml:space="preserve"> is the gate of the output transistor on a scale from 0 (device off) to 1 (device fully on); in the model, </w:t>
+      </w:r>
+      <m:oMath>
+        <m:r>
+          <m:t xml:space="preserve">g</m:t>
+        </m:r>
+        <m:r>
+          <m:rPr>
+            <m:sty m:val="p"/>
+          </m:rPr>
+          <m:t xml:space="preserve">=</m:t>
+        </m:r>
+        <m:sSub>
+          <m:e>
+            <m:r>
+              <m:t xml:space="preserve">G</m:t>
+            </m:r>
+          </m:e>
+          <m:sub>
+            <m:r>
+              <m:t xml:space="preserve">U</m:t>
+            </m:r>
+            <m:r>
+              <m:t xml:space="preserve">P</m:t>
+            </m:r>
+          </m:sub>
+        </m:sSub>
+      </m:oMath>
+      <w:r>
+        <w:t xml:space="preserve">, the output of the last stage. The map is the function </w:t>
+      </w:r>
       <m:oMath>
         <m:sSub>
           <m:e>
@@ -10289,9 +10331,24 @@
             </m:r>
           </m:sub>
         </m:sSub>
+        <m:r>
+          <m:rPr>
+            <m:sty m:val="p"/>
+          </m:rPr>
+          <m:t xml:space="preserve">(</m:t>
+        </m:r>
+        <m:r>
+          <m:t xml:space="preserve">g</m:t>
+        </m:r>
+        <m:r>
+          <m:rPr>
+            <m:sty m:val="p"/>
+          </m:rPr>
+          <m:t xml:space="preserve">)</m:t>
+        </m:r>
       </m:oMath>
       <w:r>
-        <w:t xml:space="preserve"> is therefore a property of the output transistor: how far it is turned on when its gate is at level </w:t>
+        <w:t xml:space="preserve">: how much of the table conducts when the gate is at level </w:t>
       </w:r>
       <m:oMath>
         <m:r>
@@ -10299,7 +10356,291 @@
         </m:r>
       </m:oMath>
       <w:r>
-        <w:t xml:space="preserve">. It is modeled by a static curve of transistor shape, scaled between the settled off and on levels of the file's own </w:t>
+        <w:t xml:space="preserve">. It is a curve against the gate, not against time.</w:t>
+      </w:r>
+    </w:p>
+    <w:p>
+      <w:pPr>
+        <w:pStyle w:val="BodyText"/>
+      </w:pPr>
+      <w:r>
+        <w:t xml:space="preserve">Where the gate node can be probed, this curve can be measured, and no formula is needed. At each instant of a full transition the gate level and the file's </w:t>
+      </w:r>
+      <m:oMath>
+        <m:sSub>
+          <m:e>
+            <m:r>
+              <m:t xml:space="preserve">K</m:t>
+            </m:r>
+          </m:e>
+          <m:sub>
+            <m:r>
+              <m:t xml:space="preserve">u</m:t>
+            </m:r>
+          </m:sub>
+        </m:sSub>
+      </m:oMath>
+      <w:r>
+        <w:t xml:space="preserve"> are read together (Fig. 5(a)); plotting one against the other gives </w:t>
+      </w:r>
+      <m:oMath>
+        <m:sSub>
+          <m:e>
+            <m:r>
+              <m:t xml:space="preserve">K</m:t>
+            </m:r>
+          </m:e>
+          <m:sub>
+            <m:r>
+              <m:t xml:space="preserve">u</m:t>
+            </m:r>
+          </m:sub>
+        </m:sSub>
+      </m:oMath>
+      <w:r>
+        <w:t xml:space="preserve"> as a function of the gate (Fig. 5(b)). On the three buffers where this was done the curve traced while the gate rises coincides with the one traced while it falls, within 0.07–0.11, so </w:t>
+      </w:r>
+      <m:oMath>
+        <m:sSub>
+          <m:e>
+            <m:r>
+              <m:t xml:space="preserve">K</m:t>
+            </m:r>
+          </m:e>
+          <m:sub>
+            <m:r>
+              <m:t xml:space="preserve">u</m:t>
+            </m:r>
+          </m:sub>
+        </m:sSub>
+      </m:oMath>
+      <w:r>
+        <w:t xml:space="preserve"> does depend on the gate alone, without memory.</w:t>
+      </w:r>
+    </w:p>
+    <w:p>
+      <w:pPr>
+        <w:pStyle w:val="CaptionedFigure"/>
+        <w:jc w:val="center"/>
+      </w:pPr>
+      <w:r>
+        <w:drawing>
+          <wp:inline distT="0" distB="0" distL="0" distR="0">
+            <wp:extent cx="5852160" cy="2729614"/>
+            <wp:docPr id="105" name="Figure 5"/>
+            <wp:cNvGraphicFramePr>
+              <a:graphicFrameLocks noChangeAspect="1"/>
+            </wp:cNvGraphicFramePr>
+            <a:graphic>
+              <a:graphicData uri="http://schemas.openxmlformats.org/drawingml/2006/picture">
+                <pic:pic>
+                  <pic:nvPicPr>
+                    <pic:cNvPr id="105" name="fig5.png"/>
+                    <pic:cNvPicPr/>
+                  </pic:nvPicPr>
+                  <pic:blipFill>
+                    <a:blip r:embed="rIdFig5"/>
+                    <a:stretch>
+                      <a:fillRect/>
+                    </a:stretch>
+                  </pic:blipFill>
+                  <pic:spPr>
+                    <a:xfrm>
+                      <a:off x="0" y="0"/>
+                      <a:ext cx="5852160" cy="2729614"/>
+                    </a:xfrm>
+                    <a:prstGeom prst="rect">
+                      <a:avLst/>
+                    </a:prstGeom>
+                  </pic:spPr>
+                </pic:pic>
+              </a:graphicData>
+            </a:graphic>
+          </wp:inline>
+        </w:drawing>
+      </w:r>
+    </w:p>
+    <w:p>
+      <w:pPr>
+        <w:pStyle w:val="ImageCaption"/>
+      </w:pPr>
+      <w:r>
+        <w:t xml:space="preserve">Fig. 5. The map. (a) With the gate node of ex2 probed, the gate level (squares) and the file's </w:t>
+      </w:r>
+      <m:oMath>
+        <m:sSub>
+          <m:e>
+            <m:r>
+              <m:t xml:space="preserve">K</m:t>
+            </m:r>
+          </m:e>
+          <m:sub>
+            <m:r>
+              <m:t xml:space="preserve">u</m:t>
+            </m:r>
+          </m:sub>
+        </m:sSub>
+      </m:oMath>
+      <w:r>
+        <w:t xml:space="preserve"> (circles) are read at the same instants of a full transition. (b) Plotting </w:t>
+      </w:r>
+      <m:oMath>
+        <m:sSub>
+          <m:e>
+            <m:r>
+              <m:t xml:space="preserve">K</m:t>
+            </m:r>
+          </m:e>
+          <m:sub>
+            <m:r>
+              <m:t xml:space="preserve">u</m:t>
+            </m:r>
+          </m:sub>
+        </m:sSub>
+      </m:oMath>
+      <w:r>
+        <w:t xml:space="preserve"> against the gate gives the measured map; the dashed line is the formula (22) fitted to it, with </w:t>
+      </w:r>
+      <m:oMath>
+        <m:r>
+          <m:rPr>
+            <m:sty m:val="p"/>
+          </m:rPr>
+          <m:t xml:space="preserve">(</m:t>
+        </m:r>
+        <m:sSub>
+          <m:e>
+            <m:r>
+              <m:t xml:space="preserve">v</m:t>
+            </m:r>
+          </m:e>
+          <m:sub>
+            <m:r>
+              <m:t xml:space="preserve">t</m:t>
+            </m:r>
+            <m:r>
+              <m:rPr>
+                <m:sty m:val="p"/>
+              </m:rPr>
+              <m:t xml:space="preserve">,</m:t>
+            </m:r>
+            <m:r>
+              <m:t xml:space="preserve">m</m:t>
+            </m:r>
+            <m:r>
+              <m:t xml:space="preserve">a</m:t>
+            </m:r>
+            <m:r>
+              <m:t xml:space="preserve">p</m:t>
+            </m:r>
+          </m:sub>
+        </m:sSub>
+        <m:r>
+          <m:rPr>
+            <m:sty m:val="p"/>
+          </m:rPr>
+          <m:t xml:space="preserve">,</m:t>
+        </m:r>
+        <m:r>
+          <m:t xml:space="preserve">a</m:t>
+        </m:r>
+        <m:r>
+          <m:rPr>
+            <m:sty m:val="p"/>
+          </m:rPr>
+          <m:t xml:space="preserve">)</m:t>
+        </m:r>
+        <m:r>
+          <m:rPr>
+            <m:sty m:val="p"/>
+          </m:rPr>
+          <m:t xml:space="preserve">=</m:t>
+        </m:r>
+        <m:r>
+          <m:rPr>
+            <m:sty m:val="p"/>
+          </m:rPr>
+          <m:t xml:space="preserve">(</m:t>
+        </m:r>
+        <m:r>
+          <m:rPr>
+            <m:sty m:val="p"/>
+          </m:rPr>
+          <m:t xml:space="preserve">0</m:t>
+        </m:r>
+        <m:r>
+          <m:rPr>
+            <m:sty m:val="p"/>
+          </m:rPr>
+          <m:t xml:space="preserve">.</m:t>
+        </m:r>
+        <m:r>
+          <m:rPr>
+            <m:sty m:val="p"/>
+          </m:rPr>
+          <m:t xml:space="preserve">5</m:t>
+        </m:r>
+        <m:r>
+          <m:rPr>
+            <m:sty m:val="p"/>
+          </m:rPr>
+          <m:t xml:space="preserve">7</m:t>
+        </m:r>
+        <m:r>
+          <m:rPr>
+            <m:sty m:val="p"/>
+          </m:rPr>
+          <m:t xml:space="preserve">,</m:t>
+        </m:r>
+        <m:r>
+          <m:rPr>
+            <m:sty m:val="p"/>
+          </m:rPr>
+          <m:t xml:space="preserve">0</m:t>
+        </m:r>
+        <m:r>
+          <m:rPr>
+            <m:sty m:val="p"/>
+          </m:rPr>
+          <m:t xml:space="preserve">.</m:t>
+        </m:r>
+        <m:r>
+          <m:rPr>
+            <m:sty m:val="p"/>
+          </m:rPr>
+          <m:t xml:space="preserve">6</m:t>
+        </m:r>
+        <m:r>
+          <m:rPr>
+            <m:sty m:val="p"/>
+          </m:rPr>
+          <m:t xml:space="preserve">4</m:t>
+        </m:r>
+        <m:r>
+          <m:rPr>
+            <m:sty m:val="p"/>
+          </m:rPr>
+          <m:t xml:space="preserve">)</m:t>
+        </m:r>
+      </m:oMath>
+      <w:r>
+        <w:t xml:space="preserve">. (c) The three shapes offered by the method when the gate cannot be probed, with the measured map of ex2 for reference.</w:t>
+      </w:r>
+    </w:p>
+    <w:p>
+      <w:pPr>
+        <w:pStyle w:val="Heading3"/>
+      </w:pPr>
+      <w:r>
+        <w:t xml:space="preserve">2) The formula</w:t>
+      </w:r>
+    </w:p>
+    <w:p>
+      <w:pPr>
+        <w:pStyle w:val="FirstParagraph"/>
+      </w:pPr>
+      <w:r>
+        <w:t xml:space="preserve">The measured curve is described by a formula with two shape parameters, scaled between the settled off and on levels of the file's own </w:t>
       </w:r>
       <m:oMath>
         <m:sSub>
@@ -10860,10 +11201,567 @@
     </w:p>
     <w:p>
       <w:pPr>
+        <w:pStyle w:val="TableCaption"/>
+      </w:pPr>
+      <w:r>
+        <w:t xml:space="preserve">Table V: The symbols of the map (22)–(23)</w:t>
+      </w:r>
+    </w:p>
+    <w:tbl>
+      <w:tblPr>
+        <w:tblStyle w:val="Table"/>
+        <w:tblW w:type="dxa" w:w="9600"/>
+        <w:tblBorders>
+          <w:top w:val="single" w:sz="6" w:space="0" w:color="000000"/>
+          <w:bottom w:val="single" w:sz="6" w:space="0" w:color="000000"/>
+        </w:tblBorders>
+        <w:tblLayout w:type="fixed"/>
+        <w:tblLook w:firstRow="1" w:lastRow="0" w:firstColumn="0" w:lastColumn="0" w:noHBand="0" w:noVBand="0" w:val="0020"/>
+      </w:tblPr>
+      <w:tblGrid>
+        <w:gridCol w:w="2300"/>
+        <w:gridCol w:w="4600"/>
+        <w:gridCol w:w="2700"/>
+      </w:tblGrid>
+      <w:tr>
+        <w:trPr>
+          <w:tblHeader/>
+        </w:trPr>
+        <w:tc>
+          <w:tcPr>
+            <w:tcW w:w="2300" w:type="dxa"/>
+          </w:tcPr>
+          <w:p>
+            <w:pPr>
+              <w:pStyle w:val="Compact"/>
+              <w:jc w:val="left"/>
+            </w:pPr>
+            <w:r>
+              <w:rPr>
+                <w:b/>
+                <w:sz w:val="18"/>
+              </w:rPr>
+              <w:t xml:space="preserve">Symbol</w:t>
+            </w:r>
+          </w:p>
+        </w:tc>
+        <w:tc>
+          <w:tcPr>
+            <w:tcW w:w="4600" w:type="dxa"/>
+          </w:tcPr>
+          <w:p>
+            <w:pPr>
+              <w:pStyle w:val="Compact"/>
+              <w:jc w:val="left"/>
+            </w:pPr>
+            <w:r>
+              <w:rPr>
+                <w:b/>
+                <w:sz w:val="18"/>
+              </w:rPr>
+              <w:t xml:space="preserve">Meaning</w:t>
+            </w:r>
+          </w:p>
+        </w:tc>
+        <w:tc>
+          <w:tcPr>
+            <w:tcW w:w="2700" w:type="dxa"/>
+          </w:tcPr>
+          <w:p>
+            <w:pPr>
+              <w:pStyle w:val="Compact"/>
+              <w:jc w:val="left"/>
+            </w:pPr>
+            <w:r>
+              <w:rPr>
+                <w:b/>
+                <w:sz w:val="18"/>
+              </w:rPr>
+              <w:t xml:space="preserve">Values</w:t>
+            </w:r>
+          </w:p>
+        </w:tc>
+      </w:tr>
+      <w:tr>
+        <w:tc>
+          <w:tcPr>
+            <w:tcW w:w="2300" w:type="dxa"/>
+          </w:tcPr>
+          <w:p>
+            <w:pPr>
+              <w:pStyle w:val="Compact"/>
+              <w:jc w:val="left"/>
+            </w:pPr>
+            <m:oMath>
+              <m:r>
+                <m:t xml:space="preserve">g</m:t>
+              </m:r>
+            </m:oMath>
+            <w:r>
+              <w:rPr>
+                <w:sz w:val="18"/>
+              </w:rPr>
+              <w:t xml:space="preserve">​</w:t>
+            </w:r>
+          </w:p>
+        </w:tc>
+        <w:tc>
+          <w:tcPr>
+            <w:tcW w:w="4600" w:type="dxa"/>
+          </w:tcPr>
+          <w:p>
+            <w:pPr>
+              <w:pStyle w:val="Compact"/>
+              <w:jc w:val="left"/>
+            </w:pPr>
+            <w:r>
+              <w:rPr>
+                <w:sz w:val="18"/>
+              </w:rPr>
+              <w:t xml:space="preserve">Gate of the output transistor, 0 (off) to 1 (fully on); the output of the last stage</w:t>
+            </w:r>
+          </w:p>
+        </w:tc>
+        <w:tc>
+          <w:tcPr>
+            <w:tcW w:w="2700" w:type="dxa"/>
+          </w:tcPr>
+          <w:p>
+            <w:pPr>
+              <w:pStyle w:val="Compact"/>
+              <w:jc w:val="left"/>
+            </w:pPr>
+            <w:r>
+              <w:rPr>
+                <w:sz w:val="18"/>
+              </w:rPr>
+              <w:t xml:space="preserve">a waveform</w:t>
+            </w:r>
+          </w:p>
+        </w:tc>
+      </w:tr>
+      <w:tr>
+        <w:tc>
+          <w:tcPr>
+            <w:tcW w:w="2300" w:type="dxa"/>
+          </w:tcPr>
+          <w:p>
+            <w:pPr>
+              <w:pStyle w:val="Compact"/>
+              <w:jc w:val="left"/>
+            </w:pPr>
+            <m:oMath>
+              <m:sSub>
+                <m:e>
+                  <m:r>
+                    <m:t xml:space="preserve">v</m:t>
+                  </m:r>
+                </m:e>
+                <m:sub>
+                  <m:r>
+                    <m:t xml:space="preserve">t</m:t>
+                  </m:r>
+                  <m:r>
+                    <m:rPr>
+                      <m:sty m:val="p"/>
+                    </m:rPr>
+                    <m:t xml:space="preserve">,</m:t>
+                  </m:r>
+                  <m:r>
+                    <m:t xml:space="preserve">m</m:t>
+                  </m:r>
+                  <m:r>
+                    <m:t xml:space="preserve">a</m:t>
+                  </m:r>
+                  <m:r>
+                    <m:t xml:space="preserve">p</m:t>
+                  </m:r>
+                </m:sub>
+              </m:sSub>
+            </m:oMath>
+            <w:r>
+              <w:rPr>
+                <w:sz w:val="18"/>
+              </w:rPr>
+              <w:t xml:space="preserve">​</w:t>
+            </w:r>
+          </w:p>
+        </w:tc>
+        <w:tc>
+          <w:tcPr>
+            <w:tcW w:w="4600" w:type="dxa"/>
+          </w:tcPr>
+          <w:p>
+            <w:pPr>
+              <w:pStyle w:val="Compact"/>
+              <w:jc w:val="left"/>
+            </w:pPr>
+            <w:r>
+              <w:rPr>
+                <w:sz w:val="18"/>
+              </w:rPr>
+              <w:t xml:space="preserve">Gate level at which </w:t>
+            </w:r>
+            <m:oMath>
+              <m:r>
+                <m:t xml:space="preserve">M</m:t>
+              </m:r>
+            </m:oMath>
+            <w:r>
+              <w:rPr>
+                <w:sz w:val="18"/>
+              </w:rPr>
+              <w:t xml:space="preserve"> leaves zero</w:t>
+            </w:r>
+          </w:p>
+        </w:tc>
+        <w:tc>
+          <w:tcPr>
+            <w:tcW w:w="2700" w:type="dxa"/>
+          </w:tcPr>
+          <w:p>
+            <w:pPr>
+              <w:pStyle w:val="Compact"/>
+              <w:jc w:val="left"/>
+            </w:pPr>
+            <w:r>
+              <w:rPr>
+                <w:sz w:val="18"/>
+              </w:rPr>
+              <w:t xml:space="preserve">0.4 or 0.5 in the candidates; 0.49–0.57 measured</w:t>
+            </w:r>
+          </w:p>
+        </w:tc>
+      </w:tr>
+      <w:tr>
+        <w:tc>
+          <w:tcPr>
+            <w:tcW w:w="2300" w:type="dxa"/>
+          </w:tcPr>
+          <w:p>
+            <w:pPr>
+              <w:pStyle w:val="Compact"/>
+              <w:jc w:val="left"/>
+            </w:pPr>
+            <m:oMath>
+              <m:r>
+                <m:t xml:space="preserve">a</m:t>
+              </m:r>
+            </m:oMath>
+            <w:r>
+              <w:rPr>
+                <w:sz w:val="18"/>
+              </w:rPr>
+              <w:t xml:space="preserve">​</w:t>
+            </w:r>
+          </w:p>
+        </w:tc>
+        <w:tc>
+          <w:tcPr>
+            <w:tcW w:w="4600" w:type="dxa"/>
+          </w:tcPr>
+          <w:p>
+            <w:pPr>
+              <w:pStyle w:val="Compact"/>
+              <w:jc w:val="left"/>
+            </w:pPr>
+            <w:r>
+              <w:rPr>
+                <w:sz w:val="18"/>
+              </w:rPr>
+              <w:t xml:space="preserve">Exponent that bends the curve: 1 is a straight line, below 1 rises steeply and then flattens</w:t>
+            </w:r>
+          </w:p>
+        </w:tc>
+        <w:tc>
+          <w:tcPr>
+            <w:tcW w:w="2700" w:type="dxa"/>
+          </w:tcPr>
+          <w:p>
+            <w:pPr>
+              <w:pStyle w:val="Compact"/>
+              <w:jc w:val="left"/>
+            </w:pPr>
+            <w:r>
+              <w:rPr>
+                <w:sz w:val="18"/>
+              </w:rPr>
+              <w:t xml:space="preserve">0.6, 0.7 or 0.9 in the candidates; 0.60–0.78 measured</w:t>
+            </w:r>
+          </w:p>
+        </w:tc>
+      </w:tr>
+      <w:tr>
+        <w:tc>
+          <w:tcPr>
+            <w:tcW w:w="2300" w:type="dxa"/>
+          </w:tcPr>
+          <w:p>
+            <w:pPr>
+              <w:pStyle w:val="Compact"/>
+              <w:jc w:val="left"/>
+            </w:pPr>
+            <m:oMath>
+              <m:sSub>
+                <m:e>
+                  <m:r>
+                    <m:t xml:space="preserve">g</m:t>
+                  </m:r>
+                </m:e>
+                <m:sub>
+                  <m:r>
+                    <m:t xml:space="preserve">s</m:t>
+                  </m:r>
+                </m:sub>
+              </m:sSub>
+            </m:oMath>
+            <w:r>
+              <w:rPr>
+                <w:sz w:val="18"/>
+              </w:rPr>
+              <w:t xml:space="preserve">​</w:t>
+            </w:r>
+          </w:p>
+        </w:tc>
+        <w:tc>
+          <w:tcPr>
+            <w:tcW w:w="4600" w:type="dxa"/>
+          </w:tcPr>
+          <w:p>
+            <w:pPr>
+              <w:pStyle w:val="Compact"/>
+              <w:jc w:val="left"/>
+            </w:pPr>
+            <w:r>
+              <w:rPr>
+                <w:sz w:val="18"/>
+              </w:rPr>
+              <w:t xml:space="preserve">Gate level at which </w:t>
+            </w:r>
+            <m:oMath>
+              <m:r>
+                <m:t xml:space="preserve">M</m:t>
+              </m:r>
+            </m:oMath>
+            <w:r>
+              <w:rPr>
+                <w:sz w:val="18"/>
+              </w:rPr>
+              <w:t xml:space="preserve"> reaches 1</w:t>
+            </w:r>
+          </w:p>
+        </w:tc>
+        <w:tc>
+          <w:tcPr>
+            <w:tcW w:w="2700" w:type="dxa"/>
+          </w:tcPr>
+          <w:p>
+            <w:pPr>
+              <w:pStyle w:val="Compact"/>
+              <w:jc w:val="left"/>
+            </w:pPr>
+            <w:r>
+              <w:rPr>
+                <w:sz w:val="18"/>
+              </w:rPr>
+              <w:t xml:space="preserve">1 in all results reported here</w:t>
+            </w:r>
+          </w:p>
+        </w:tc>
+      </w:tr>
+      <w:tr>
+        <w:tc>
+          <w:tcPr>
+            <w:tcW w:w="2300" w:type="dxa"/>
+          </w:tcPr>
+          <w:p>
+            <w:pPr>
+              <w:pStyle w:val="Compact"/>
+              <w:jc w:val="left"/>
+            </w:pPr>
+            <m:oMath>
+              <m:sSub>
+                <m:e>
+                  <m:r>
+                    <m:t xml:space="preserve">k</m:t>
+                  </m:r>
+                </m:e>
+                <m:sub>
+                  <m:r>
+                    <m:t xml:space="preserve">o</m:t>
+                  </m:r>
+                  <m:r>
+                    <m:t xml:space="preserve">f</m:t>
+                  </m:r>
+                  <m:r>
+                    <m:t xml:space="preserve">f</m:t>
+                  </m:r>
+                </m:sub>
+              </m:sSub>
+              <m:r>
+                <m:rPr>
+                  <m:sty m:val="p"/>
+                </m:rPr>
+                <m:t xml:space="preserve">,</m:t>
+              </m:r>
+              <m:sSub>
+                <m:e>
+                  <m:r>
+                    <m:t xml:space="preserve">k</m:t>
+                  </m:r>
+                </m:e>
+                <m:sub>
+                  <m:r>
+                    <m:t xml:space="preserve">o</m:t>
+                  </m:r>
+                  <m:r>
+                    <m:t xml:space="preserve">n</m:t>
+                  </m:r>
+                </m:sub>
+              </m:sSub>
+              <m:r>
+                <m:rPr>
+                  <m:sty m:val="p"/>
+                </m:rPr>
+                <m:t xml:space="preserve">,</m:t>
+              </m:r>
+              <m:sSub>
+                <m:e>
+                  <m:r>
+                    <m:t xml:space="preserve">d</m:t>
+                  </m:r>
+                </m:e>
+                <m:sub>
+                  <m:r>
+                    <m:t xml:space="preserve">o</m:t>
+                  </m:r>
+                  <m:r>
+                    <m:t xml:space="preserve">f</m:t>
+                  </m:r>
+                  <m:r>
+                    <m:t xml:space="preserve">f</m:t>
+                  </m:r>
+                </m:sub>
+              </m:sSub>
+              <m:r>
+                <m:rPr>
+                  <m:sty m:val="p"/>
+                </m:rPr>
+                <m:t xml:space="preserve">,</m:t>
+              </m:r>
+              <m:sSub>
+                <m:e>
+                  <m:r>
+                    <m:t xml:space="preserve">d</m:t>
+                  </m:r>
+                </m:e>
+                <m:sub>
+                  <m:r>
+                    <m:t xml:space="preserve">o</m:t>
+                  </m:r>
+                  <m:r>
+                    <m:t xml:space="preserve">n</m:t>
+                  </m:r>
+                </m:sub>
+              </m:sSub>
+            </m:oMath>
+            <w:r>
+              <w:rPr>
+                <w:sz w:val="18"/>
+              </w:rPr>
+              <w:t xml:space="preserve">​</w:t>
+            </w:r>
+          </w:p>
+        </w:tc>
+        <w:tc>
+          <w:tcPr>
+            <w:tcW w:w="4600" w:type="dxa"/>
+          </w:tcPr>
+          <w:p>
+            <w:pPr>
+              <w:pStyle w:val="Compact"/>
+              <w:jc w:val="left"/>
+            </w:pPr>
+            <w:r>
+              <w:rPr>
+                <w:sz w:val="18"/>
+              </w:rPr>
+              <w:t xml:space="preserve">Settled levels of the file's </w:t>
+            </w:r>
+            <m:oMath>
+              <m:sSub>
+                <m:e>
+                  <m:r>
+                    <m:t xml:space="preserve">K</m:t>
+                  </m:r>
+                </m:e>
+                <m:sub>
+                  <m:r>
+                    <m:t xml:space="preserve">u</m:t>
+                  </m:r>
+                </m:sub>
+              </m:sSub>
+            </m:oMath>
+            <w:r>
+              <w:rPr>
+                <w:sz w:val="18"/>
+              </w:rPr>
+              <w:t xml:space="preserve"> and </w:t>
+            </w:r>
+            <m:oMath>
+              <m:sSub>
+                <m:e>
+                  <m:r>
+                    <m:t xml:space="preserve">K</m:t>
+                  </m:r>
+                </m:e>
+                <m:sub>
+                  <m:r>
+                    <m:t xml:space="preserve">d</m:t>
+                  </m:r>
+                </m:sub>
+              </m:sSub>
+            </m:oMath>
+          </w:p>
+        </w:tc>
+        <w:tc>
+          <w:tcPr>
+            <w:tcW w:w="2700" w:type="dxa"/>
+          </w:tcPr>
+          <w:p>
+            <w:pPr>
+              <w:pStyle w:val="Compact"/>
+              <w:jc w:val="left"/>
+            </w:pPr>
+            <w:r>
+              <w:rPr>
+                <w:sz w:val="18"/>
+              </w:rPr>
+              <w:t xml:space="preserve">close to 0 and 1</w:t>
+            </w:r>
+          </w:p>
+        </w:tc>
+      </w:tr>
+    </w:tbl>
+    <w:p>
+      <w:pPr>
+        <w:pStyle w:val="Compact"/>
+      </w:pPr>
+    </w:p>
+    <w:p>
+      <w:pPr>
         <w:pStyle w:val="FirstParagraph"/>
       </w:pPr>
       <w:r>
-        <w:t xml:space="preserve">Below </w:t>
+        <w:t xml:space="preserve">Read from the inside out, </w:t>
+      </w:r>
+      <m:oMath>
+        <m:r>
+          <m:t xml:space="preserve">M</m:t>
+        </m:r>
+      </m:oMath>
+      <w:r>
+        <w:t xml:space="preserve"> does three things. Subtracting </w:t>
       </w:r>
       <m:oMath>
         <m:sSub>
@@ -10895,54 +11793,9 @@
         </m:sSub>
       </m:oMath>
       <w:r>
-        <w:t xml:space="preserve"> the output device is off and </w:t>
+        <w:t xml:space="preserve"> sets where the curve starts: below that gate level nothing conducts. Dividing by </w:t>
       </w:r>
       <m:oMath>
-        <m:r>
-          <m:t xml:space="preserve">M</m:t>
-        </m:r>
-        <m:r>
-          <m:rPr>
-            <m:sty m:val="p"/>
-          </m:rPr>
-          <m:t xml:space="preserve">=</m:t>
-        </m:r>
-        <m:r>
-          <m:rPr>
-            <m:sty m:val="p"/>
-          </m:rPr>
-          <m:t xml:space="preserve">0</m:t>
-        </m:r>
-      </m:oMath>
-      <w:r>
-        <w:t xml:space="preserve">; above it </w:t>
-      </w:r>
-      <m:oMath>
-        <m:r>
-          <m:t xml:space="preserve">M</m:t>
-        </m:r>
-      </m:oMath>
-      <w:r>
-        <w:t xml:space="preserve"> rises with the gate drive, with curvature </w:t>
-      </w:r>
-      <m:oMath>
-        <m:r>
-          <m:t xml:space="preserve">a</m:t>
-        </m:r>
-      </m:oMath>
-      <w:r>
-        <w:t xml:space="preserve">, and reaches 1 at </w:t>
-      </w:r>
-      <m:oMath>
-        <m:r>
-          <m:t xml:space="preserve">g</m:t>
-        </m:r>
-        <m:r>
-          <m:rPr>
-            <m:sty m:val="p"/>
-          </m:rPr>
-          <m:t xml:space="preserve">=</m:t>
-        </m:r>
         <m:sSub>
           <m:e>
             <m:r>
@@ -10952,12 +11805,79 @@
           <m:sub>
             <m:r>
               <m:t xml:space="preserve">s</m:t>
+            </m:r>
+          </m:sub>
+        </m:sSub>
+        <m:r>
+          <m:rPr>
+            <m:sty m:val="p"/>
+          </m:rPr>
+          <m:t xml:space="preserve">−</m:t>
+        </m:r>
+        <m:sSub>
+          <m:e>
+            <m:r>
+              <m:t xml:space="preserve">v</m:t>
+            </m:r>
+          </m:e>
+          <m:sub>
+            <m:r>
+              <m:t xml:space="preserve">t</m:t>
+            </m:r>
+            <m:r>
+              <m:rPr>
+                <m:sty m:val="p"/>
+              </m:rPr>
+              <m:t xml:space="preserve">,</m:t>
+            </m:r>
+            <m:r>
+              <m:t xml:space="preserve">m</m:t>
+            </m:r>
+            <m:r>
+              <m:t xml:space="preserve">a</m:t>
+            </m:r>
+            <m:r>
+              <m:t xml:space="preserve">p</m:t>
             </m:r>
           </m:sub>
         </m:sSub>
       </m:oMath>
       <w:r>
-        <w:t xml:space="preserve"> (</w:t>
+        <w:t xml:space="preserve"> rescales the remainder so that it runs from 0 at the start to 1 at </w:t>
+      </w:r>
+      <m:oMath>
+        <m:r>
+          <m:t xml:space="preserve">g</m:t>
+        </m:r>
+        <m:r>
+          <m:rPr>
+            <m:sty m:val="p"/>
+          </m:rPr>
+          <m:t xml:space="preserve">=</m:t>
+        </m:r>
+        <m:sSub>
+          <m:e>
+            <m:r>
+              <m:t xml:space="preserve">g</m:t>
+            </m:r>
+          </m:e>
+          <m:sub>
+            <m:r>
+              <m:t xml:space="preserve">s</m:t>
+            </m:r>
+          </m:sub>
+        </m:sSub>
+      </m:oMath>
+      <w:r>
+        <w:t xml:space="preserve">; the clip keeps it there. The exponent </w:t>
+      </w:r>
+      <m:oMath>
+        <m:r>
+          <m:t xml:space="preserve">a</m:t>
+        </m:r>
+      </m:oMath>
+      <w:r>
+        <w:t xml:space="preserve"> bends the curve between those two ends. With </w:t>
       </w:r>
       <m:oMath>
         <m:sSub>
@@ -10986,138 +11906,7 @@
         </m:r>
       </m:oMath>
       <w:r>
-        <w:t xml:space="preserve"> in the two-parameter form used below). The levels </w:t>
-      </w:r>
-      <m:oMath>
-        <m:sSub>
-          <m:e>
-            <m:r>
-              <m:t xml:space="preserve">k</m:t>
-            </m:r>
-          </m:e>
-          <m:sub>
-            <m:r>
-              <m:t xml:space="preserve">o</m:t>
-            </m:r>
-            <m:r>
-              <m:t xml:space="preserve">f</m:t>
-            </m:r>
-            <m:r>
-              <m:t xml:space="preserve">f</m:t>
-            </m:r>
-          </m:sub>
-        </m:sSub>
-        <m:r>
-          <m:rPr>
-            <m:sty m:val="p"/>
-          </m:rPr>
-          <m:t xml:space="preserve">,</m:t>
-        </m:r>
-        <m:sSub>
-          <m:e>
-            <m:r>
-              <m:t xml:space="preserve">k</m:t>
-            </m:r>
-          </m:e>
-          <m:sub>
-            <m:r>
-              <m:t xml:space="preserve">o</m:t>
-            </m:r>
-            <m:r>
-              <m:t xml:space="preserve">n</m:t>
-            </m:r>
-          </m:sub>
-        </m:sSub>
-        <m:r>
-          <m:rPr>
-            <m:sty m:val="p"/>
-          </m:rPr>
-          <m:t xml:space="preserve">,</m:t>
-        </m:r>
-        <m:sSub>
-          <m:e>
-            <m:r>
-              <m:t xml:space="preserve">d</m:t>
-            </m:r>
-          </m:e>
-          <m:sub>
-            <m:r>
-              <m:t xml:space="preserve">o</m:t>
-            </m:r>
-            <m:r>
-              <m:t xml:space="preserve">f</m:t>
-            </m:r>
-            <m:r>
-              <m:t xml:space="preserve">f</m:t>
-            </m:r>
-          </m:sub>
-        </m:sSub>
-        <m:r>
-          <m:rPr>
-            <m:sty m:val="p"/>
-          </m:rPr>
-          <m:t xml:space="preserve">,</m:t>
-        </m:r>
-        <m:sSub>
-          <m:e>
-            <m:r>
-              <m:t xml:space="preserve">d</m:t>
-            </m:r>
-          </m:e>
-          <m:sub>
-            <m:r>
-              <m:t xml:space="preserve">o</m:t>
-            </m:r>
-            <m:r>
-              <m:t xml:space="preserve">n</m:t>
-            </m:r>
-          </m:sub>
-        </m:sSub>
-      </m:oMath>
-      <w:r>
-        <w:t xml:space="preserve"> are close to 0 and 1 (0.0035 and 0.998 for </w:t>
-      </w:r>
-      <m:oMath>
-        <m:sSub>
-          <m:e>
-            <m:r>
-              <m:t xml:space="preserve">K</m:t>
-            </m:r>
-          </m:e>
-          <m:sub>
-            <m:r>
-              <m:t xml:space="preserve">u</m:t>
-            </m:r>
-          </m:sub>
-        </m:sSub>
-      </m:oMath>
-      <w:r>
-        <w:t xml:space="preserve"> on ex2). The map parameters describe the output device and are distinct from the stage parameters </w:t>
-      </w:r>
-      <m:oMath>
-        <m:sSub>
-          <m:e>
-            <m:r>
-              <m:t xml:space="preserve">v</m:t>
-            </m:r>
-          </m:e>
-          <m:sub>
-            <m:r>
-              <m:t xml:space="preserve">t</m:t>
-            </m:r>
-          </m:sub>
-        </m:sSub>
-      </m:oMath>
-      <w:r>
-        <w:t xml:space="preserve"> and </w:t>
-      </w:r>
-      <m:oMath>
-        <m:r>
-          <m:t xml:space="preserve">p</m:t>
-        </m:r>
-      </m:oMath>
-      <w:r>
-        <w:t xml:space="preserve"> of (17), which describe the predriver; the two have the same clip-and-power form because both are gate-drive factors of the kind (5), but they are different quantities.</w:t>
+        <w:t xml:space="preserve"> two numbers therefore fix the whole curve.</w:t>
       </w:r>
     </w:p>
     <w:p>
@@ -11125,24 +11914,117 @@
         <w:pStyle w:val="BodyText"/>
       </w:pPr>
       <w:r>
-        <w:t xml:space="preserve">That </w:t>
+        <w:t xml:space="preserve">The form is borrowed from the gate factor (5) of a transistor, a threshold followed by a power of the drive, because the map describes how the output transistor turns on. Its parameters are nevertheless empirical. Fitted to the measured maps they are (0.57, 0.64) on ex2, (0.49, 0.60) on inv_chain and (0.50, 0.78) on io_buf; they are not identified with the threshold voltage or the index </w:t>
+      </w:r>
+      <m:oMath>
+        <m:r>
+          <m:t xml:space="preserve">α</m:t>
+        </m:r>
+      </m:oMath>
+      <w:r>
+        <w:t xml:space="preserve"> of the output device, and no derivation of their values is offered. They are also distinct from the stage parameters </w:t>
       </w:r>
       <m:oMath>
         <m:sSub>
           <m:e>
             <m:r>
-              <m:t xml:space="preserve">K</m:t>
+              <m:t xml:space="preserve">v</m:t>
             </m:r>
           </m:e>
           <m:sub>
             <m:r>
-              <m:t xml:space="preserve">u</m:t>
+              <m:t xml:space="preserve">t</m:t>
             </m:r>
           </m:sub>
         </m:sSub>
       </m:oMath>
       <w:r>
-        <w:t xml:space="preserve"> depends on the gate alone, without memory, was checked on the three buffers whose gate node can be probed: when the </w:t>
+        <w:t xml:space="preserve"> and </w:t>
+      </w:r>
+      <m:oMath>
+        <m:r>
+          <m:t xml:space="preserve">p</m:t>
+        </m:r>
+      </m:oMath>
+      <w:r>
+        <w:t xml:space="preserve"> of (17), which describe the predriver. The formula follows the main rise of the measured map of ex2 within about 0.06 and does not reproduce its slow foot between </w:t>
+      </w:r>
+      <m:oMath>
+        <m:r>
+          <m:t xml:space="preserve">g</m:t>
+        </m:r>
+        <m:r>
+          <m:rPr>
+            <m:sty m:val="p"/>
+          </m:rPr>
+          <m:t xml:space="preserve">=</m:t>
+        </m:r>
+        <m:r>
+          <m:rPr>
+            <m:sty m:val="p"/>
+          </m:rPr>
+          <m:t xml:space="preserve">0</m:t>
+        </m:r>
+        <m:r>
+          <m:rPr>
+            <m:sty m:val="p"/>
+          </m:rPr>
+          <m:t xml:space="preserve">.</m:t>
+        </m:r>
+        <m:r>
+          <m:rPr>
+            <m:sty m:val="p"/>
+          </m:rPr>
+          <m:t xml:space="preserve">4</m:t>
+        </m:r>
+      </m:oMath>
+      <w:r>
+        <w:t xml:space="preserve"> and </w:t>
+      </w:r>
+      <m:oMath>
+        <m:r>
+          <m:rPr>
+            <m:sty m:val="p"/>
+          </m:rPr>
+          <m:t xml:space="preserve">0</m:t>
+        </m:r>
+        <m:r>
+          <m:rPr>
+            <m:sty m:val="p"/>
+          </m:rPr>
+          <m:t xml:space="preserve">.</m:t>
+        </m:r>
+        <m:r>
+          <m:rPr>
+            <m:sty m:val="p"/>
+          </m:rPr>
+          <m:t xml:space="preserve">5</m:t>
+        </m:r>
+        <m:r>
+          <m:rPr>
+            <m:sty m:val="p"/>
+          </m:rPr>
+          <m:t xml:space="preserve">7</m:t>
+        </m:r>
+      </m:oMath>
+      <w:r>
+        <w:t xml:space="preserve"> (Fig. 5(b)).</w:t>
+      </w:r>
+    </w:p>
+    <w:p>
+      <w:pPr>
+        <w:pStyle w:val="Heading3"/>
+      </w:pPr>
+      <w:r>
+        <w:t xml:space="preserve">3) Why the file does not contain the map</w:t>
+      </w:r>
+    </w:p>
+    <w:p>
+      <w:pPr>
+        <w:pStyle w:val="FirstParagraph"/>
+      </w:pPr>
+      <w:r>
+        <w:t xml:space="preserve">The file gives </w:t>
       </w:r>
       <m:oMath>
         <m:sSub>
@@ -11159,7 +12041,56 @@
         </m:sSub>
       </m:oMath>
       <w:r>
-        <w:t xml:space="preserve"> solved from the pad is plotted against the probed gate, the rising and falling branches coincide within 0.07–0.11. The shape of the curve, however, cannot be read from an IBIS file, because the file does not contain the gate. The shape parameters are therefore not fitted in step 1; they are taken from a small fixed set and selected in step 4 (Section II-K).</w:t>
+        <w:t xml:space="preserve"> against time. The map is </w:t>
+      </w:r>
+      <m:oMath>
+        <m:sSub>
+          <m:e>
+            <m:r>
+              <m:t xml:space="preserve">K</m:t>
+            </m:r>
+          </m:e>
+          <m:sub>
+            <m:r>
+              <m:t xml:space="preserve">u</m:t>
+            </m:r>
+          </m:sub>
+        </m:sSub>
+      </m:oMath>
+      <w:r>
+        <w:t xml:space="preserve"> against the gate. Converting one into the other requires the gate against time, as in Fig. 5(a), and that is the one waveform an IBIS file does not have. The shape of the file's </w:t>
+      </w:r>
+      <m:oMath>
+        <m:sSub>
+          <m:e>
+            <m:r>
+              <m:t xml:space="preserve">K</m:t>
+            </m:r>
+          </m:e>
+          <m:sub>
+            <m:r>
+              <m:t xml:space="preserve">u</m:t>
+            </m:r>
+          </m:sub>
+        </m:sSub>
+        <m:r>
+          <m:rPr>
+            <m:sty m:val="p"/>
+          </m:rPr>
+          <m:t xml:space="preserve">(</m:t>
+        </m:r>
+        <m:r>
+          <m:t xml:space="preserve">t</m:t>
+        </m:r>
+        <m:r>
+          <m:rPr>
+            <m:sty m:val="p"/>
+          </m:rPr>
+          <m:t xml:space="preserve">)</m:t>
+        </m:r>
+      </m:oMath>
+      <w:r>
+        <w:t xml:space="preserve"> is the shape of the map stretched by how fast the gate moved, and the two cannot be separated without the gate.</w:t>
       </w:r>
     </w:p>
     <w:p>
@@ -11167,13 +12098,23 @@
         <w:pStyle w:val="BodyText"/>
       </w:pPr>
       <w:r>
-        <w:rPr>
-          <w:i/>
-        </w:rPr>
-        <w:t xml:space="preserve">From the gate waveform to the conducting fraction.</w:t>
-      </w:r>
-      <w:r>
-        <w:t xml:space="preserve"> The model's </w:t>
+        <w:t xml:space="preserve">The method therefore does not obtain the map from the file. It offers three fixed shapes (Fig. 5(c)) and leaves the choice among them to the stressed measurement (Section II-K). The three are built-in constants (Table IV): (0.50, 0.70) lies near the middle of the three measured maps; (0.40, 0.60) and (0.40, 0.90) were retained from an earlier search scored on the same twelve test buffers. Their generality is untested, and this is the least well founded element of the method.</w:t>
+      </w:r>
+    </w:p>
+    <w:p>
+      <w:pPr>
+        <w:pStyle w:val="Heading3"/>
+      </w:pPr>
+      <w:r>
+        <w:t xml:space="preserve">4) From the gate waveform to the conducting fraction</w:t>
+      </w:r>
+    </w:p>
+    <w:p>
+      <w:pPr>
+        <w:pStyle w:val="FirstParagraph"/>
+      </w:pPr>
+      <w:r>
+        <w:t xml:space="preserve">With a map chosen, the model's </w:t>
       </w:r>
       <m:oMath>
         <m:sSub>
@@ -11240,7 +12181,7 @@
         </m:r>
       </m:oMath>
       <w:r>
-        <w:t xml:space="preserve">, and (22) is applied to each of its values. Table V does this for a single stage after an input step; Fig. 5 does it for the fitted three-stage chain of ex2.</w:t>
+        <w:t xml:space="preserve">, and (22) is applied to each of its values. Table VI does this for a single stage after an input step; Fig. 6 does it for the fitted three-stage chain of ex2.</w:t>
       </w:r>
     </w:p>
     <w:p>
@@ -11248,7 +12189,7 @@
         <w:pStyle w:val="TableCaption"/>
       </w:pPr>
       <w:r>
-        <w:t xml:space="preserve">Table V: Worked example: one stage (</w:t>
+        <w:t xml:space="preserve">Table VI: Worked example: one stage (</w:t>
       </w:r>
       <m:oMath>
         <m:sSub>
@@ -11974,7 +12915,7 @@
         <w:drawing>
           <wp:inline distT="0" distB="0" distL="0" distR="0">
             <wp:extent cx="5760720" cy="4371492"/>
-            <wp:docPr id="105" name="Figure 5"/>
+            <wp:docPr id="106" name="Figure 6"/>
             <wp:cNvGraphicFramePr>
               <a:graphicFrameLocks noChangeAspect="1"/>
             </wp:cNvGraphicFramePr>
@@ -11982,11 +12923,11 @@
               <a:graphicData uri="http://schemas.openxmlformats.org/drawingml/2006/picture">
                 <pic:pic>
                   <pic:nvPicPr>
-                    <pic:cNvPr id="105" name="fig5.png"/>
+                    <pic:cNvPr id="106" name="fig6.png"/>
                     <pic:cNvPicPr/>
                   </pic:nvPicPr>
                   <pic:blipFill>
-                    <a:blip r:embed="rIdFig5"/>
+                    <a:blip r:embed="rIdFig6"/>
                     <a:stretch>
                       <a:fillRect/>
                     </a:stretch>
@@ -12012,7 +12953,7 @@
         <w:pStyle w:val="ImageCaption"/>
       </w:pPr>
       <w:r>
-        <w:t xml:space="preserve">Fig. 5. Construction of the conducting fraction on ex2 (</w:t>
+        <w:t xml:space="preserve">Fig. 6. Construction of the conducting fraction on ex2 (</w:t>
       </w:r>
       <m:oMath>
         <m:r>
@@ -12121,21 +13062,23 @@
         <w:pStyle w:val="BodyText"/>
       </w:pPr>
       <w:r>
-        <w:t xml:space="preserve">The top row of Fig. 5 is the situation the file records. The gate sweeps its full range, the whole map is read, and the result in (c) can be compared with the file. The stage parameters are adjusted until the two curves in (c) agree; the map is not changed in that process. The bottom row is the situation the file does not record. The input is cut short, the gate turns back before reaching its rail, and only the lower part of the map is read. The conducting fraction in (f) rises to 0.56 and returns to zero: a waveform that no table of the file contains, produced by the same two relations with no additional parameter.</w:t>
+        <w:t xml:space="preserve">The top row of Fig. 6 is the situation the file records. The gate sweeps its full range, the whole map is read, and the result in (c) can be compared with the file. The bottom row is the situation the file does not record. The input is cut short, the gate turns back before reaching its rail, and only the lower part of the map is read. The conducting fraction in (f) rises to 0.56 and returns to zero: a waveform that no table of the file contains, produced by the same two relations with no additional parameter.</w:t>
       </w:r>
     </w:p>
     <w:p>
       <w:pPr>
-        <w:pStyle w:val="BodyText"/>
+        <w:pStyle w:val="Heading3"/>
       </w:pPr>
       <w:r>
-        <w:rPr>
-          <w:i/>
-        </w:rPr>
-        <w:t xml:space="preserve">From the conducting fraction to the pad.</w:t>
-      </w:r>
-      <w:r>
-        <w:t xml:space="preserve"> The current delivered to the die node is that of the existing converter:</w:t>
+        <w:t xml:space="preserve">5) From the conducting fraction to the pad</w:t>
+      </w:r>
+    </w:p>
+    <w:p>
+      <w:pPr>
+        <w:pStyle w:val="FirstParagraph"/>
+      </w:pPr>
+      <w:r>
+        <w:t xml:space="preserve">The current delivered to the die node is that of the existing converter:</w:t>
       </w:r>
     </w:p>
     <w:p>
@@ -12663,120 +13606,10 @@
     </w:p>
     <w:p>
       <w:pPr>
-        <w:pStyle w:val="BodyText"/>
-      </w:pPr>
-      <w:r>
-        <w:rPr>
-          <w:i/>
-        </w:rPr>
-        <w:t xml:space="preserve">The ambiguity this creates.</w:t>
-      </w:r>
-      <w:r>
-        <w:t xml:space="preserve"> In Fig. 5(c) only the composition of the two relations is tested. For any monotone trajectory </w:t>
-      </w:r>
-      <m:oMath>
-        <m:r>
-          <m:t xml:space="preserve">G</m:t>
-        </m:r>
-        <m:r>
-          <m:rPr>
-            <m:sty m:val="p"/>
-          </m:rPr>
-          <m:t xml:space="preserve">(</m:t>
-        </m:r>
-        <m:r>
-          <m:t xml:space="preserve">t</m:t>
-        </m:r>
-        <m:r>
-          <m:rPr>
-            <m:sty m:val="p"/>
-          </m:rPr>
-          <m:t xml:space="preserve">)</m:t>
-        </m:r>
-      </m:oMath>
-      <w:r>
-        <w:t xml:space="preserve">, the map </w:t>
-      </w:r>
-      <m:oMath>
-        <m:sSub>
-          <m:e>
-            <m:r>
-              <m:t xml:space="preserve">K</m:t>
-            </m:r>
-          </m:e>
-          <m:sub>
-            <m:r>
-              <m:t xml:space="preserve">u</m:t>
-            </m:r>
-          </m:sub>
-        </m:sSub>
-        <m:r>
-          <m:t xml:space="preserve">∘</m:t>
-        </m:r>
-        <m:sSup>
-          <m:e>
-            <m:r>
-              <m:t xml:space="preserve">G</m:t>
-            </m:r>
-          </m:e>
-          <m:sup>
-            <m:r>
-              <m:rPr>
-                <m:sty m:val="p"/>
-              </m:rPr>
-              <m:t xml:space="preserve">−</m:t>
-            </m:r>
-            <m:r>
-              <m:rPr>
-                <m:sty m:val="p"/>
-              </m:rPr>
-              <m:t xml:space="preserve">1</m:t>
-            </m:r>
-          </m:sup>
-        </m:sSup>
-      </m:oMath>
-      <w:r>
-        <w:t xml:space="preserve"> reproduces the same full-swing </w:t>
-      </w:r>
-      <m:oMath>
-        <m:sSub>
-          <m:e>
-            <m:r>
-              <m:t xml:space="preserve">K</m:t>
-            </m:r>
-          </m:e>
-          <m:sub>
-            <m:r>
-              <m:t xml:space="preserve">u</m:t>
-            </m:r>
-          </m:sub>
-        </m:sSub>
-        <m:r>
-          <m:rPr>
-            <m:sty m:val="p"/>
-          </m:rPr>
-          <m:t xml:space="preserve">(</m:t>
-        </m:r>
-        <m:r>
-          <m:t xml:space="preserve">t</m:t>
-        </m:r>
-        <m:r>
-          <m:rPr>
-            <m:sty m:val="p"/>
-          </m:rPr>
-          <m:t xml:space="preserve">)</m:t>
-        </m:r>
-      </m:oMath>
-      <w:r>
-        <w:t xml:space="preserve"> exactly, so a faster gate with a later-starting map, or a slower gate with an earlier one, fits the file equally well. The two differ under a truncated pulse, because where the gate turns back depends on how fast it was moving. The stage law restricts the admissible trajectories to those a cascade of current-limited stages can produce, and the map shape is held fixed while the stage parameters are fitted, otherwise (19) and (22) trade off against each other. What remains undetermined is the subject of Section II-J.</w:t>
-      </w:r>
-    </w:p>
-    <w:p>
-      <w:pPr>
         <w:pStyle w:val="Heading2"/>
       </w:pPr>
       <w:r>
-        <w:t xml:space="preserve">I. Step 1: fitting the stage parameters to the IBIS file</w:t>
+        <w:t xml:space="preserve">I. Step 1: fitting the stage law through an assumed map</w:t>
       </w:r>
     </w:p>
     <w:p>
@@ -12784,7 +13617,130 @@
         <w:pStyle w:val="FirstParagraph"/>
       </w:pPr>
       <w:r>
-        <w:t xml:space="preserve">The fitting target is the gate-driven part of the file's own </w:t>
+        <w:t xml:space="preserve">The stage parameters are found by fitting, and the order of operations matters. First a map shape is assumed, one of the three of Fig. 5(c); its two numbers are then frozen. Second, the stage parameters, which set how fast the gate moves, are adjusted until the model's </w:t>
+      </w:r>
+      <m:oMath>
+        <m:sSub>
+          <m:e>
+            <m:r>
+              <m:t xml:space="preserve">K</m:t>
+            </m:r>
+          </m:e>
+          <m:sub>
+            <m:r>
+              <m:t xml:space="preserve">u</m:t>
+            </m:r>
+          </m:sub>
+        </m:sSub>
+        <m:r>
+          <m:rPr>
+            <m:sty m:val="p"/>
+          </m:rPr>
+          <m:t xml:space="preserve">(</m:t>
+        </m:r>
+        <m:r>
+          <m:t xml:space="preserve">t</m:t>
+        </m:r>
+        <m:r>
+          <m:rPr>
+            <m:sty m:val="p"/>
+          </m:rPr>
+          <m:t xml:space="preserve">)</m:t>
+        </m:r>
+        <m:r>
+          <m:rPr>
+            <m:sty m:val="p"/>
+          </m:rPr>
+          <m:t xml:space="preserve">=</m:t>
+        </m:r>
+        <m:r>
+          <m:t xml:space="preserve">M</m:t>
+        </m:r>
+        <m:r>
+          <m:rPr>
+            <m:sty m:val="p"/>
+          </m:rPr>
+          <m:t xml:space="preserve">(</m:t>
+        </m:r>
+        <m:sSub>
+          <m:e>
+            <m:r>
+              <m:t xml:space="preserve">G</m:t>
+            </m:r>
+          </m:e>
+          <m:sub>
+            <m:r>
+              <m:t xml:space="preserve">U</m:t>
+            </m:r>
+            <m:r>
+              <m:t xml:space="preserve">P</m:t>
+            </m:r>
+          </m:sub>
+        </m:sSub>
+        <m:r>
+          <m:rPr>
+            <m:sty m:val="p"/>
+          </m:rPr>
+          <m:t xml:space="preserve">(</m:t>
+        </m:r>
+        <m:r>
+          <m:t xml:space="preserve">t</m:t>
+        </m:r>
+        <m:r>
+          <m:rPr>
+            <m:sty m:val="p"/>
+          </m:rPr>
+          <m:t xml:space="preserve">)</m:t>
+        </m:r>
+        <m:r>
+          <m:rPr>
+            <m:sty m:val="p"/>
+          </m:rPr>
+          <m:t xml:space="preserve">)</m:t>
+        </m:r>
+      </m:oMath>
+      <w:r>
+        <w:t xml:space="preserve"> lies on the </w:t>
+      </w:r>
+      <m:oMath>
+        <m:sSub>
+          <m:e>
+            <m:r>
+              <m:t xml:space="preserve">K</m:t>
+            </m:r>
+          </m:e>
+          <m:sub>
+            <m:r>
+              <m:t xml:space="preserve">u</m:t>
+            </m:r>
+          </m:sub>
+        </m:sSub>
+        <m:r>
+          <m:rPr>
+            <m:sty m:val="p"/>
+          </m:rPr>
+          <m:t xml:space="preserve">(</m:t>
+        </m:r>
+        <m:r>
+          <m:t xml:space="preserve">t</m:t>
+        </m:r>
+        <m:r>
+          <m:rPr>
+            <m:sty m:val="p"/>
+          </m:rPr>
+          <m:t xml:space="preserve">)</m:t>
+        </m:r>
+      </m:oMath>
+      <w:r>
+        <w:t xml:space="preserve"> of the file. The map is an input to this fit and not a result of it.</w:t>
+      </w:r>
+    </w:p>
+    <w:p>
+      <w:pPr>
+        <w:pStyle w:val="BodyText"/>
+      </w:pPr>
+      <w:r>
+        <w:t xml:space="preserve">The target is the gate-driven part of the file's own </w:t>
       </w:r>
       <m:oMath>
         <m:sSub>
@@ -13229,60 +14185,7 @@
         </m:r>
       </m:oMath>
       <w:r>
-        <w:t xml:space="preserve"> and map shape </w:t>
-      </w:r>
-      <m:oMath>
-        <m:r>
-          <m:rPr>
-            <m:sty m:val="p"/>
-          </m:rPr>
-          <m:t xml:space="preserve">(</m:t>
-        </m:r>
-        <m:sSub>
-          <m:e>
-            <m:r>
-              <m:t xml:space="preserve">v</m:t>
-            </m:r>
-          </m:e>
-          <m:sub>
-            <m:r>
-              <m:t xml:space="preserve">t</m:t>
-            </m:r>
-            <m:r>
-              <m:rPr>
-                <m:sty m:val="p"/>
-              </m:rPr>
-              <m:t xml:space="preserve">,</m:t>
-            </m:r>
-            <m:r>
-              <m:t xml:space="preserve">m</m:t>
-            </m:r>
-            <m:r>
-              <m:t xml:space="preserve">a</m:t>
-            </m:r>
-            <m:r>
-              <m:t xml:space="preserve">p</m:t>
-            </m:r>
-          </m:sub>
-        </m:sSub>
-        <m:r>
-          <m:rPr>
-            <m:sty m:val="p"/>
-          </m:rPr>
-          <m:t xml:space="preserve">,</m:t>
-        </m:r>
-        <m:r>
-          <m:t xml:space="preserve">a</m:t>
-        </m:r>
-        <m:r>
-          <m:rPr>
-            <m:sty m:val="p"/>
-          </m:rPr>
-          <m:t xml:space="preserve">)</m:t>
-        </m:r>
-      </m:oMath>
-      <w:r>
-        <w:t xml:space="preserve">, the stage parameters minimize the root-mean-square mismatch over 4–21 ns, sampled every 2 ps:</w:t>
+        <w:t xml:space="preserve"> and the assumed map shape, the stage parameters minimize the root-mean-square mismatch over 4–21 ns, sampled every 2 ps:</w:t>
       </w:r>
     </w:p>
     <w:p>
@@ -13578,7 +14481,7 @@
         <w:pStyle w:val="FirstParagraph"/>
       </w:pPr>
       <w:r>
-        <w:t xml:space="preserve">During the fit the chain input is an ideal 10 ns pulse starting at the mid-point of the input edge. The minimization is Nelder–Mead from three starting points (</w:t>
+        <w:t xml:space="preserve">During the fit the chain input is an ideal 10 ns pulse starting at the mid-point of the input edge, so that the rising edge of the target determines </w:t>
       </w:r>
       <m:oMath>
         <m:sSub>
@@ -13596,114 +14499,137 @@
             </m:r>
           </m:sub>
         </m:sSub>
-        <m:r>
-          <m:rPr>
-            <m:sty m:val="p"/>
-          </m:rPr>
-          <m:t xml:space="preserve">=</m:t>
-        </m:r>
-        <m:sSub>
-          <m:e>
-            <m:r>
-              <m:t xml:space="preserve">s</m:t>
-            </m:r>
-          </m:e>
-          <m:sub>
-            <m:r>
-              <m:t xml:space="preserve">d</m:t>
-            </m:r>
-            <m:r>
-              <m:t xml:space="preserve">n</m:t>
-            </m:r>
-          </m:sub>
-        </m:sSub>
-        <m:r>
-          <m:rPr>
-            <m:sty m:val="p"/>
-          </m:rPr>
-          <m:t xml:space="preserve">=</m:t>
-        </m:r>
-        <m:r>
-          <m:rPr>
-            <m:sty m:val="p"/>
-          </m:rPr>
-          <m:t xml:space="preserve">2</m:t>
-        </m:r>
       </m:oMath>
       <w:r>
-        <w:t xml:space="preserve">, 8 and 30 per ns; 800 iterations each) with </w:t>
-      </w:r>
-      <m:oMath>
-        <m:r>
-          <m:rPr>
-            <m:sty m:val="p"/>
-          </m:rPr>
-          <m:t xml:space="preserve">0</m:t>
-        </m:r>
-        <m:r>
-          <m:t xml:space="preserve">≤</m:t>
-        </m:r>
-        <m:sSub>
-          <m:e>
-            <m:r>
-              <m:t xml:space="preserve">v</m:t>
-            </m:r>
-          </m:e>
-          <m:sub>
-            <m:r>
-              <m:t xml:space="preserve">t</m:t>
-            </m:r>
-          </m:sub>
-        </m:sSub>
-        <m:r>
-          <m:t xml:space="preserve">≤</m:t>
-        </m:r>
-        <m:r>
-          <m:rPr>
-            <m:sty m:val="p"/>
-          </m:rPr>
-          <m:t xml:space="preserve">0</m:t>
-        </m:r>
-        <m:r>
-          <m:rPr>
-            <m:sty m:val="p"/>
-          </m:rPr>
-          <m:t xml:space="preserve">.</m:t>
-        </m:r>
-        <m:r>
-          <m:rPr>
-            <m:sty m:val="p"/>
-          </m:rPr>
-          <m:t xml:space="preserve">7</m:t>
-        </m:r>
-      </m:oMath>
-      <w:r>
-        <w:t xml:space="preserve">, and it is repeated for every candidate </w:t>
-      </w:r>
-      <m:oMath>
-        <m:r>
-          <m:t xml:space="preserve">K</m:t>
-        </m:r>
-      </m:oMath>
-      <w:r>
-        <w:t xml:space="preserve"> and map shape. The comparison is made in the </w:t>
+        <w:t xml:space="preserve"> and its falling edge </w:t>
       </w:r>
       <m:oMath>
         <m:sSub>
           <m:e>
             <m:r>
-              <m:t xml:space="preserve">K</m:t>
+              <m:t xml:space="preserve">s</m:t>
             </m:r>
           </m:e>
           <m:sub>
             <m:r>
-              <m:t xml:space="preserve">u</m:t>
+              <m:t xml:space="preserve">d</m:t>
+            </m:r>
+            <m:r>
+              <m:t xml:space="preserve">n</m:t>
             </m:r>
           </m:sub>
         </m:sSub>
       </m:oMath>
       <w:r>
-        <w:t xml:space="preserve"> domain because the gate is not observable from the file: the model gate is passed through the map and only then compared. For a buffer with a separate pull-down path, the pull-down chain is fitted in the same way to </w:t>
+        <w:t xml:space="preserve">. The minimization is Nelder–Mead from three starting points (</w:t>
+      </w:r>
+      <m:oMath>
+        <m:sSub>
+          <m:e>
+            <m:r>
+              <m:t xml:space="preserve">s</m:t>
+            </m:r>
+          </m:e>
+          <m:sub>
+            <m:r>
+              <m:t xml:space="preserve">u</m:t>
+            </m:r>
+            <m:r>
+              <m:t xml:space="preserve">p</m:t>
+            </m:r>
+          </m:sub>
+        </m:sSub>
+        <m:r>
+          <m:rPr>
+            <m:sty m:val="p"/>
+          </m:rPr>
+          <m:t xml:space="preserve">=</m:t>
+        </m:r>
+        <m:sSub>
+          <m:e>
+            <m:r>
+              <m:t xml:space="preserve">s</m:t>
+            </m:r>
+          </m:e>
+          <m:sub>
+            <m:r>
+              <m:t xml:space="preserve">d</m:t>
+            </m:r>
+            <m:r>
+              <m:t xml:space="preserve">n</m:t>
+            </m:r>
+          </m:sub>
+        </m:sSub>
+        <m:r>
+          <m:rPr>
+            <m:sty m:val="p"/>
+          </m:rPr>
+          <m:t xml:space="preserve">=</m:t>
+        </m:r>
+        <m:r>
+          <m:rPr>
+            <m:sty m:val="p"/>
+          </m:rPr>
+          <m:t xml:space="preserve">2</m:t>
+        </m:r>
+      </m:oMath>
+      <w:r>
+        <w:t xml:space="preserve">, 8 and 30 per ns; 800 iterations each) with </w:t>
+      </w:r>
+      <m:oMath>
+        <m:r>
+          <m:rPr>
+            <m:sty m:val="p"/>
+          </m:rPr>
+          <m:t xml:space="preserve">0</m:t>
+        </m:r>
+        <m:r>
+          <m:t xml:space="preserve">≤</m:t>
+        </m:r>
+        <m:sSub>
+          <m:e>
+            <m:r>
+              <m:t xml:space="preserve">v</m:t>
+            </m:r>
+          </m:e>
+          <m:sub>
+            <m:r>
+              <m:t xml:space="preserve">t</m:t>
+            </m:r>
+          </m:sub>
+        </m:sSub>
+        <m:r>
+          <m:t xml:space="preserve">≤</m:t>
+        </m:r>
+        <m:r>
+          <m:rPr>
+            <m:sty m:val="p"/>
+          </m:rPr>
+          <m:t xml:space="preserve">0</m:t>
+        </m:r>
+        <m:r>
+          <m:rPr>
+            <m:sty m:val="p"/>
+          </m:rPr>
+          <m:t xml:space="preserve">.</m:t>
+        </m:r>
+        <m:r>
+          <m:rPr>
+            <m:sty m:val="p"/>
+          </m:rPr>
+          <m:t xml:space="preserve">7</m:t>
+        </m:r>
+      </m:oMath>
+      <w:r>
+        <w:t xml:space="preserve">, and it is repeated for every candidate </w:t>
+      </w:r>
+      <m:oMath>
+        <m:r>
+          <m:t xml:space="preserve">K</m:t>
+        </m:r>
+      </m:oMath>
+      <w:r>
+        <w:t xml:space="preserve"> and map shape. For a buffer with a separate pull-down path, the pull-down chain is fitted in the same way to </w:t>
       </w:r>
       <m:oMath>
         <m:sSub>
@@ -13781,7 +14707,7 @@
         <w:drawing>
           <wp:inline distT="0" distB="0" distL="0" distR="0">
             <wp:extent cx="5486400" cy="2753103"/>
-            <wp:docPr id="106" name="Figure 6"/>
+            <wp:docPr id="107" name="Figure 7"/>
             <wp:cNvGraphicFramePr>
               <a:graphicFrameLocks noChangeAspect="1"/>
             </wp:cNvGraphicFramePr>
@@ -13789,11 +14715,11 @@
               <a:graphicData uri="http://schemas.openxmlformats.org/drawingml/2006/picture">
                 <pic:pic>
                   <pic:nvPicPr>
-                    <pic:cNvPr id="106" name="fig6.png"/>
+                    <pic:cNvPr id="107" name="fig7.png"/>
                     <pic:cNvPicPr/>
                   </pic:nvPicPr>
                   <pic:blipFill>
-                    <a:blip r:embed="rIdFig6"/>
+                    <a:blip r:embed="rIdFig7"/>
                     <a:stretch>
                       <a:fillRect/>
                     </a:stretch>
@@ -13819,7 +14745,7 @@
         <w:pStyle w:val="ImageCaption"/>
       </w:pPr>
       <w:r>
-        <w:t xml:space="preserve">Fig. 6. Result of the fit (26) with </w:t>
+        <w:t xml:space="preserve">Fig. 7. Result of the fit (26) with </w:t>
       </w:r>
       <m:oMath>
         <m:sSub>
@@ -14196,7 +15122,826 @@
         </m:r>
       </m:oMath>
       <w:r>
-        <w:t xml:space="preserve"> at a residual of 0.023 (Fig. 6(a)). Three numbers are fitted, to a curve that the file already contains; no stressed data is used in this step.</w:t>
+        <w:t xml:space="preserve"> at a residual of 0.023 (Fig. 7(a)). Three numbers are fitted, to a curve that the file already contains; no stressed data is used in this step.</w:t>
+      </w:r>
+    </w:p>
+    <w:p>
+      <w:pPr>
+        <w:pStyle w:val="Heading3"/>
+      </w:pPr>
+      <w:r>
+        <w:t xml:space="preserve">The fit succeeds whichever map is assumed</w:t>
+      </w:r>
+    </w:p>
+    <w:p>
+      <w:pPr>
+        <w:pStyle w:val="FirstParagraph"/>
+      </w:pPr>
+      <w:r>
+        <w:t xml:space="preserve">A good fit does not show that the assumed map was right. If the map is made to start earlier, the fit delays the gate to compensate, and the composition </w:t>
+      </w:r>
+      <m:oMath>
+        <m:r>
+          <m:t xml:space="preserve">M</m:t>
+        </m:r>
+        <m:r>
+          <m:rPr>
+            <m:sty m:val="p"/>
+          </m:rPr>
+          <m:t xml:space="preserve">(</m:t>
+        </m:r>
+        <m:sSub>
+          <m:e>
+            <m:r>
+              <m:t xml:space="preserve">G</m:t>
+            </m:r>
+          </m:e>
+          <m:sub>
+            <m:r>
+              <m:t xml:space="preserve">U</m:t>
+            </m:r>
+            <m:r>
+              <m:t xml:space="preserve">P</m:t>
+            </m:r>
+          </m:sub>
+        </m:sSub>
+        <m:r>
+          <m:rPr>
+            <m:sty m:val="p"/>
+          </m:rPr>
+          <m:t xml:space="preserve">(</m:t>
+        </m:r>
+        <m:r>
+          <m:t xml:space="preserve">t</m:t>
+        </m:r>
+        <m:r>
+          <m:rPr>
+            <m:sty m:val="p"/>
+          </m:rPr>
+          <m:t xml:space="preserve">)</m:t>
+        </m:r>
+        <m:r>
+          <m:rPr>
+            <m:sty m:val="p"/>
+          </m:rPr>
+          <m:t xml:space="preserve">)</m:t>
+        </m:r>
+      </m:oMath>
+      <w:r>
+        <w:t xml:space="preserve"> still lands on the file's curve. Table VII gives the residual of (26) on ex2 and inv_chain for six different shapes.</w:t>
+      </w:r>
+    </w:p>
+    <w:p>
+      <w:pPr>
+        <w:pStyle w:val="TableCaption"/>
+      </w:pPr>
+      <w:r>
+        <w:t xml:space="preserve">Table VII: Residual of the fit (26) for six assumed map shapes (</w:t>
+      </w:r>
+      <m:oMath>
+        <m:sSub>
+          <m:e>
+            <m:r>
+              <m:t xml:space="preserve">x</m:t>
+            </m:r>
+          </m:e>
+          <m:sub>
+            <m:r>
+              <m:t xml:space="preserve">l</m:t>
+            </m:r>
+            <m:r>
+              <m:t xml:space="preserve">i</m:t>
+            </m:r>
+            <m:r>
+              <m:t xml:space="preserve">n</m:t>
+            </m:r>
+          </m:sub>
+        </m:sSub>
+        <m:r>
+          <m:rPr>
+            <m:sty m:val="p"/>
+          </m:rPr>
+          <m:t xml:space="preserve">=</m:t>
+        </m:r>
+        <m:r>
+          <m:rPr>
+            <m:sty m:val="p"/>
+          </m:rPr>
+          <m:t xml:space="preserve">0</m:t>
+        </m:r>
+        <m:r>
+          <m:rPr>
+            <m:sty m:val="p"/>
+          </m:rPr>
+          <m:t xml:space="preserve">.</m:t>
+        </m:r>
+        <m:r>
+          <m:rPr>
+            <m:sty m:val="p"/>
+          </m:rPr>
+          <m:t xml:space="preserve">4</m:t>
+        </m:r>
+        <m:r>
+          <m:rPr>
+            <m:sty m:val="p"/>
+          </m:rPr>
+          <m:t xml:space="preserve">5</m:t>
+        </m:r>
+      </m:oMath>
+      <w:r>
+        <w:t xml:space="preserve">; </w:t>
+      </w:r>
+      <m:oMath>
+        <m:r>
+          <m:t xml:space="preserve">K</m:t>
+        </m:r>
+        <m:r>
+          <m:rPr>
+            <m:sty m:val="p"/>
+          </m:rPr>
+          <m:t xml:space="preserve">=</m:t>
+        </m:r>
+        <m:r>
+          <m:rPr>
+            <m:sty m:val="p"/>
+          </m:rPr>
+          <m:t xml:space="preserve">3</m:t>
+        </m:r>
+      </m:oMath>
+      <w:r>
+        <w:t xml:space="preserve"> for ex2, 7 for inv_chain)</w:t>
+      </w:r>
+    </w:p>
+    <w:tbl>
+      <w:tblPr>
+        <w:tblStyle w:val="Table"/>
+        <w:tblW w:type="dxa" w:w="9600"/>
+        <w:tblBorders>
+          <w:top w:val="single" w:sz="6" w:space="0" w:color="000000"/>
+          <w:bottom w:val="single" w:sz="6" w:space="0" w:color="000000"/>
+        </w:tblBorders>
+        <w:tblLayout w:type="fixed"/>
+        <w:tblLook w:firstRow="1" w:lastRow="0" w:firstColumn="0" w:lastColumn="0" w:noHBand="0" w:noVBand="0" w:val="0020"/>
+      </w:tblPr>
+      <w:tblGrid>
+        <w:gridCol w:w="2400"/>
+        <w:gridCol w:w="1200"/>
+        <w:gridCol w:w="1200"/>
+        <w:gridCol w:w="1200"/>
+        <w:gridCol w:w="1200"/>
+        <w:gridCol w:w="1200"/>
+        <w:gridCol w:w="1200"/>
+      </w:tblGrid>
+      <w:tr>
+        <w:trPr>
+          <w:tblHeader/>
+        </w:trPr>
+        <w:tc>
+          <w:tcPr>
+            <w:tcW w:w="2400" w:type="dxa"/>
+          </w:tcPr>
+          <w:p>
+            <w:pPr>
+              <w:pStyle w:val="Compact"/>
+              <w:jc w:val="left"/>
+            </w:pPr>
+            <w:r>
+              <w:rPr>
+                <w:sz w:val="18"/>
+              </w:rPr>
+              <w:t xml:space="preserve">Map shape </w:t>
+            </w:r>
+            <m:oMath>
+              <m:r>
+                <m:rPr>
+                  <m:sty m:val="p"/>
+                </m:rPr>
+                <m:t xml:space="preserve">(</m:t>
+              </m:r>
+              <m:sSub>
+                <m:e>
+                  <m:r>
+                    <m:t xml:space="preserve">v</m:t>
+                  </m:r>
+                </m:e>
+                <m:sub>
+                  <m:r>
+                    <m:t xml:space="preserve">t</m:t>
+                  </m:r>
+                  <m:r>
+                    <m:rPr>
+                      <m:sty m:val="p"/>
+                    </m:rPr>
+                    <m:t xml:space="preserve">,</m:t>
+                  </m:r>
+                  <m:r>
+                    <m:t xml:space="preserve">m</m:t>
+                  </m:r>
+                  <m:r>
+                    <m:t xml:space="preserve">a</m:t>
+                  </m:r>
+                  <m:r>
+                    <m:t xml:space="preserve">p</m:t>
+                  </m:r>
+                </m:sub>
+              </m:sSub>
+              <m:r>
+                <m:rPr>
+                  <m:sty m:val="p"/>
+                </m:rPr>
+                <m:t xml:space="preserve">,</m:t>
+              </m:r>
+              <m:r>
+                <m:t xml:space="preserve">a</m:t>
+              </m:r>
+              <m:r>
+                <m:rPr>
+                  <m:sty m:val="p"/>
+                </m:rPr>
+                <m:t xml:space="preserve">)</m:t>
+              </m:r>
+            </m:oMath>
+          </w:p>
+        </w:tc>
+        <w:tc>
+          <w:tcPr>
+            <w:tcW w:w="1200" w:type="dxa"/>
+          </w:tcPr>
+          <w:p>
+            <w:pPr>
+              <w:pStyle w:val="Compact"/>
+              <w:jc w:val="left"/>
+            </w:pPr>
+            <w:r>
+              <w:rPr>
+                <w:b/>
+                <w:sz w:val="18"/>
+              </w:rPr>
+              <w:t xml:space="preserve">(0.3, 0.6)</w:t>
+            </w:r>
+          </w:p>
+        </w:tc>
+        <w:tc>
+          <w:tcPr>
+            <w:tcW w:w="1200" w:type="dxa"/>
+          </w:tcPr>
+          <w:p>
+            <w:pPr>
+              <w:pStyle w:val="Compact"/>
+              <w:jc w:val="left"/>
+            </w:pPr>
+            <w:r>
+              <w:rPr>
+                <w:b/>
+                <w:sz w:val="18"/>
+              </w:rPr>
+              <w:t xml:space="preserve">(0.4, 0.6)</w:t>
+            </w:r>
+          </w:p>
+        </w:tc>
+        <w:tc>
+          <w:tcPr>
+            <w:tcW w:w="1200" w:type="dxa"/>
+          </w:tcPr>
+          <w:p>
+            <w:pPr>
+              <w:pStyle w:val="Compact"/>
+              <w:jc w:val="left"/>
+            </w:pPr>
+            <w:r>
+              <w:rPr>
+                <w:b/>
+                <w:sz w:val="18"/>
+              </w:rPr>
+              <w:t xml:space="preserve">(0.4, 0.9)</w:t>
+            </w:r>
+          </w:p>
+        </w:tc>
+        <w:tc>
+          <w:tcPr>
+            <w:tcW w:w="1200" w:type="dxa"/>
+          </w:tcPr>
+          <w:p>
+            <w:pPr>
+              <w:pStyle w:val="Compact"/>
+              <w:jc w:val="left"/>
+            </w:pPr>
+            <w:r>
+              <w:rPr>
+                <w:b/>
+                <w:sz w:val="18"/>
+              </w:rPr>
+              <w:t xml:space="preserve">(0.5, 0.7)</w:t>
+            </w:r>
+          </w:p>
+        </w:tc>
+        <w:tc>
+          <w:tcPr>
+            <w:tcW w:w="1200" w:type="dxa"/>
+          </w:tcPr>
+          <w:p>
+            <w:pPr>
+              <w:pStyle w:val="Compact"/>
+              <w:jc w:val="left"/>
+            </w:pPr>
+            <w:r>
+              <w:rPr>
+                <w:b/>
+                <w:sz w:val="18"/>
+              </w:rPr>
+              <w:t xml:space="preserve">(0.6, 0.6)</w:t>
+            </w:r>
+          </w:p>
+        </w:tc>
+        <w:tc>
+          <w:tcPr>
+            <w:tcW w:w="1200" w:type="dxa"/>
+          </w:tcPr>
+          <w:p>
+            <w:pPr>
+              <w:pStyle w:val="Compact"/>
+              <w:jc w:val="left"/>
+            </w:pPr>
+            <w:r>
+              <w:rPr>
+                <w:b/>
+                <w:sz w:val="18"/>
+              </w:rPr>
+              <w:t xml:space="preserve">(0.6, 0.9)</w:t>
+            </w:r>
+          </w:p>
+        </w:tc>
+      </w:tr>
+      <w:tr>
+        <w:tc>
+          <w:tcPr>
+            <w:tcW w:w="2400" w:type="dxa"/>
+          </w:tcPr>
+          <w:p>
+            <w:pPr>
+              <w:pStyle w:val="Compact"/>
+              <w:jc w:val="left"/>
+            </w:pPr>
+            <w:r>
+              <w:rPr>
+                <w:sz w:val="18"/>
+              </w:rPr>
+              <w:t xml:space="preserve">ex2</w:t>
+            </w:r>
+          </w:p>
+        </w:tc>
+        <w:tc>
+          <w:tcPr>
+            <w:tcW w:w="1200" w:type="dxa"/>
+          </w:tcPr>
+          <w:p>
+            <w:pPr>
+              <w:pStyle w:val="Compact"/>
+              <w:jc w:val="left"/>
+            </w:pPr>
+            <w:r>
+              <w:rPr>
+                <w:sz w:val="18"/>
+              </w:rPr>
+              <w:t xml:space="preserve">0.0220</w:t>
+            </w:r>
+          </w:p>
+        </w:tc>
+        <w:tc>
+          <w:tcPr>
+            <w:tcW w:w="1200" w:type="dxa"/>
+          </w:tcPr>
+          <w:p>
+            <w:pPr>
+              <w:pStyle w:val="Compact"/>
+              <w:jc w:val="left"/>
+            </w:pPr>
+            <w:r>
+              <w:rPr>
+                <w:sz w:val="18"/>
+              </w:rPr>
+              <w:t xml:space="preserve">0.0227</w:t>
+            </w:r>
+          </w:p>
+        </w:tc>
+        <w:tc>
+          <w:tcPr>
+            <w:tcW w:w="1200" w:type="dxa"/>
+          </w:tcPr>
+          <w:p>
+            <w:pPr>
+              <w:pStyle w:val="Compact"/>
+              <w:jc w:val="left"/>
+            </w:pPr>
+            <w:r>
+              <w:rPr>
+                <w:sz w:val="18"/>
+              </w:rPr>
+              <w:t xml:space="preserve">0.0214</w:t>
+            </w:r>
+          </w:p>
+        </w:tc>
+        <w:tc>
+          <w:tcPr>
+            <w:tcW w:w="1200" w:type="dxa"/>
+          </w:tcPr>
+          <w:p>
+            <w:pPr>
+              <w:pStyle w:val="Compact"/>
+              <w:jc w:val="left"/>
+            </w:pPr>
+            <w:r>
+              <w:rPr>
+                <w:sz w:val="18"/>
+              </w:rPr>
+              <w:t xml:space="preserve">0.0226</w:t>
+            </w:r>
+          </w:p>
+        </w:tc>
+        <w:tc>
+          <w:tcPr>
+            <w:tcW w:w="1200" w:type="dxa"/>
+          </w:tcPr>
+          <w:p>
+            <w:pPr>
+              <w:pStyle w:val="Compact"/>
+              <w:jc w:val="left"/>
+            </w:pPr>
+            <w:r>
+              <w:rPr>
+                <w:sz w:val="18"/>
+              </w:rPr>
+              <w:t xml:space="preserve">0.0238</w:t>
+            </w:r>
+          </w:p>
+        </w:tc>
+        <w:tc>
+          <w:tcPr>
+            <w:tcW w:w="1200" w:type="dxa"/>
+          </w:tcPr>
+          <w:p>
+            <w:pPr>
+              <w:pStyle w:val="Compact"/>
+              <w:jc w:val="left"/>
+            </w:pPr>
+            <w:r>
+              <w:rPr>
+                <w:sz w:val="18"/>
+              </w:rPr>
+              <w:t xml:space="preserve">0.0226</w:t>
+            </w:r>
+          </w:p>
+        </w:tc>
+      </w:tr>
+      <w:tr>
+        <w:tc>
+          <w:tcPr>
+            <w:tcW w:w="2400" w:type="dxa"/>
+          </w:tcPr>
+          <w:p>
+            <w:pPr>
+              <w:pStyle w:val="Compact"/>
+              <w:jc w:val="left"/>
+            </w:pPr>
+            <w:r>
+              <w:rPr>
+                <w:sz w:val="18"/>
+              </w:rPr>
+              <w:t xml:space="preserve">inv_chain</w:t>
+            </w:r>
+          </w:p>
+        </w:tc>
+        <w:tc>
+          <w:tcPr>
+            <w:tcW w:w="1200" w:type="dxa"/>
+          </w:tcPr>
+          <w:p>
+            <w:pPr>
+              <w:pStyle w:val="Compact"/>
+              <w:jc w:val="left"/>
+            </w:pPr>
+            <w:r>
+              <w:rPr>
+                <w:sz w:val="18"/>
+              </w:rPr>
+              <w:t xml:space="preserve">0.0078</w:t>
+            </w:r>
+          </w:p>
+        </w:tc>
+        <w:tc>
+          <w:tcPr>
+            <w:tcW w:w="1200" w:type="dxa"/>
+          </w:tcPr>
+          <w:p>
+            <w:pPr>
+              <w:pStyle w:val="Compact"/>
+              <w:jc w:val="left"/>
+            </w:pPr>
+            <w:r>
+              <w:rPr>
+                <w:sz w:val="18"/>
+              </w:rPr>
+              <w:t xml:space="preserve">0.0078</w:t>
+            </w:r>
+          </w:p>
+        </w:tc>
+        <w:tc>
+          <w:tcPr>
+            <w:tcW w:w="1200" w:type="dxa"/>
+          </w:tcPr>
+          <w:p>
+            <w:pPr>
+              <w:pStyle w:val="Compact"/>
+              <w:jc w:val="left"/>
+            </w:pPr>
+            <w:r>
+              <w:rPr>
+                <w:sz w:val="18"/>
+              </w:rPr>
+              <w:t xml:space="preserve">0.0078</w:t>
+            </w:r>
+          </w:p>
+        </w:tc>
+        <w:tc>
+          <w:tcPr>
+            <w:tcW w:w="1200" w:type="dxa"/>
+          </w:tcPr>
+          <w:p>
+            <w:pPr>
+              <w:pStyle w:val="Compact"/>
+              <w:jc w:val="left"/>
+            </w:pPr>
+            <w:r>
+              <w:rPr>
+                <w:sz w:val="18"/>
+              </w:rPr>
+              <w:t xml:space="preserve">0.0079</w:t>
+            </w:r>
+          </w:p>
+        </w:tc>
+        <w:tc>
+          <w:tcPr>
+            <w:tcW w:w="1200" w:type="dxa"/>
+          </w:tcPr>
+          <w:p>
+            <w:pPr>
+              <w:pStyle w:val="Compact"/>
+              <w:jc w:val="left"/>
+            </w:pPr>
+            <w:r>
+              <w:rPr>
+                <w:sz w:val="18"/>
+              </w:rPr>
+              <w:t xml:space="preserve">0.0084</w:t>
+            </w:r>
+          </w:p>
+        </w:tc>
+        <w:tc>
+          <w:tcPr>
+            <w:tcW w:w="1200" w:type="dxa"/>
+          </w:tcPr>
+          <w:p>
+            <w:pPr>
+              <w:pStyle w:val="Compact"/>
+              <w:jc w:val="left"/>
+            </w:pPr>
+            <w:r>
+              <w:rPr>
+                <w:sz w:val="18"/>
+              </w:rPr>
+              <w:t xml:space="preserve">0.0082</w:t>
+            </w:r>
+          </w:p>
+        </w:tc>
+      </w:tr>
+    </w:tbl>
+    <w:p>
+      <w:pPr>
+        <w:pStyle w:val="Compact"/>
+      </w:pPr>
+    </w:p>
+    <w:p>
+      <w:pPr>
+        <w:pStyle w:val="FirstParagraph"/>
+      </w:pPr>
+      <w:r>
+        <w:t xml:space="preserve">The residual varies by 11 % on ex2 and 8 % on inv_chain across the six shapes, and its small preference does not point at the measured map: on ex2 the shape nearest the measured one, (0.6, 0.6), has the largest residual. The file cannot choose the map.</w:t>
+      </w:r>
+    </w:p>
+    <w:p>
+      <w:pPr>
+        <w:pStyle w:val="CaptionedFigure"/>
+        <w:jc w:val="center"/>
+      </w:pPr>
+      <w:r>
+        <w:drawing>
+          <wp:inline distT="0" distB="0" distL="0" distR="0">
+            <wp:extent cx="5669280" cy="4016076"/>
+            <wp:docPr id="108" name="Figure 8"/>
+            <wp:cNvGraphicFramePr>
+              <a:graphicFrameLocks noChangeAspect="1"/>
+            </wp:cNvGraphicFramePr>
+            <a:graphic>
+              <a:graphicData uri="http://schemas.openxmlformats.org/drawingml/2006/picture">
+                <pic:pic>
+                  <pic:nvPicPr>
+                    <pic:cNvPr id="108" name="fig8.png"/>
+                    <pic:cNvPicPr/>
+                  </pic:nvPicPr>
+                  <pic:blipFill>
+                    <a:blip r:embed="rIdFig8"/>
+                    <a:stretch>
+                      <a:fillRect/>
+                    </a:stretch>
+                  </pic:blipFill>
+                  <pic:spPr>
+                    <a:xfrm>
+                      <a:off x="0" y="0"/>
+                      <a:ext cx="5669280" cy="4016076"/>
+                    </a:xfrm>
+                    <a:prstGeom prst="rect">
+                      <a:avLst/>
+                    </a:prstGeom>
+                  </pic:spPr>
+                </pic:pic>
+              </a:graphicData>
+            </a:graphic>
+          </wp:inline>
+        </w:drawing>
+      </w:r>
+    </w:p>
+    <w:p>
+      <w:pPr>
+        <w:pStyle w:val="ImageCaption"/>
+      </w:pPr>
+      <w:r>
+        <w:t xml:space="preserve">Fig. 8. Two assumed maps on ex2 (</w:t>
+      </w:r>
+      <m:oMath>
+        <m:r>
+          <m:t xml:space="preserve">K</m:t>
+        </m:r>
+        <m:r>
+          <m:rPr>
+            <m:sty m:val="p"/>
+          </m:rPr>
+          <m:t xml:space="preserve">=</m:t>
+        </m:r>
+        <m:r>
+          <m:rPr>
+            <m:sty m:val="p"/>
+          </m:rPr>
+          <m:t xml:space="preserve">3</m:t>
+        </m:r>
+      </m:oMath>
+      <w:r>
+        <w:t xml:space="preserve">), each with the stage law fitted through it to the same file. (a) The two maps. (b) The gate trajectory the fit produces for each: the earlier map is paired with a later gate. (c) Full transition: both reproduce the file's </w:t>
+      </w:r>
+      <m:oMath>
+        <m:sSub>
+          <m:e>
+            <m:r>
+              <m:t xml:space="preserve">K</m:t>
+            </m:r>
+          </m:e>
+          <m:sub>
+            <m:r>
+              <m:t xml:space="preserve">u</m:t>
+            </m:r>
+          </m:sub>
+        </m:sSub>
+        <m:r>
+          <m:rPr>
+            <m:sty m:val="p"/>
+          </m:rPr>
+          <m:t xml:space="preserve">(</m:t>
+        </m:r>
+        <m:r>
+          <m:t xml:space="preserve">t</m:t>
+        </m:r>
+        <m:r>
+          <m:rPr>
+            <m:sty m:val="p"/>
+          </m:rPr>
+          <m:t xml:space="preserve">)</m:t>
+        </m:r>
+      </m:oMath>
+      <w:r>
+        <w:t xml:space="preserve">. (d) The same two models driven by an 810 ps pulse, before any calibration: one passes the pulse, the other extinguishes it.</w:t>
+      </w:r>
+    </w:p>
+    <w:p>
+      <w:pPr>
+        <w:pStyle w:val="BodyText"/>
+      </w:pPr>
+      <w:r>
+        <w:t xml:space="preserve">Fig. 8 shows what this means. Through the later-starting map (0.6, 0.6) the fit gives </w:t>
+      </w:r>
+      <m:oMath>
+        <m:sSub>
+          <m:e>
+            <m:r>
+              <m:t xml:space="preserve">v</m:t>
+            </m:r>
+          </m:e>
+          <m:sub>
+            <m:r>
+              <m:t xml:space="preserve">t</m:t>
+            </m:r>
+          </m:sub>
+        </m:sSub>
+        <m:r>
+          <m:rPr>
+            <m:sty m:val="p"/>
+          </m:rPr>
+          <m:t xml:space="preserve">=</m:t>
+        </m:r>
+        <m:r>
+          <m:rPr>
+            <m:sty m:val="p"/>
+          </m:rPr>
+          <m:t xml:space="preserve">0</m:t>
+        </m:r>
+        <m:r>
+          <m:rPr>
+            <m:sty m:val="p"/>
+          </m:rPr>
+          <m:t xml:space="preserve">.</m:t>
+        </m:r>
+        <m:r>
+          <m:rPr>
+            <m:sty m:val="p"/>
+          </m:rPr>
+          <m:t xml:space="preserve">4</m:t>
+        </m:r>
+        <m:r>
+          <m:rPr>
+            <m:sty m:val="p"/>
+          </m:rPr>
+          <m:t xml:space="preserve">7</m:t>
+        </m:r>
+        <m:r>
+          <m:rPr>
+            <m:sty m:val="p"/>
+          </m:rPr>
+          <m:t xml:space="preserve">9</m:t>
+        </m:r>
+      </m:oMath>
+      <w:r>
+        <w:t xml:space="preserve">; through the earlier-starting map (0.4, 0.6) it gives </w:t>
+      </w:r>
+      <m:oMath>
+        <m:sSub>
+          <m:e>
+            <m:r>
+              <m:t xml:space="preserve">v</m:t>
+            </m:r>
+          </m:e>
+          <m:sub>
+            <m:r>
+              <m:t xml:space="preserve">t</m:t>
+            </m:r>
+          </m:sub>
+        </m:sSub>
+        <m:r>
+          <m:rPr>
+            <m:sty m:val="p"/>
+          </m:rPr>
+          <m:t xml:space="preserve">=</m:t>
+        </m:r>
+        <m:r>
+          <m:rPr>
+            <m:sty m:val="p"/>
+          </m:rPr>
+          <m:t xml:space="preserve">0</m:t>
+        </m:r>
+        <m:r>
+          <m:rPr>
+            <m:sty m:val="p"/>
+          </m:rPr>
+          <m:t xml:space="preserve">.</m:t>
+        </m:r>
+        <m:r>
+          <m:rPr>
+            <m:sty m:val="p"/>
+          </m:rPr>
+          <m:t xml:space="preserve">6</m:t>
+        </m:r>
+        <m:r>
+          <m:rPr>
+            <m:sty m:val="p"/>
+          </m:rPr>
+          <m:t xml:space="preserve">7</m:t>
+        </m:r>
+        <m:r>
+          <m:rPr>
+            <m:sty m:val="p"/>
+          </m:rPr>
+          <m:t xml:space="preserve">8</m:t>
+        </m:r>
+      </m:oMath>
+      <w:r>
+        <w:t xml:space="preserve">, a gate that leaves later. For a full transition the two models are indistinguishable (residuals 0.0238 and 0.0227). Driven by an 810 ps pulse they are not: the first delivers a conducting fraction of 0.51, the second none at all, because its higher stage threshold extinguishes the pulse inside the chain. Two models that the file cannot tell apart give opposite answers for the short pulse. This is why a measurement of a short pulse is required, and Section II-J shows that the same holds for the stage count and the other parameters that act only under partial drive.</w:t>
       </w:r>
     </w:p>
     <w:p>
@@ -14212,7 +15957,7 @@
         <w:pStyle w:val="FirstParagraph"/>
       </w:pPr>
       <w:r>
-        <w:t xml:space="preserve">The fit (26) determines the rates well and the structure poorly. Table VI and Fig. 7 give its residual as a function of the stage count for three of the twelve test buffers, each </w:t>
+        <w:t xml:space="preserve">The fit (26) determines the rates well and the structure poorly. Table VIII and Fig. 9 give its residual as a function of the stage count for three of the twelve test buffers, each </w:t>
       </w:r>
       <m:oMath>
         <m:r>
@@ -14228,7 +15973,7 @@
         <w:pStyle w:val="TableCaption"/>
       </w:pPr>
       <w:r>
-        <w:t xml:space="preserve">Table VI: Residual of the fit (26) in the </w:t>
+        <w:t xml:space="preserve">Table VIII: Residual of the fit (26) in the </w:t>
       </w:r>
       <m:oMath>
         <m:sSub>
@@ -15136,7 +16881,7 @@
         <w:drawing>
           <wp:inline distT="0" distB="0" distL="0" distR="0">
             <wp:extent cx="5120640" cy="2173215"/>
-            <wp:docPr id="107" name="Figure 7"/>
+            <wp:docPr id="109" name="Figure 9"/>
             <wp:cNvGraphicFramePr>
               <a:graphicFrameLocks noChangeAspect="1"/>
             </wp:cNvGraphicFramePr>
@@ -15144,11 +16889,11 @@
               <a:graphicData uri="http://schemas.openxmlformats.org/drawingml/2006/picture">
                 <pic:pic>
                   <pic:nvPicPr>
-                    <pic:cNvPr id="107" name="fig7.png"/>
+                    <pic:cNvPr id="109" name="fig9.png"/>
                     <pic:cNvPicPr/>
                   </pic:nvPicPr>
                   <pic:blipFill>
-                    <a:blip r:embed="rIdFig7"/>
+                    <a:blip r:embed="rIdFig9"/>
                     <a:stretch>
                       <a:fillRect/>
                     </a:stretch>
@@ -15174,7 +16919,7 @@
         <w:pStyle w:val="ImageCaption"/>
       </w:pPr>
       <w:r>
-        <w:t xml:space="preserve">Fig. 7. Residual of (26) against stage count for the thirteen predriver chains of the twelve test buffers (io_buf has two). Circles mark the netlist stage count; the thick segments mark the band (27).</w:t>
+        <w:t xml:space="preserve">Fig. 9. Residual of (26) against stage count for the thirteen predriver chains of the twelve test buffers (io_buf has two). Circles mark the netlist stage count; the thick segments mark the band (27).</w:t>
       </w:r>
     </w:p>
     <w:p>
@@ -15270,7 +17015,7 @@
         </m:r>
       </m:oMath>
       <w:r>
-        <w:t xml:space="preserve"> is at most 0.0007 on twelve of the thirteen chains. Only io_buf's pull-up, which is a single stage, has a distinct minimum (margin 0.0088). This is the composition degeneracy of Section II-H in numbers.</w:t>
+        <w:t xml:space="preserve"> is at most 0.0007 on twelve of the thirteen chains. Only io_buf's pull-up, which is a single stage, has a distinct minimum (margin 0.0088). This is the same degeneracy as that of the map in Section II-I, in numbers.</w:t>
       </w:r>
     </w:p>
     <w:p>
@@ -15734,10 +17479,18 @@
     </w:p>
     <w:p>
       <w:pPr>
+        <w:pStyle w:val="Heading3"/>
+      </w:pPr>
+      <w:r>
+        <w:t xml:space="preserve">1) Why it is needed</w:t>
+      </w:r>
+    </w:p>
+    <w:p>
+      <w:pPr>
         <w:pStyle w:val="FirstParagraph"/>
       </w:pPr>
       <w:r>
-        <w:t xml:space="preserve">What the file cannot determine is settled by one measurement that the file does not contain: the pad voltage for a single short pulse into a known load. In the tests below the pulse is the one that reaches about 50 % of the buffer's settled swing into a 50 Ω, 2 pF load, and the measurement is a transistor-level simulation of the buffer. The measurement is used twice.</w:t>
+        <w:t xml:space="preserve">After step 1 there is not one model but several, and all of them reproduce the file. They differ in what the file cannot see: the map shape (Section II-I), the stage count and the stage threshold (Section II-J). These are exactly the quantities that decide what happens when the input is cut short, because they set how far the gate has travelled when it turns back and how much of the pulse each stage passes on. The candidates therefore agree on a full transition and disagree on a short pulse, and one measured short pulse can tell them apart.</w:t>
       </w:r>
     </w:p>
     <w:p>
@@ -15745,69 +17498,45 @@
         <w:pStyle w:val="BodyText"/>
       </w:pPr>
       <w:r>
+        <w:t xml:space="preserve">Fig. 10(b) shows how large the disagreement is. For ex2, the nine candidates of step 2, each fitted to the same file, were driven by the same 810 ps pulse. Their pad peaks range from 0.01 to 1.28 V; the measured peak is 0.77 V. Some overshoot it by more than half, others extinguish the pulse altogether. The file alone gives no means of knowing which is right.</w:t>
+      </w:r>
+    </w:p>
+    <w:p>
+      <w:pPr>
+        <w:pStyle w:val="Heading3"/>
+      </w:pPr>
+      <w:r>
+        <w:t xml:space="preserve">2) What is measured</w:t>
+      </w:r>
+    </w:p>
+    <w:p>
+      <w:pPr>
+        <w:pStyle w:val="FirstParagraph"/>
+      </w:pPr>
+      <w:r>
+        <w:t xml:space="preserve">The measurement is the pad voltage for one short input pulse into a known load (Fig. 10(a)). Nothing inside the buffer is observed. In the tests below the pulse is the one that reaches about 50 % of the buffer's settled swing into a 50 Ω, 2 pF load, and the measurement is a transistor-level simulation of the buffer; for a user of the method it would be a bench measurement or a simulation supplied by the vendor.</w:t>
+      </w:r>
+    </w:p>
+    <w:p>
+      <w:pPr>
+        <w:pStyle w:val="Heading3"/>
+      </w:pPr>
+      <w:r>
+        <w:t xml:space="preserve">3) How it is used</w:t>
+      </w:r>
+    </w:p>
+    <w:p>
+      <w:pPr>
+        <w:pStyle w:val="FirstParagraph"/>
+      </w:pPr>
+      <w:r>
         <w:rPr>
           <w:i/>
         </w:rPr>
         <w:t xml:space="preserve">Candidates (step 2).</w:t>
       </w:r>
       <w:r>
-        <w:t xml:space="preserve"> The band (27) supplies three stage counts. The map shape, the other factor of the composition, is taken from three shapes, </w:t>
-      </w:r>
-      <m:oMath>
-        <m:r>
-          <m:rPr>
-            <m:sty m:val="p"/>
-          </m:rPr>
-          <m:t xml:space="preserve">(</m:t>
-        </m:r>
-        <m:sSub>
-          <m:e>
-            <m:r>
-              <m:t xml:space="preserve">v</m:t>
-            </m:r>
-          </m:e>
-          <m:sub>
-            <m:r>
-              <m:t xml:space="preserve">t</m:t>
-            </m:r>
-            <m:r>
-              <m:rPr>
-                <m:sty m:val="p"/>
-              </m:rPr>
-              <m:t xml:space="preserve">,</m:t>
-            </m:r>
-            <m:r>
-              <m:t xml:space="preserve">m</m:t>
-            </m:r>
-            <m:r>
-              <m:t xml:space="preserve">a</m:t>
-            </m:r>
-            <m:r>
-              <m:t xml:space="preserve">p</m:t>
-            </m:r>
-          </m:sub>
-        </m:sSub>
-        <m:r>
-          <m:rPr>
-            <m:sty m:val="p"/>
-          </m:rPr>
-          <m:t xml:space="preserve">,</m:t>
-        </m:r>
-        <m:r>
-          <m:t xml:space="preserve">a</m:t>
-        </m:r>
-        <m:r>
-          <m:rPr>
-            <m:sty m:val="p"/>
-          </m:rPr>
-          <m:t xml:space="preserve">)</m:t>
-        </m:r>
-        <m:r>
-          <m:t xml:space="preserve">∈</m:t>
-        </m:r>
-      </m:oMath>
-      <w:r>
-        <w:t xml:space="preserve"> {(0.50, 0.70), (0.40, 0.60), (0.40, 0.90)}. Each of the nine candidates has its own fit (26).</w:t>
+        <w:t xml:space="preserve"> The band (27) supplies three stage counts and Fig. 5(c) three map shapes. Each of the nine combinations has its own fit (26).</w:t>
       </w:r>
     </w:p>
     <w:p>
@@ -15821,7 +17550,24 @@
         <w:t xml:space="preserve">Calibration of the threshold (step 3).</w:t>
       </w:r>
       <w:r>
-        <w:t xml:space="preserve"> For each candidate, with </w:t>
+        <w:t xml:space="preserve"> The stage threshold </w:t>
+      </w:r>
+      <m:oMath>
+        <m:sSub>
+          <m:e>
+            <m:r>
+              <m:t xml:space="preserve">v</m:t>
+            </m:r>
+          </m:e>
+          <m:sub>
+            <m:r>
+              <m:t xml:space="preserve">t</m:t>
+            </m:r>
+          </m:sub>
+        </m:sSub>
+      </m:oMath>
+      <w:r>
+        <w:t xml:space="preserve"> decides how much of a short pulse survives each stage, and so sets the height of the model's pad pulse; it is also the parameter the file determines worst (Section II-J). For each candidate, with </w:t>
       </w:r>
       <m:oMath>
         <m:acc>
@@ -16257,24 +18003,7 @@
         </m:sSub>
       </m:oMath>
       <w:r>
-        <w:t xml:space="preserve"> changes when each stage hands over without changing how fast it runs. For ex2 the calibration moves </w:t>
-      </w:r>
-      <m:oMath>
-        <m:sSub>
-          <m:e>
-            <m:r>
-              <m:t xml:space="preserve">v</m:t>
-            </m:r>
-          </m:e>
-          <m:sub>
-            <m:r>
-              <m:t xml:space="preserve">t</m:t>
-            </m:r>
-          </m:sub>
-        </m:sSub>
-      </m:oMath>
-      <w:r>
-        <w:t xml:space="preserve"> from 0.528 to 0.487 (Fig. 8(b)).</w:t>
+        <w:t xml:space="preserve"> changes when each stage hands over without changing how fast it runs. After this step every candidate reproduces the measured peak (Fig. 10(c)).</w:t>
       </w:r>
     </w:p>
     <w:p>
@@ -16288,7 +18017,7 @@
         <w:t xml:space="preserve">Selection of the stage count and map shape (step 4).</w:t>
       </w:r>
       <w:r>
-        <w:t xml:space="preserve"> After calibration all nine candidates reproduce the measured peak, so the peak carries no further information; they differ in the rest of the waveform (Fig. 8(c)). The candidate is chosen by the waveform error over the pulse and its return,</w:t>
+        <w:t xml:space="preserve"> Because calibration has forced the peak to match, the peak can no longer distinguish the candidates. They still differ in the rest of the waveform, in when the pulse arrives and how it returns: in Fig. 10(c) the nine pulses arrive between 0.11 ns early and 0.30 ns late. The candidate is chosen by the waveform error over the pulse and its return,</w:t>
       </w:r>
     </w:p>
     <w:p>
@@ -16671,7 +18400,27 @@
         </m:sSub>
       </m:oMath>
       <w:r>
-        <w:t xml:space="preserve"> is the falling edge of the input pulse. The window was chosen once and was not tuned.</w:t>
+        <w:t xml:space="preserve"> is the falling edge of the input pulse (the shaded interval of Fig. 10(c)). The window was chosen once and was not tuned. On ex2 the selected candidate (</w:t>
+      </w:r>
+      <m:oMath>
+        <m:r>
+          <m:t xml:space="preserve">K</m:t>
+        </m:r>
+        <m:r>
+          <m:rPr>
+            <m:sty m:val="p"/>
+          </m:rPr>
+          <m:t xml:space="preserve">=</m:t>
+        </m:r>
+        <m:r>
+          <m:rPr>
+            <m:sty m:val="p"/>
+          </m:rPr>
+          <m:t xml:space="preserve">3</m:t>
+        </m:r>
+      </m:oMath>
+      <w:r>
+        <w:t xml:space="preserve">, shape (0.5, 0.7)) arrives 7 ps early.</w:t>
       </w:r>
     </w:p>
     <w:p>
@@ -16682,8 +18431,8 @@
       <w:r>
         <w:drawing>
           <wp:inline distT="0" distB="0" distL="0" distR="0">
-            <wp:extent cx="5760720" cy="2571100"/>
-            <wp:docPr id="108" name="Figure 8"/>
+            <wp:extent cx="5669280" cy="4051197"/>
+            <wp:docPr id="110" name="Figure 10"/>
             <wp:cNvGraphicFramePr>
               <a:graphicFrameLocks noChangeAspect="1"/>
             </wp:cNvGraphicFramePr>
@@ -16691,11 +18440,11 @@
               <a:graphicData uri="http://schemas.openxmlformats.org/drawingml/2006/picture">
                 <pic:pic>
                   <pic:nvPicPr>
-                    <pic:cNvPr id="108" name="fig8.png"/>
+                    <pic:cNvPr id="110" name="fig10.png"/>
                     <pic:cNvPicPr/>
                   </pic:nvPicPr>
                   <pic:blipFill>
-                    <a:blip r:embed="rIdFig8"/>
+                    <a:blip r:embed="rIdFig10"/>
                     <a:stretch>
                       <a:fillRect/>
                     </a:stretch>
@@ -16703,7 +18452,7 @@
                   <pic:spPr>
                     <a:xfrm>
                       <a:off x="0" y="0"/>
-                      <a:ext cx="5760720" cy="2571100"/>
+                      <a:ext cx="5669280" cy="4051197"/>
                     </a:xfrm>
                     <a:prstGeom prst="rect">
                       <a:avLst/>
@@ -16721,24 +18470,23 @@
         <w:pStyle w:val="ImageCaption"/>
       </w:pPr>
       <w:r>
-        <w:t xml:space="preserve">Fig. 8. Use of the stressed measurement on ex2 (810 ps input pulse). (a) The measurement and its peak. (b) Calibration (28): pad waveform of the model as </w:t>
-      </w:r>
-      <m:oMath>
-        <m:sSub>
-          <m:e>
-            <m:r>
-              <m:t xml:space="preserve">v</m:t>
-            </m:r>
-          </m:e>
-          <m:sub>
-            <m:r>
-              <m:t xml:space="preserve">t</m:t>
-            </m:r>
-          </m:sub>
-        </m:sSub>
-      </m:oMath>
-      <w:r>
-        <w:t xml:space="preserve"> is bisected; the final curve meets the measured peak (dashed). (c) Selection (29): the nine calibrated candidates all reach the measured peak and differ elsewhere; the shaded interval is the window of (29). Time is measured from the input edge.</w:t>
+        <w:t xml:space="preserve">Fig. 10. Use of the stressed measurement on ex2. (a) The measurement: pad voltage for an 810 ps input pulse. (b) The nine candidates as fitted to the IBIS file, driven by the same pulse, before the measurement is used; the dashed line is the measured peak. (c) After the threshold of each candidate is calibrated on the peak (28): all reach the measured peak and differ elsewhere; the shaded interval is the window of (29), and the selected candidate is highlighted. (d) The selected model at the five pulse widths of Section II-L against the transistor-level reference. Time is measured from the input edge.</w:t>
+      </w:r>
+    </w:p>
+    <w:p>
+      <w:pPr>
+        <w:pStyle w:val="Heading3"/>
+      </w:pPr>
+      <w:r>
+        <w:t xml:space="preserve">4) What it does and does not establish</w:t>
+      </w:r>
+    </w:p>
+    <w:p>
+      <w:pPr>
+        <w:pStyle w:val="FirstParagraph"/>
+      </w:pPr>
+      <w:r>
+        <w:t xml:space="preserve">One waveform is thus used for two decisions, read from two different features of it: the threshold from its height, the stage count and map shape from its shape. Selecting on the peak instead of the waveform is markedly worse. Averaged over the twelve buffers, the pad-waveform error at all five stressed widths (the rms of (29) evaluated at each width) is 52.3 mV for the candidates chosen by (29), against 51.7 mV for the best candidate available in each grid and 217.3 mV for the candidates that minimize the worst peak error, which achieve their peak by arriving 155–300 ps late.</w:t>
       </w:r>
     </w:p>
     <w:p>
@@ -16746,7 +18494,7 @@
         <w:pStyle w:val="BodyText"/>
       </w:pPr>
       <w:r>
-        <w:t xml:space="preserve">The stage count and the threshold are thus both taken from one waveform, but from different features of it: the threshold from its height, the stage count and map shape from its shape. Selecting on the peak instead of the waveform is markedly worse. Averaged over the twelve buffers, the pad-waveform error at all five stressed widths (the rms of (29) evaluated at each width) is 52.3 mV for the candidates chosen by (29), against 51.7 mV for the best candidate available in each grid and 217.3 mV for the candidates that minimize the worst peak error, which achieve their peak by arriving 155–300 ps late.</w:t>
+        <w:t xml:space="preserve">The measurement can only choose among the candidates it is offered. If the true map is unlike all three shapes, or the true stage count lies outside the band, it selects the least wrong candidate, not the right one. Fig. 10(d) and Section II-L test the outcome at pulse widths other than the one used here.</w:t>
       </w:r>
     </w:p>
     <w:p>
@@ -16794,7 +18542,7 @@
         <w:pStyle w:val="TableCaption"/>
       </w:pPr>
       <w:r>
-        <w:t xml:space="preserve">Table VII: Peak of the stressed gate, ex2 (fitted at full swing only)</w:t>
+        <w:t xml:space="preserve">Table IX: Peak of the stressed gate, ex2 (fitted at full swing only)</w:t>
       </w:r>
     </w:p>
     <w:tbl>
@@ -17378,7 +19126,7 @@
         <w:pStyle w:val="BodyText"/>
       </w:pPr>
       <w:r>
-        <w:t xml:space="preserve">On ex2 the stage law with the netlist stage count is within 0.04 of the measured peak at every width, where linear superposition is off by 0.17 at the narrowest pulse (Table VII, Fig. 9(a)). The waveform error at the narrowest pulse is 0.012 for the stage law, from a full-swing fit residual of 0.0066. The stage count matters as Section II-J predicts: </w:t>
+        <w:t xml:space="preserve">On ex2 the stage law with the netlist stage count is within 0.04 of the measured peak at every width, where linear superposition is off by 0.17 at the narrowest pulse (Table IX, Fig. 11(a)). The waveform error at the narrowest pulse is 0.012 for the stage law, from a full-swing fit residual of 0.0066. The stage count matters as Section II-J predicts: </w:t>
       </w:r>
       <m:oMath>
         <m:r>
@@ -17406,7 +19154,7 @@
         <w:pStyle w:val="TableCaption"/>
       </w:pPr>
       <w:r>
-        <w:t xml:space="preserve">Table VIII: Peak of the stressed gate, inv_chain (fitted at full swing only)</w:t>
+        <w:t xml:space="preserve">Table X: Peak of the stressed gate, inv_chain (fitted at full swing only)</w:t>
       </w:r>
     </w:p>
     <w:tbl>
@@ -18333,7 +20081,7 @@
         <w:drawing>
           <wp:inline distT="0" distB="0" distL="0" distR="0">
             <wp:extent cx="5669280" cy="3673164"/>
-            <wp:docPr id="109" name="Figure 9"/>
+            <wp:docPr id="111" name="Figure 11"/>
             <wp:cNvGraphicFramePr>
               <a:graphicFrameLocks noChangeAspect="1"/>
             </wp:cNvGraphicFramePr>
@@ -18341,11 +20089,11 @@
               <a:graphicData uri="http://schemas.openxmlformats.org/drawingml/2006/picture">
                 <pic:pic>
                   <pic:nvPicPr>
-                    <pic:cNvPr id="109" name="fig9.png"/>
+                    <pic:cNvPr id="111" name="fig11.png"/>
                     <pic:cNvPicPr/>
                   </pic:nvPicPr>
                   <pic:blipFill>
-                    <a:blip r:embed="rIdFig9"/>
+                    <a:blip r:embed="rIdFig11"/>
                     <a:stretch>
                       <a:fillRect/>
                     </a:stretch>
@@ -18371,7 +20119,7 @@
         <w:pStyle w:val="ImageCaption"/>
       </w:pPr>
       <w:r>
-        <w:t xml:space="preserve">Fig. 9. Stressed gate of the transistor netlist against the stage law fitted at full swing only, and against linear superposition, at the narrowest, middle and widest of the five pulse widths. (a) ex2. (b) inv_chain.</w:t>
+        <w:t xml:space="preserve">Fig. 11. Stressed gate of the transistor netlist against the stage law fitted at full swing only, and against linear superposition, at the narrowest, middle and widest of the five pulse widths. (a) ex2. (b) inv_chain.</w:t>
       </w:r>
     </w:p>
     <w:p>
@@ -18379,7 +20127,7 @@
         <w:pStyle w:val="BodyText"/>
       </w:pPr>
       <w:r>
-        <w:t xml:space="preserve">On inv_chain (Table VIII, Fig. 9(b)) the stage law with the netlist stage count follows the measurement at the three widest pulses (within 0.06) and undershoots at the two narrowest, by 0.18 at 104 ps. This is the partial-drive regime in which approximation A2 is active (Section II-M). The other rows show the consequence of the flat residual of Section II-J. The full-swing residuals of </w:t>
+        <w:t xml:space="preserve">On inv_chain (Table X, Fig. 11(b)) the stage law with the netlist stage count follows the measurement at the three widest pulses (within 0.06) and undershoots at the two narrowest, by 0.18 at 104 ps. This is the partial-drive regime in which approximation A2 is active (Section II-M). The other rows show the consequence of the flat residual of Section II-J. The full-swing residuals of </w:t>
       </w:r>
       <m:oMath>
         <m:r>
@@ -18558,7 +20306,7 @@
         <w:drawing>
           <wp:inline distT="0" distB="0" distL="0" distR="0">
             <wp:extent cx="5760720" cy="2864132"/>
-            <wp:docPr id="110" name="Figure 10"/>
+            <wp:docPr id="112" name="Figure 12"/>
             <wp:cNvGraphicFramePr>
               <a:graphicFrameLocks noChangeAspect="1"/>
             </wp:cNvGraphicFramePr>
@@ -18566,11 +20314,11 @@
               <a:graphicData uri="http://schemas.openxmlformats.org/drawingml/2006/picture">
                 <pic:pic>
                   <pic:nvPicPr>
-                    <pic:cNvPr id="110" name="fig10.png"/>
+                    <pic:cNvPr id="112" name="fig12.png"/>
                     <pic:cNvPicPr/>
                   </pic:nvPicPr>
                   <pic:blipFill>
-                    <a:blip r:embed="rIdFig10"/>
+                    <a:blip r:embed="rIdFig12"/>
                     <a:stretch>
                       <a:fillRect/>
                     </a:stretch>
@@ -18596,7 +20344,7 @@
         <w:pStyle w:val="ImageCaption"/>
       </w:pPr>
       <w:r>
-        <w:t xml:space="preserve">Fig. 10. Pad voltage for the narrowest stressed pulse of three buffers: transistor-level reference, HSPICE native IBIS, and the proposed model built from the IBIS file and one stressed measurement. The percentages are peak errors against the reference. Time is measured from the input edge.</w:t>
+        <w:t xml:space="preserve">Fig. 12. Pad voltage for the narrowest stressed pulse of three buffers: transistor-level reference, HSPICE native IBIS, and the proposed model built from the IBIS file and one stressed measurement. The percentages are peak errors against the reference. Time is measured from the input edge.</w:t>
       </w:r>
     </w:p>
     <w:p>
@@ -18604,7 +20352,7 @@
         <w:pStyle w:val="TableCaption"/>
       </w:pPr>
       <w:r>
-        <w:t xml:space="preserve">Table IX: Pad-level result on the twelve test buffers (worst of five stressed pulse widths)</w:t>
+        <w:t xml:space="preserve">Table XI: Pad-level result on the twelve test buffers (worst of five stressed pulse widths)</w:t>
       </w:r>
     </w:p>
     <w:tbl>
@@ -20010,7 +21758,7 @@
         <w:drawing>
           <wp:inline distT="0" distB="0" distL="0" distR="0">
             <wp:extent cx="5760720" cy="2965484"/>
-            <wp:docPr id="111" name="Figure 11"/>
+            <wp:docPr id="113" name="Figure 13"/>
             <wp:cNvGraphicFramePr>
               <a:graphicFrameLocks noChangeAspect="1"/>
             </wp:cNvGraphicFramePr>
@@ -20018,11 +21766,11 @@
               <a:graphicData uri="http://schemas.openxmlformats.org/drawingml/2006/picture">
                 <pic:pic>
                   <pic:nvPicPr>
-                    <pic:cNvPr id="111" name="fig11.png"/>
+                    <pic:cNvPr id="113" name="fig13.png"/>
                     <pic:cNvPicPr/>
                   </pic:nvPicPr>
                   <pic:blipFill>
-                    <a:blip r:embed="rIdFig11"/>
+                    <a:blip r:embed="rIdFig13"/>
                     <a:stretch>
                       <a:fillRect/>
                     </a:stretch>
@@ -20048,7 +21796,7 @@
         <w:pStyle w:val="ImageCaption"/>
       </w:pPr>
       <w:r>
-        <w:t xml:space="preserve">Fig. 11. Worst stressed peak error at the pad for the twelve test buffers.</w:t>
+        <w:t xml:space="preserve">Fig. 13. Worst stressed peak error at the pad for the twelve test buffers.</w:t>
       </w:r>
     </w:p>
     <w:p>
@@ -20113,7 +21861,7 @@
         <w:pStyle w:val="TableCaption"/>
       </w:pPr>
       <w:r>
-        <w:t xml:space="preserve">Table X: Approximations of the model</w:t>
+        <w:t xml:space="preserve">Table XII: Approximations of the model</w:t>
       </w:r>
     </w:p>
     <w:tbl>
@@ -20736,7 +22484,7 @@
               <w:rPr>
                 <w:sz w:val="16"/>
               </w:rPr>
-              <w:t xml:space="preserve">Not identifiable from the file (Section II-J); candidate cause of the inv_chain undershoot in Table VIII</w:t>
+              <w:t xml:space="preserve">Not identifiable from the file (Section II-J); candidate cause of the inv_chain undershoot in Table X</w:t>
             </w:r>
           </w:p>
         </w:tc>
@@ -22586,7 +24334,7 @@
         <w:t xml:space="preserve">Regenerated numbers.</w:t>
       </w:r>
       <w:r>
-        <w:t xml:space="preserve"> Table VIII was regenerated for this document. The earlier committed table had been produced with an explicit-Euler integrator that was later replaced (Section II-G); ex2 (Table VII) is unaffected to the third decimal for </w:t>
+        <w:t xml:space="preserve"> Table X was regenerated for this document. The earlier committed table had been produced with an explicit-Euler integrator that was later replaced (Section II-G); ex2 (Table IX) is unaffected to the third decimal for </w:t>
       </w:r>
       <m:oMath>
         <m:r>
@@ -22680,7 +24428,7 @@
         </m:sSub>
       </m:oMath>
       <w:r>
-        <w:t xml:space="preserve"> (Table II) is untested at the pad. (2) The pad-level score includes the calibration width. (3) Pulse trains, low-going pulses and other loads and corners are not covered by Table IX.</w:t>
+        <w:t xml:space="preserve"> (Table II) is untested at the pad. (2) The pad-level score includes the calibration width. (3) Pulse trains, low-going pulses and other loads and corners are not covered by Table XI.</w:t>
       </w:r>
     </w:p>
     <w:sectPr>

--- a/results/stage_law_doc_2026-10-01/stage_law_derivation_v2.docx
+++ b/results/stage_law_doc_2026-10-01/stage_law_derivation_v2.docx
@@ -1354,92 +1354,406 @@
         <w:t xml:space="preserve"> </w:t>
       </w:r>
       <w:r>
-        <w:t xml:space="preserve">for strongly velocity-saturated devices). The lower clip in (5) encodes the cutoff row of (2); the upper clip expresses</w:t>
-      </w:r>
-      <w:r>
-        <w:t xml:space="preserve"> </w:t>
+        <w:t xml:space="preserve">for strongly velocity-saturated devices). The clip is our notation and does not appear in [1]: its lower bound is the cutoff row of (2) written into the drive, and its upper bound is a numerical guard for the chain of Section II-G, in which a stage output may overshoot its rail by a few percent for a few time steps. In the paper's own setting the gate never exceeds the supply and the upper bound is never reached.</w:t>
+      </w:r>
+    </w:p>
+    <w:p>
+      <w:pPr>
+        <w:pStyle w:val="FirstParagraph"/>
+      </w:pPr>
+      <w:r>
+        <w:t xml:space="preserve">Equation (2) has no single-expression form in [1]; the one used here is ours, and it follows from factoring </w:t>
       </w:r>
       <m:oMath>
+        <m:r>
+          <m:t xml:space="preserve">I</m:t>
+        </m:r>
         <m:sSub>
           <m:e>
             <m:r>
-              <m:t>V</m:t>
+              <m:rPr>
+                <m:sty m:val="p"/>
+              </m:rPr>
+              <m:t xml:space="preserve">'</m:t>
             </m:r>
           </m:e>
           <m:sub>
             <m:r>
-              <m:t>G</m:t>
-            </m:r>
-            <m:r>
-              <m:t>S</m:t>
-            </m:r>
-          </m:sub>
-        </m:sSub>
-        <m:r>
-          <m:rPr>
-            <m:sty m:val="p"/>
-          </m:rPr>
-          <m:t>≤</m:t>
-        </m:r>
-        <m:sSub>
-          <m:e>
-            <m:r>
-              <m:t>V</m:t>
-            </m:r>
-          </m:e>
-          <m:sub>
-            <m:r>
-              <m:t>D</m:t>
-            </m:r>
-            <m:r>
-              <m:t>D</m:t>
+              <m:t xml:space="preserve">D</m:t>
+            </m:r>
+            <m:r>
+              <m:rPr>
+                <m:sty m:val="p"/>
+              </m:rPr>
+              <m:t xml:space="preserve">0</m:t>
             </m:r>
           </m:sub>
         </m:sSub>
       </m:oMath>
       <w:r>
-        <w:t xml:space="preserve">.</w:t>
+        <w:t xml:space="preserve"> out of the triode row. The two conducting rows then read</w:t>
       </w:r>
     </w:p>
     <w:p>
       <w:pPr>
         <w:pStyle w:val="BodyText"/>
       </w:pPr>
-      <w:r>
-        <w:t xml:space="preserve">Because (2) is piecewise linear in</w:t>
-      </w:r>
-      <w:r>
-        <w:t xml:space="preserve"> </w:t>
+      <m:oMathPara>
+        <m:oMathParaPr>
+          <m:jc m:val="center"/>
+        </m:oMathParaPr>
+        <m:oMath>
+          <m:sSub>
+            <m:e>
+              <m:r>
+                <m:t xml:space="preserve">I</m:t>
+              </m:r>
+            </m:e>
+            <m:sub>
+              <m:r>
+                <m:t xml:space="preserve">D</m:t>
+              </m:r>
+            </m:sub>
+          </m:sSub>
+          <m:r>
+            <m:rPr>
+              <m:sty m:val="p"/>
+            </m:rPr>
+            <m:t xml:space="preserve">=</m:t>
+          </m:r>
+          <m:r>
+            <m:t xml:space="preserve">I</m:t>
+          </m:r>
+          <m:sSub>
+            <m:e>
+              <m:r>
+                <m:rPr>
+                  <m:sty m:val="p"/>
+                </m:rPr>
+                <m:t xml:space="preserve">'</m:t>
+              </m:r>
+            </m:e>
+            <m:sub>
+              <m:r>
+                <m:t xml:space="preserve">D</m:t>
+              </m:r>
+              <m:r>
+                <m:rPr>
+                  <m:sty m:val="p"/>
+                </m:rPr>
+                <m:t xml:space="preserve">0</m:t>
+              </m:r>
+            </m:sub>
+          </m:sSub>
+          <m:r>
+            <m:t xml:space="preserve">⋅</m:t>
+          </m:r>
+          <m:f>
+            <m:num>
+              <m:sSub>
+                <m:e>
+                  <m:r>
+                    <m:t xml:space="preserve">V</m:t>
+                  </m:r>
+                </m:e>
+                <m:sub>
+                  <m:r>
+                    <m:t xml:space="preserve">D</m:t>
+                  </m:r>
+                  <m:r>
+                    <m:t xml:space="preserve">S</m:t>
+                  </m:r>
+                </m:sub>
+              </m:sSub>
+            </m:num>
+            <m:den>
+              <m:r>
+                <m:t xml:space="preserve">V</m:t>
+              </m:r>
+              <m:sSub>
+                <m:e>
+                  <m:r>
+                    <m:rPr>
+                      <m:sty m:val="p"/>
+                    </m:rPr>
+                    <m:t xml:space="preserve">'</m:t>
+                  </m:r>
+                </m:e>
+                <m:sub>
+                  <m:r>
+                    <m:t xml:space="preserve">D</m:t>
+                  </m:r>
+                  <m:r>
+                    <m:rPr>
+                      <m:sty m:val="p"/>
+                    </m:rPr>
+                    <m:t xml:space="preserve">0</m:t>
+                  </m:r>
+                </m:sub>
+              </m:sSub>
+            </m:den>
+          </m:f>
+          <m:r>
+            <m:rPr>
+              <m:sty m:val="p"/>
+            </m:rPr>
+            <m:t xml:space="preserve"> </m:t>
+          </m:r>
+          <m:r>
+            <m:rPr>
+              <m:sty m:val="p"/>
+            </m:rPr>
+            <m:t xml:space="preserve"> </m:t>
+          </m:r>
+          <m:r>
+            <m:rPr>
+              <m:sty m:val="p"/>
+            </m:rPr>
+            <m:t xml:space="preserve">(</m:t>
+          </m:r>
+          <m:sSub>
+            <m:e>
+              <m:r>
+                <m:t xml:space="preserve">V</m:t>
+              </m:r>
+            </m:e>
+            <m:sub>
+              <m:r>
+                <m:t xml:space="preserve">D</m:t>
+              </m:r>
+              <m:r>
+                <m:t xml:space="preserve">S</m:t>
+              </m:r>
+            </m:sub>
+          </m:sSub>
+          <m:r>
+            <m:rPr>
+              <m:sty m:val="p"/>
+            </m:rPr>
+            <m:t xml:space="preserve">&lt;</m:t>
+          </m:r>
+          <m:r>
+            <m:t xml:space="preserve">V</m:t>
+          </m:r>
+          <m:sSub>
+            <m:e>
+              <m:r>
+                <m:rPr>
+                  <m:sty m:val="p"/>
+                </m:rPr>
+                <m:t xml:space="preserve">'</m:t>
+              </m:r>
+            </m:e>
+            <m:sub>
+              <m:r>
+                <m:t xml:space="preserve">D</m:t>
+              </m:r>
+              <m:r>
+                <m:rPr>
+                  <m:sty m:val="p"/>
+                </m:rPr>
+                <m:t xml:space="preserve">0</m:t>
+              </m:r>
+            </m:sub>
+          </m:sSub>
+          <m:r>
+            <m:rPr>
+              <m:sty m:val="p"/>
+            </m:rPr>
+            <m:t xml:space="preserve">)</m:t>
+          </m:r>
+          <m:r>
+            <m:rPr>
+              <m:sty m:val="p"/>
+            </m:rPr>
+            <m:t xml:space="preserve">,</m:t>
+          </m:r>
+          <m:r>
+            <m:rPr>
+              <m:sty m:val="p"/>
+            </m:rPr>
+            <m:t xml:space="preserve"> </m:t>
+          </m:r>
+          <m:sSub>
+            <m:e>
+              <m:r>
+                <m:t xml:space="preserve">I</m:t>
+              </m:r>
+            </m:e>
+            <m:sub>
+              <m:r>
+                <m:t xml:space="preserve">D</m:t>
+              </m:r>
+            </m:sub>
+          </m:sSub>
+          <m:r>
+            <m:rPr>
+              <m:sty m:val="p"/>
+            </m:rPr>
+            <m:t xml:space="preserve">=</m:t>
+          </m:r>
+          <m:r>
+            <m:t xml:space="preserve">I</m:t>
+          </m:r>
+          <m:sSub>
+            <m:e>
+              <m:r>
+                <m:rPr>
+                  <m:sty m:val="p"/>
+                </m:rPr>
+                <m:t xml:space="preserve">'</m:t>
+              </m:r>
+            </m:e>
+            <m:sub>
+              <m:r>
+                <m:t xml:space="preserve">D</m:t>
+              </m:r>
+              <m:r>
+                <m:rPr>
+                  <m:sty m:val="p"/>
+                </m:rPr>
+                <m:t xml:space="preserve">0</m:t>
+              </m:r>
+            </m:sub>
+          </m:sSub>
+          <m:r>
+            <m:t xml:space="preserve">⋅</m:t>
+          </m:r>
+          <m:r>
+            <m:rPr>
+              <m:sty m:val="p"/>
+            </m:rPr>
+            <m:t xml:space="preserve">1</m:t>
+          </m:r>
+          <m:r>
+            <m:rPr>
+              <m:sty m:val="p"/>
+            </m:rPr>
+            <m:t xml:space="preserve"> </m:t>
+          </m:r>
+          <m:r>
+            <m:rPr>
+              <m:sty m:val="p"/>
+            </m:rPr>
+            <m:t xml:space="preserve"> </m:t>
+          </m:r>
+          <m:r>
+            <m:rPr>
+              <m:sty m:val="p"/>
+            </m:rPr>
+            <m:t xml:space="preserve">(</m:t>
+          </m:r>
+          <m:sSub>
+            <m:e>
+              <m:r>
+                <m:t xml:space="preserve">V</m:t>
+              </m:r>
+            </m:e>
+            <m:sub>
+              <m:r>
+                <m:t xml:space="preserve">D</m:t>
+              </m:r>
+              <m:r>
+                <m:t xml:space="preserve">S</m:t>
+              </m:r>
+            </m:sub>
+          </m:sSub>
+          <m:r>
+            <m:t xml:space="preserve">≥</m:t>
+          </m:r>
+          <m:r>
+            <m:t xml:space="preserve">V</m:t>
+          </m:r>
+          <m:sSub>
+            <m:e>
+              <m:r>
+                <m:rPr>
+                  <m:sty m:val="p"/>
+                </m:rPr>
+                <m:t xml:space="preserve">'</m:t>
+              </m:r>
+            </m:e>
+            <m:sub>
+              <m:r>
+                <m:t xml:space="preserve">D</m:t>
+              </m:r>
+              <m:r>
+                <m:rPr>
+                  <m:sty m:val="p"/>
+                </m:rPr>
+                <m:t xml:space="preserve">0</m:t>
+              </m:r>
+            </m:sub>
+          </m:sSub>
+          <m:r>
+            <m:rPr>
+              <m:sty m:val="p"/>
+            </m:rPr>
+            <m:t xml:space="preserve">)</m:t>
+          </m:r>
+        </m:oMath>
+      </m:oMathPara>
+    </w:p>
+    <w:p>
+      <w:pPr>
+        <w:pStyle w:val="FirstParagraph"/>
+      </w:pPr>
+      <w:r>
+        <w:t xml:space="preserve">In the first row the ratio </w:t>
       </w:r>
       <m:oMath>
         <m:sSub>
           <m:e>
             <m:r>
-              <m:t>V</m:t>
+              <m:t xml:space="preserve">V</m:t>
             </m:r>
           </m:e>
           <m:sub>
             <m:r>
-              <m:t>D</m:t>
-            </m:r>
-            <m:r>
-              <m:t>S</m:t>
+              <m:t xml:space="preserve">D</m:t>
+            </m:r>
+            <m:r>
+              <m:t xml:space="preserve">S</m:t>
+            </m:r>
+          </m:sub>
+        </m:sSub>
+        <m:r>
+          <m:rPr>
+            <m:sty m:val="p"/>
+          </m:rPr>
+          <m:t xml:space="preserve">/</m:t>
+        </m:r>
+        <m:r>
+          <m:t xml:space="preserve">V</m:t>
+        </m:r>
+        <m:sSub>
+          <m:e>
+            <m:r>
+              <m:rPr>
+                <m:sty m:val="p"/>
+              </m:rPr>
+              <m:t xml:space="preserve">'</m:t>
+            </m:r>
+          </m:e>
+          <m:sub>
+            <m:r>
+              <m:t xml:space="preserve">D</m:t>
+            </m:r>
+            <m:r>
+              <m:rPr>
+                <m:sty m:val="p"/>
+              </m:rPr>
+              <m:t xml:space="preserve">0</m:t>
             </m:r>
           </m:sub>
         </m:sSub>
       </m:oMath>
       <w:r>
-        <w:t xml:space="preserve"> </w:t>
-      </w:r>
-      <w:r>
-        <w:t xml:space="preserve">up to</w:t>
-      </w:r>
-      <w:r>
-        <w:t xml:space="preserve"> </w:t>
+        <w:t xml:space="preserve"> is below 1 and in the second it is 1 or above, so in each row the multiplier of </w:t>
       </w:r>
       <m:oMath>
         <m:r>
-          <m:t>V</m:t>
+          <m:t xml:space="preserve">I</m:t>
         </m:r>
         <m:sSub>
           <m:e>
@@ -1447,24 +1761,153 @@
               <m:rPr>
                 <m:sty m:val="p"/>
               </m:rPr>
-              <m:t>′</m:t>
+              <m:t xml:space="preserve">'</m:t>
             </m:r>
           </m:e>
           <m:sub>
             <m:r>
-              <m:t>D</m:t>
-            </m:r>
-            <m:r>
-              <m:t>0</m:t>
+              <m:t xml:space="preserve">D</m:t>
+            </m:r>
+            <m:r>
+              <m:rPr>
+                <m:sty m:val="p"/>
+              </m:rPr>
+              <m:t xml:space="preserve">0</m:t>
             </m:r>
           </m:sub>
         </m:sSub>
       </m:oMath>
       <w:r>
-        <w:t xml:space="preserve"> </w:t>
-      </w:r>
-      <w:r>
-        <w:t xml:space="preserve">and constant beyond it, its two conducting rows collapse to a single expression:</w:t>
+        <w:t xml:space="preserve"> is whichever of 1 and </w:t>
+      </w:r>
+      <m:oMath>
+        <m:sSub>
+          <m:e>
+            <m:r>
+              <m:t xml:space="preserve">V</m:t>
+            </m:r>
+          </m:e>
+          <m:sub>
+            <m:r>
+              <m:t xml:space="preserve">D</m:t>
+            </m:r>
+            <m:r>
+              <m:t xml:space="preserve">S</m:t>
+            </m:r>
+          </m:sub>
+        </m:sSub>
+        <m:r>
+          <m:rPr>
+            <m:sty m:val="p"/>
+          </m:rPr>
+          <m:t xml:space="preserve">/</m:t>
+        </m:r>
+        <m:r>
+          <m:t xml:space="preserve">V</m:t>
+        </m:r>
+        <m:sSub>
+          <m:e>
+            <m:r>
+              <m:rPr>
+                <m:sty m:val="p"/>
+              </m:rPr>
+              <m:t xml:space="preserve">'</m:t>
+            </m:r>
+          </m:e>
+          <m:sub>
+            <m:r>
+              <m:t xml:space="preserve">D</m:t>
+            </m:r>
+            <m:r>
+              <m:rPr>
+                <m:sty m:val="p"/>
+              </m:rPr>
+              <m:t xml:space="preserve">0</m:t>
+            </m:r>
+          </m:sub>
+        </m:sSub>
+      </m:oMath>
+      <w:r>
+        <w:t xml:space="preserve"> is the smaller. The two rows meet at </w:t>
+      </w:r>
+      <m:oMath>
+        <m:sSub>
+          <m:e>
+            <m:r>
+              <m:t xml:space="preserve">V</m:t>
+            </m:r>
+          </m:e>
+          <m:sub>
+            <m:r>
+              <m:t xml:space="preserve">D</m:t>
+            </m:r>
+            <m:r>
+              <m:t xml:space="preserve">S</m:t>
+            </m:r>
+          </m:sub>
+        </m:sSub>
+        <m:r>
+          <m:rPr>
+            <m:sty m:val="p"/>
+          </m:rPr>
+          <m:t xml:space="preserve">=</m:t>
+        </m:r>
+        <m:r>
+          <m:t xml:space="preserve">V</m:t>
+        </m:r>
+        <m:sSub>
+          <m:e>
+            <m:r>
+              <m:rPr>
+                <m:sty m:val="p"/>
+              </m:rPr>
+              <m:t xml:space="preserve">'</m:t>
+            </m:r>
+          </m:e>
+          <m:sub>
+            <m:r>
+              <m:t xml:space="preserve">D</m:t>
+            </m:r>
+            <m:r>
+              <m:rPr>
+                <m:sty m:val="p"/>
+              </m:rPr>
+              <m:t xml:space="preserve">0</m:t>
+            </m:r>
+          </m:sub>
+        </m:sSub>
+      </m:oMath>
+      <w:r>
+        <w:t xml:space="preserve">, where both give </w:t>
+      </w:r>
+      <m:oMath>
+        <m:r>
+          <m:t xml:space="preserve">I</m:t>
+        </m:r>
+        <m:sSub>
+          <m:e>
+            <m:r>
+              <m:rPr>
+                <m:sty m:val="p"/>
+              </m:rPr>
+              <m:t xml:space="preserve">'</m:t>
+            </m:r>
+          </m:e>
+          <m:sub>
+            <m:r>
+              <m:t xml:space="preserve">D</m:t>
+            </m:r>
+            <m:r>
+              <m:rPr>
+                <m:sty m:val="p"/>
+              </m:rPr>
+              <m:t xml:space="preserve">0</m:t>
+            </m:r>
+          </m:sub>
+        </m:sSub>
+      </m:oMath>
+      <w:r>
+        <w:t xml:space="preserve">, and the current is continuous. The conducting part of (2) is therefore</w:t>
       </w:r>
     </w:p>
     <w:p>
@@ -20260,7 +20703,7 @@
         <w:pStyle w:val="Heading3"/>
       </w:pPr>
       <w:r>
-        <w:t xml:space="preserve">2) Pad level: the complete method on twelve buffers</w:t>
+        <w:t xml:space="preserve">2) The model's internal gate against the transistor's</w:t>
       </w:r>
     </w:p>
     <w:p>
@@ -20268,34 +20711,414 @@
         <w:pStyle w:val="FirstParagraph"/>
       </w:pPr>
       <w:r>
-        <w:t xml:space="preserve">The complete procedure of Table III was applied to twelve test buffers: ex2, inv_chain and io_buf, and nine variants of the first two. For each buffer the model was built from its IBIS file and from one transistor-level pad waveform at the pulse width giving about 50 % of the settled swing; </w:t>
+        <w:t xml:space="preserve">The file-only model is judged at the pad; its internal gate </w:t>
       </w:r>
       <m:oMath>
         <m:sSub>
           <m:e>
             <m:r>
-              <m:t xml:space="preserve">C</m:t>
+              <m:t xml:space="preserve">G</m:t>
             </m:r>
           </m:e>
           <m:sub>
             <m:r>
-              <m:t xml:space="preserve">c</m:t>
-            </m:r>
-            <m:r>
-              <m:t xml:space="preserve">o</m:t>
-            </m:r>
-            <m:r>
-              <m:t xml:space="preserve">m</m:t>
-            </m:r>
-            <m:r>
-              <m:t xml:space="preserve">p</m:t>
+              <m:t xml:space="preserve">U</m:t>
+            </m:r>
+            <m:r>
+              <m:t xml:space="preserve">P</m:t>
             </m:r>
           </m:sub>
         </m:sSub>
       </m:oMath>
       <w:r>
-        <w:t xml:space="preserve"> was taken from the file, reduced where the declared value implied a conducting fraction above unity. The model was then simulated at five pulse widths (about 50 to 90 % of the settled swing) into the same load and compared with transistor-level simulation of the same buffer. The score is the worst peak error over the five widths, with the peak error defined as in (28). The calibration width is one of the five, so the score is not entirely held out. HSPICE's native IBIS element with the same file is given for comparison.</w:t>
-      </w:r>
+        <w:t xml:space="preserve"> is never fitted to anything and the method never observes a gate. On the two buffers whose gate was probed, the gate of the selected file-only build can nevertheless be compared with the real one (Fig. 12, Table XI).</w:t>
+      </w:r>
+    </w:p>
+    <w:p>
+      <w:pPr>
+        <w:pStyle w:val="TableCaption"/>
+      </w:pPr>
+      <w:r>
+        <w:t xml:space="preserve">Table XI: Peak of the model's internal gate minus the peak of the probed gate, at the five stressed widths (ex2: 810–975 ps; inv_chain: 104–135 ps)</w:t>
+      </w:r>
+    </w:p>
+    <w:tbl>
+      <w:tblPr>
+        <w:tblStyle w:val="Table"/>
+        <w:tblW w:type="dxa" w:w="9600"/>
+        <w:tblBorders>
+          <w:top w:val="single" w:sz="6" w:space="0" w:color="000000"/>
+          <w:bottom w:val="single" w:sz="6" w:space="0" w:color="000000"/>
+        </w:tblBorders>
+        <w:tblLayout w:type="fixed"/>
+        <w:tblLook w:firstRow="1" w:lastRow="0" w:firstColumn="0" w:lastColumn="0" w:noHBand="0" w:noVBand="0" w:val="0020"/>
+      </w:tblPr>
+      <w:tblGrid>
+        <w:gridCol w:w="1600"/>
+        <w:gridCol w:w="1200"/>
+        <w:gridCol w:w="1200"/>
+        <w:gridCol w:w="1200"/>
+        <w:gridCol w:w="1200"/>
+        <w:gridCol w:w="1300"/>
+        <w:gridCol w:w="1900"/>
+      </w:tblGrid>
+      <w:tr>
+        <w:trPr>
+          <w:tblHeader/>
+        </w:trPr>
+        <w:tc>
+          <w:tcPr>
+            <w:tcW w:w="1600" w:type="dxa"/>
+          </w:tcPr>
+          <w:p>
+            <w:pPr>
+              <w:pStyle w:val="Compact"/>
+              <w:jc w:val="left"/>
+            </w:pPr>
+            <w:r>
+              <w:rPr>
+                <w:b/>
+                <w:sz w:val="18"/>
+              </w:rPr>
+              <w:t xml:space="preserve">Buffer</w:t>
+            </w:r>
+          </w:p>
+        </w:tc>
+        <w:tc>
+          <w:tcPr>
+            <w:tcW w:w="1200" w:type="dxa"/>
+          </w:tcPr>
+          <w:p>
+            <w:pPr>
+              <w:pStyle w:val="Compact"/>
+              <w:jc w:val="left"/>
+            </w:pPr>
+            <w:r>
+              <w:rPr>
+                <w:b/>
+                <w:sz w:val="18"/>
+              </w:rPr>
+              <w:t xml:space="preserve">Narrowest</w:t>
+            </w:r>
+          </w:p>
+        </w:tc>
+        <w:tc>
+          <w:tcPr>
+            <w:tcW w:w="1200" w:type="dxa"/>
+          </w:tcPr>
+          <w:p>
+            <w:pPr>
+              <w:pStyle w:val="Compact"/>
+              <w:jc w:val="left"/>
+            </w:pPr>
+          </w:p>
+        </w:tc>
+        <w:tc>
+          <w:tcPr>
+            <w:tcW w:w="1200" w:type="dxa"/>
+          </w:tcPr>
+          <w:p>
+            <w:pPr>
+              <w:pStyle w:val="Compact"/>
+              <w:jc w:val="left"/>
+            </w:pPr>
+          </w:p>
+        </w:tc>
+        <w:tc>
+          <w:tcPr>
+            <w:tcW w:w="1200" w:type="dxa"/>
+          </w:tcPr>
+          <w:p>
+            <w:pPr>
+              <w:pStyle w:val="Compact"/>
+              <w:jc w:val="left"/>
+            </w:pPr>
+          </w:p>
+        </w:tc>
+        <w:tc>
+          <w:tcPr>
+            <w:tcW w:w="1300" w:type="dxa"/>
+          </w:tcPr>
+          <w:p>
+            <w:pPr>
+              <w:pStyle w:val="Compact"/>
+              <w:jc w:val="left"/>
+            </w:pPr>
+            <w:r>
+              <w:rPr>
+                <w:b/>
+                <w:sz w:val="18"/>
+              </w:rPr>
+              <w:t xml:space="preserve">Widest pulse</w:t>
+            </w:r>
+          </w:p>
+        </w:tc>
+        <w:tc>
+          <w:tcPr>
+            <w:tcW w:w="1900" w:type="dxa"/>
+          </w:tcPr>
+          <w:p>
+            <w:pPr>
+              <w:pStyle w:val="Compact"/>
+              <w:jc w:val="left"/>
+            </w:pPr>
+            <w:r>
+              <w:rPr>
+                <w:b/>
+                <w:sz w:val="18"/>
+              </w:rPr>
+              <w:t xml:space="preserve">Waveform rms</w:t>
+            </w:r>
+          </w:p>
+        </w:tc>
+      </w:tr>
+      <w:tr>
+        <w:tc>
+          <w:tcPr>
+            <w:tcW w:w="1600" w:type="dxa"/>
+          </w:tcPr>
+          <w:p>
+            <w:pPr>
+              <w:pStyle w:val="Compact"/>
+              <w:jc w:val="left"/>
+            </w:pPr>
+            <w:r>
+              <w:rPr>
+                <w:sz w:val="18"/>
+              </w:rPr>
+              <w:t xml:space="preserve">ex2</w:t>
+            </w:r>
+          </w:p>
+        </w:tc>
+        <w:tc>
+          <w:tcPr>
+            <w:tcW w:w="1200" w:type="dxa"/>
+          </w:tcPr>
+          <w:p>
+            <w:pPr>
+              <w:pStyle w:val="Compact"/>
+              <w:jc w:val="left"/>
+            </w:pPr>
+            <w:r>
+              <w:rPr>
+                <w:sz w:val="18"/>
+              </w:rPr>
+              <w:t xml:space="preserve">-0.053</w:t>
+            </w:r>
+          </w:p>
+        </w:tc>
+        <w:tc>
+          <w:tcPr>
+            <w:tcW w:w="1200" w:type="dxa"/>
+          </w:tcPr>
+          <w:p>
+            <w:pPr>
+              <w:pStyle w:val="Compact"/>
+              <w:jc w:val="left"/>
+            </w:pPr>
+            <w:r>
+              <w:rPr>
+                <w:sz w:val="18"/>
+              </w:rPr>
+              <w:t xml:space="preserve">-0.050</w:t>
+            </w:r>
+          </w:p>
+        </w:tc>
+        <w:tc>
+          <w:tcPr>
+            <w:tcW w:w="1200" w:type="dxa"/>
+          </w:tcPr>
+          <w:p>
+            <w:pPr>
+              <w:pStyle w:val="Compact"/>
+              <w:jc w:val="left"/>
+            </w:pPr>
+            <w:r>
+              <w:rPr>
+                <w:sz w:val="18"/>
+              </w:rPr>
+              <w:t xml:space="preserve">-0.042</w:t>
+            </w:r>
+          </w:p>
+        </w:tc>
+        <w:tc>
+          <w:tcPr>
+            <w:tcW w:w="1200" w:type="dxa"/>
+          </w:tcPr>
+          <w:p>
+            <w:pPr>
+              <w:pStyle w:val="Compact"/>
+              <w:jc w:val="left"/>
+            </w:pPr>
+            <w:r>
+              <w:rPr>
+                <w:sz w:val="18"/>
+              </w:rPr>
+              <w:t xml:space="preserve">-0.036</w:t>
+            </w:r>
+          </w:p>
+        </w:tc>
+        <w:tc>
+          <w:tcPr>
+            <w:tcW w:w="1300" w:type="dxa"/>
+          </w:tcPr>
+          <w:p>
+            <w:pPr>
+              <w:pStyle w:val="Compact"/>
+              <w:jc w:val="left"/>
+            </w:pPr>
+            <w:r>
+              <w:rPr>
+                <w:sz w:val="18"/>
+              </w:rPr>
+              <w:t xml:space="preserve">-0.025</w:t>
+            </w:r>
+          </w:p>
+        </w:tc>
+        <w:tc>
+          <w:tcPr>
+            <w:tcW w:w="1900" w:type="dxa"/>
+          </w:tcPr>
+          <w:p>
+            <w:pPr>
+              <w:pStyle w:val="Compact"/>
+              <w:jc w:val="left"/>
+            </w:pPr>
+            <w:r>
+              <w:rPr>
+                <w:sz w:val="18"/>
+              </w:rPr>
+              <w:t xml:space="preserve">0.06–0.08</w:t>
+            </w:r>
+          </w:p>
+        </w:tc>
+      </w:tr>
+      <w:tr>
+        <w:tc>
+          <w:tcPr>
+            <w:tcW w:w="1600" w:type="dxa"/>
+          </w:tcPr>
+          <w:p>
+            <w:pPr>
+              <w:pStyle w:val="Compact"/>
+              <w:jc w:val="left"/>
+            </w:pPr>
+            <w:r>
+              <w:rPr>
+                <w:sz w:val="18"/>
+              </w:rPr>
+              <w:t xml:space="preserve">inv_chain</w:t>
+            </w:r>
+          </w:p>
+        </w:tc>
+        <w:tc>
+          <w:tcPr>
+            <w:tcW w:w="1200" w:type="dxa"/>
+          </w:tcPr>
+          <w:p>
+            <w:pPr>
+              <w:pStyle w:val="Compact"/>
+              <w:jc w:val="left"/>
+            </w:pPr>
+            <w:r>
+              <w:rPr>
+                <w:sz w:val="18"/>
+              </w:rPr>
+              <w:t xml:space="preserve">-0.079</w:t>
+            </w:r>
+          </w:p>
+        </w:tc>
+        <w:tc>
+          <w:tcPr>
+            <w:tcW w:w="1200" w:type="dxa"/>
+          </w:tcPr>
+          <w:p>
+            <w:pPr>
+              <w:pStyle w:val="Compact"/>
+              <w:jc w:val="left"/>
+            </w:pPr>
+            <w:r>
+              <w:rPr>
+                <w:sz w:val="18"/>
+              </w:rPr>
+              <w:t xml:space="preserve">-0.061</w:t>
+            </w:r>
+          </w:p>
+        </w:tc>
+        <w:tc>
+          <w:tcPr>
+            <w:tcW w:w="1200" w:type="dxa"/>
+          </w:tcPr>
+          <w:p>
+            <w:pPr>
+              <w:pStyle w:val="Compact"/>
+              <w:jc w:val="left"/>
+            </w:pPr>
+            <w:r>
+              <w:rPr>
+                <w:sz w:val="18"/>
+              </w:rPr>
+              <w:t xml:space="preserve">-0.020</w:t>
+            </w:r>
+          </w:p>
+        </w:tc>
+        <w:tc>
+          <w:tcPr>
+            <w:tcW w:w="1200" w:type="dxa"/>
+          </w:tcPr>
+          <w:p>
+            <w:pPr>
+              <w:pStyle w:val="Compact"/>
+              <w:jc w:val="left"/>
+            </w:pPr>
+            <w:r>
+              <w:rPr>
+                <w:sz w:val="18"/>
+              </w:rPr>
+              <w:t xml:space="preserve">-0.009</w:t>
+            </w:r>
+          </w:p>
+        </w:tc>
+        <w:tc>
+          <w:tcPr>
+            <w:tcW w:w="1300" w:type="dxa"/>
+          </w:tcPr>
+          <w:p>
+            <w:pPr>
+              <w:pStyle w:val="Compact"/>
+              <w:jc w:val="left"/>
+            </w:pPr>
+            <w:r>
+              <w:rPr>
+                <w:sz w:val="18"/>
+              </w:rPr>
+              <w:t xml:space="preserve">-0.007</w:t>
+            </w:r>
+          </w:p>
+        </w:tc>
+        <w:tc>
+          <w:tcPr>
+            <w:tcW w:w="1900" w:type="dxa"/>
+          </w:tcPr>
+          <w:p>
+            <w:pPr>
+              <w:pStyle w:val="Compact"/>
+              <w:jc w:val="left"/>
+            </w:pPr>
+            <w:r>
+              <w:rPr>
+                <w:sz w:val="18"/>
+              </w:rPr>
+              <w:t xml:space="preserve">0.04–0.06</w:t>
+            </w:r>
+          </w:p>
+        </w:tc>
+      </w:tr>
+    </w:tbl>
+    <w:p>
+      <w:pPr>
+        <w:pStyle w:val="Compact"/>
+      </w:pPr>
     </w:p>
     <w:p>
       <w:pPr>
@@ -20305,7 +21128,7 @@
       <w:r>
         <w:drawing>
           <wp:inline distT="0" distB="0" distL="0" distR="0">
-            <wp:extent cx="5760720" cy="2864132"/>
+            <wp:extent cx="5669280" cy="3653358"/>
             <wp:docPr id="112" name="Figure 12"/>
             <wp:cNvGraphicFramePr>
               <a:graphicFrameLocks noChangeAspect="1"/>
@@ -20326,6 +21149,106 @@
                   <pic:spPr>
                     <a:xfrm>
                       <a:off x="0" y="0"/>
+                      <a:ext cx="5669280" cy="3653358"/>
+                    </a:xfrm>
+                    <a:prstGeom prst="rect">
+                      <a:avLst/>
+                    </a:prstGeom>
+                  </pic:spPr>
+                </pic:pic>
+              </a:graphicData>
+            </a:graphic>
+          </wp:inline>
+        </w:drawing>
+      </w:r>
+    </w:p>
+    <w:p>
+      <w:pPr>
+        <w:pStyle w:val="ImageCaption"/>
+      </w:pPr>
+      <w:r>
+        <w:t xml:space="preserve">Fig. 12. The internal gate of the selected file-only model against the probed gate of the transistor netlist, at full swing and at the narrowest and widest stressed pulse. (a) ex2. (b) inv_chain. The model was fitted to the IBIS file and one pad waveform only.</w:t>
+      </w:r>
+    </w:p>
+    <w:p>
+      <w:pPr>
+        <w:pStyle w:val="BodyText"/>
+      </w:pPr>
+      <w:r>
+        <w:t xml:space="preserve">The model's gate has the height and shape of the real one at every width, although nothing in the procedure aimed at the gate: its stressed peak is 0.03–0.05 low on ex2 and 0.01–0.08 low on inv_chain, and it leads the real gate by 56–74 ps on ex2 and 12–20 ps on inv_chain. It is not the same waveform: on ex2 it returns to zero faster than the real gate, and the map absorbs the difference at the pad. The structure of (19) therefore produces an internal gate that resembles the transistor's, while its numbers remain effective parameters and the internals remain approximate.</w:t>
+      </w:r>
+    </w:p>
+    <w:p>
+      <w:pPr>
+        <w:pStyle w:val="Heading3"/>
+      </w:pPr>
+      <w:r>
+        <w:t xml:space="preserve">3) Pad level: the complete method on twelve buffers</w:t>
+      </w:r>
+    </w:p>
+    <w:p>
+      <w:pPr>
+        <w:pStyle w:val="FirstParagraph"/>
+      </w:pPr>
+      <w:r>
+        <w:t xml:space="preserve">The complete procedure of Table III was applied to twelve test buffers: ex2, inv_chain and io_buf, and nine variants of the first two. For each buffer the model was built from its IBIS file and from one transistor-level pad waveform at the pulse width giving about 50 % of the settled swing; </w:t>
+      </w:r>
+      <m:oMath>
+        <m:sSub>
+          <m:e>
+            <m:r>
+              <m:t xml:space="preserve">C</m:t>
+            </m:r>
+          </m:e>
+          <m:sub>
+            <m:r>
+              <m:t xml:space="preserve">c</m:t>
+            </m:r>
+            <m:r>
+              <m:t xml:space="preserve">o</m:t>
+            </m:r>
+            <m:r>
+              <m:t xml:space="preserve">m</m:t>
+            </m:r>
+            <m:r>
+              <m:t xml:space="preserve">p</m:t>
+            </m:r>
+          </m:sub>
+        </m:sSub>
+      </m:oMath>
+      <w:r>
+        <w:t xml:space="preserve"> was taken from the file, reduced where the declared value implied a conducting fraction above unity. The model was then simulated at five pulse widths (about 50 to 90 % of the settled swing) into the same load and compared with transistor-level simulation of the same buffer. The score is the worst peak error over the five widths, with the peak error defined as in (28). The calibration width is one of the five, so the score is not entirely held out. HSPICE's native IBIS element with the same file is given for comparison.</w:t>
+      </w:r>
+    </w:p>
+    <w:p>
+      <w:pPr>
+        <w:pStyle w:val="CaptionedFigure"/>
+        <w:jc w:val="center"/>
+      </w:pPr>
+      <w:r>
+        <w:drawing>
+          <wp:inline distT="0" distB="0" distL="0" distR="0">
+            <wp:extent cx="5760720" cy="2864132"/>
+            <wp:docPr id="113" name="Figure 13"/>
+            <wp:cNvGraphicFramePr>
+              <a:graphicFrameLocks noChangeAspect="1"/>
+            </wp:cNvGraphicFramePr>
+            <a:graphic>
+              <a:graphicData uri="http://schemas.openxmlformats.org/drawingml/2006/picture">
+                <pic:pic>
+                  <pic:nvPicPr>
+                    <pic:cNvPr id="113" name="fig13.png"/>
+                    <pic:cNvPicPr/>
+                  </pic:nvPicPr>
+                  <pic:blipFill>
+                    <a:blip r:embed="rIdFig13"/>
+                    <a:stretch>
+                      <a:fillRect/>
+                    </a:stretch>
+                  </pic:blipFill>
+                  <pic:spPr>
+                    <a:xfrm>
+                      <a:off x="0" y="0"/>
                       <a:ext cx="5760720" cy="2864132"/>
                     </a:xfrm>
                     <a:prstGeom prst="rect">
@@ -20344,7 +21267,7 @@
         <w:pStyle w:val="ImageCaption"/>
       </w:pPr>
       <w:r>
-        <w:t xml:space="preserve">Fig. 12. Pad voltage for the narrowest stressed pulse of three buffers: transistor-level reference, HSPICE native IBIS, and the proposed model built from the IBIS file and one stressed measurement. The percentages are peak errors against the reference. Time is measured from the input edge.</w:t>
+        <w:t xml:space="preserve">Fig. 13. Pad voltage for the narrowest stressed pulse of three buffers: transistor-level reference, HSPICE native IBIS, and the proposed model built from the IBIS file and one stressed measurement. The percentages are peak errors against the reference. Time is measured from the input edge.</w:t>
       </w:r>
     </w:p>
     <w:p>
@@ -20352,7 +21275,7 @@
         <w:pStyle w:val="TableCaption"/>
       </w:pPr>
       <w:r>
-        <w:t xml:space="preserve">Table XI: Pad-level result on the twelve test buffers (worst of five stressed pulse widths)</w:t>
+        <w:t xml:space="preserve">Table XII: Pad-level result on the twelve test buffers (worst of five stressed pulse widths)</w:t>
       </w:r>
     </w:p>
     <w:tbl>
@@ -21758,7 +22681,7 @@
         <w:drawing>
           <wp:inline distT="0" distB="0" distL="0" distR="0">
             <wp:extent cx="5760720" cy="2965484"/>
-            <wp:docPr id="113" name="Figure 13"/>
+            <wp:docPr id="114" name="Figure 14"/>
             <wp:cNvGraphicFramePr>
               <a:graphicFrameLocks noChangeAspect="1"/>
             </wp:cNvGraphicFramePr>
@@ -21766,11 +22689,11 @@
               <a:graphicData uri="http://schemas.openxmlformats.org/drawingml/2006/picture">
                 <pic:pic>
                   <pic:nvPicPr>
-                    <pic:cNvPr id="113" name="fig13.png"/>
+                    <pic:cNvPr id="114" name="fig14.png"/>
                     <pic:cNvPicPr/>
                   </pic:nvPicPr>
                   <pic:blipFill>
-                    <a:blip r:embed="rIdFig13"/>
+                    <a:blip r:embed="rIdFig14"/>
                     <a:stretch>
                       <a:fillRect/>
                     </a:stretch>
@@ -21796,7 +22719,7 @@
         <w:pStyle w:val="ImageCaption"/>
       </w:pPr>
       <w:r>
-        <w:t xml:space="preserve">Fig. 13. Worst stressed peak error at the pad for the twelve test buffers.</w:t>
+        <w:t xml:space="preserve">Fig. 14. Worst stressed peak error at the pad for the twelve test buffers.</w:t>
       </w:r>
     </w:p>
     <w:p>
@@ -21812,7 +22735,7 @@
         <w:pStyle w:val="Heading3"/>
       </w:pPr>
       <w:r>
-        <w:t xml:space="preserve">3) Limits of the evidence</w:t>
+        <w:t xml:space="preserve">4) Limits of the evidence</w:t>
       </w:r>
     </w:p>
     <w:p>
@@ -21861,7 +22784,7 @@
         <w:pStyle w:val="TableCaption"/>
       </w:pPr>
       <w:r>
-        <w:t xml:space="preserve">Table XII: Approximations of the model</w:t>
+        <w:t xml:space="preserve">Table XIII: Approximations of the model</w:t>
       </w:r>
     </w:p>
     <w:tbl>
@@ -24428,7 +25351,7 @@
         </m:sSub>
       </m:oMath>
       <w:r>
-        <w:t xml:space="preserve"> (Table II) is untested at the pad. (2) The pad-level score includes the calibration width. (3) Pulse trains, low-going pulses and other loads and corners are not covered by Table XI.</w:t>
+        <w:t xml:space="preserve"> (Table II) is untested at the pad. (2) The pad-level score includes the calibration width. (3) Pulse trains, low-going pulses and other loads and corners are not covered by Table XII.</w:t>
       </w:r>
     </w:p>
     <w:sectPr>

--- a/results/stage_law_doc_2026-10-01/stage_law_derivation_v2.docx
+++ b/results/stage_law_doc_2026-10-01/stage_law_derivation_v2.docx
@@ -7,67 +7,7 @@
         <w:pStyle w:val="Title"/>
       </w:pPr>
       <w:r>
-        <w:t xml:space="preserve">Stage</w:t>
-      </w:r>
-      <w:r>
-        <w:t xml:space="preserve"> </w:t>
-      </w:r>
-      <w:r>
-        <w:t xml:space="preserve">Model</w:t>
-      </w:r>
-      <w:r>
-        <w:t xml:space="preserve"> </w:t>
-      </w:r>
-      <w:r>
-        <w:t xml:space="preserve">Derivation:</w:t>
-      </w:r>
-      <w:r>
-        <w:t xml:space="preserve"> </w:t>
-      </w:r>
-      <w:r>
-        <w:t xml:space="preserve">From</w:t>
-      </w:r>
-      <w:r>
-        <w:t xml:space="preserve"> </w:t>
-      </w:r>
-      <w:r>
-        <w:t xml:space="preserve">the</w:t>
-      </w:r>
-      <w:r>
-        <w:t xml:space="preserve"> </w:t>
-      </w:r>
-      <w:r>
-        <w:t xml:space="preserve">α-Power</w:t>
-      </w:r>
-      <w:r>
-        <w:t xml:space="preserve"> </w:t>
-      </w:r>
-      <w:r>
-        <w:t xml:space="preserve">Law</w:t>
-      </w:r>
-      <w:r>
-        <w:t xml:space="preserve"> </w:t>
-      </w:r>
-      <w:r>
-        <w:t xml:space="preserve">to</w:t>
-      </w:r>
-      <w:r>
-        <w:t xml:space="preserve"> </w:t>
-      </w:r>
-      <w:r>
-        <w:t xml:space="preserve">the</w:t>
-      </w:r>
-      <w:r>
-        <w:t xml:space="preserve"> </w:t>
-      </w:r>
-      <w:r>
-        <w:t xml:space="preserve">Stage</w:t>
-      </w:r>
-      <w:r>
-        <w:t xml:space="preserve"> </w:t>
-      </w:r>
-      <w:r>
-        <w:t xml:space="preserve">Law</w:t>
+        <w:t xml:space="preserve">A Stage-Law Model of the IBIS Predriver: Derivation, Fitting and Verification</w:t>
       </w:r>
     </w:p>
     <w:p>
@@ -75,19 +15,7 @@
         <w:pStyle w:val="Date"/>
       </w:pPr>
       <w:r>
-        <w:t xml:space="preserve">October</w:t>
-      </w:r>
-      <w:r>
-        <w:t xml:space="preserve"> </w:t>
-      </w:r>
-      <w:r>
-        <w:t xml:space="preserve">1,</w:t>
-      </w:r>
-      <w:r>
-        <w:t xml:space="preserve"> </w:t>
-      </w:r>
-      <w:r>
-        <w:t xml:space="preserve">2026</w:t>
+        <w:t xml:space="preserve">October 9, 2026</w:t>
       </w:r>
     </w:p>
     <w:p>
@@ -95,7 +23,7 @@
         <w:pStyle w:val="Heading1"/>
       </w:pPr>
       <w:r>
-        <w:t xml:space="preserve">II. Stage Model Derivation</w:t>
+        <w:t xml:space="preserve">II. The Stage-Law Buffer Model</w:t>
       </w:r>
     </w:p>
     <w:p>
@@ -103,7 +31,1139 @@
         <w:pStyle w:val="FirstParagraph"/>
       </w:pPr>
       <w:r>
-        <w:t xml:space="preserve">This section derives the stage law used in this work from the α-power law MOSFET model [1]. Equations are numbered consecutively; each is obtained from those preceding it, and the approximations are isolated in Section II-M. Notation is collected in Table I.</w:t>
+        <w:t xml:space="preserve">This section presents the stage law, the model of the predriver used in this work, derived from the α-power law MOSFET model [1], and the buffer model built on it. The preliminaries state the problem and the terms; Sections II-A to II-E derive the law; Sections II-F to II-M build the buffer model, fit it to an IBIS file and one measurement, and verify it. Equations are numbered consecutively, the approximations are summarized in Section II-M, and notation is collected in Table I.</w:t>
+      </w:r>
+    </w:p>
+    <w:p>
+      <w:pPr>
+        <w:pStyle w:val="Heading2"/>
+      </w:pPr>
+      <w:r>
+        <w:t xml:space="preserve">Preliminaries: the problem, the idea and the terms</w:t>
+      </w:r>
+    </w:p>
+    <w:p>
+      <w:pPr>
+        <w:pStyle w:val="FirstParagraph"/>
+      </w:pPr>
+      <w:r>
+        <w:rPr>
+          <w:i/>
+        </w:rPr>
+        <w:t xml:space="preserve">What an IBIS file contains.</w:t>
+      </w:r>
+      <w:r>
+        <w:t xml:space="preserve"> An IBIS file describes an output buffer from its pins. For the driver it holds three things: I–V tables, which give the current the output transistors deliver against pad voltage with the pull-up fully on (and likewise the pull-down); V–T waveforms, which give the pad voltage against time for one complete rising and one complete falling transition into a stated load; and the die capacitance </w:t>
+      </w:r>
+      <m:oMath>
+        <m:sSub>
+          <m:e>
+            <m:r>
+              <m:t xml:space="preserve">C</m:t>
+            </m:r>
+          </m:e>
+          <m:sub>
+            <m:r>
+              <m:t xml:space="preserve">c</m:t>
+            </m:r>
+            <m:r>
+              <m:t xml:space="preserve">o</m:t>
+            </m:r>
+            <m:r>
+              <m:t xml:space="preserve">m</m:t>
+            </m:r>
+            <m:r>
+              <m:t xml:space="preserve">p</m:t>
+            </m:r>
+          </m:sub>
+        </m:sSub>
+      </m:oMath>
+      <w:r>
+        <w:t xml:space="preserve"> with the package parasitics. The standard way to simulate from such a file is to solve, from the V–T waveforms, two time-varying coefficients </w:t>
+      </w:r>
+      <m:oMath>
+        <m:sSub>
+          <m:e>
+            <m:r>
+              <m:t xml:space="preserve">K</m:t>
+            </m:r>
+          </m:e>
+          <m:sub>
+            <m:r>
+              <m:t xml:space="preserve">u</m:t>
+            </m:r>
+          </m:sub>
+        </m:sSub>
+        <m:r>
+          <m:rPr>
+            <m:sty m:val="p"/>
+          </m:rPr>
+          <m:t xml:space="preserve">(</m:t>
+        </m:r>
+        <m:r>
+          <m:t xml:space="preserve">t</m:t>
+        </m:r>
+        <m:r>
+          <m:rPr>
+            <m:sty m:val="p"/>
+          </m:rPr>
+          <m:t xml:space="preserve">)</m:t>
+        </m:r>
+      </m:oMath>
+      <w:r>
+        <w:t xml:space="preserve"> and </w:t>
+      </w:r>
+      <m:oMath>
+        <m:sSub>
+          <m:e>
+            <m:r>
+              <m:t xml:space="preserve">K</m:t>
+            </m:r>
+          </m:e>
+          <m:sub>
+            <m:r>
+              <m:t xml:space="preserve">d</m:t>
+            </m:r>
+          </m:sub>
+        </m:sSub>
+        <m:r>
+          <m:rPr>
+            <m:sty m:val="p"/>
+          </m:rPr>
+          <m:t xml:space="preserve">(</m:t>
+        </m:r>
+        <m:r>
+          <m:t xml:space="preserve">t</m:t>
+        </m:r>
+        <m:r>
+          <m:rPr>
+            <m:sty m:val="p"/>
+          </m:rPr>
+          <m:t xml:space="preserve">)</m:t>
+        </m:r>
+      </m:oMath>
+      <w:r>
+        <w:t xml:space="preserve">, the fraction of the pull-up and of the pull-down table that is conducting at each instant, such that </w:t>
+      </w:r>
+      <m:oMath>
+        <m:sSub>
+          <m:e>
+            <m:r>
+              <m:t xml:space="preserve">K</m:t>
+            </m:r>
+          </m:e>
+          <m:sub>
+            <m:r>
+              <m:t xml:space="preserve">u</m:t>
+            </m:r>
+          </m:sub>
+        </m:sSub>
+        <m:sSub>
+          <m:e>
+            <m:r>
+              <m:t xml:space="preserve">I</m:t>
+            </m:r>
+          </m:e>
+          <m:sub>
+            <m:r>
+              <m:t xml:space="preserve">P</m:t>
+            </m:r>
+            <m:r>
+              <m:t xml:space="preserve">U</m:t>
+            </m:r>
+          </m:sub>
+        </m:sSub>
+        <m:r>
+          <m:rPr>
+            <m:sty m:val="p"/>
+          </m:rPr>
+          <m:t xml:space="preserve">+</m:t>
+        </m:r>
+        <m:sSub>
+          <m:e>
+            <m:r>
+              <m:t xml:space="preserve">K</m:t>
+            </m:r>
+          </m:e>
+          <m:sub>
+            <m:r>
+              <m:t xml:space="preserve">d</m:t>
+            </m:r>
+          </m:sub>
+        </m:sSub>
+        <m:sSub>
+          <m:e>
+            <m:r>
+              <m:t xml:space="preserve">I</m:t>
+            </m:r>
+          </m:e>
+          <m:sub>
+            <m:r>
+              <m:t xml:space="preserve">P</m:t>
+            </m:r>
+            <m:r>
+              <m:t xml:space="preserve">D</m:t>
+            </m:r>
+          </m:sub>
+        </m:sSub>
+      </m:oMath>
+      <w:r>
+        <w:t xml:space="preserve"> reproduces the recorded waveforms. In simulation the coefficients are then replayed against time from the input edge. This is what the document calls the existing converter, and “the file's </w:t>
+      </w:r>
+      <m:oMath>
+        <m:sSub>
+          <m:e>
+            <m:r>
+              <m:t xml:space="preserve">K</m:t>
+            </m:r>
+          </m:e>
+          <m:sub>
+            <m:r>
+              <m:t xml:space="preserve">u</m:t>
+            </m:r>
+          </m:sub>
+        </m:sSub>
+        <m:r>
+          <m:rPr>
+            <m:sty m:val="p"/>
+          </m:rPr>
+          <m:t xml:space="preserve">(</m:t>
+        </m:r>
+        <m:r>
+          <m:t xml:space="preserve">t</m:t>
+        </m:r>
+        <m:r>
+          <m:rPr>
+            <m:sty m:val="p"/>
+          </m:rPr>
+          <m:t xml:space="preserve">)</m:t>
+        </m:r>
+      </m:oMath>
+      <w:r>
+        <w:t xml:space="preserve">” means these coefficients.</w:t>
+      </w:r>
+    </w:p>
+    <w:p>
+      <w:pPr>
+        <w:pStyle w:val="BodyText"/>
+      </w:pPr>
+      <w:r>
+        <w:rPr>
+          <w:i/>
+        </w:rPr>
+        <w:t xml:space="preserve">The problem.</w:t>
+      </w:r>
+      <w:r>
+        <w:t xml:space="preserve"> Those coefficients describe complete transitions, and that is what the file records (Fig. 1(a)). When the input pulse is shorter than the buffer's own delay and edge, the transition is cut short: in Fig. 1(b) an 810 ps pulse drives ex2's pad to 0.77 V of its 1.55 V swing, and the model replayed from the file overshoots the peak by 71 %. On the twelve test buffers of this work the error of such a model is 20–100 % (Table XIII). Physically the pulse is interrupted inside the predriver, the chain of inverters between the input pin and the output transistors, while it is still travelling: the gate of the output transistor turns back partway, and a coefficient replayed against time has no way to represent that.</w:t>
+      </w:r>
+    </w:p>
+    <w:p>
+      <w:pPr>
+        <w:pStyle w:val="CaptionedFigure"/>
+        <w:jc w:val="center"/>
+      </w:pPr>
+      <w:r>
+        <w:drawing>
+          <wp:inline distT="0" distB="0" distL="0" distR="0">
+            <wp:extent cx="5669280" cy="2625043"/>
+            <wp:docPr id="101" name="Figure 1"/>
+            <wp:cNvGraphicFramePr>
+              <a:graphicFrameLocks noChangeAspect="1"/>
+            </wp:cNvGraphicFramePr>
+            <a:graphic>
+              <a:graphicData uri="http://schemas.openxmlformats.org/drawingml/2006/picture">
+                <pic:pic>
+                  <pic:nvPicPr>
+                    <pic:cNvPr id="101" name="fig1.png"/>
+                    <pic:cNvPicPr/>
+                  </pic:nvPicPr>
+                  <pic:blipFill>
+                    <a:blip r:embed="rIdFig1"/>
+                    <a:stretch>
+                      <a:fillRect/>
+                    </a:stretch>
+                  </pic:blipFill>
+                  <pic:spPr>
+                    <a:xfrm>
+                      <a:off x="0" y="0"/>
+                      <a:ext cx="5669280" cy="2625043"/>
+                    </a:xfrm>
+                    <a:prstGeom prst="rect">
+                      <a:avLst/>
+                    </a:prstGeom>
+                  </pic:spPr>
+                </pic:pic>
+              </a:graphicData>
+            </a:graphic>
+          </wp:inline>
+        </w:drawing>
+      </w:r>
+    </w:p>
+    <w:p>
+      <w:pPr>
+        <w:pStyle w:val="ImageCaption"/>
+      </w:pPr>
+      <w:r>
+        <w:t xml:space="preserve">Fig. 1. The problem, on test buffer ex2. (a) A complete transition into the test load: the situation an IBIS file records. (b) An input pulse of 810 ps, shorter than the buffer's delay and edge: the transistor-level pad voltage against HSPICE's native IBIS model of the same file, which replays the file's coefficients against time.</w:t>
+      </w:r>
+    </w:p>
+    <w:p>
+      <w:pPr>
+        <w:pStyle w:val="BodyText"/>
+      </w:pPr>
+      <w:r>
+        <w:rPr>
+          <w:i/>
+        </w:rPr>
+        <w:t xml:space="preserve">The idea.</w:t>
+      </w:r>
+      <w:r>
+        <w:t xml:space="preserve"> Model the predriver as a chain of stages whose output is the gate of the output transistor; convert that gate into </w:t>
+      </w:r>
+      <m:oMath>
+        <m:sSub>
+          <m:e>
+            <m:r>
+              <m:t xml:space="preserve">K</m:t>
+            </m:r>
+          </m:e>
+          <m:sub>
+            <m:r>
+              <m:t xml:space="preserve">u</m:t>
+            </m:r>
+          </m:sub>
+        </m:sSub>
+      </m:oMath>
+      <w:r>
+        <w:t xml:space="preserve"> and </w:t>
+      </w:r>
+      <m:oMath>
+        <m:sSub>
+          <m:e>
+            <m:r>
+              <m:t xml:space="preserve">K</m:t>
+            </m:r>
+          </m:e>
+          <m:sub>
+            <m:r>
+              <m:t xml:space="preserve">d</m:t>
+            </m:r>
+          </m:sub>
+        </m:sSub>
+      </m:oMath>
+      <w:r>
+        <w:t xml:space="preserve"> through a static map, so that the fractions follow the gate rather than the clock; fit the chain's rates to the </w:t>
+      </w:r>
+      <m:oMath>
+        <m:sSub>
+          <m:e>
+            <m:r>
+              <m:t xml:space="preserve">K</m:t>
+            </m:r>
+          </m:e>
+          <m:sub>
+            <m:r>
+              <m:t xml:space="preserve">u</m:t>
+            </m:r>
+          </m:sub>
+        </m:sSub>
+        <m:r>
+          <m:rPr>
+            <m:sty m:val="p"/>
+          </m:rPr>
+          <m:t xml:space="preserve">(</m:t>
+        </m:r>
+        <m:r>
+          <m:t xml:space="preserve">t</m:t>
+        </m:r>
+        <m:r>
+          <m:rPr>
+            <m:sty m:val="p"/>
+          </m:rPr>
+          <m:t xml:space="preserve">)</m:t>
+        </m:r>
+      </m:oMath>
+      <w:r>
+        <w:t xml:space="preserve"> that the file already contains; and use one measured short pulse to settle what the file cannot. Sections II-A to II-E derive the stage law from the transistor. Sections II-F to II-M build the buffer model from it, fit it, and verify it at the gate and at the pad.</w:t>
+      </w:r>
+    </w:p>
+    <w:p>
+      <w:pPr>
+        <w:pStyle w:val="TableCaption"/>
+      </w:pPr>
+      <w:r>
+        <w:t xml:space="preserve">Table II: Terms used throughout</w:t>
+      </w:r>
+    </w:p>
+    <w:tbl>
+      <w:tblPr>
+        <w:tblStyle w:val="Table"/>
+        <w:tblW w:type="dxa" w:w="9600"/>
+        <w:tblBorders>
+          <w:top w:val="single" w:sz="6" w:space="0" w:color="000000"/>
+          <w:bottom w:val="single" w:sz="6" w:space="0" w:color="000000"/>
+        </w:tblBorders>
+        <w:tblLayout w:type="fixed"/>
+        <w:tblLook w:firstRow="1" w:lastRow="0" w:firstColumn="0" w:lastColumn="0" w:noHBand="0" w:noVBand="0" w:val="0020"/>
+      </w:tblPr>
+      <w:tblGrid>
+        <w:gridCol w:w="3000"/>
+        <w:gridCol w:w="6600"/>
+      </w:tblGrid>
+      <w:tr>
+        <w:trPr>
+          <w:tblHeader/>
+        </w:trPr>
+        <w:tc>
+          <w:tcPr>
+            <w:tcW w:w="3000" w:type="dxa"/>
+          </w:tcPr>
+          <w:p>
+            <w:pPr>
+              <w:pStyle w:val="Compact"/>
+              <w:jc w:val="left"/>
+            </w:pPr>
+            <w:r>
+              <w:rPr>
+                <w:b/>
+                <w:sz w:val="18"/>
+              </w:rPr>
+              <w:t xml:space="preserve">Term</w:t>
+            </w:r>
+          </w:p>
+        </w:tc>
+        <w:tc>
+          <w:tcPr>
+            <w:tcW w:w="6600" w:type="dxa"/>
+          </w:tcPr>
+          <w:p>
+            <w:pPr>
+              <w:pStyle w:val="Compact"/>
+              <w:jc w:val="left"/>
+            </w:pPr>
+            <w:r>
+              <w:rPr>
+                <w:b/>
+                <w:sz w:val="18"/>
+              </w:rPr>
+              <w:t xml:space="preserve">Meaning</w:t>
+            </w:r>
+          </w:p>
+        </w:tc>
+      </w:tr>
+      <w:tr>
+        <w:tc>
+          <w:tcPr>
+            <w:tcW w:w="3000" w:type="dxa"/>
+          </w:tcPr>
+          <w:p>
+            <w:pPr>
+              <w:pStyle w:val="Compact"/>
+              <w:jc w:val="left"/>
+            </w:pPr>
+            <w:r>
+              <w:rPr>
+                <w:sz w:val="18"/>
+              </w:rPr>
+              <w:t xml:space="preserve">the file</w:t>
+            </w:r>
+          </w:p>
+        </w:tc>
+        <w:tc>
+          <w:tcPr>
+            <w:tcW w:w="6600" w:type="dxa"/>
+          </w:tcPr>
+          <w:p>
+            <w:pPr>
+              <w:pStyle w:val="Compact"/>
+              <w:jc w:val="left"/>
+            </w:pPr>
+            <w:r>
+              <w:rPr>
+                <w:sz w:val="18"/>
+              </w:rPr>
+              <w:t xml:space="preserve">the IBIS file of the buffer being modeled</w:t>
+            </w:r>
+          </w:p>
+        </w:tc>
+      </w:tr>
+      <w:tr>
+        <w:tc>
+          <w:tcPr>
+            <w:tcW w:w="3000" w:type="dxa"/>
+          </w:tcPr>
+          <w:p>
+            <w:pPr>
+              <w:pStyle w:val="Compact"/>
+              <w:jc w:val="left"/>
+            </w:pPr>
+            <w:r>
+              <w:rPr>
+                <w:sz w:val="18"/>
+              </w:rPr>
+              <w:t xml:space="preserve">the existing converter; native model</w:t>
+            </w:r>
+          </w:p>
+        </w:tc>
+        <w:tc>
+          <w:tcPr>
+            <w:tcW w:w="6600" w:type="dxa"/>
+          </w:tcPr>
+          <w:p>
+            <w:pPr>
+              <w:pStyle w:val="Compact"/>
+              <w:jc w:val="left"/>
+            </w:pPr>
+            <w:r>
+              <w:rPr>
+                <w:sz w:val="18"/>
+              </w:rPr>
+              <w:t xml:space="preserve">the IBIS-to-SPICE converter this work extends, which replays the file's </w:t>
+            </w:r>
+            <m:oMath>
+              <m:sSub>
+                <m:e>
+                  <m:r>
+                    <m:t xml:space="preserve">K</m:t>
+                  </m:r>
+                </m:e>
+                <m:sub>
+                  <m:r>
+                    <m:t xml:space="preserve">u</m:t>
+                  </m:r>
+                </m:sub>
+              </m:sSub>
+              <m:r>
+                <m:rPr>
+                  <m:sty m:val="p"/>
+                </m:rPr>
+                <m:t xml:space="preserve">(</m:t>
+              </m:r>
+              <m:r>
+                <m:t xml:space="preserve">t</m:t>
+              </m:r>
+              <m:r>
+                <m:rPr>
+                  <m:sty m:val="p"/>
+                </m:rPr>
+                <m:t xml:space="preserve">)</m:t>
+              </m:r>
+            </m:oMath>
+            <w:r>
+              <w:rPr>
+                <w:sz w:val="18"/>
+              </w:rPr>
+              <w:t xml:space="preserve">, </w:t>
+            </w:r>
+            <m:oMath>
+              <m:sSub>
+                <m:e>
+                  <m:r>
+                    <m:t xml:space="preserve">K</m:t>
+                  </m:r>
+                </m:e>
+                <m:sub>
+                  <m:r>
+                    <m:t xml:space="preserve">d</m:t>
+                  </m:r>
+                </m:sub>
+              </m:sSub>
+              <m:r>
+                <m:rPr>
+                  <m:sty m:val="p"/>
+                </m:rPr>
+                <m:t xml:space="preserve">(</m:t>
+              </m:r>
+              <m:r>
+                <m:t xml:space="preserve">t</m:t>
+              </m:r>
+              <m:r>
+                <m:rPr>
+                  <m:sty m:val="p"/>
+                </m:rPr>
+                <m:t xml:space="preserve">)</m:t>
+              </m:r>
+            </m:oMath>
+            <w:r>
+              <w:rPr>
+                <w:sz w:val="18"/>
+              </w:rPr>
+              <w:t xml:space="preserve"> against time; HSPICE's own IBIS element does the same</w:t>
+            </w:r>
+          </w:p>
+        </w:tc>
+      </w:tr>
+      <w:tr>
+        <w:tc>
+          <w:tcPr>
+            <w:tcW w:w="3000" w:type="dxa"/>
+          </w:tcPr>
+          <w:p>
+            <w:pPr>
+              <w:pStyle w:val="Compact"/>
+              <w:jc w:val="left"/>
+            </w:pPr>
+            <w:r>
+              <w:rPr>
+                <w:sz w:val="18"/>
+              </w:rPr>
+              <w:t xml:space="preserve">pad; die node</w:t>
+            </w:r>
+          </w:p>
+        </w:tc>
+        <w:tc>
+          <w:tcPr>
+            <w:tcW w:w="6600" w:type="dxa"/>
+          </w:tcPr>
+          <w:p>
+            <w:pPr>
+              <w:pStyle w:val="Compact"/>
+              <w:jc w:val="left"/>
+            </w:pPr>
+            <w:r>
+              <w:rPr>
+                <w:sz w:val="18"/>
+              </w:rPr>
+              <w:t xml:space="preserve">the buffer's output pin; the node inside the package where the output transistors and </w:t>
+            </w:r>
+            <m:oMath>
+              <m:sSub>
+                <m:e>
+                  <m:r>
+                    <m:t xml:space="preserve">C</m:t>
+                  </m:r>
+                </m:e>
+                <m:sub>
+                  <m:r>
+                    <m:t xml:space="preserve">c</m:t>
+                  </m:r>
+                  <m:r>
+                    <m:t xml:space="preserve">o</m:t>
+                  </m:r>
+                  <m:r>
+                    <m:t xml:space="preserve">m</m:t>
+                  </m:r>
+                  <m:r>
+                    <m:t xml:space="preserve">p</m:t>
+                  </m:r>
+                </m:sub>
+              </m:sSub>
+            </m:oMath>
+            <w:r>
+              <w:rPr>
+                <w:sz w:val="18"/>
+              </w:rPr>
+              <w:t xml:space="preserve"> connect</w:t>
+            </w:r>
+          </w:p>
+        </w:tc>
+      </w:tr>
+      <w:tr>
+        <w:tc>
+          <w:tcPr>
+            <w:tcW w:w="3000" w:type="dxa"/>
+          </w:tcPr>
+          <w:p>
+            <w:pPr>
+              <w:pStyle w:val="Compact"/>
+              <w:jc w:val="left"/>
+            </w:pPr>
+            <w:r>
+              <w:rPr>
+                <w:sz w:val="18"/>
+              </w:rPr>
+              <w:t xml:space="preserve">complete (full) transition; settled swing</w:t>
+            </w:r>
+          </w:p>
+        </w:tc>
+        <w:tc>
+          <w:tcPr>
+            <w:tcW w:w="6600" w:type="dxa"/>
+          </w:tcPr>
+          <w:p>
+            <w:pPr>
+              <w:pStyle w:val="Compact"/>
+              <w:jc w:val="left"/>
+            </w:pPr>
+            <w:r>
+              <w:rPr>
+                <w:sz w:val="18"/>
+              </w:rPr>
+              <w:t xml:space="preserve">an input edge the buffer finishes before the next one; the pad voltage it reaches</w:t>
+            </w:r>
+          </w:p>
+        </w:tc>
+      </w:tr>
+      <w:tr>
+        <w:tc>
+          <w:tcPr>
+            <w:tcW w:w="3000" w:type="dxa"/>
+          </w:tcPr>
+          <w:p>
+            <w:pPr>
+              <w:pStyle w:val="Compact"/>
+              <w:jc w:val="left"/>
+            </w:pPr>
+            <w:r>
+              <w:rPr>
+                <w:sz w:val="18"/>
+              </w:rPr>
+              <w:t xml:space="preserve">stressed pulse; depth</w:t>
+            </w:r>
+          </w:p>
+        </w:tc>
+        <w:tc>
+          <w:tcPr>
+            <w:tcW w:w="6600" w:type="dxa"/>
+          </w:tcPr>
+          <w:p>
+            <w:pPr>
+              <w:pStyle w:val="Compact"/>
+              <w:jc w:val="left"/>
+            </w:pPr>
+            <w:r>
+              <w:rPr>
+                <w:sz w:val="18"/>
+              </w:rPr>
+              <w:t xml:space="preserve">an input pulse too short for the transition to complete; the fraction of the settled swing the pad reaches (the tests use about 50–90 %)</w:t>
+            </w:r>
+          </w:p>
+        </w:tc>
+      </w:tr>
+      <w:tr>
+        <w:tc>
+          <w:tcPr>
+            <w:tcW w:w="3000" w:type="dxa"/>
+          </w:tcPr>
+          <w:p>
+            <w:pPr>
+              <w:pStyle w:val="Compact"/>
+              <w:jc w:val="left"/>
+            </w:pPr>
+            <w:r>
+              <w:rPr>
+                <w:sz w:val="18"/>
+              </w:rPr>
+              <w:t xml:space="preserve">predriver; stage</w:t>
+            </w:r>
+          </w:p>
+        </w:tc>
+        <w:tc>
+          <w:tcPr>
+            <w:tcW w:w="6600" w:type="dxa"/>
+          </w:tcPr>
+          <w:p>
+            <w:pPr>
+              <w:pStyle w:val="Compact"/>
+              <w:jc w:val="left"/>
+            </w:pPr>
+            <w:r>
+              <w:rPr>
+                <w:sz w:val="18"/>
+              </w:rPr>
+              <w:t xml:space="preserve">the chain of inverters between the input pin and the output transistors; one inverter of it</w:t>
+            </w:r>
+          </w:p>
+        </w:tc>
+      </w:tr>
+      <w:tr>
+        <w:tc>
+          <w:tcPr>
+            <w:tcW w:w="3000" w:type="dxa"/>
+          </w:tcPr>
+          <w:p>
+            <w:pPr>
+              <w:pStyle w:val="Compact"/>
+              <w:jc w:val="left"/>
+            </w:pPr>
+            <w:r>
+              <w:rPr>
+                <w:sz w:val="18"/>
+              </w:rPr>
+              <w:t xml:space="preserve">output device; gate</w:t>
+            </w:r>
+          </w:p>
+        </w:tc>
+        <w:tc>
+          <w:tcPr>
+            <w:tcW w:w="6600" w:type="dxa"/>
+          </w:tcPr>
+          <w:p>
+            <w:pPr>
+              <w:pStyle w:val="Compact"/>
+              <w:jc w:val="left"/>
+            </w:pPr>
+            <w:r>
+              <w:rPr>
+                <w:sz w:val="18"/>
+              </w:rPr>
+              <w:t xml:space="preserve">the pull-up (or pull-down) transistor that drives the pad; its gate node, written </w:t>
+            </w:r>
+            <m:oMath>
+              <m:r>
+                <m:t xml:space="preserve">g</m:t>
+              </m:r>
+            </m:oMath>
+            <w:r>
+              <w:rPr>
+                <w:sz w:val="18"/>
+              </w:rPr>
+              <w:t xml:space="preserve"> or </w:t>
+            </w:r>
+            <m:oMath>
+              <m:sSub>
+                <m:e>
+                  <m:r>
+                    <m:t xml:space="preserve">G</m:t>
+                  </m:r>
+                </m:e>
+                <m:sub>
+                  <m:r>
+                    <m:t xml:space="preserve">U</m:t>
+                  </m:r>
+                  <m:r>
+                    <m:t xml:space="preserve">P</m:t>
+                  </m:r>
+                </m:sub>
+              </m:sSub>
+            </m:oMath>
+            <w:r>
+              <w:rPr>
+                <w:sz w:val="18"/>
+              </w:rPr>
+              <w:t xml:space="preserve"> on a 0-to-1 scale</w:t>
+            </w:r>
+          </w:p>
+        </w:tc>
+      </w:tr>
+      <w:tr>
+        <w:tc>
+          <w:tcPr>
+            <w:tcW w:w="3000" w:type="dxa"/>
+          </w:tcPr>
+          <w:p>
+            <w:pPr>
+              <w:pStyle w:val="Compact"/>
+              <w:jc w:val="left"/>
+            </w:pPr>
+            <m:oMath>
+              <m:sSub>
+                <m:e>
+                  <m:r>
+                    <m:t xml:space="preserve">K</m:t>
+                  </m:r>
+                </m:e>
+                <m:sub>
+                  <m:r>
+                    <m:t xml:space="preserve">u</m:t>
+                  </m:r>
+                </m:sub>
+              </m:sSub>
+            </m:oMath>
+            <w:r>
+              <w:rPr>
+                <w:sz w:val="18"/>
+              </w:rPr>
+              <w:t xml:space="preserve">, </w:t>
+            </w:r>
+            <m:oMath>
+              <m:sSub>
+                <m:e>
+                  <m:r>
+                    <m:t xml:space="preserve">K</m:t>
+                  </m:r>
+                </m:e>
+                <m:sub>
+                  <m:r>
+                    <m:t xml:space="preserve">d</m:t>
+                  </m:r>
+                </m:sub>
+              </m:sSub>
+            </m:oMath>
+            <w:r>
+              <w:rPr>
+                <w:sz w:val="18"/>
+              </w:rPr>
+              <w:t xml:space="preserve">; conducting fraction</w:t>
+            </w:r>
+          </w:p>
+        </w:tc>
+        <w:tc>
+          <w:tcPr>
+            <w:tcW w:w="6600" w:type="dxa"/>
+          </w:tcPr>
+          <w:p>
+            <w:pPr>
+              <w:pStyle w:val="Compact"/>
+              <w:jc w:val="left"/>
+            </w:pPr>
+            <w:r>
+              <w:rPr>
+                <w:sz w:val="18"/>
+              </w:rPr>
+              <w:t xml:space="preserve">the multiplier on the pull-up (pull-down) I–V table at a given instant</w:t>
+            </w:r>
+          </w:p>
+        </w:tc>
+      </w:tr>
+      <w:tr>
+        <w:tc>
+          <w:tcPr>
+            <w:tcW w:w="3000" w:type="dxa"/>
+          </w:tcPr>
+          <w:p>
+            <w:pPr>
+              <w:pStyle w:val="Compact"/>
+              <w:jc w:val="left"/>
+            </w:pPr>
+            <w:r>
+              <w:rPr>
+                <w:sz w:val="18"/>
+              </w:rPr>
+              <w:t xml:space="preserve">the map </w:t>
+            </w:r>
+            <m:oMath>
+              <m:r>
+                <m:t xml:space="preserve">M</m:t>
+              </m:r>
+            </m:oMath>
+          </w:p>
+        </w:tc>
+        <w:tc>
+          <w:tcPr>
+            <w:tcW w:w="6600" w:type="dxa"/>
+          </w:tcPr>
+          <w:p>
+            <w:pPr>
+              <w:pStyle w:val="Compact"/>
+              <w:jc w:val="left"/>
+            </w:pPr>
+            <w:r>
+              <w:rPr>
+                <w:sz w:val="18"/>
+              </w:rPr>
+              <w:t xml:space="preserve">the fixed curve giving </w:t>
+            </w:r>
+            <m:oMath>
+              <m:sSub>
+                <m:e>
+                  <m:r>
+                    <m:t xml:space="preserve">K</m:t>
+                  </m:r>
+                </m:e>
+                <m:sub>
+                  <m:r>
+                    <m:t xml:space="preserve">u</m:t>
+                  </m:r>
+                </m:sub>
+              </m:sSub>
+            </m:oMath>
+            <w:r>
+              <w:rPr>
+                <w:sz w:val="18"/>
+              </w:rPr>
+              <w:t xml:space="preserve"> as a function of the gate</w:t>
+            </w:r>
+          </w:p>
+        </w:tc>
+      </w:tr>
+      <w:tr>
+        <w:tc>
+          <w:tcPr>
+            <w:tcW w:w="3000" w:type="dxa"/>
+          </w:tcPr>
+          <w:p>
+            <w:pPr>
+              <w:pStyle w:val="Compact"/>
+              <w:jc w:val="left"/>
+            </w:pPr>
+            <w:r>
+              <w:rPr>
+                <w:sz w:val="18"/>
+              </w:rPr>
+              <w:t xml:space="preserve">candidate</w:t>
+            </w:r>
+          </w:p>
+        </w:tc>
+        <w:tc>
+          <w:tcPr>
+            <w:tcW w:w="6600" w:type="dxa"/>
+          </w:tcPr>
+          <w:p>
+            <w:pPr>
+              <w:pStyle w:val="Compact"/>
+              <w:jc w:val="left"/>
+            </w:pPr>
+            <w:r>
+              <w:rPr>
+                <w:sz w:val="18"/>
+              </w:rPr>
+              <w:t xml:space="preserve">one complete model: a stage count, a map shape and the stage numbers fitted for them</w:t>
+            </w:r>
+          </w:p>
+        </w:tc>
+      </w:tr>
+      <w:tr>
+        <w:tc>
+          <w:tcPr>
+            <w:tcW w:w="3000" w:type="dxa"/>
+          </w:tcPr>
+          <w:p>
+            <w:pPr>
+              <w:pStyle w:val="Compact"/>
+              <w:jc w:val="left"/>
+            </w:pPr>
+            <w:r>
+              <w:rPr>
+                <w:sz w:val="18"/>
+              </w:rPr>
+              <w:t xml:space="preserve">probed</w:t>
+            </w:r>
+          </w:p>
+        </w:tc>
+        <w:tc>
+          <w:tcPr>
+            <w:tcW w:w="6600" w:type="dxa"/>
+          </w:tcPr>
+          <w:p>
+            <w:pPr>
+              <w:pStyle w:val="Compact"/>
+              <w:jc w:val="left"/>
+            </w:pPr>
+            <w:r>
+              <w:rPr>
+                <w:sz w:val="18"/>
+              </w:rPr>
+              <w:t xml:space="preserve">read from an internal node of the transistor netlist, which only the development tests can do</w:t>
+            </w:r>
+          </w:p>
+        </w:tc>
+      </w:tr>
+    </w:tbl>
+    <w:p>
+      <w:pPr>
+        <w:pStyle w:val="Compact"/>
+      </w:pPr>
+    </w:p>
+    <w:p>
+      <w:pPr>
+        <w:pStyle w:val="BodyText"/>
+      </w:pPr>
+      <w:r>
+        <w:t xml:space="preserve">Three thresholds and three exponents appear and should not be confused. </w:t>
+      </w:r>
+      <m:oMath>
+        <m:sSub>
+          <m:e>
+            <m:r>
+              <m:t xml:space="preserve">V</m:t>
+            </m:r>
+          </m:e>
+          <m:sub>
+            <m:r>
+              <m:t xml:space="preserve">T</m:t>
+            </m:r>
+            <m:r>
+              <m:t xml:space="preserve">H</m:t>
+            </m:r>
+          </m:sub>
+        </m:sSub>
+      </m:oMath>
+      <w:r>
+        <w:t xml:space="preserve"> is the device threshold of Section II-B; </w:t>
+      </w:r>
+      <m:oMath>
+        <m:sSub>
+          <m:e>
+            <m:r>
+              <m:t xml:space="preserve">v</m:t>
+            </m:r>
+          </m:e>
+          <m:sub>
+            <m:r>
+              <m:t xml:space="preserve">t</m:t>
+            </m:r>
+          </m:sub>
+        </m:sSub>
+      </m:oMath>
+      <w:r>
+        <w:t xml:space="preserve"> is the stage threshold, defined from </w:t>
+      </w:r>
+      <m:oMath>
+        <m:sSub>
+          <m:e>
+            <m:r>
+              <m:t xml:space="preserve">V</m:t>
+            </m:r>
+          </m:e>
+          <m:sub>
+            <m:r>
+              <m:t xml:space="preserve">T</m:t>
+            </m:r>
+            <m:r>
+              <m:t xml:space="preserve">H</m:t>
+            </m:r>
+          </m:sub>
+        </m:sSub>
+      </m:oMath>
+      <w:r>
+        <w:t xml:space="preserve"> in (9) but treated from Section II-I onward as an effective, fitted number; </w:t>
+      </w:r>
+      <m:oMath>
+        <m:sSub>
+          <m:e>
+            <m:r>
+              <m:t xml:space="preserve">v</m:t>
+            </m:r>
+          </m:e>
+          <m:sub>
+            <m:r>
+              <m:t xml:space="preserve">t</m:t>
+            </m:r>
+            <m:r>
+              <m:rPr>
+                <m:sty m:val="p"/>
+              </m:rPr>
+              <m:t xml:space="preserve">,</m:t>
+            </m:r>
+            <m:r>
+              <m:t xml:space="preserve">m</m:t>
+            </m:r>
+            <m:r>
+              <m:t xml:space="preserve">a</m:t>
+            </m:r>
+            <m:r>
+              <m:t xml:space="preserve">p</m:t>
+            </m:r>
+          </m:sub>
+        </m:sSub>
+      </m:oMath>
+      <w:r>
+        <w:t xml:space="preserve"> is the gate level at which the output device starts to conduct in the map. </w:t>
+      </w:r>
+      <m:oMath>
+        <m:r>
+          <m:t xml:space="preserve">α</m:t>
+        </m:r>
+      </m:oMath>
+      <w:r>
+        <w:t xml:space="preserve"> is the device's velocity-saturation index, </w:t>
+      </w:r>
+      <m:oMath>
+        <m:r>
+          <m:t xml:space="preserve">p</m:t>
+        </m:r>
+      </m:oMath>
+      <w:r>
+        <w:t xml:space="preserve"> its stand-in in the stage law (fixed at 1), and </w:t>
+      </w:r>
+      <m:oMath>
+        <m:r>
+          <m:t xml:space="preserve">a</m:t>
+        </m:r>
+      </m:oMath>
+      <w:r>
+        <w:t xml:space="preserve"> the curvature of the map. Table I at the end collects every symbol.</w:t>
       </w:r>
     </w:p>
     <w:p>
@@ -2390,7 +3450,7 @@
         </m:sSub>
       </m:oMath>
       <w:r>
-        <w:t xml:space="preserve">; it is taken here as the breakpoint that best fits the piecewise form (6) to the output curve at full gate drive. Fig. 1 shows the result and Table II lists the two normalized parameters. The measured </w:t>
+        <w:t xml:space="preserve">; it is taken here as the breakpoint that best fits the piecewise form (6) to the output curve at full gate drive. Fig. 2 shows the result and Table III lists the two normalized parameters. The measured </w:t>
       </w:r>
       <m:oMath>
         <m:r>
@@ -2410,7 +3470,7 @@
         <w:drawing>
           <wp:inline distT="0" distB="0" distL="0" distR="0">
             <wp:extent cx="5852160" cy="2798129"/>
-            <wp:docPr id="101" name="Figure 1"/>
+            <wp:docPr id="102" name="Figure 2"/>
             <wp:cNvGraphicFramePr>
               <a:graphicFrameLocks noChangeAspect="1"/>
             </wp:cNvGraphicFramePr>
@@ -2418,11 +3478,11 @@
               <a:graphicData uri="http://schemas.openxmlformats.org/drawingml/2006/picture">
                 <pic:pic>
                   <pic:nvPicPr>
-                    <pic:cNvPr id="101" name="fig1.png"/>
+                    <pic:cNvPr id="102" name="fig2.png"/>
                     <pic:cNvPicPr/>
                   </pic:nvPicPr>
                   <pic:blipFill>
-                    <a:blip r:embed="rIdFig1"/>
+                    <a:blip r:embed="rIdFig2"/>
                     <a:stretch>
                       <a:fillRect/>
                     </a:stretch>
@@ -2448,7 +3508,7 @@
         <w:pStyle w:val="ImageCaption"/>
       </w:pPr>
       <w:r>
-        <w:t xml:space="preserve">Fig. 1. HSPICE characteristics of the predriver devices of test buffers ex2 and inv_chain, at their drawn dimensions. (a) Output curves at full gate drive, normalized; the legend gives the fitted </w:t>
+        <w:t xml:space="preserve">Fig. 2. HSPICE characteristics of the predriver devices of test buffers ex2 and inv_chain, at their drawn dimensions. (a) Output curves at full gate drive, normalized; the legend gives the fitted </w:t>
       </w:r>
       <m:oMath>
         <m:sSub>
@@ -2589,7 +3649,7 @@
         <w:pStyle w:val="TableCaption"/>
       </w:pPr>
       <w:r>
-        <w:t xml:space="preserve">Table II: Device parameters of (2)–(5) extracted in HSPICE from the predriver transistors</w:t>
+        <w:t xml:space="preserve">Table III: Device parameters of (2)–(5) extracted in HSPICE from the predriver transistors</w:t>
       </w:r>
     </w:p>
     <w:tbl>
@@ -3453,7 +4513,7 @@
         <w:t xml:space="preserve"> </w:t>
       </w:r>
       <w:r>
-        <w:t xml:space="preserve">is the input’s progress toward the level that fully turns on the working (pull-up) device. Both run from 0 to 1 during a transition. Define the normalized device constants</w:t>
+        <w:t xml:space="preserve">is the input’s progress toward the level that fully turns on the working (pull-up) device: for a rising output the pull-up PMOS does the work, and it is driven harder as the input falls, so u counts how far the input has come down from the supply. Both run from 0 to 1 during a transition. Define the normalized device constants</w:t>
       </w:r>
     </w:p>
     <w:p>
@@ -3609,6 +4669,31 @@
           </m:d>
         </m:oMath>
       </m:oMathPara>
+    </w:p>
+    <w:p>
+      <w:pPr>
+        <w:pStyle w:val="FirstParagraph"/>
+      </w:pPr>
+      <w:r>
+        <w:t xml:space="preserve">A note on </w:t>
+      </w:r>
+      <m:oMath>
+        <m:sSub>
+          <m:e>
+            <m:r>
+              <m:t xml:space="preserve">v</m:t>
+            </m:r>
+          </m:e>
+          <m:sub>
+            <m:r>
+              <m:t xml:space="preserve">t</m:t>
+            </m:r>
+          </m:sub>
+        </m:sSub>
+      </m:oMath>
+      <w:r>
+        <w:t xml:space="preserve">, because the symbol changes meaning. In (9) it is the device threshold as a fraction of the supply, 0.14–0.33 for the devices of Table III. From Section II-I onward it is the threshold of a modeled stage, fitted to the file and then calibrated, and its fitted values (0.03–0.53 across the test buffers) are not device thresholds. The same symbol is kept because it plays the same role in (19).</w:t>
+      </w:r>
     </w:p>
     <w:p>
       <w:pPr>
@@ -7050,7 +8135,7 @@
         <w:drawing>
           <wp:inline distT="0" distB="0" distL="0" distR="0">
             <wp:extent cx="5852160" cy="2716923"/>
-            <wp:docPr id="102" name="Figure 2"/>
+            <wp:docPr id="103" name="Figure 3"/>
             <wp:cNvGraphicFramePr>
               <a:graphicFrameLocks noChangeAspect="1"/>
             </wp:cNvGraphicFramePr>
@@ -7058,11 +8143,11 @@
               <a:graphicData uri="http://schemas.openxmlformats.org/drawingml/2006/picture">
                 <pic:pic>
                   <pic:nvPicPr>
-                    <pic:cNvPr id="102" name="fig2.png"/>
+                    <pic:cNvPr id="103" name="fig3.png"/>
                     <pic:cNvPicPr/>
                   </pic:nvPicPr>
                   <pic:blipFill>
-                    <a:blip r:embed="rIdFig2"/>
+                    <a:blip r:embed="rIdFig3"/>
                     <a:stretch>
                       <a:fillRect/>
                     </a:stretch>
@@ -7088,7 +8173,7 @@
         <w:pStyle w:val="ImageCaption"/>
       </w:pPr>
       <w:r>
-        <w:t xml:space="preserve">Fig. 2. The stage law (19). (a) Gate factor </w:t>
+        <w:t xml:space="preserve">Fig. 3. The stage law (19). (a) Gate factor </w:t>
       </w:r>
       <m:oMath>
         <m:r>
@@ -7364,7 +8449,7 @@
         </m:sSub>
       </m:oMath>
       <w:r>
-        <w:t xml:space="preserve"> of Table II is 0.34–0.57; and [1] uses 0.5–0.55. In the pad-level tests of Section II-L it is fixed at 0.45 on ten of the twelve buffers; on inv_chain and io_buf it was instead fitted to the file together with the other stage parameters. Section II-J shows why the file constrains it only weakly. The default </w:t>
+        <w:t xml:space="preserve"> of Table III is 0.34–0.57; and [1] uses 0.5–0.55. In the pad-level tests of Section II-L it is fixed at 0.45 on ten of the twelve buffers; on inv_chain and io_buf it was instead fitted to the file together with the other stage parameters. Section II-J shows why the file constrains it only weakly. The default </w:t>
       </w:r>
       <m:oMath>
         <m:r>
@@ -7578,7 +8663,16 @@
         <w:pStyle w:val="FirstParagraph"/>
       </w:pPr>
       <w:r>
-        <w:t xml:space="preserve">Equation (19) describes one predriver stage. Sections II-G to II-L turn it into a model of a complete output buffer and verify it. The argument has six steps, one per section:</w:t>
+        <w:t xml:space="preserve">Equation (19) describes one predriver stage. Sections II-G to II-L turn it into a model of a complete output buffer and verify it. The argument has six parts, one per section; the numbered </w:t>
+      </w:r>
+      <w:r>
+        <w:rPr>
+          <w:i/>
+        </w:rPr>
+        <w:t xml:space="preserve">steps</w:t>
+      </w:r>
+      <w:r>
+        <w:t xml:space="preserve"> of the procedure are those of Table IV:</w:t>
       </w:r>
     </w:p>
     <w:p>
@@ -7660,7 +8754,7 @@
         </m:r>
       </m:oMath>
       <w:r>
-        <w:t xml:space="preserve"> that the file already contains (Section II-I); (iv) that fit is shown to leave the stage count, the stage threshold and the map shape undetermined (Section II-J); (v) one stressed pad measurement calibrates the threshold and selects among a small set of candidates (Section II-K); (vi) the model is verified at the internal gate node and at the pad (Section II-L). Fig. 3 shows the signal path and Table III the procedure.</w:t>
+        <w:t xml:space="preserve"> that the file already contains (Section II-I); (iv) that fit is shown to leave the stage count, the stage threshold and the map shape undetermined (Section II-J); (v) one stressed pad measurement calibrates the threshold and selects among a small set of candidates (Section II-K); (vi) the model is verified at the internal gate node and at the pad (Section II-L). Fig. 4 shows the signal path and Table IV the procedure.</w:t>
       </w:r>
     </w:p>
     <w:p>
@@ -7672,7 +8766,7 @@
         <w:drawing>
           <wp:inline distT="0" distB="0" distL="0" distR="0">
             <wp:extent cx="5760720" cy="2304288"/>
-            <wp:docPr id="103" name="Figure 3"/>
+            <wp:docPr id="104" name="Figure 4"/>
             <wp:cNvGraphicFramePr>
               <a:graphicFrameLocks noChangeAspect="1"/>
             </wp:cNvGraphicFramePr>
@@ -7680,11 +8774,11 @@
               <a:graphicData uri="http://schemas.openxmlformats.org/drawingml/2006/picture">
                 <pic:pic>
                   <pic:nvPicPr>
-                    <pic:cNvPr id="103" name="fig3.png"/>
+                    <pic:cNvPr id="104" name="fig4.png"/>
                     <pic:cNvPicPr/>
                   </pic:nvPicPr>
                   <pic:blipFill>
-                    <a:blip r:embed="rIdFig3"/>
+                    <a:blip r:embed="rIdFig4"/>
                     <a:stretch>
                       <a:fillRect/>
                     </a:stretch>
@@ -7710,7 +8804,7 @@
         <w:pStyle w:val="ImageCaption"/>
       </w:pPr>
       <w:r>
-        <w:t xml:space="preserve">Fig. 3. Signal path of the model. The blocks added by the proposed method replace the way the conducting fractions </w:t>
+        <w:t xml:space="preserve">Fig. 4. Signal path of the model. The blocks added by the proposed method replace the way the conducting fractions </w:t>
       </w:r>
       <m:oMath>
         <m:sSub>
@@ -7808,7 +8902,7 @@
         <w:pStyle w:val="TableCaption"/>
       </w:pPr>
       <w:r>
-        <w:t xml:space="preserve">Table III: The procedure. </w:t>
+        <w:t xml:space="preserve">Table IV: The procedure. </w:t>
       </w:r>
       <m:oMath>
         <m:r>
@@ -8552,7 +9646,7 @@
         <w:pStyle w:val="TableCaption"/>
       </w:pPr>
       <w:r>
-        <w:t xml:space="preserve">Table IV: Inputs of the model and their origin</w:t>
+        <w:t xml:space="preserve">Table V: Inputs of the model and their origin</w:t>
       </w:r>
     </w:p>
     <w:tbl>
@@ -9666,7 +10760,7 @@
         <w:pStyle w:val="BodyText"/>
       </w:pPr>
       <w:r>
-        <w:t xml:space="preserve">Fig. 4 shows what the chain does. For a full transition every stage completes its swing and the chain contributes only a delay and an edge shape. For a pulse shorter than the chain's own delay, the input reverses while the later stages are still rising: each stage turns back before reaching its rail, and the gate reaches only part of its swing (0.74 in Fig. 4(b)). Because a stage delivers no current until its input passes </w:t>
+        <w:t xml:space="preserve">Fig. 5 shows what the chain does. For a full transition every stage completes its swing and the chain contributes only a delay and an edge shape. For a pulse shorter than the chain's own delay, the input reverses while the later stages are still rising: each stage turns back before reaching its rail, and the gate reaches only part of its swing (0.74 in Fig. 5(b)). Because a stage delivers no current until its input passes </w:t>
       </w:r>
       <m:oMath>
         <m:sSub>
@@ -9712,1164 +10806,6 @@
         <w:drawing>
           <wp:inline distT="0" distB="0" distL="0" distR="0">
             <wp:extent cx="5486400" cy="3323530"/>
-            <wp:docPr id="104" name="Figure 4"/>
-            <wp:cNvGraphicFramePr>
-              <a:graphicFrameLocks noChangeAspect="1"/>
-            </wp:cNvGraphicFramePr>
-            <a:graphic>
-              <a:graphicData uri="http://schemas.openxmlformats.org/drawingml/2006/picture">
-                <pic:pic>
-                  <pic:nvPicPr>
-                    <pic:cNvPr id="104" name="fig4.png"/>
-                    <pic:cNvPicPr/>
-                  </pic:nvPicPr>
-                  <pic:blipFill>
-                    <a:blip r:embed="rIdFig4"/>
-                    <a:stretch>
-                      <a:fillRect/>
-                    </a:stretch>
-                  </pic:blipFill>
-                  <pic:spPr>
-                    <a:xfrm>
-                      <a:off x="0" y="0"/>
-                      <a:ext cx="5486400" cy="3323530"/>
-                    </a:xfrm>
-                    <a:prstGeom prst="rect">
-                      <a:avLst/>
-                    </a:prstGeom>
-                  </pic:spPr>
-                </pic:pic>
-              </a:graphicData>
-            </a:graphic>
-          </wp:inline>
-        </w:drawing>
-      </w:r>
-    </w:p>
-    <w:p>
-      <w:pPr>
-        <w:pStyle w:val="ImageCaption"/>
-      </w:pPr>
-      <w:r>
-        <w:t xml:space="preserve">Fig. 4. One chain, two inputs (ex2: </w:t>
-      </w:r>
-      <m:oMath>
-        <m:r>
-          <m:t xml:space="preserve">K</m:t>
-        </m:r>
-        <m:r>
-          <m:rPr>
-            <m:sty m:val="p"/>
-          </m:rPr>
-          <m:t xml:space="preserve">=</m:t>
-        </m:r>
-        <m:r>
-          <m:rPr>
-            <m:sty m:val="p"/>
-          </m:rPr>
-          <m:t xml:space="preserve">3</m:t>
-        </m:r>
-      </m:oMath>
-      <w:r>
-        <w:t xml:space="preserve">, </w:t>
-      </w:r>
-      <m:oMath>
-        <m:sSub>
-          <m:e>
-            <m:r>
-              <m:t xml:space="preserve">s</m:t>
-            </m:r>
-          </m:e>
-          <m:sub>
-            <m:r>
-              <m:t xml:space="preserve">u</m:t>
-            </m:r>
-            <m:r>
-              <m:t xml:space="preserve">p</m:t>
-            </m:r>
-          </m:sub>
-        </m:sSub>
-        <m:r>
-          <m:rPr>
-            <m:sty m:val="p"/>
-          </m:rPr>
-          <m:t xml:space="preserve">=</m:t>
-        </m:r>
-        <m:r>
-          <m:rPr>
-            <m:sty m:val="p"/>
-          </m:rPr>
-          <m:t xml:space="preserve">2</m:t>
-        </m:r>
-        <m:r>
-          <m:rPr>
-            <m:sty m:val="p"/>
-          </m:rPr>
-          <m:t xml:space="preserve">.</m:t>
-        </m:r>
-        <m:r>
-          <m:rPr>
-            <m:sty m:val="p"/>
-          </m:rPr>
-          <m:t xml:space="preserve">1</m:t>
-        </m:r>
-        <m:r>
-          <m:rPr>
-            <m:sty m:val="p"/>
-          </m:rPr>
-          <m:t xml:space="preserve">9</m:t>
-        </m:r>
-      </m:oMath>
-      <w:r>
-        <w:t xml:space="preserve">/ns, </w:t>
-      </w:r>
-      <m:oMath>
-        <m:sSub>
-          <m:e>
-            <m:r>
-              <m:t xml:space="preserve">s</m:t>
-            </m:r>
-          </m:e>
-          <m:sub>
-            <m:r>
-              <m:t xml:space="preserve">d</m:t>
-            </m:r>
-            <m:r>
-              <m:t xml:space="preserve">n</m:t>
-            </m:r>
-          </m:sub>
-        </m:sSub>
-        <m:r>
-          <m:rPr>
-            <m:sty m:val="p"/>
-          </m:rPr>
-          <m:t xml:space="preserve">=</m:t>
-        </m:r>
-        <m:r>
-          <m:rPr>
-            <m:sty m:val="p"/>
-          </m:rPr>
-          <m:t xml:space="preserve">2</m:t>
-        </m:r>
-        <m:r>
-          <m:rPr>
-            <m:sty m:val="p"/>
-          </m:rPr>
-          <m:t xml:space="preserve">.</m:t>
-        </m:r>
-        <m:r>
-          <m:rPr>
-            <m:sty m:val="p"/>
-          </m:rPr>
-          <m:t xml:space="preserve">1</m:t>
-        </m:r>
-        <m:r>
-          <m:rPr>
-            <m:sty m:val="p"/>
-          </m:rPr>
-          <m:t xml:space="preserve">2</m:t>
-        </m:r>
-      </m:oMath>
-      <w:r>
-        <w:t xml:space="preserve">/ns, </w:t>
-      </w:r>
-      <m:oMath>
-        <m:sSub>
-          <m:e>
-            <m:r>
-              <m:t xml:space="preserve">v</m:t>
-            </m:r>
-          </m:e>
-          <m:sub>
-            <m:r>
-              <m:t xml:space="preserve">t</m:t>
-            </m:r>
-          </m:sub>
-        </m:sSub>
-        <m:r>
-          <m:rPr>
-            <m:sty m:val="p"/>
-          </m:rPr>
-          <m:t xml:space="preserve">=</m:t>
-        </m:r>
-        <m:r>
-          <m:rPr>
-            <m:sty m:val="p"/>
-          </m:rPr>
-          <m:t xml:space="preserve">0</m:t>
-        </m:r>
-        <m:r>
-          <m:rPr>
-            <m:sty m:val="p"/>
-          </m:rPr>
-          <m:t xml:space="preserve">.</m:t>
-        </m:r>
-        <m:r>
-          <m:rPr>
-            <m:sty m:val="p"/>
-          </m:rPr>
-          <m:t xml:space="preserve">4</m:t>
-        </m:r>
-        <m:r>
-          <m:rPr>
-            <m:sty m:val="p"/>
-          </m:rPr>
-          <m:t xml:space="preserve">8</m:t>
-        </m:r>
-        <m:r>
-          <m:rPr>
-            <m:sty m:val="p"/>
-          </m:rPr>
-          <m:t xml:space="preserve">7</m:t>
-        </m:r>
-      </m:oMath>
-      <w:r>
-        <w:t xml:space="preserve">, </w:t>
-      </w:r>
-      <m:oMath>
-        <m:sSub>
-          <m:e>
-            <m:r>
-              <m:t xml:space="preserve">x</m:t>
-            </m:r>
-          </m:e>
-          <m:sub>
-            <m:r>
-              <m:t xml:space="preserve">l</m:t>
-            </m:r>
-            <m:r>
-              <m:t xml:space="preserve">i</m:t>
-            </m:r>
-            <m:r>
-              <m:t xml:space="preserve">n</m:t>
-            </m:r>
-          </m:sub>
-        </m:sSub>
-        <m:r>
-          <m:rPr>
-            <m:sty m:val="p"/>
-          </m:rPr>
-          <m:t xml:space="preserve">=</m:t>
-        </m:r>
-        <m:r>
-          <m:rPr>
-            <m:sty m:val="p"/>
-          </m:rPr>
-          <m:t xml:space="preserve">0</m:t>
-        </m:r>
-        <m:r>
-          <m:rPr>
-            <m:sty m:val="p"/>
-          </m:rPr>
-          <m:t xml:space="preserve">.</m:t>
-        </m:r>
-        <m:r>
-          <m:rPr>
-            <m:sty m:val="p"/>
-          </m:rPr>
-          <m:t xml:space="preserve">4</m:t>
-        </m:r>
-        <m:r>
-          <m:rPr>
-            <m:sty m:val="p"/>
-          </m:rPr>
-          <m:t xml:space="preserve">5</m:t>
-        </m:r>
-      </m:oMath>
-      <w:r>
-        <w:t xml:space="preserve">). Top: the stage nodes of (19)–(21). Bottom: the conducting fraction obtained from the gate through the map (22), normalized. (a) Full transition. (b) An 810 ps input pulse: the gate turns back at 0.74 of its swing and </w:t>
-      </w:r>
-      <m:oMath>
-        <m:sSub>
-          <m:e>
-            <m:r>
-              <m:t xml:space="preserve">K</m:t>
-            </m:r>
-          </m:e>
-          <m:sub>
-            <m:r>
-              <m:t xml:space="preserve">u</m:t>
-            </m:r>
-          </m:sub>
-        </m:sSub>
-      </m:oMath>
-      <w:r>
-        <w:t xml:space="preserve"> reaches 0.56.</w:t>
-      </w:r>
-    </w:p>
-    <w:p>
-      <w:pPr>
-        <w:pStyle w:val="BodyText"/>
-      </w:pPr>
-      <w:r>
-        <w:t xml:space="preserve">For the fits of Sections II-I and II-L, (19)–(21) are integrated with Heun's method (second-order Runge–Kutta) at 1 ps steps, each state limited to </w:t>
-      </w:r>
-      <m:oMath>
-        <m:r>
-          <m:rPr>
-            <m:sty m:val="p"/>
-          </m:rPr>
-          <m:t xml:space="preserve">[</m:t>
-        </m:r>
-        <m:r>
-          <m:rPr>
-            <m:sty m:val="p"/>
-          </m:rPr>
-          <m:t xml:space="preserve">−</m:t>
-        </m:r>
-        <m:r>
-          <m:rPr>
-            <m:sty m:val="p"/>
-          </m:rPr>
-          <m:t xml:space="preserve">0</m:t>
-        </m:r>
-        <m:r>
-          <m:rPr>
-            <m:sty m:val="p"/>
-          </m:rPr>
-          <m:t xml:space="preserve">.</m:t>
-        </m:r>
-        <m:r>
-          <m:rPr>
-            <m:sty m:val="p"/>
-          </m:rPr>
-          <m:t xml:space="preserve">0</m:t>
-        </m:r>
-        <m:r>
-          <m:rPr>
-            <m:sty m:val="p"/>
-          </m:rPr>
-          <m:t xml:space="preserve">5</m:t>
-        </m:r>
-        <m:r>
-          <m:rPr>
-            <m:sty m:val="p"/>
-          </m:rPr>
-          <m:t xml:space="preserve">,</m:t>
-        </m:r>
-        <m:r>
-          <m:rPr>
-            <m:sty m:val="p"/>
-          </m:rPr>
-          <m:t xml:space="preserve">1</m:t>
-        </m:r>
-        <m:r>
-          <m:rPr>
-            <m:sty m:val="p"/>
-          </m:rPr>
-          <m:t xml:space="preserve">.</m:t>
-        </m:r>
-        <m:r>
-          <m:rPr>
-            <m:sty m:val="p"/>
-          </m:rPr>
-          <m:t xml:space="preserve">0</m:t>
-        </m:r>
-        <m:r>
-          <m:rPr>
-            <m:sty m:val="p"/>
-          </m:rPr>
-          <m:t xml:space="preserve">5</m:t>
-        </m:r>
-        <m:r>
-          <m:rPr>
-            <m:sty m:val="p"/>
-          </m:rPr>
-          <m:t xml:space="preserve">]</m:t>
-        </m:r>
-      </m:oMath>
-      <w:r>
-        <w:t xml:space="preserve">. Explicit Euler at 2 ps was found to be inadequate for the fastest stages (time constants near 20 ps): it passed a 119 ps pulse that the same chain extinguished in ngspice, whereas Heun agrees with ngspice. In the circuit model each stage is a behavioral current source charging an explicit capacitor </w:t>
-      </w:r>
-      <m:oMath>
-        <m:sSub>
-          <m:e>
-            <m:r>
-              <m:t xml:space="preserve">C</m:t>
-            </m:r>
-          </m:e>
-          <m:sub>
-            <m:r>
-              <m:t xml:space="preserve">g</m:t>
-            </m:r>
-          </m:sub>
-        </m:sSub>
-      </m:oMath>
-      <w:r>
-        <w:t xml:space="preserve">, so that </w:t>
-      </w:r>
-      <m:oMath>
-        <m:sSub>
-          <m:e>
-            <m:r>
-              <m:t xml:space="preserve">v</m:t>
-            </m:r>
-          </m:e>
-          <m:sub>
-            <m:r>
-              <m:t xml:space="preserve">k</m:t>
-            </m:r>
-          </m:sub>
-        </m:sSub>
-      </m:oMath>
-      <w:r>
-        <w:t xml:space="preserve"> is a circuit node:</w:t>
-      </w:r>
-    </w:p>
-    <w:p>
-      <w:pPr>
-        <w:pStyle w:val="BodyText"/>
-      </w:pPr>
-      <m:oMathPara>
-        <m:oMathParaPr>
-          <m:jc m:val="center"/>
-        </m:oMathParaPr>
-        <m:oMath>
-          <m:sSub>
-            <m:e>
-              <m:r>
-                <m:t xml:space="preserve">C</m:t>
-              </m:r>
-            </m:e>
-            <m:sub>
-              <m:r>
-                <m:t xml:space="preserve">g</m:t>
-              </m:r>
-            </m:sub>
-          </m:sSub>
-          <m:f>
-            <m:num>
-              <m:r>
-                <m:t xml:space="preserve">d</m:t>
-              </m:r>
-              <m:sSub>
-                <m:e>
-                  <m:r>
-                    <m:t xml:space="preserve">v</m:t>
-                  </m:r>
-                </m:e>
-                <m:sub>
-                  <m:r>
-                    <m:t xml:space="preserve">k</m:t>
-                  </m:r>
-                </m:sub>
-              </m:sSub>
-            </m:num>
-            <m:den>
-              <m:r>
-                <m:t xml:space="preserve">d</m:t>
-              </m:r>
-              <m:r>
-                <m:t xml:space="preserve">t</m:t>
-              </m:r>
-            </m:den>
-          </m:f>
-          <m:r>
-            <m:rPr>
-              <m:sty m:val="p"/>
-            </m:rPr>
-            <m:t xml:space="preserve">=</m:t>
-          </m:r>
-          <m:sSub>
-            <m:e>
-              <m:r>
-                <m:t xml:space="preserve">C</m:t>
-              </m:r>
-            </m:e>
-            <m:sub>
-              <m:r>
-                <m:t xml:space="preserve">g</m:t>
-              </m:r>
-            </m:sub>
-          </m:sSub>
-          <m:r>
-            <m:t xml:space="preserve">⋅</m:t>
-          </m:r>
-          <m:r>
-            <m:rPr>
-              <m:sty m:val="p"/>
-            </m:rPr>
-            <m:t xml:space="preserve">1</m:t>
-          </m:r>
-          <m:sSup>
-            <m:e>
-              <m:r>
-                <m:rPr>
-                  <m:sty m:val="p"/>
-                </m:rPr>
-                <m:t xml:space="preserve">0</m:t>
-              </m:r>
-            </m:e>
-            <m:sup>
-              <m:r>
-                <m:rPr>
-                  <m:sty m:val="p"/>
-                </m:rPr>
-                <m:t xml:space="preserve">9</m:t>
-              </m:r>
-            </m:sup>
-          </m:sSup>
-          <m:d>
-            <m:dPr>
-              <m:begChr m:val="["/>
-              <m:endChr m:val="]"/>
-              <m:grow/>
-            </m:dPr>
-            <m:e>
-              <m:sSub>
-                <m:e>
-                  <m:r>
-                    <m:t xml:space="preserve">s</m:t>
-                  </m:r>
-                </m:e>
-                <m:sub>
-                  <m:r>
-                    <m:t xml:space="preserve">u</m:t>
-                  </m:r>
-                  <m:r>
-                    <m:t xml:space="preserve">p</m:t>
-                  </m:r>
-                </m:sub>
-              </m:sSub>
-              <m:r>
-                <m:rPr>
-                  <m:sty m:val="p"/>
-                </m:rPr>
-                <m:t xml:space="preserve"> </m:t>
-              </m:r>
-              <m:r>
-                <m:t xml:space="preserve">h</m:t>
-              </m:r>
-              <m:r>
-                <m:rPr>
-                  <m:sty m:val="p"/>
-                </m:rPr>
-                <m:t xml:space="preserve">(</m:t>
-              </m:r>
-              <m:sSub>
-                <m:e>
-                  <m:r>
-                    <m:t xml:space="preserve">v</m:t>
-                  </m:r>
-                </m:e>
-                <m:sub>
-                  <m:r>
-                    <m:t xml:space="preserve">k</m:t>
-                  </m:r>
-                  <m:r>
-                    <m:rPr>
-                      <m:sty m:val="p"/>
-                    </m:rPr>
-                    <m:t xml:space="preserve">−</m:t>
-                  </m:r>
-                  <m:r>
-                    <m:rPr>
-                      <m:sty m:val="p"/>
-                    </m:rPr>
-                    <m:t xml:space="preserve">1</m:t>
-                  </m:r>
-                </m:sub>
-              </m:sSub>
-              <m:r>
-                <m:rPr>
-                  <m:sty m:val="p"/>
-                </m:rPr>
-                <m:t xml:space="preserve">)</m:t>
-              </m:r>
-              <m:r>
-                <m:rPr>
-                  <m:sty m:val="p"/>
-                </m:rPr>
-                <m:t xml:space="preserve"> </m:t>
-              </m:r>
-              <m:r>
-                <m:t xml:space="preserve">r</m:t>
-              </m:r>
-              <m:r>
-                <m:rPr>
-                  <m:sty m:val="p"/>
-                </m:rPr>
-                <m:t xml:space="preserve">(</m:t>
-              </m:r>
-              <m:r>
-                <m:rPr>
-                  <m:sty m:val="p"/>
-                </m:rPr>
-                <m:t xml:space="preserve">1</m:t>
-              </m:r>
-              <m:r>
-                <m:rPr>
-                  <m:sty m:val="p"/>
-                </m:rPr>
-                <m:t xml:space="preserve">−</m:t>
-              </m:r>
-              <m:sSub>
-                <m:e>
-                  <m:r>
-                    <m:t xml:space="preserve">v</m:t>
-                  </m:r>
-                </m:e>
-                <m:sub>
-                  <m:r>
-                    <m:t xml:space="preserve">k</m:t>
-                  </m:r>
-                </m:sub>
-              </m:sSub>
-              <m:r>
-                <m:rPr>
-                  <m:sty m:val="p"/>
-                </m:rPr>
-                <m:t xml:space="preserve">)</m:t>
-              </m:r>
-              <m:r>
-                <m:rPr>
-                  <m:sty m:val="p"/>
-                </m:rPr>
-                <m:t xml:space="preserve">−</m:t>
-              </m:r>
-              <m:sSub>
-                <m:e>
-                  <m:r>
-                    <m:t xml:space="preserve">s</m:t>
-                  </m:r>
-                </m:e>
-                <m:sub>
-                  <m:r>
-                    <m:t xml:space="preserve">d</m:t>
-                  </m:r>
-                  <m:r>
-                    <m:t xml:space="preserve">n</m:t>
-                  </m:r>
-                </m:sub>
-              </m:sSub>
-              <m:r>
-                <m:rPr>
-                  <m:sty m:val="p"/>
-                </m:rPr>
-                <m:t xml:space="preserve"> </m:t>
-              </m:r>
-              <m:r>
-                <m:t xml:space="preserve">h</m:t>
-              </m:r>
-              <m:r>
-                <m:rPr>
-                  <m:sty m:val="p"/>
-                </m:rPr>
-                <m:t xml:space="preserve">(</m:t>
-              </m:r>
-              <m:r>
-                <m:rPr>
-                  <m:sty m:val="p"/>
-                </m:rPr>
-                <m:t xml:space="preserve">1</m:t>
-              </m:r>
-              <m:r>
-                <m:rPr>
-                  <m:sty m:val="p"/>
-                </m:rPr>
-                <m:t xml:space="preserve">−</m:t>
-              </m:r>
-              <m:sSub>
-                <m:e>
-                  <m:r>
-                    <m:t xml:space="preserve">v</m:t>
-                  </m:r>
-                </m:e>
-                <m:sub>
-                  <m:r>
-                    <m:t xml:space="preserve">k</m:t>
-                  </m:r>
-                  <m:r>
-                    <m:rPr>
-                      <m:sty m:val="p"/>
-                    </m:rPr>
-                    <m:t xml:space="preserve">−</m:t>
-                  </m:r>
-                  <m:r>
-                    <m:rPr>
-                      <m:sty m:val="p"/>
-                    </m:rPr>
-                    <m:t xml:space="preserve">1</m:t>
-                  </m:r>
-                </m:sub>
-              </m:sSub>
-              <m:r>
-                <m:rPr>
-                  <m:sty m:val="p"/>
-                </m:rPr>
-                <m:t xml:space="preserve">)</m:t>
-              </m:r>
-              <m:r>
-                <m:rPr>
-                  <m:sty m:val="p"/>
-                </m:rPr>
-                <m:t xml:space="preserve"> </m:t>
-              </m:r>
-              <m:r>
-                <m:t xml:space="preserve">r</m:t>
-              </m:r>
-              <m:r>
-                <m:rPr>
-                  <m:sty m:val="p"/>
-                </m:rPr>
-                <m:t xml:space="preserve">(</m:t>
-              </m:r>
-              <m:sSub>
-                <m:e>
-                  <m:r>
-                    <m:t xml:space="preserve">v</m:t>
-                  </m:r>
-                </m:e>
-                <m:sub>
-                  <m:r>
-                    <m:t xml:space="preserve">k</m:t>
-                  </m:r>
-                </m:sub>
-              </m:sSub>
-              <m:r>
-                <m:rPr>
-                  <m:sty m:val="p"/>
-                </m:rPr>
-                <m:t xml:space="preserve">)</m:t>
-              </m:r>
-            </m:e>
-          </m:d>
-        </m:oMath>
-      </m:oMathPara>
-    </w:p>
-    <w:p>
-      <w:pPr>
-        <w:pStyle w:val="FirstParagraph"/>
-      </w:pPr>
-      <w:r>
-        <w:t xml:space="preserve">with the rates in swings per nanosecond; </w:t>
-      </w:r>
-      <m:oMath>
-        <m:sSub>
-          <m:e>
-            <m:r>
-              <m:t xml:space="preserve">C</m:t>
-            </m:r>
-          </m:e>
-          <m:sub>
-            <m:r>
-              <m:t xml:space="preserve">g</m:t>
-            </m:r>
-          </m:sub>
-        </m:sSub>
-      </m:oMath>
-      <w:r>
-        <w:t xml:space="preserve"> cancels and its value is immaterial.</w:t>
-      </w:r>
-    </w:p>
-    <w:p>
-      <w:pPr>
-        <w:pStyle w:val="Heading2"/>
-      </w:pPr>
-      <w:r>
-        <w:t xml:space="preserve">H. The map: from the gate to the conducting fraction and the pad</w:t>
-      </w:r>
-    </w:p>
-    <w:p>
-      <w:pPr>
-        <w:pStyle w:val="FirstParagraph"/>
-      </w:pPr>
-      <w:r>
-        <w:t xml:space="preserve">The stage law produces the gate trajectory </w:t>
-      </w:r>
-      <m:oMath>
-        <m:sSub>
-          <m:e>
-            <m:r>
-              <m:t xml:space="preserve">G</m:t>
-            </m:r>
-          </m:e>
-          <m:sub>
-            <m:r>
-              <m:t xml:space="preserve">U</m:t>
-            </m:r>
-            <m:r>
-              <m:t xml:space="preserve">P</m:t>
-            </m:r>
-          </m:sub>
-        </m:sSub>
-        <m:r>
-          <m:rPr>
-            <m:sty m:val="p"/>
-          </m:rPr>
-          <m:t xml:space="preserve">(</m:t>
-        </m:r>
-        <m:r>
-          <m:t xml:space="preserve">t</m:t>
-        </m:r>
-        <m:r>
-          <m:rPr>
-            <m:sty m:val="p"/>
-          </m:rPr>
-          <m:t xml:space="preserve">)</m:t>
-        </m:r>
-      </m:oMath>
-      <w:r>
-        <w:t xml:space="preserve"> and nothing else; it makes no statement about the output current. An IBIS-based driver model, on the other hand, needs at each instant the fraction </w:t>
-      </w:r>
-      <m:oMath>
-        <m:sSub>
-          <m:e>
-            <m:r>
-              <m:t xml:space="preserve">K</m:t>
-            </m:r>
-          </m:e>
-          <m:sub>
-            <m:r>
-              <m:t xml:space="preserve">u</m:t>
-            </m:r>
-          </m:sub>
-        </m:sSub>
-      </m:oMath>
-      <w:r>
-        <w:t xml:space="preserve"> of the pull-up I–V table that is conducting, and the fraction </w:t>
-      </w:r>
-      <m:oMath>
-        <m:sSub>
-          <m:e>
-            <m:r>
-              <m:t xml:space="preserve">K</m:t>
-            </m:r>
-          </m:e>
-          <m:sub>
-            <m:r>
-              <m:t xml:space="preserve">d</m:t>
-            </m:r>
-          </m:sub>
-        </m:sSub>
-      </m:oMath>
-      <w:r>
-        <w:t xml:space="preserve"> of the pull-down table. A second relation, separate from the stage law, connects the two. It is called the map here.</w:t>
-      </w:r>
-    </w:p>
-    <w:p>
-      <w:pPr>
-        <w:pStyle w:val="Heading3"/>
-      </w:pPr>
-      <w:r>
-        <w:t xml:space="preserve">1) What the map is</w:t>
-      </w:r>
-    </w:p>
-    <w:p>
-      <w:pPr>
-        <w:pStyle w:val="FirstParagraph"/>
-      </w:pPr>
-      <w:r>
-        <w:t xml:space="preserve">The pull-up table of the file is the current of the output transistor against pad voltage with its gate fully on. With the gate only partly on, the transistor delivers less, and the reduction is taken to be one multiplier at every pad voltage, which is the assumption any </w:t>
-      </w:r>
-      <m:oMath>
-        <m:sSub>
-          <m:e>
-            <m:r>
-              <m:t xml:space="preserve">K</m:t>
-            </m:r>
-          </m:e>
-          <m:sub>
-            <m:r>
-              <m:t xml:space="preserve">u</m:t>
-            </m:r>
-          </m:sub>
-        </m:sSub>
-      </m:oMath>
-      <w:r>
-        <w:t xml:space="preserve">-based IBIS model already makes:</w:t>
-      </w:r>
-    </w:p>
-    <w:p>
-      <w:pPr>
-        <w:pStyle w:val="BodyText"/>
-      </w:pPr>
-      <m:oMathPara>
-        <m:oMathParaPr>
-          <m:jc m:val="center"/>
-        </m:oMathParaPr>
-        <m:oMath>
-          <m:r>
-            <m:t xml:space="preserve">I</m:t>
-          </m:r>
-          <m:r>
-            <m:rPr>
-              <m:sty m:val="p"/>
-            </m:rPr>
-            <m:t xml:space="preserve">(</m:t>
-          </m:r>
-          <m:sSub>
-            <m:e>
-              <m:r>
-                <m:t xml:space="preserve">V</m:t>
-              </m:r>
-            </m:e>
-            <m:sub>
-              <m:r>
-                <m:t xml:space="preserve">p</m:t>
-              </m:r>
-              <m:r>
-                <m:t xml:space="preserve">a</m:t>
-              </m:r>
-              <m:r>
-                <m:t xml:space="preserve">d</m:t>
-              </m:r>
-            </m:sub>
-          </m:sSub>
-          <m:r>
-            <m:rPr>
-              <m:sty m:val="p"/>
-            </m:rPr>
-            <m:t xml:space="preserve">,</m:t>
-          </m:r>
-          <m:r>
-            <m:t xml:space="preserve">g</m:t>
-          </m:r>
-          <m:r>
-            <m:rPr>
-              <m:sty m:val="p"/>
-            </m:rPr>
-            <m:t xml:space="preserve">)</m:t>
-          </m:r>
-          <m:r>
-            <m:rPr>
-              <m:sty m:val="p"/>
-            </m:rPr>
-            <m:t xml:space="preserve">=</m:t>
-          </m:r>
-          <m:sSub>
-            <m:e>
-              <m:r>
-                <m:t xml:space="preserve">K</m:t>
-              </m:r>
-            </m:e>
-            <m:sub>
-              <m:r>
-                <m:t xml:space="preserve">u</m:t>
-              </m:r>
-            </m:sub>
-          </m:sSub>
-          <m:r>
-            <m:rPr>
-              <m:sty m:val="p"/>
-            </m:rPr>
-            <m:t xml:space="preserve">(</m:t>
-          </m:r>
-          <m:r>
-            <m:t xml:space="preserve">g</m:t>
-          </m:r>
-          <m:r>
-            <m:rPr>
-              <m:sty m:val="p"/>
-            </m:rPr>
-            <m:t xml:space="preserve">)</m:t>
-          </m:r>
-          <m:r>
-            <m:rPr>
-              <m:sty m:val="p"/>
-            </m:rPr>
-            <m:t xml:space="preserve"> </m:t>
-          </m:r>
-          <m:sSub>
-            <m:e>
-              <m:r>
-                <m:t xml:space="preserve">I</m:t>
-              </m:r>
-            </m:e>
-            <m:sub>
-              <m:r>
-                <m:t xml:space="preserve">P</m:t>
-              </m:r>
-              <m:r>
-                <m:t xml:space="preserve">U</m:t>
-              </m:r>
-            </m:sub>
-          </m:sSub>
-          <m:r>
-            <m:rPr>
-              <m:sty m:val="p"/>
-            </m:rPr>
-            <m:t xml:space="preserve">(</m:t>
-          </m:r>
-          <m:sSub>
-            <m:e>
-              <m:r>
-                <m:t xml:space="preserve">V</m:t>
-              </m:r>
-            </m:e>
-            <m:sub>
-              <m:r>
-                <m:t xml:space="preserve">p</m:t>
-              </m:r>
-              <m:r>
-                <m:t xml:space="preserve">a</m:t>
-              </m:r>
-              <m:r>
-                <m:t xml:space="preserve">d</m:t>
-              </m:r>
-            </m:sub>
-          </m:sSub>
-          <m:r>
-            <m:rPr>
-              <m:sty m:val="p"/>
-            </m:rPr>
-            <m:t xml:space="preserve">)</m:t>
-          </m:r>
-        </m:oMath>
-      </m:oMathPara>
-    </w:p>
-    <w:p>
-      <w:pPr>
-        <w:pStyle w:val="FirstParagraph"/>
-      </w:pPr>
-      <w:r>
-        <w:t xml:space="preserve">Here </w:t>
-      </w:r>
-      <m:oMath>
-        <m:r>
-          <m:t xml:space="preserve">g</m:t>
-        </m:r>
-      </m:oMath>
-      <w:r>
-        <w:t xml:space="preserve"> is the gate of the output transistor on a scale from 0 (device off) to 1 (device fully on); in the model, </w:t>
-      </w:r>
-      <m:oMath>
-        <m:r>
-          <m:t xml:space="preserve">g</m:t>
-        </m:r>
-        <m:r>
-          <m:rPr>
-            <m:sty m:val="p"/>
-          </m:rPr>
-          <m:t xml:space="preserve">=</m:t>
-        </m:r>
-        <m:sSub>
-          <m:e>
-            <m:r>
-              <m:t xml:space="preserve">G</m:t>
-            </m:r>
-          </m:e>
-          <m:sub>
-            <m:r>
-              <m:t xml:space="preserve">U</m:t>
-            </m:r>
-            <m:r>
-              <m:t xml:space="preserve">P</m:t>
-            </m:r>
-          </m:sub>
-        </m:sSub>
-      </m:oMath>
-      <w:r>
-        <w:t xml:space="preserve">, the output of the last stage. The map is the function </w:t>
-      </w:r>
-      <m:oMath>
-        <m:sSub>
-          <m:e>
-            <m:r>
-              <m:t xml:space="preserve">K</m:t>
-            </m:r>
-          </m:e>
-          <m:sub>
-            <m:r>
-              <m:t xml:space="preserve">u</m:t>
-            </m:r>
-          </m:sub>
-        </m:sSub>
-        <m:r>
-          <m:rPr>
-            <m:sty m:val="p"/>
-          </m:rPr>
-          <m:t xml:space="preserve">(</m:t>
-        </m:r>
-        <m:r>
-          <m:t xml:space="preserve">g</m:t>
-        </m:r>
-        <m:r>
-          <m:rPr>
-            <m:sty m:val="p"/>
-          </m:rPr>
-          <m:t xml:space="preserve">)</m:t>
-        </m:r>
-      </m:oMath>
-      <w:r>
-        <w:t xml:space="preserve">: how much of the table conducts when the gate is at level </w:t>
-      </w:r>
-      <m:oMath>
-        <m:r>
-          <m:t xml:space="preserve">g</m:t>
-        </m:r>
-      </m:oMath>
-      <w:r>
-        <w:t xml:space="preserve">. It is a curve against the gate, not against time.</w:t>
-      </w:r>
-    </w:p>
-    <w:p>
-      <w:pPr>
-        <w:pStyle w:val="BodyText"/>
-      </w:pPr>
-      <w:r>
-        <w:t xml:space="preserve">Where the gate node can be probed, this curve can be measured, and no formula is needed. At each instant of a full transition the gate level and the file's </w:t>
-      </w:r>
-      <m:oMath>
-        <m:sSub>
-          <m:e>
-            <m:r>
-              <m:t xml:space="preserve">K</m:t>
-            </m:r>
-          </m:e>
-          <m:sub>
-            <m:r>
-              <m:t xml:space="preserve">u</m:t>
-            </m:r>
-          </m:sub>
-        </m:sSub>
-      </m:oMath>
-      <w:r>
-        <w:t xml:space="preserve"> are read together (Fig. 5(a)); plotting one against the other gives </w:t>
-      </w:r>
-      <m:oMath>
-        <m:sSub>
-          <m:e>
-            <m:r>
-              <m:t xml:space="preserve">K</m:t>
-            </m:r>
-          </m:e>
-          <m:sub>
-            <m:r>
-              <m:t xml:space="preserve">u</m:t>
-            </m:r>
-          </m:sub>
-        </m:sSub>
-      </m:oMath>
-      <w:r>
-        <w:t xml:space="preserve"> as a function of the gate (Fig. 5(b)). On the three buffers where this was done the curve traced while the gate rises coincides with the one traced while it falls, within 0.07–0.11, so </w:t>
-      </w:r>
-      <m:oMath>
-        <m:sSub>
-          <m:e>
-            <m:r>
-              <m:t xml:space="preserve">K</m:t>
-            </m:r>
-          </m:e>
-          <m:sub>
-            <m:r>
-              <m:t xml:space="preserve">u</m:t>
-            </m:r>
-          </m:sub>
-        </m:sSub>
-      </m:oMath>
-      <w:r>
-        <w:t xml:space="preserve"> does depend on the gate alone, without memory.</w:t>
-      </w:r>
-    </w:p>
-    <w:p>
-      <w:pPr>
-        <w:pStyle w:val="CaptionedFigure"/>
-        <w:jc w:val="center"/>
-      </w:pPr>
-      <w:r>
-        <w:drawing>
-          <wp:inline distT="0" distB="0" distL="0" distR="0">
-            <wp:extent cx="5852160" cy="2729614"/>
             <wp:docPr id="105" name="Figure 5"/>
             <wp:cNvGraphicFramePr>
               <a:graphicFrameLocks noChangeAspect="1"/>
@@ -10890,6 +10826,1164 @@
                   <pic:spPr>
                     <a:xfrm>
                       <a:off x="0" y="0"/>
+                      <a:ext cx="5486400" cy="3323530"/>
+                    </a:xfrm>
+                    <a:prstGeom prst="rect">
+                      <a:avLst/>
+                    </a:prstGeom>
+                  </pic:spPr>
+                </pic:pic>
+              </a:graphicData>
+            </a:graphic>
+          </wp:inline>
+        </w:drawing>
+      </w:r>
+    </w:p>
+    <w:p>
+      <w:pPr>
+        <w:pStyle w:val="ImageCaption"/>
+      </w:pPr>
+      <w:r>
+        <w:t xml:space="preserve">Fig. 5. One chain, two inputs (ex2: </w:t>
+      </w:r>
+      <m:oMath>
+        <m:r>
+          <m:t xml:space="preserve">K</m:t>
+        </m:r>
+        <m:r>
+          <m:rPr>
+            <m:sty m:val="p"/>
+          </m:rPr>
+          <m:t xml:space="preserve">=</m:t>
+        </m:r>
+        <m:r>
+          <m:rPr>
+            <m:sty m:val="p"/>
+          </m:rPr>
+          <m:t xml:space="preserve">3</m:t>
+        </m:r>
+      </m:oMath>
+      <w:r>
+        <w:t xml:space="preserve">, </w:t>
+      </w:r>
+      <m:oMath>
+        <m:sSub>
+          <m:e>
+            <m:r>
+              <m:t xml:space="preserve">s</m:t>
+            </m:r>
+          </m:e>
+          <m:sub>
+            <m:r>
+              <m:t xml:space="preserve">u</m:t>
+            </m:r>
+            <m:r>
+              <m:t xml:space="preserve">p</m:t>
+            </m:r>
+          </m:sub>
+        </m:sSub>
+        <m:r>
+          <m:rPr>
+            <m:sty m:val="p"/>
+          </m:rPr>
+          <m:t xml:space="preserve">=</m:t>
+        </m:r>
+        <m:r>
+          <m:rPr>
+            <m:sty m:val="p"/>
+          </m:rPr>
+          <m:t xml:space="preserve">2</m:t>
+        </m:r>
+        <m:r>
+          <m:rPr>
+            <m:sty m:val="p"/>
+          </m:rPr>
+          <m:t xml:space="preserve">.</m:t>
+        </m:r>
+        <m:r>
+          <m:rPr>
+            <m:sty m:val="p"/>
+          </m:rPr>
+          <m:t xml:space="preserve">1</m:t>
+        </m:r>
+        <m:r>
+          <m:rPr>
+            <m:sty m:val="p"/>
+          </m:rPr>
+          <m:t xml:space="preserve">9</m:t>
+        </m:r>
+      </m:oMath>
+      <w:r>
+        <w:t xml:space="preserve">/ns, </w:t>
+      </w:r>
+      <m:oMath>
+        <m:sSub>
+          <m:e>
+            <m:r>
+              <m:t xml:space="preserve">s</m:t>
+            </m:r>
+          </m:e>
+          <m:sub>
+            <m:r>
+              <m:t xml:space="preserve">d</m:t>
+            </m:r>
+            <m:r>
+              <m:t xml:space="preserve">n</m:t>
+            </m:r>
+          </m:sub>
+        </m:sSub>
+        <m:r>
+          <m:rPr>
+            <m:sty m:val="p"/>
+          </m:rPr>
+          <m:t xml:space="preserve">=</m:t>
+        </m:r>
+        <m:r>
+          <m:rPr>
+            <m:sty m:val="p"/>
+          </m:rPr>
+          <m:t xml:space="preserve">2</m:t>
+        </m:r>
+        <m:r>
+          <m:rPr>
+            <m:sty m:val="p"/>
+          </m:rPr>
+          <m:t xml:space="preserve">.</m:t>
+        </m:r>
+        <m:r>
+          <m:rPr>
+            <m:sty m:val="p"/>
+          </m:rPr>
+          <m:t xml:space="preserve">1</m:t>
+        </m:r>
+        <m:r>
+          <m:rPr>
+            <m:sty m:val="p"/>
+          </m:rPr>
+          <m:t xml:space="preserve">2</m:t>
+        </m:r>
+      </m:oMath>
+      <w:r>
+        <w:t xml:space="preserve">/ns, </w:t>
+      </w:r>
+      <m:oMath>
+        <m:sSub>
+          <m:e>
+            <m:r>
+              <m:t xml:space="preserve">v</m:t>
+            </m:r>
+          </m:e>
+          <m:sub>
+            <m:r>
+              <m:t xml:space="preserve">t</m:t>
+            </m:r>
+          </m:sub>
+        </m:sSub>
+        <m:r>
+          <m:rPr>
+            <m:sty m:val="p"/>
+          </m:rPr>
+          <m:t xml:space="preserve">=</m:t>
+        </m:r>
+        <m:r>
+          <m:rPr>
+            <m:sty m:val="p"/>
+          </m:rPr>
+          <m:t xml:space="preserve">0</m:t>
+        </m:r>
+        <m:r>
+          <m:rPr>
+            <m:sty m:val="p"/>
+          </m:rPr>
+          <m:t xml:space="preserve">.</m:t>
+        </m:r>
+        <m:r>
+          <m:rPr>
+            <m:sty m:val="p"/>
+          </m:rPr>
+          <m:t xml:space="preserve">4</m:t>
+        </m:r>
+        <m:r>
+          <m:rPr>
+            <m:sty m:val="p"/>
+          </m:rPr>
+          <m:t xml:space="preserve">8</m:t>
+        </m:r>
+        <m:r>
+          <m:rPr>
+            <m:sty m:val="p"/>
+          </m:rPr>
+          <m:t xml:space="preserve">7</m:t>
+        </m:r>
+      </m:oMath>
+      <w:r>
+        <w:t xml:space="preserve">, </w:t>
+      </w:r>
+      <m:oMath>
+        <m:sSub>
+          <m:e>
+            <m:r>
+              <m:t xml:space="preserve">x</m:t>
+            </m:r>
+          </m:e>
+          <m:sub>
+            <m:r>
+              <m:t xml:space="preserve">l</m:t>
+            </m:r>
+            <m:r>
+              <m:t xml:space="preserve">i</m:t>
+            </m:r>
+            <m:r>
+              <m:t xml:space="preserve">n</m:t>
+            </m:r>
+          </m:sub>
+        </m:sSub>
+        <m:r>
+          <m:rPr>
+            <m:sty m:val="p"/>
+          </m:rPr>
+          <m:t xml:space="preserve">=</m:t>
+        </m:r>
+        <m:r>
+          <m:rPr>
+            <m:sty m:val="p"/>
+          </m:rPr>
+          <m:t xml:space="preserve">0</m:t>
+        </m:r>
+        <m:r>
+          <m:rPr>
+            <m:sty m:val="p"/>
+          </m:rPr>
+          <m:t xml:space="preserve">.</m:t>
+        </m:r>
+        <m:r>
+          <m:rPr>
+            <m:sty m:val="p"/>
+          </m:rPr>
+          <m:t xml:space="preserve">4</m:t>
+        </m:r>
+        <m:r>
+          <m:rPr>
+            <m:sty m:val="p"/>
+          </m:rPr>
+          <m:t xml:space="preserve">5</m:t>
+        </m:r>
+      </m:oMath>
+      <w:r>
+        <w:t xml:space="preserve">). Top: the stage nodes of (19)–(21). Bottom: the conducting fraction obtained from the gate through the map (22), normalized. (a) Full transition. (b) An 810 ps input pulse: the gate turns back at 0.74 of its swing and </w:t>
+      </w:r>
+      <m:oMath>
+        <m:sSub>
+          <m:e>
+            <m:r>
+              <m:t xml:space="preserve">K</m:t>
+            </m:r>
+          </m:e>
+          <m:sub>
+            <m:r>
+              <m:t xml:space="preserve">u</m:t>
+            </m:r>
+          </m:sub>
+        </m:sSub>
+      </m:oMath>
+      <w:r>
+        <w:t xml:space="preserve"> reaches 0.56.</w:t>
+      </w:r>
+    </w:p>
+    <w:p>
+      <w:pPr>
+        <w:pStyle w:val="BodyText"/>
+      </w:pPr>
+      <w:r>
+        <w:t xml:space="preserve">For the fits of Sections II-I and II-L, (19)–(21) are integrated with Heun's method (second-order Runge–Kutta) at 1 ps steps, each state limited to </w:t>
+      </w:r>
+      <m:oMath>
+        <m:r>
+          <m:rPr>
+            <m:sty m:val="p"/>
+          </m:rPr>
+          <m:t xml:space="preserve">[</m:t>
+        </m:r>
+        <m:r>
+          <m:rPr>
+            <m:sty m:val="p"/>
+          </m:rPr>
+          <m:t xml:space="preserve">−</m:t>
+        </m:r>
+        <m:r>
+          <m:rPr>
+            <m:sty m:val="p"/>
+          </m:rPr>
+          <m:t xml:space="preserve">0</m:t>
+        </m:r>
+        <m:r>
+          <m:rPr>
+            <m:sty m:val="p"/>
+          </m:rPr>
+          <m:t xml:space="preserve">.</m:t>
+        </m:r>
+        <m:r>
+          <m:rPr>
+            <m:sty m:val="p"/>
+          </m:rPr>
+          <m:t xml:space="preserve">0</m:t>
+        </m:r>
+        <m:r>
+          <m:rPr>
+            <m:sty m:val="p"/>
+          </m:rPr>
+          <m:t xml:space="preserve">5</m:t>
+        </m:r>
+        <m:r>
+          <m:rPr>
+            <m:sty m:val="p"/>
+          </m:rPr>
+          <m:t xml:space="preserve">,</m:t>
+        </m:r>
+        <m:r>
+          <m:rPr>
+            <m:sty m:val="p"/>
+          </m:rPr>
+          <m:t xml:space="preserve">1</m:t>
+        </m:r>
+        <m:r>
+          <m:rPr>
+            <m:sty m:val="p"/>
+          </m:rPr>
+          <m:t xml:space="preserve">.</m:t>
+        </m:r>
+        <m:r>
+          <m:rPr>
+            <m:sty m:val="p"/>
+          </m:rPr>
+          <m:t xml:space="preserve">0</m:t>
+        </m:r>
+        <m:r>
+          <m:rPr>
+            <m:sty m:val="p"/>
+          </m:rPr>
+          <m:t xml:space="preserve">5</m:t>
+        </m:r>
+        <m:r>
+          <m:rPr>
+            <m:sty m:val="p"/>
+          </m:rPr>
+          <m:t xml:space="preserve">]</m:t>
+        </m:r>
+      </m:oMath>
+      <w:r>
+        <w:t xml:space="preserve">. Explicit Euler at 2 ps was found to be inadequate for the fastest stages (time constants near 20 ps): it passed a 119 ps pulse that the same chain extinguished in ngspice, whereas Heun agrees with ngspice. In the circuit model each stage is a behavioral current source charging an explicit capacitor </w:t>
+      </w:r>
+      <m:oMath>
+        <m:sSub>
+          <m:e>
+            <m:r>
+              <m:t xml:space="preserve">C</m:t>
+            </m:r>
+          </m:e>
+          <m:sub>
+            <m:r>
+              <m:t xml:space="preserve">g</m:t>
+            </m:r>
+          </m:sub>
+        </m:sSub>
+      </m:oMath>
+      <w:r>
+        <w:t xml:space="preserve">, so that </w:t>
+      </w:r>
+      <m:oMath>
+        <m:sSub>
+          <m:e>
+            <m:r>
+              <m:t xml:space="preserve">v</m:t>
+            </m:r>
+          </m:e>
+          <m:sub>
+            <m:r>
+              <m:t xml:space="preserve">k</m:t>
+            </m:r>
+          </m:sub>
+        </m:sSub>
+      </m:oMath>
+      <w:r>
+        <w:t xml:space="preserve"> is a circuit node:</w:t>
+      </w:r>
+    </w:p>
+    <w:p>
+      <w:pPr>
+        <w:pStyle w:val="BodyText"/>
+      </w:pPr>
+      <m:oMathPara>
+        <m:oMathParaPr>
+          <m:jc m:val="center"/>
+        </m:oMathParaPr>
+        <m:oMath>
+          <m:sSub>
+            <m:e>
+              <m:r>
+                <m:t xml:space="preserve">C</m:t>
+              </m:r>
+            </m:e>
+            <m:sub>
+              <m:r>
+                <m:t xml:space="preserve">g</m:t>
+              </m:r>
+            </m:sub>
+          </m:sSub>
+          <m:f>
+            <m:num>
+              <m:r>
+                <m:t xml:space="preserve">d</m:t>
+              </m:r>
+              <m:sSub>
+                <m:e>
+                  <m:r>
+                    <m:t xml:space="preserve">v</m:t>
+                  </m:r>
+                </m:e>
+                <m:sub>
+                  <m:r>
+                    <m:t xml:space="preserve">k</m:t>
+                  </m:r>
+                </m:sub>
+              </m:sSub>
+            </m:num>
+            <m:den>
+              <m:r>
+                <m:t xml:space="preserve">d</m:t>
+              </m:r>
+              <m:r>
+                <m:t xml:space="preserve">t</m:t>
+              </m:r>
+            </m:den>
+          </m:f>
+          <m:r>
+            <m:rPr>
+              <m:sty m:val="p"/>
+            </m:rPr>
+            <m:t xml:space="preserve">=</m:t>
+          </m:r>
+          <m:sSub>
+            <m:e>
+              <m:r>
+                <m:t xml:space="preserve">C</m:t>
+              </m:r>
+            </m:e>
+            <m:sub>
+              <m:r>
+                <m:t xml:space="preserve">g</m:t>
+              </m:r>
+            </m:sub>
+          </m:sSub>
+          <m:r>
+            <m:t xml:space="preserve">⋅</m:t>
+          </m:r>
+          <m:r>
+            <m:rPr>
+              <m:sty m:val="p"/>
+            </m:rPr>
+            <m:t xml:space="preserve">1</m:t>
+          </m:r>
+          <m:sSup>
+            <m:e>
+              <m:r>
+                <m:rPr>
+                  <m:sty m:val="p"/>
+                </m:rPr>
+                <m:t xml:space="preserve">0</m:t>
+              </m:r>
+            </m:e>
+            <m:sup>
+              <m:r>
+                <m:rPr>
+                  <m:sty m:val="p"/>
+                </m:rPr>
+                <m:t xml:space="preserve">9</m:t>
+              </m:r>
+            </m:sup>
+          </m:sSup>
+          <m:d>
+            <m:dPr>
+              <m:begChr m:val="["/>
+              <m:endChr m:val="]"/>
+              <m:grow/>
+            </m:dPr>
+            <m:e>
+              <m:sSub>
+                <m:e>
+                  <m:r>
+                    <m:t xml:space="preserve">s</m:t>
+                  </m:r>
+                </m:e>
+                <m:sub>
+                  <m:r>
+                    <m:t xml:space="preserve">u</m:t>
+                  </m:r>
+                  <m:r>
+                    <m:t xml:space="preserve">p</m:t>
+                  </m:r>
+                </m:sub>
+              </m:sSub>
+              <m:r>
+                <m:rPr>
+                  <m:sty m:val="p"/>
+                </m:rPr>
+                <m:t xml:space="preserve"> </m:t>
+              </m:r>
+              <m:r>
+                <m:t xml:space="preserve">h</m:t>
+              </m:r>
+              <m:r>
+                <m:rPr>
+                  <m:sty m:val="p"/>
+                </m:rPr>
+                <m:t xml:space="preserve">(</m:t>
+              </m:r>
+              <m:sSub>
+                <m:e>
+                  <m:r>
+                    <m:t xml:space="preserve">v</m:t>
+                  </m:r>
+                </m:e>
+                <m:sub>
+                  <m:r>
+                    <m:t xml:space="preserve">k</m:t>
+                  </m:r>
+                  <m:r>
+                    <m:rPr>
+                      <m:sty m:val="p"/>
+                    </m:rPr>
+                    <m:t xml:space="preserve">−</m:t>
+                  </m:r>
+                  <m:r>
+                    <m:rPr>
+                      <m:sty m:val="p"/>
+                    </m:rPr>
+                    <m:t xml:space="preserve">1</m:t>
+                  </m:r>
+                </m:sub>
+              </m:sSub>
+              <m:r>
+                <m:rPr>
+                  <m:sty m:val="p"/>
+                </m:rPr>
+                <m:t xml:space="preserve">)</m:t>
+              </m:r>
+              <m:r>
+                <m:rPr>
+                  <m:sty m:val="p"/>
+                </m:rPr>
+                <m:t xml:space="preserve"> </m:t>
+              </m:r>
+              <m:r>
+                <m:t xml:space="preserve">r</m:t>
+              </m:r>
+              <m:r>
+                <m:rPr>
+                  <m:sty m:val="p"/>
+                </m:rPr>
+                <m:t xml:space="preserve">(</m:t>
+              </m:r>
+              <m:r>
+                <m:rPr>
+                  <m:sty m:val="p"/>
+                </m:rPr>
+                <m:t xml:space="preserve">1</m:t>
+              </m:r>
+              <m:r>
+                <m:rPr>
+                  <m:sty m:val="p"/>
+                </m:rPr>
+                <m:t xml:space="preserve">−</m:t>
+              </m:r>
+              <m:sSub>
+                <m:e>
+                  <m:r>
+                    <m:t xml:space="preserve">v</m:t>
+                  </m:r>
+                </m:e>
+                <m:sub>
+                  <m:r>
+                    <m:t xml:space="preserve">k</m:t>
+                  </m:r>
+                </m:sub>
+              </m:sSub>
+              <m:r>
+                <m:rPr>
+                  <m:sty m:val="p"/>
+                </m:rPr>
+                <m:t xml:space="preserve">)</m:t>
+              </m:r>
+              <m:r>
+                <m:rPr>
+                  <m:sty m:val="p"/>
+                </m:rPr>
+                <m:t xml:space="preserve">−</m:t>
+              </m:r>
+              <m:sSub>
+                <m:e>
+                  <m:r>
+                    <m:t xml:space="preserve">s</m:t>
+                  </m:r>
+                </m:e>
+                <m:sub>
+                  <m:r>
+                    <m:t xml:space="preserve">d</m:t>
+                  </m:r>
+                  <m:r>
+                    <m:t xml:space="preserve">n</m:t>
+                  </m:r>
+                </m:sub>
+              </m:sSub>
+              <m:r>
+                <m:rPr>
+                  <m:sty m:val="p"/>
+                </m:rPr>
+                <m:t xml:space="preserve"> </m:t>
+              </m:r>
+              <m:r>
+                <m:t xml:space="preserve">h</m:t>
+              </m:r>
+              <m:r>
+                <m:rPr>
+                  <m:sty m:val="p"/>
+                </m:rPr>
+                <m:t xml:space="preserve">(</m:t>
+              </m:r>
+              <m:r>
+                <m:rPr>
+                  <m:sty m:val="p"/>
+                </m:rPr>
+                <m:t xml:space="preserve">1</m:t>
+              </m:r>
+              <m:r>
+                <m:rPr>
+                  <m:sty m:val="p"/>
+                </m:rPr>
+                <m:t xml:space="preserve">−</m:t>
+              </m:r>
+              <m:sSub>
+                <m:e>
+                  <m:r>
+                    <m:t xml:space="preserve">v</m:t>
+                  </m:r>
+                </m:e>
+                <m:sub>
+                  <m:r>
+                    <m:t xml:space="preserve">k</m:t>
+                  </m:r>
+                  <m:r>
+                    <m:rPr>
+                      <m:sty m:val="p"/>
+                    </m:rPr>
+                    <m:t xml:space="preserve">−</m:t>
+                  </m:r>
+                  <m:r>
+                    <m:rPr>
+                      <m:sty m:val="p"/>
+                    </m:rPr>
+                    <m:t xml:space="preserve">1</m:t>
+                  </m:r>
+                </m:sub>
+              </m:sSub>
+              <m:r>
+                <m:rPr>
+                  <m:sty m:val="p"/>
+                </m:rPr>
+                <m:t xml:space="preserve">)</m:t>
+              </m:r>
+              <m:r>
+                <m:rPr>
+                  <m:sty m:val="p"/>
+                </m:rPr>
+                <m:t xml:space="preserve"> </m:t>
+              </m:r>
+              <m:r>
+                <m:t xml:space="preserve">r</m:t>
+              </m:r>
+              <m:r>
+                <m:rPr>
+                  <m:sty m:val="p"/>
+                </m:rPr>
+                <m:t xml:space="preserve">(</m:t>
+              </m:r>
+              <m:sSub>
+                <m:e>
+                  <m:r>
+                    <m:t xml:space="preserve">v</m:t>
+                  </m:r>
+                </m:e>
+                <m:sub>
+                  <m:r>
+                    <m:t xml:space="preserve">k</m:t>
+                  </m:r>
+                </m:sub>
+              </m:sSub>
+              <m:r>
+                <m:rPr>
+                  <m:sty m:val="p"/>
+                </m:rPr>
+                <m:t xml:space="preserve">)</m:t>
+              </m:r>
+            </m:e>
+          </m:d>
+        </m:oMath>
+      </m:oMathPara>
+    </w:p>
+    <w:p>
+      <w:pPr>
+        <w:pStyle w:val="FirstParagraph"/>
+      </w:pPr>
+      <w:r>
+        <w:t xml:space="preserve">with the rates in swings per nanosecond; </w:t>
+      </w:r>
+      <m:oMath>
+        <m:sSub>
+          <m:e>
+            <m:r>
+              <m:t xml:space="preserve">C</m:t>
+            </m:r>
+          </m:e>
+          <m:sub>
+            <m:r>
+              <m:t xml:space="preserve">g</m:t>
+            </m:r>
+          </m:sub>
+        </m:sSub>
+      </m:oMath>
+      <w:r>
+        <w:t xml:space="preserve"> cancels and its value is immaterial.</w:t>
+      </w:r>
+    </w:p>
+    <w:p>
+      <w:pPr>
+        <w:pStyle w:val="Heading2"/>
+      </w:pPr>
+      <w:r>
+        <w:t xml:space="preserve">H. The map: from the gate to the conducting fraction and the pad</w:t>
+      </w:r>
+    </w:p>
+    <w:p>
+      <w:pPr>
+        <w:pStyle w:val="FirstParagraph"/>
+      </w:pPr>
+      <w:r>
+        <w:t xml:space="preserve">The stage law produces the gate trajectory </w:t>
+      </w:r>
+      <m:oMath>
+        <m:sSub>
+          <m:e>
+            <m:r>
+              <m:t xml:space="preserve">G</m:t>
+            </m:r>
+          </m:e>
+          <m:sub>
+            <m:r>
+              <m:t xml:space="preserve">U</m:t>
+            </m:r>
+            <m:r>
+              <m:t xml:space="preserve">P</m:t>
+            </m:r>
+          </m:sub>
+        </m:sSub>
+        <m:r>
+          <m:rPr>
+            <m:sty m:val="p"/>
+          </m:rPr>
+          <m:t xml:space="preserve">(</m:t>
+        </m:r>
+        <m:r>
+          <m:t xml:space="preserve">t</m:t>
+        </m:r>
+        <m:r>
+          <m:rPr>
+            <m:sty m:val="p"/>
+          </m:rPr>
+          <m:t xml:space="preserve">)</m:t>
+        </m:r>
+      </m:oMath>
+      <w:r>
+        <w:t xml:space="preserve"> and nothing else; it makes no statement about the output current. An IBIS-based driver model, on the other hand, needs at each instant the fraction </w:t>
+      </w:r>
+      <m:oMath>
+        <m:sSub>
+          <m:e>
+            <m:r>
+              <m:t xml:space="preserve">K</m:t>
+            </m:r>
+          </m:e>
+          <m:sub>
+            <m:r>
+              <m:t xml:space="preserve">u</m:t>
+            </m:r>
+          </m:sub>
+        </m:sSub>
+      </m:oMath>
+      <w:r>
+        <w:t xml:space="preserve"> of the pull-up I–V table that is conducting, and the fraction </w:t>
+      </w:r>
+      <m:oMath>
+        <m:sSub>
+          <m:e>
+            <m:r>
+              <m:t xml:space="preserve">K</m:t>
+            </m:r>
+          </m:e>
+          <m:sub>
+            <m:r>
+              <m:t xml:space="preserve">d</m:t>
+            </m:r>
+          </m:sub>
+        </m:sSub>
+      </m:oMath>
+      <w:r>
+        <w:t xml:space="preserve"> of the pull-down table. A second relation, separate from the stage law, connects the two. It is called the map here.</w:t>
+      </w:r>
+    </w:p>
+    <w:p>
+      <w:pPr>
+        <w:pStyle w:val="Heading3"/>
+      </w:pPr>
+      <w:r>
+        <w:t xml:space="preserve">1) What the map is</w:t>
+      </w:r>
+    </w:p>
+    <w:p>
+      <w:pPr>
+        <w:pStyle w:val="FirstParagraph"/>
+      </w:pPr>
+      <w:r>
+        <w:t xml:space="preserve">The pull-up table of the file is the current of the output transistor against pad voltage with its gate fully on. With the gate only partly on, the transistor delivers less, and the reduction is taken to be one multiplier at every pad voltage, which is the assumption any </w:t>
+      </w:r>
+      <m:oMath>
+        <m:sSub>
+          <m:e>
+            <m:r>
+              <m:t xml:space="preserve">K</m:t>
+            </m:r>
+          </m:e>
+          <m:sub>
+            <m:r>
+              <m:t xml:space="preserve">u</m:t>
+            </m:r>
+          </m:sub>
+        </m:sSub>
+      </m:oMath>
+      <w:r>
+        <w:t xml:space="preserve">-based IBIS model already makes:</w:t>
+      </w:r>
+    </w:p>
+    <w:p>
+      <w:pPr>
+        <w:pStyle w:val="BodyText"/>
+      </w:pPr>
+      <m:oMathPara>
+        <m:oMathParaPr>
+          <m:jc m:val="center"/>
+        </m:oMathParaPr>
+        <m:oMath>
+          <m:r>
+            <m:t xml:space="preserve">I</m:t>
+          </m:r>
+          <m:r>
+            <m:rPr>
+              <m:sty m:val="p"/>
+            </m:rPr>
+            <m:t xml:space="preserve">(</m:t>
+          </m:r>
+          <m:sSub>
+            <m:e>
+              <m:r>
+                <m:t xml:space="preserve">V</m:t>
+              </m:r>
+            </m:e>
+            <m:sub>
+              <m:r>
+                <m:t xml:space="preserve">p</m:t>
+              </m:r>
+              <m:r>
+                <m:t xml:space="preserve">a</m:t>
+              </m:r>
+              <m:r>
+                <m:t xml:space="preserve">d</m:t>
+              </m:r>
+            </m:sub>
+          </m:sSub>
+          <m:r>
+            <m:rPr>
+              <m:sty m:val="p"/>
+            </m:rPr>
+            <m:t xml:space="preserve">,</m:t>
+          </m:r>
+          <m:r>
+            <m:t xml:space="preserve">g</m:t>
+          </m:r>
+          <m:r>
+            <m:rPr>
+              <m:sty m:val="p"/>
+            </m:rPr>
+            <m:t xml:space="preserve">)</m:t>
+          </m:r>
+          <m:r>
+            <m:rPr>
+              <m:sty m:val="p"/>
+            </m:rPr>
+            <m:t xml:space="preserve">=</m:t>
+          </m:r>
+          <m:sSub>
+            <m:e>
+              <m:r>
+                <m:t xml:space="preserve">K</m:t>
+              </m:r>
+            </m:e>
+            <m:sub>
+              <m:r>
+                <m:t xml:space="preserve">u</m:t>
+              </m:r>
+            </m:sub>
+          </m:sSub>
+          <m:r>
+            <m:rPr>
+              <m:sty m:val="p"/>
+            </m:rPr>
+            <m:t xml:space="preserve">(</m:t>
+          </m:r>
+          <m:r>
+            <m:t xml:space="preserve">g</m:t>
+          </m:r>
+          <m:r>
+            <m:rPr>
+              <m:sty m:val="p"/>
+            </m:rPr>
+            <m:t xml:space="preserve">)</m:t>
+          </m:r>
+          <m:r>
+            <m:rPr>
+              <m:sty m:val="p"/>
+            </m:rPr>
+            <m:t xml:space="preserve"> </m:t>
+          </m:r>
+          <m:sSub>
+            <m:e>
+              <m:r>
+                <m:t xml:space="preserve">I</m:t>
+              </m:r>
+            </m:e>
+            <m:sub>
+              <m:r>
+                <m:t xml:space="preserve">P</m:t>
+              </m:r>
+              <m:r>
+                <m:t xml:space="preserve">U</m:t>
+              </m:r>
+            </m:sub>
+          </m:sSub>
+          <m:r>
+            <m:rPr>
+              <m:sty m:val="p"/>
+            </m:rPr>
+            <m:t xml:space="preserve">(</m:t>
+          </m:r>
+          <m:sSub>
+            <m:e>
+              <m:r>
+                <m:t xml:space="preserve">V</m:t>
+              </m:r>
+            </m:e>
+            <m:sub>
+              <m:r>
+                <m:t xml:space="preserve">p</m:t>
+              </m:r>
+              <m:r>
+                <m:t xml:space="preserve">a</m:t>
+              </m:r>
+              <m:r>
+                <m:t xml:space="preserve">d</m:t>
+              </m:r>
+            </m:sub>
+          </m:sSub>
+          <m:r>
+            <m:rPr>
+              <m:sty m:val="p"/>
+            </m:rPr>
+            <m:t xml:space="preserve">)</m:t>
+          </m:r>
+        </m:oMath>
+      </m:oMathPara>
+    </w:p>
+    <w:p>
+      <w:pPr>
+        <w:pStyle w:val="FirstParagraph"/>
+      </w:pPr>
+      <w:r>
+        <w:t xml:space="preserve">Here </w:t>
+      </w:r>
+      <m:oMath>
+        <m:r>
+          <m:t xml:space="preserve">g</m:t>
+        </m:r>
+      </m:oMath>
+      <w:r>
+        <w:t xml:space="preserve"> is the gate of the output transistor on a scale from 0 (device off) to 1 (device fully on); in the model, </w:t>
+      </w:r>
+      <m:oMath>
+        <m:r>
+          <m:t xml:space="preserve">g</m:t>
+        </m:r>
+        <m:r>
+          <m:rPr>
+            <m:sty m:val="p"/>
+          </m:rPr>
+          <m:t xml:space="preserve">=</m:t>
+        </m:r>
+        <m:sSub>
+          <m:e>
+            <m:r>
+              <m:t xml:space="preserve">G</m:t>
+            </m:r>
+          </m:e>
+          <m:sub>
+            <m:r>
+              <m:t xml:space="preserve">U</m:t>
+            </m:r>
+            <m:r>
+              <m:t xml:space="preserve">P</m:t>
+            </m:r>
+          </m:sub>
+        </m:sSub>
+      </m:oMath>
+      <w:r>
+        <w:t xml:space="preserve">, the output of the last stage. The map is the function </w:t>
+      </w:r>
+      <m:oMath>
+        <m:sSub>
+          <m:e>
+            <m:r>
+              <m:t xml:space="preserve">K</m:t>
+            </m:r>
+          </m:e>
+          <m:sub>
+            <m:r>
+              <m:t xml:space="preserve">u</m:t>
+            </m:r>
+          </m:sub>
+        </m:sSub>
+        <m:r>
+          <m:rPr>
+            <m:sty m:val="p"/>
+          </m:rPr>
+          <m:t xml:space="preserve">(</m:t>
+        </m:r>
+        <m:r>
+          <m:t xml:space="preserve">g</m:t>
+        </m:r>
+        <m:r>
+          <m:rPr>
+            <m:sty m:val="p"/>
+          </m:rPr>
+          <m:t xml:space="preserve">)</m:t>
+        </m:r>
+      </m:oMath>
+      <w:r>
+        <w:t xml:space="preserve">: how much of the table conducts when the gate is at level </w:t>
+      </w:r>
+      <m:oMath>
+        <m:r>
+          <m:t xml:space="preserve">g</m:t>
+        </m:r>
+      </m:oMath>
+      <w:r>
+        <w:t xml:space="preserve">. It is a curve against the gate, not against time.</w:t>
+      </w:r>
+    </w:p>
+    <w:p>
+      <w:pPr>
+        <w:pStyle w:val="BodyText"/>
+      </w:pPr>
+      <w:r>
+        <w:t xml:space="preserve">Where the gate node can be probed, this curve can be measured, and no formula is needed. At each instant of a full transition the gate level and the file's </w:t>
+      </w:r>
+      <m:oMath>
+        <m:sSub>
+          <m:e>
+            <m:r>
+              <m:t xml:space="preserve">K</m:t>
+            </m:r>
+          </m:e>
+          <m:sub>
+            <m:r>
+              <m:t xml:space="preserve">u</m:t>
+            </m:r>
+          </m:sub>
+        </m:sSub>
+      </m:oMath>
+      <w:r>
+        <w:t xml:space="preserve"> are read together (Fig. 6(a)); plotting one against the other gives </w:t>
+      </w:r>
+      <m:oMath>
+        <m:sSub>
+          <m:e>
+            <m:r>
+              <m:t xml:space="preserve">K</m:t>
+            </m:r>
+          </m:e>
+          <m:sub>
+            <m:r>
+              <m:t xml:space="preserve">u</m:t>
+            </m:r>
+          </m:sub>
+        </m:sSub>
+      </m:oMath>
+      <w:r>
+        <w:t xml:space="preserve"> as a function of the gate (Fig. 6(b)). On the three buffers where this was done the curve traced while the gate rises coincides with the one traced while it falls, within 0.07–0.11, so </w:t>
+      </w:r>
+      <m:oMath>
+        <m:sSub>
+          <m:e>
+            <m:r>
+              <m:t xml:space="preserve">K</m:t>
+            </m:r>
+          </m:e>
+          <m:sub>
+            <m:r>
+              <m:t xml:space="preserve">u</m:t>
+            </m:r>
+          </m:sub>
+        </m:sSub>
+      </m:oMath>
+      <w:r>
+        <w:t xml:space="preserve"> does depend on the gate alone, without memory.</w:t>
+      </w:r>
+    </w:p>
+    <w:p>
+      <w:pPr>
+        <w:pStyle w:val="CaptionedFigure"/>
+        <w:jc w:val="center"/>
+      </w:pPr>
+      <w:r>
+        <w:drawing>
+          <wp:inline distT="0" distB="0" distL="0" distR="0">
+            <wp:extent cx="5852160" cy="2729614"/>
+            <wp:docPr id="106" name="Figure 6"/>
+            <wp:cNvGraphicFramePr>
+              <a:graphicFrameLocks noChangeAspect="1"/>
+            </wp:cNvGraphicFramePr>
+            <a:graphic>
+              <a:graphicData uri="http://schemas.openxmlformats.org/drawingml/2006/picture">
+                <pic:pic>
+                  <pic:nvPicPr>
+                    <pic:cNvPr id="106" name="fig6.png"/>
+                    <pic:cNvPicPr/>
+                  </pic:nvPicPr>
+                  <pic:blipFill>
+                    <a:blip r:embed="rIdFig6"/>
+                    <a:stretch>
+                      <a:fillRect/>
+                    </a:stretch>
+                  </pic:blipFill>
+                  <pic:spPr>
+                    <a:xfrm>
+                      <a:off x="0" y="0"/>
                       <a:ext cx="5852160" cy="2729614"/>
                     </a:xfrm>
                     <a:prstGeom prst="rect">
@@ -10908,7 +12002,7 @@
         <w:pStyle w:val="ImageCaption"/>
       </w:pPr>
       <w:r>
-        <w:t xml:space="preserve">Fig. 5. The map. (a) With the gate node of ex2 probed, the gate level (squares) and the file's </w:t>
+        <w:t xml:space="preserve">Fig. 6. The map. (a) With the gate node of ex2 probed, the gate level (squares) and the file's </w:t>
       </w:r>
       <m:oMath>
         <m:sSub>
@@ -11647,7 +12741,7 @@
         <w:pStyle w:val="TableCaption"/>
       </w:pPr>
       <w:r>
-        <w:t xml:space="preserve">Table V: The symbols of the map (22)–(23)</w:t>
+        <w:t xml:space="preserve">Table VI: The symbols of the map (22)–(23)</w:t>
       </w:r>
     </w:p>
     <w:tbl>
@@ -12451,7 +13545,7 @@
         </m:r>
       </m:oMath>
       <w:r>
-        <w:t xml:space="preserve"> (Fig. 5(b)).</w:t>
+        <w:t xml:space="preserve"> (Fig. 6(b)).</w:t>
       </w:r>
     </w:p>
     <w:p>
@@ -12501,7 +13595,7 @@
         </m:sSub>
       </m:oMath>
       <w:r>
-        <w:t xml:space="preserve"> against the gate. Converting one into the other requires the gate against time, as in Fig. 5(a), and that is the one waveform an IBIS file does not have. The shape of the file's </w:t>
+        <w:t xml:space="preserve"> against the gate. Converting one into the other requires the gate against time, as in Fig. 6(a), and that is the one waveform an IBIS file does not have. The shape of the file's </w:t>
       </w:r>
       <m:oMath>
         <m:sSub>
@@ -12541,7 +13635,7 @@
         <w:pStyle w:val="BodyText"/>
       </w:pPr>
       <w:r>
-        <w:t xml:space="preserve">The method therefore does not obtain the map from the file. It offers three fixed shapes (Fig. 5(c)) and leaves the choice among them to the stressed measurement (Section II-K). The three are built-in constants (Table IV): (0.50, 0.70) lies near the middle of the three measured maps; (0.40, 0.60) and (0.40, 0.90) were retained from an earlier search scored on the same twelve test buffers. Their generality is untested, and this is the least well founded element of the method.</w:t>
+        <w:t xml:space="preserve">The method therefore does not obtain the map from the file. It offers three fixed shapes (Fig. 6(c)) and leaves the choice among them to the stressed measurement (Section II-K). The three are built-in constants (Table V): (0.50, 0.70) lies near the middle of the three measured maps; (0.40, 0.60) and (0.40, 0.90) were retained from an earlier search scored on the same twelve test buffers. Their generality is untested, and this is the least well founded element of the method.</w:t>
       </w:r>
     </w:p>
     <w:p>
@@ -12624,7 +13718,7 @@
         </m:r>
       </m:oMath>
       <w:r>
-        <w:t xml:space="preserve">, and (22) is applied to each of its values. Table VI does this for a single stage after an input step; Fig. 6 does it for the fitted three-stage chain of ex2.</w:t>
+        <w:t xml:space="preserve">, and (22) is applied to each of its values. Table VII does this for a single stage after an input step; Fig. 7 does it for the fitted three-stage chain of ex2.</w:t>
       </w:r>
     </w:p>
     <w:p>
@@ -12632,7 +13726,7 @@
         <w:pStyle w:val="TableCaption"/>
       </w:pPr>
       <w:r>
-        <w:t xml:space="preserve">Table VI: Worked example: one stage (</w:t>
+        <w:t xml:space="preserve">Table VII: Worked example: one stage (</w:t>
       </w:r>
       <m:oMath>
         <m:sSub>
@@ -13358,7 +14452,7 @@
         <w:drawing>
           <wp:inline distT="0" distB="0" distL="0" distR="0">
             <wp:extent cx="5760720" cy="4371492"/>
-            <wp:docPr id="106" name="Figure 6"/>
+            <wp:docPr id="107" name="Figure 7"/>
             <wp:cNvGraphicFramePr>
               <a:graphicFrameLocks noChangeAspect="1"/>
             </wp:cNvGraphicFramePr>
@@ -13366,11 +14460,11 @@
               <a:graphicData uri="http://schemas.openxmlformats.org/drawingml/2006/picture">
                 <pic:pic>
                   <pic:nvPicPr>
-                    <pic:cNvPr id="106" name="fig6.png"/>
+                    <pic:cNvPr id="107" name="fig7.png"/>
                     <pic:cNvPicPr/>
                   </pic:nvPicPr>
                   <pic:blipFill>
-                    <a:blip r:embed="rIdFig6"/>
+                    <a:blip r:embed="rIdFig7"/>
                     <a:stretch>
                       <a:fillRect/>
                     </a:stretch>
@@ -13396,7 +14490,7 @@
         <w:pStyle w:val="ImageCaption"/>
       </w:pPr>
       <w:r>
-        <w:t xml:space="preserve">Fig. 6. Construction of the conducting fraction on ex2 (</w:t>
+        <w:t xml:space="preserve">Fig. 7. Construction of the conducting fraction on ex2 (</w:t>
       </w:r>
       <m:oMath>
         <m:r>
@@ -13505,7 +14599,7 @@
         <w:pStyle w:val="BodyText"/>
       </w:pPr>
       <w:r>
-        <w:t xml:space="preserve">The top row of Fig. 6 is the situation the file records. The gate sweeps its full range, the whole map is read, and the result in (c) can be compared with the file. The bottom row is the situation the file does not record. The input is cut short, the gate turns back before reaching its rail, and only the lower part of the map is read. The conducting fraction in (f) rises to 0.56 and returns to zero: a waveform that no table of the file contains, produced by the same two relations with no additional parameter.</w:t>
+        <w:t xml:space="preserve">The top row of Fig. 7 is the situation the file records. The gate sweeps its full range, the whole map is read, and the result in (c) can be compared with the file. The bottom row is the situation the file does not record. The input is cut short, the gate turns back before reaching its rail, and only the lower part of the map is read. The conducting fraction in (f) rises to 0.56 and returns to zero: a waveform that no table of the file contains, produced by the same two relations with no additional parameter.</w:t>
       </w:r>
     </w:p>
     <w:p>
@@ -14060,7 +15154,7 @@
         <w:pStyle w:val="FirstParagraph"/>
       </w:pPr>
       <w:r>
-        <w:t xml:space="preserve">The stage parameters are found by fitting, and the order of operations matters. First a map shape is assumed, one of the three of Fig. 5(c); its two numbers are then frozen. Second, the stage parameters, which set how fast the gate moves, are adjusted until the model's </w:t>
+        <w:t xml:space="preserve">The stage parameters are found by fitting, and the order of operations matters. First a map shape is assumed, one of the three of Fig. 6(c); its two numbers are then frozen. Second, the stage parameters, which set how fast the gate moves, are adjusted until the model's </w:t>
       </w:r>
       <m:oMath>
         <m:sSub>
@@ -15150,7 +16244,7 @@
         <w:drawing>
           <wp:inline distT="0" distB="0" distL="0" distR="0">
             <wp:extent cx="5486400" cy="2753103"/>
-            <wp:docPr id="107" name="Figure 7"/>
+            <wp:docPr id="108" name="Figure 8"/>
             <wp:cNvGraphicFramePr>
               <a:graphicFrameLocks noChangeAspect="1"/>
             </wp:cNvGraphicFramePr>
@@ -15158,11 +16252,11 @@
               <a:graphicData uri="http://schemas.openxmlformats.org/drawingml/2006/picture">
                 <pic:pic>
                   <pic:nvPicPr>
-                    <pic:cNvPr id="107" name="fig7.png"/>
+                    <pic:cNvPr id="108" name="fig8.png"/>
                     <pic:cNvPicPr/>
                   </pic:nvPicPr>
                   <pic:blipFill>
-                    <a:blip r:embed="rIdFig7"/>
+                    <a:blip r:embed="rIdFig8"/>
                     <a:stretch>
                       <a:fillRect/>
                     </a:stretch>
@@ -15188,7 +16282,7 @@
         <w:pStyle w:val="ImageCaption"/>
       </w:pPr>
       <w:r>
-        <w:t xml:space="preserve">Fig. 7. Result of the fit (26) with </w:t>
+        <w:t xml:space="preserve">Fig. 8. Result of the fit (26) with </w:t>
       </w:r>
       <m:oMath>
         <m:sSub>
@@ -15565,7 +16659,7 @@
         </m:r>
       </m:oMath>
       <w:r>
-        <w:t xml:space="preserve"> at a residual of 0.023 (Fig. 7(a)). Three numbers are fitted, to a curve that the file already contains; no stressed data is used in this step.</w:t>
+        <w:t xml:space="preserve"> at a residual of 0.023 (Fig. 8(a)). Three numbers are fitted, to a curve that the file already contains; no stressed data is used in this step.</w:t>
       </w:r>
     </w:p>
     <w:p>
@@ -15573,7 +16667,7 @@
         <w:pStyle w:val="Heading3"/>
       </w:pPr>
       <w:r>
-        <w:t xml:space="preserve">The fit succeeds whichever map is assumed</w:t>
+        <w:t xml:space="preserve">What the fit actually does</w:t>
       </w:r>
     </w:p>
     <w:p>
@@ -15581,33 +16675,309 @@
         <w:pStyle w:val="FirstParagraph"/>
       </w:pPr>
       <w:r>
-        <w:t xml:space="preserve">A good fit does not show that the assumed map was right. If the map is made to start earlier, the fit delays the gate to compensate, and the composition </w:t>
+        <w:rPr>
+          <w:i/>
+        </w:rPr>
+        <w:t xml:space="preserve">Where the information is.</w:t>
+      </w:r>
+      <w:r>
+        <w:t xml:space="preserve"> The target of (26) spans 17 ns but is flat for almost all of it: zero until the gate reaches the map's threshold, one once the output device is fully on, and the same again on the way down. Everything the fit can learn is in the two edges, each about 0.7 ns wide on ex2 (Fig. 9). The residual is an rms over the whole window, so a residual of 0.023 is a mismatch that is accumulated almost entirely within those two edges.</w:t>
+      </w:r>
+    </w:p>
+    <w:p>
+      <w:pPr>
+        <w:pStyle w:val="BodyText"/>
+      </w:pPr>
+      <w:r>
+        <w:rPr>
+          <w:i/>
+        </w:rPr>
+        <w:t xml:space="preserve">What each number does.</w:t>
+      </w:r>
+      <w:r>
+        <w:t xml:space="preserve"> Fig. 9(a)–(c) varies one fitted number at a time around the fitted values. </w:t>
       </w:r>
       <m:oMath>
-        <m:r>
-          <m:t xml:space="preserve">M</m:t>
-        </m:r>
-        <m:r>
-          <m:rPr>
-            <m:sty m:val="p"/>
-          </m:rPr>
-          <m:t xml:space="preserve">(</m:t>
-        </m:r>
         <m:sSub>
           <m:e>
             <m:r>
-              <m:t xml:space="preserve">G</m:t>
+              <m:t xml:space="preserve">s</m:t>
             </m:r>
           </m:e>
           <m:sub>
             <m:r>
-              <m:t xml:space="preserve">U</m:t>
-            </m:r>
-            <m:r>
-              <m:t xml:space="preserve">P</m:t>
+              <m:t xml:space="preserve">u</m:t>
+            </m:r>
+            <m:r>
+              <m:t xml:space="preserve">p</m:t>
             </m:r>
           </m:sub>
         </m:sSub>
+      </m:oMath>
+      <w:r>
+        <w:t xml:space="preserve"> is the charging rate of every stage: a larger value brings the rising edge earlier and makes it steeper, a smaller one delays and flattens it. </w:t>
+      </w:r>
+      <m:oMath>
+        <m:sSub>
+          <m:e>
+            <m:r>
+              <m:t xml:space="preserve">s</m:t>
+            </m:r>
+          </m:e>
+          <m:sub>
+            <m:r>
+              <m:t xml:space="preserve">d</m:t>
+            </m:r>
+            <m:r>
+              <m:t xml:space="preserve">n</m:t>
+            </m:r>
+          </m:sub>
+        </m:sSub>
+      </m:oMath>
+      <w:r>
+        <w:t xml:space="preserve"> does the same for the falling edge. </w:t>
+      </w:r>
+      <m:oMath>
+        <m:sSub>
+          <m:e>
+            <m:r>
+              <m:t xml:space="preserve">v</m:t>
+            </m:r>
+          </m:e>
+          <m:sub>
+            <m:r>
+              <m:t xml:space="preserve">t</m:t>
+            </m:r>
+          </m:sub>
+        </m:sSub>
+      </m:oMath>
+      <w:r>
+        <w:t xml:space="preserve"> is the level a stage's input must reach before the stage starts: at fixed rates it moves the edge later or earlier without changing its steepness, because the delay between stages is the time each stage's output takes to reach </w:t>
+      </w:r>
+      <m:oMath>
+        <m:sSub>
+          <m:e>
+            <m:r>
+              <m:t xml:space="preserve">v</m:t>
+            </m:r>
+          </m:e>
+          <m:sub>
+            <m:r>
+              <m:t xml:space="preserve">t</m:t>
+            </m:r>
+          </m:sub>
+        </m:sSub>
+      </m:oMath>
+      <w:r>
+        <w:t xml:space="preserve">. The three numbers therefore have distinct, visible jobs: two slopes and one delay.</w:t>
+      </w:r>
+    </w:p>
+    <w:p>
+      <w:pPr>
+        <w:pStyle w:val="BodyText"/>
+      </w:pPr>
+      <w:r>
+        <w:rPr>
+          <w:i/>
+        </w:rPr>
+        <w:t xml:space="preserve">How the search proceeds.</w:t>
+      </w:r>
+      <w:r>
+        <w:t xml:space="preserve"> The minimization starts from a guess, computes the residual, moves the three numbers in the direction that lowers it, and repeats, 800 times from each of three starting points; the best end point is kept. Fig. 9(d) shows the same thing one number at a time, which the real search does not do but which shows what each number buys: from a first guess (residual 0.296) adjusting </w:t>
+      </w:r>
+      <m:oMath>
+        <m:sSub>
+          <m:e>
+            <m:r>
+              <m:t xml:space="preserve">s</m:t>
+            </m:r>
+          </m:e>
+          <m:sub>
+            <m:r>
+              <m:t xml:space="preserve">u</m:t>
+            </m:r>
+            <m:r>
+              <m:t xml:space="preserve">p</m:t>
+            </m:r>
+          </m:sub>
+        </m:sSub>
+      </m:oMath>
+      <w:r>
+        <w:t xml:space="preserve"> fixes the rising edge (0.201), adjusting </w:t>
+      </w:r>
+      <m:oMath>
+        <m:sSub>
+          <m:e>
+            <m:r>
+              <m:t xml:space="preserve">s</m:t>
+            </m:r>
+          </m:e>
+          <m:sub>
+            <m:r>
+              <m:t xml:space="preserve">d</m:t>
+            </m:r>
+            <m:r>
+              <m:t xml:space="preserve">n</m:t>
+            </m:r>
+          </m:sub>
+        </m:sSub>
+      </m:oMath>
+      <w:r>
+        <w:t xml:space="preserve"> fixes the falling edge (0.060), and adjusting </w:t>
+      </w:r>
+      <m:oMath>
+        <m:sSub>
+          <m:e>
+            <m:r>
+              <m:t xml:space="preserve">v</m:t>
+            </m:r>
+          </m:e>
+          <m:sub>
+            <m:r>
+              <m:t xml:space="preserve">t</m:t>
+            </m:r>
+          </m:sub>
+        </m:sSub>
+      </m:oMath>
+      <w:r>
+        <w:t xml:space="preserve"> places the edges in time (0.023).</w:t>
+      </w:r>
+    </w:p>
+    <w:p>
+      <w:pPr>
+        <w:pStyle w:val="CaptionedFigure"/>
+        <w:jc w:val="center"/>
+      </w:pPr>
+      <w:r>
+        <w:drawing>
+          <wp:inline distT="0" distB="0" distL="0" distR="0">
+            <wp:extent cx="5669280" cy="4138774"/>
+            <wp:docPr id="109" name="Figure 9"/>
+            <wp:cNvGraphicFramePr>
+              <a:graphicFrameLocks noChangeAspect="1"/>
+            </wp:cNvGraphicFramePr>
+            <a:graphic>
+              <a:graphicData uri="http://schemas.openxmlformats.org/drawingml/2006/picture">
+                <pic:pic>
+                  <pic:nvPicPr>
+                    <pic:cNvPr id="109" name="fig9.png"/>
+                    <pic:cNvPicPr/>
+                  </pic:nvPicPr>
+                  <pic:blipFill>
+                    <a:blip r:embed="rIdFig9"/>
+                    <a:stretch>
+                      <a:fillRect/>
+                    </a:stretch>
+                  </pic:blipFill>
+                  <pic:spPr>
+                    <a:xfrm>
+                      <a:off x="0" y="0"/>
+                      <a:ext cx="5669280" cy="4138774"/>
+                    </a:xfrm>
+                    <a:prstGeom prst="rect">
+                      <a:avLst/>
+                    </a:prstGeom>
+                  </pic:spPr>
+                </pic:pic>
+              </a:graphicData>
+            </a:graphic>
+          </wp:inline>
+        </w:drawing>
+      </w:r>
+    </w:p>
+    <w:p>
+      <w:pPr>
+        <w:pStyle w:val="ImageCaption"/>
+      </w:pPr>
+      <w:r>
+        <w:t xml:space="preserve">Fig. 9. The fit (26) seen as three knobs, on ex2 (</w:t>
+      </w:r>
+      <m:oMath>
+        <m:r>
+          <m:t xml:space="preserve">K</m:t>
+        </m:r>
+        <m:r>
+          <m:rPr>
+            <m:sty m:val="p"/>
+          </m:rPr>
+          <m:t xml:space="preserve">=</m:t>
+        </m:r>
+        <m:r>
+          <m:rPr>
+            <m:sty m:val="p"/>
+          </m:rPr>
+          <m:t xml:space="preserve">3</m:t>
+        </m:r>
+      </m:oMath>
+      <w:r>
+        <w:t xml:space="preserve">, map shape (0.57, 0.64), </w:t>
+      </w:r>
+      <m:oMath>
+        <m:sSub>
+          <m:e>
+            <m:r>
+              <m:t xml:space="preserve">x</m:t>
+            </m:r>
+          </m:e>
+          <m:sub>
+            <m:r>
+              <m:t xml:space="preserve">l</m:t>
+            </m:r>
+            <m:r>
+              <m:t xml:space="preserve">i</m:t>
+            </m:r>
+            <m:r>
+              <m:t xml:space="preserve">n</m:t>
+            </m:r>
+          </m:sub>
+        </m:sSub>
+        <m:r>
+          <m:rPr>
+            <m:sty m:val="p"/>
+          </m:rPr>
+          <m:t xml:space="preserve">=</m:t>
+        </m:r>
+        <m:r>
+          <m:rPr>
+            <m:sty m:val="p"/>
+          </m:rPr>
+          <m:t xml:space="preserve">0</m:t>
+        </m:r>
+        <m:r>
+          <m:rPr>
+            <m:sty m:val="p"/>
+          </m:rPr>
+          <m:t xml:space="preserve">.</m:t>
+        </m:r>
+        <m:r>
+          <m:rPr>
+            <m:sty m:val="p"/>
+          </m:rPr>
+          <m:t xml:space="preserve">4</m:t>
+        </m:r>
+        <m:r>
+          <m:rPr>
+            <m:sty m:val="p"/>
+          </m:rPr>
+          <m:t xml:space="preserve">5</m:t>
+        </m:r>
+      </m:oMath>
+      <w:r>
+        <w:t xml:space="preserve">). (a)–(c) The model's </w:t>
+      </w:r>
+      <m:oMath>
+        <m:sSub>
+          <m:e>
+            <m:r>
+              <m:t xml:space="preserve">K</m:t>
+            </m:r>
+          </m:e>
+          <m:sub>
+            <m:r>
+              <m:t xml:space="preserve">u</m:t>
+            </m:r>
+          </m:sub>
+        </m:sSub>
         <m:r>
           <m:rPr>
             <m:sty m:val="p"/>
@@ -15623,6 +16993,89 @@
           </m:rPr>
           <m:t xml:space="preserve">)</m:t>
         </m:r>
+      </m:oMath>
+      <w:r>
+        <w:t xml:space="preserve"> as </w:t>
+      </w:r>
+      <m:oMath>
+        <m:sSub>
+          <m:e>
+            <m:r>
+              <m:t xml:space="preserve">s</m:t>
+            </m:r>
+          </m:e>
+          <m:sub>
+            <m:r>
+              <m:t xml:space="preserve">u</m:t>
+            </m:r>
+            <m:r>
+              <m:t xml:space="preserve">p</m:t>
+            </m:r>
+          </m:sub>
+        </m:sSub>
+      </m:oMath>
+      <w:r>
+        <w:t xml:space="preserve">, </w:t>
+      </w:r>
+      <m:oMath>
+        <m:sSub>
+          <m:e>
+            <m:r>
+              <m:t xml:space="preserve">s</m:t>
+            </m:r>
+          </m:e>
+          <m:sub>
+            <m:r>
+              <m:t xml:space="preserve">d</m:t>
+            </m:r>
+            <m:r>
+              <m:t xml:space="preserve">n</m:t>
+            </m:r>
+          </m:sub>
+        </m:sSub>
+      </m:oMath>
+      <w:r>
+        <w:t xml:space="preserve"> and </w:t>
+      </w:r>
+      <m:oMath>
+        <m:sSub>
+          <m:e>
+            <m:r>
+              <m:t xml:space="preserve">v</m:t>
+            </m:r>
+          </m:e>
+          <m:sub>
+            <m:r>
+              <m:t xml:space="preserve">t</m:t>
+            </m:r>
+          </m:sub>
+        </m:sSub>
+      </m:oMath>
+      <w:r>
+        <w:t xml:space="preserve"> are varied one at a time around the fitted values, against the file's </w:t>
+      </w:r>
+      <m:oMath>
+        <m:sSub>
+          <m:e>
+            <m:r>
+              <m:t xml:space="preserve">K</m:t>
+            </m:r>
+          </m:e>
+          <m:sub>
+            <m:r>
+              <m:t xml:space="preserve">u</m:t>
+            </m:r>
+          </m:sub>
+        </m:sSub>
+        <m:r>
+          <m:rPr>
+            <m:sty m:val="p"/>
+          </m:rPr>
+          <m:t xml:space="preserve">(</m:t>
+        </m:r>
+        <m:r>
+          <m:t xml:space="preserve">t</m:t>
+        </m:r>
         <m:r>
           <m:rPr>
             <m:sty m:val="p"/>
@@ -15631,7 +17084,332 @@
         </m:r>
       </m:oMath>
       <w:r>
-        <w:t xml:space="preserve"> still lands on the file's curve. Table VII gives the residual of (26) on ex2 and inv_chain for six different shapes.</w:t>
+        <w:t xml:space="preserve">; (b) shows the falling edge at 10 ns. (d) A fit built one number at a time from a poor first guess; the real minimization moves all three together.</w:t>
+      </w:r>
+    </w:p>
+    <w:p>
+      <w:pPr>
+        <w:pStyle w:val="BodyText"/>
+      </w:pPr>
+      <w:r>
+        <w:rPr>
+          <w:i/>
+        </w:rPr>
+        <w:t xml:space="preserve">Why one stage is not enough.</w:t>
+      </w:r>
+      <w:r>
+        <w:t xml:space="preserve"> With a single stage, one number sets both the delay and the edge: </w:t>
+      </w:r>
+      <m:oMath>
+        <m:sSub>
+          <m:e>
+            <m:r>
+              <m:t xml:space="preserve">K</m:t>
+            </m:r>
+          </m:e>
+          <m:sub>
+            <m:r>
+              <m:t xml:space="preserve">u</m:t>
+            </m:r>
+          </m:sub>
+        </m:sSub>
+      </m:oMath>
+      <w:r>
+        <w:t xml:space="preserve"> starts when the gate passes </w:t>
+      </w:r>
+      <m:oMath>
+        <m:sSub>
+          <m:e>
+            <m:r>
+              <m:t xml:space="preserve">v</m:t>
+            </m:r>
+          </m:e>
+          <m:sub>
+            <m:r>
+              <m:t xml:space="preserve">t</m:t>
+            </m:r>
+            <m:r>
+              <m:rPr>
+                <m:sty m:val="p"/>
+              </m:rPr>
+              <m:t xml:space="preserve">,</m:t>
+            </m:r>
+            <m:r>
+              <m:t xml:space="preserve">m</m:t>
+            </m:r>
+            <m:r>
+              <m:t xml:space="preserve">a</m:t>
+            </m:r>
+            <m:r>
+              <m:t xml:space="preserve">p</m:t>
+            </m:r>
+          </m:sub>
+        </m:sSub>
+      </m:oMath>
+      <w:r>
+        <w:t xml:space="preserve">, at about </w:t>
+      </w:r>
+      <m:oMath>
+        <m:sSub>
+          <m:e>
+            <m:r>
+              <m:t xml:space="preserve">v</m:t>
+            </m:r>
+          </m:e>
+          <m:sub>
+            <m:r>
+              <m:t xml:space="preserve">t</m:t>
+            </m:r>
+            <m:r>
+              <m:rPr>
+                <m:sty m:val="p"/>
+              </m:rPr>
+              <m:t xml:space="preserve">,</m:t>
+            </m:r>
+            <m:r>
+              <m:t xml:space="preserve">m</m:t>
+            </m:r>
+            <m:r>
+              <m:t xml:space="preserve">a</m:t>
+            </m:r>
+            <m:r>
+              <m:t xml:space="preserve">p</m:t>
+            </m:r>
+          </m:sub>
+        </m:sSub>
+        <m:r>
+          <m:rPr>
+            <m:sty m:val="p"/>
+          </m:rPr>
+          <m:t xml:space="preserve">/</m:t>
+        </m:r>
+        <m:sSub>
+          <m:e>
+            <m:r>
+              <m:t xml:space="preserve">s</m:t>
+            </m:r>
+          </m:e>
+          <m:sub>
+            <m:r>
+              <m:t xml:space="preserve">u</m:t>
+            </m:r>
+            <m:r>
+              <m:t xml:space="preserve">p</m:t>
+            </m:r>
+          </m:sub>
+        </m:sSub>
+      </m:oMath>
+      <w:r>
+        <w:t xml:space="preserve"> after the input, and the edge takes about </w:t>
+      </w:r>
+      <m:oMath>
+        <m:r>
+          <m:rPr>
+            <m:sty m:val="p"/>
+          </m:rPr>
+          <m:t xml:space="preserve">(</m:t>
+        </m:r>
+        <m:r>
+          <m:rPr>
+            <m:sty m:val="p"/>
+          </m:rPr>
+          <m:t xml:space="preserve">1</m:t>
+        </m:r>
+        <m:r>
+          <m:rPr>
+            <m:sty m:val="p"/>
+          </m:rPr>
+          <m:t xml:space="preserve">−</m:t>
+        </m:r>
+        <m:sSub>
+          <m:e>
+            <m:r>
+              <m:t xml:space="preserve">v</m:t>
+            </m:r>
+          </m:e>
+          <m:sub>
+            <m:r>
+              <m:t xml:space="preserve">t</m:t>
+            </m:r>
+            <m:r>
+              <m:rPr>
+                <m:sty m:val="p"/>
+              </m:rPr>
+              <m:t xml:space="preserve">,</m:t>
+            </m:r>
+            <m:r>
+              <m:t xml:space="preserve">m</m:t>
+            </m:r>
+            <m:r>
+              <m:t xml:space="preserve">a</m:t>
+            </m:r>
+            <m:r>
+              <m:t xml:space="preserve">p</m:t>
+            </m:r>
+          </m:sub>
+        </m:sSub>
+        <m:r>
+          <m:rPr>
+            <m:sty m:val="p"/>
+          </m:rPr>
+          <m:t xml:space="preserve">)</m:t>
+        </m:r>
+        <m:r>
+          <m:rPr>
+            <m:sty m:val="p"/>
+          </m:rPr>
+          <m:t xml:space="preserve">/</m:t>
+        </m:r>
+        <m:sSub>
+          <m:e>
+            <m:r>
+              <m:t xml:space="preserve">s</m:t>
+            </m:r>
+          </m:e>
+          <m:sub>
+            <m:r>
+              <m:t xml:space="preserve">u</m:t>
+            </m:r>
+            <m:r>
+              <m:t xml:space="preserve">p</m:t>
+            </m:r>
+          </m:sub>
+        </m:sSub>
+      </m:oMath>
+      <w:r>
+        <w:t xml:space="preserve">. On ex2 the file's </w:t>
+      </w:r>
+      <m:oMath>
+        <m:sSub>
+          <m:e>
+            <m:r>
+              <m:t xml:space="preserve">K</m:t>
+            </m:r>
+          </m:e>
+          <m:sub>
+            <m:r>
+              <m:t xml:space="preserve">u</m:t>
+            </m:r>
+          </m:sub>
+        </m:sSub>
+        <m:r>
+          <m:rPr>
+            <m:sty m:val="p"/>
+          </m:rPr>
+          <m:t xml:space="preserve">(</m:t>
+        </m:r>
+        <m:r>
+          <m:t xml:space="preserve">t</m:t>
+        </m:r>
+        <m:r>
+          <m:rPr>
+            <m:sty m:val="p"/>
+          </m:rPr>
+          <m:t xml:space="preserve">)</m:t>
+        </m:r>
+      </m:oMath>
+      <w:r>
+        <w:t xml:space="preserve"> starts 1.1 ns after the input edge and rises in 0.66 ns, which no single value of </w:t>
+      </w:r>
+      <m:oMath>
+        <m:sSub>
+          <m:e>
+            <m:r>
+              <m:t xml:space="preserve">s</m:t>
+            </m:r>
+          </m:e>
+          <m:sub>
+            <m:r>
+              <m:t xml:space="preserve">u</m:t>
+            </m:r>
+            <m:r>
+              <m:t xml:space="preserve">p</m:t>
+            </m:r>
+          </m:sub>
+        </m:sSub>
+      </m:oMath>
+      <w:r>
+        <w:t xml:space="preserve"> can give: the one-stage fit has a residual of 0.083 against 0.023 for three stages (Table IX). With several identical stages the delay is spent in the first stages and the edge belongs to the last, so delay and edge are set separately. This is the reason for the chain, and it is also why the stage count cannot be read from the fit: beyond the minimum number, more stages redistribute the same delay (Section II-J).</w:t>
+      </w:r>
+    </w:p>
+    <w:p>
+      <w:pPr>
+        <w:pStyle w:val="BodyText"/>
+      </w:pPr>
+      <w:r>
+        <w:rPr>
+          <w:i/>
+        </w:rPr>
+        <w:t xml:space="preserve">What the fit decides and what it leaves open.</w:t>
+      </w:r>
+      <w:r>
+        <w:t xml:space="preserve"> The fit fixes the two rates and, for the assumed map and stage count, a threshold. It does not decide the map, the stage count or, as the next subsection shows, even the threshold in any absolute sense: each of those can be changed and compensated by the others without the file noticing.</w:t>
+      </w:r>
+    </w:p>
+    <w:p>
+      <w:pPr>
+        <w:pStyle w:val="Heading3"/>
+      </w:pPr>
+      <w:r>
+        <w:t xml:space="preserve">The fit succeeds whichever map is assumed</w:t>
+      </w:r>
+    </w:p>
+    <w:p>
+      <w:pPr>
+        <w:pStyle w:val="FirstParagraph"/>
+      </w:pPr>
+      <w:r>
+        <w:t xml:space="preserve">A good fit does not show that the assumed map was right. If the map is made to start earlier, the fit delays the gate to compensate, and the composition </w:t>
+      </w:r>
+      <m:oMath>
+        <m:r>
+          <m:t xml:space="preserve">M</m:t>
+        </m:r>
+        <m:r>
+          <m:rPr>
+            <m:sty m:val="p"/>
+          </m:rPr>
+          <m:t xml:space="preserve">(</m:t>
+        </m:r>
+        <m:sSub>
+          <m:e>
+            <m:r>
+              <m:t xml:space="preserve">G</m:t>
+            </m:r>
+          </m:e>
+          <m:sub>
+            <m:r>
+              <m:t xml:space="preserve">U</m:t>
+            </m:r>
+            <m:r>
+              <m:t xml:space="preserve">P</m:t>
+            </m:r>
+          </m:sub>
+        </m:sSub>
+        <m:r>
+          <m:rPr>
+            <m:sty m:val="p"/>
+          </m:rPr>
+          <m:t xml:space="preserve">(</m:t>
+        </m:r>
+        <m:r>
+          <m:t xml:space="preserve">t</m:t>
+        </m:r>
+        <m:r>
+          <m:rPr>
+            <m:sty m:val="p"/>
+          </m:rPr>
+          <m:t xml:space="preserve">)</m:t>
+        </m:r>
+        <m:r>
+          <m:rPr>
+            <m:sty m:val="p"/>
+          </m:rPr>
+          <m:t xml:space="preserve">)</m:t>
+        </m:r>
+      </m:oMath>
+      <w:r>
+        <w:t xml:space="preserve"> still lands on the file's curve. Table VIII gives the residual of (26) on ex2 and inv_chain for six different shapes.</w:t>
       </w:r>
     </w:p>
     <w:p>
@@ -15639,7 +17417,7 @@
         <w:pStyle w:val="TableCaption"/>
       </w:pPr>
       <w:r>
-        <w:t xml:space="preserve">Table VII: Residual of the fit (26) for six assumed map shapes (</w:t>
+        <w:t xml:space="preserve">Table VIII: Residual of the fit (26) for six assumed map shapes (</w:t>
       </w:r>
       <m:oMath>
         <m:sSub>
@@ -16180,7 +17958,7 @@
         <w:drawing>
           <wp:inline distT="0" distB="0" distL="0" distR="0">
             <wp:extent cx="5669280" cy="4016076"/>
-            <wp:docPr id="108" name="Figure 8"/>
+            <wp:docPr id="110" name="Figure 10"/>
             <wp:cNvGraphicFramePr>
               <a:graphicFrameLocks noChangeAspect="1"/>
             </wp:cNvGraphicFramePr>
@@ -16188,11 +17966,11 @@
               <a:graphicData uri="http://schemas.openxmlformats.org/drawingml/2006/picture">
                 <pic:pic>
                   <pic:nvPicPr>
-                    <pic:cNvPr id="108" name="fig8.png"/>
+                    <pic:cNvPr id="110" name="fig10.png"/>
                     <pic:cNvPicPr/>
                   </pic:nvPicPr>
                   <pic:blipFill>
-                    <a:blip r:embed="rIdFig8"/>
+                    <a:blip r:embed="rIdFig10"/>
                     <a:stretch>
                       <a:fillRect/>
                     </a:stretch>
@@ -16218,7 +17996,7 @@
         <w:pStyle w:val="ImageCaption"/>
       </w:pPr>
       <w:r>
-        <w:t xml:space="preserve">Fig. 8. Two assumed maps on ex2 (</w:t>
+        <w:t xml:space="preserve">Fig. 10. Two assumed maps on ex2 (</w:t>
       </w:r>
       <m:oMath>
         <m:r>
@@ -16278,7 +18056,7 @@
         <w:pStyle w:val="BodyText"/>
       </w:pPr>
       <w:r>
-        <w:t xml:space="preserve">Fig. 8 shows what this means. Through the later-starting map (0.6, 0.6) the fit gives </w:t>
+        <w:t xml:space="preserve">Fig. 10 shows what this means. Through the later-starting map (0.6, 0.6) the fit gives </w:t>
       </w:r>
       <m:oMath>
         <m:sSub>
@@ -16400,7 +18178,7 @@
         <w:pStyle w:val="FirstParagraph"/>
       </w:pPr>
       <w:r>
-        <w:t xml:space="preserve">The fit (26) determines the rates well and the structure poorly. Table VIII and Fig. 9 give its residual as a function of the stage count for three of the twelve test buffers, each </w:t>
+        <w:t xml:space="preserve">The fit (26) determines the rates well and the structure poorly. Table IX and Fig. 11 give its residual as a function of the stage count for three of the twelve test buffers, each </w:t>
       </w:r>
       <m:oMath>
         <m:r>
@@ -16416,7 +18194,7 @@
         <w:pStyle w:val="TableCaption"/>
       </w:pPr>
       <w:r>
-        <w:t xml:space="preserve">Table VIII: Residual of the fit (26) in the </w:t>
+        <w:t xml:space="preserve">Table IX: Residual of the fit (26) in the </w:t>
       </w:r>
       <m:oMath>
         <m:sSub>
@@ -17324,7 +19102,7 @@
         <w:drawing>
           <wp:inline distT="0" distB="0" distL="0" distR="0">
             <wp:extent cx="5120640" cy="2173215"/>
-            <wp:docPr id="109" name="Figure 9"/>
+            <wp:docPr id="111" name="Figure 11"/>
             <wp:cNvGraphicFramePr>
               <a:graphicFrameLocks noChangeAspect="1"/>
             </wp:cNvGraphicFramePr>
@@ -17332,11 +19110,11 @@
               <a:graphicData uri="http://schemas.openxmlformats.org/drawingml/2006/picture">
                 <pic:pic>
                   <pic:nvPicPr>
-                    <pic:cNvPr id="109" name="fig9.png"/>
+                    <pic:cNvPr id="111" name="fig11.png"/>
                     <pic:cNvPicPr/>
                   </pic:nvPicPr>
                   <pic:blipFill>
-                    <a:blip r:embed="rIdFig9"/>
+                    <a:blip r:embed="rIdFig11"/>
                     <a:stretch>
                       <a:fillRect/>
                     </a:stretch>
@@ -17362,7 +19140,7 @@
         <w:pStyle w:val="ImageCaption"/>
       </w:pPr>
       <w:r>
-        <w:t xml:space="preserve">Fig. 9. Residual of (26) against stage count for the thirteen predriver chains of the twelve test buffers (io_buf has two). Circles mark the netlist stage count; the thick segments mark the band (27).</w:t>
+        <w:t xml:space="preserve">Fig. 11. Residual of (26) against stage count for the thirteen predriver chains of the twelve test buffers (io_buf has two). Circles mark the netlist stage count; the thick segments mark the band (27).</w:t>
       </w:r>
     </w:p>
     <w:p>
@@ -17635,7 +19413,7 @@
         </m:sSub>
       </m:oMath>
       <w:r>
-        <w:t xml:space="preserve"> of Table II, and replacing (18) by the drive-dependent boundary of (15) changes the residual by about 1 % on ex2 and not at all on inv_chain. The file cannot distinguish these alternatives, which is why </w:t>
+        <w:t xml:space="preserve"> of Table III, and replacing (18) by the drive-dependent boundary of (15) changes the residual by about 1 % on ex2 and not at all on inv_chain. The file cannot distinguish these alternatives, which is why </w:t>
       </w:r>
       <m:oMath>
         <m:sSub>
@@ -17666,7 +19444,7 @@
         </m:r>
       </m:oMath>
       <w:r>
-        <w:t xml:space="preserve"> are normally held fixed (Table IV) rather than fitted.</w:t>
+        <w:t xml:space="preserve"> are normally held fixed (Table V) rather than fitted.</w:t>
       </w:r>
     </w:p>
     <w:p>
@@ -17941,7 +19719,7 @@
         <w:pStyle w:val="BodyText"/>
       </w:pPr>
       <w:r>
-        <w:t xml:space="preserve">Fig. 10(b) shows how large the disagreement is. For ex2, the nine candidates of step 2, each fitted to the same file, were driven by the same 810 ps pulse. Their pad peaks range from 0.01 to 1.28 V; the measured peak is 0.77 V. Some overshoot it by more than half, others extinguish the pulse altogether. The file alone gives no means of knowing which is right.</w:t>
+        <w:t xml:space="preserve">Fig. 12(b) shows how large the disagreement is. For ex2, the nine candidates of step 2, each fitted to the same file, were driven by the same 810 ps pulse. Their pad peaks range from 0.01 to 1.28 V; the measured peak is 0.77 V. Some overshoot it by more than half, others extinguish the pulse altogether. The file alone gives no means of knowing which is right.</w:t>
       </w:r>
     </w:p>
     <w:p>
@@ -17957,7 +19735,7 @@
         <w:pStyle w:val="FirstParagraph"/>
       </w:pPr>
       <w:r>
-        <w:t xml:space="preserve">The measurement is the pad voltage for one short input pulse into a known load (Fig. 10(a)). Nothing inside the buffer is observed. In the tests below the pulse is the one that reaches about 50 % of the buffer's settled swing into a 50 Ω, 2 pF load, and the measurement is a transistor-level simulation of the buffer; for a user of the method it would be a bench measurement or a simulation supplied by the vendor.</w:t>
+        <w:t xml:space="preserve">The measurement is the pad voltage for one short input pulse into a known load (Fig. 12(a)). Nothing inside the buffer is observed. In the tests below the pulse is the one that reaches about 50 % of the buffer's settled swing into a 50 Ω, 2 pF load, and the measurement is a transistor-level simulation of the buffer; for a user of the method it would be a bench measurement or a simulation supplied by the vendor.</w:t>
       </w:r>
     </w:p>
     <w:p>
@@ -17979,7 +19757,7 @@
         <w:t xml:space="preserve">Candidates (step 2).</w:t>
       </w:r>
       <w:r>
-        <w:t xml:space="preserve"> The band (27) supplies three stage counts and Fig. 5(c) three map shapes. Each of the nine combinations has its own fit (26).</w:t>
+        <w:t xml:space="preserve"> The band (27) supplies three stage counts and Fig. 6(c) three map shapes. Each of the nine combinations has its own fit (26).</w:t>
       </w:r>
     </w:p>
     <w:p>
@@ -18446,7 +20224,7 @@
         </m:sSub>
       </m:oMath>
       <w:r>
-        <w:t xml:space="preserve"> changes when each stage hands over without changing how fast it runs. After this step every candidate reproduces the measured peak (Fig. 10(c)).</w:t>
+        <w:t xml:space="preserve"> changes when each stage hands over without changing how fast it runs. After this step every candidate reproduces the measured peak (Fig. 12(c)).</w:t>
       </w:r>
     </w:p>
     <w:p>
@@ -18460,7 +20238,7 @@
         <w:t xml:space="preserve">Selection of the stage count and map shape (step 4).</w:t>
       </w:r>
       <w:r>
-        <w:t xml:space="preserve"> Because calibration has forced the peak to match, the peak can no longer distinguish the candidates. They still differ in the rest of the waveform, in when the pulse arrives and how it returns: in Fig. 10(c) the nine pulses arrive between 0.11 ns early and 0.30 ns late. The candidate is chosen by the waveform error over the pulse and its return,</w:t>
+        <w:t xml:space="preserve"> Because calibration has forced the peak to match, the peak can no longer distinguish the candidates. They still differ in the rest of the waveform, in when the pulse arrives and how it returns: in Fig. 12(c) the nine pulses arrive between 0.11 ns early and 0.30 ns late. The candidate is chosen by the waveform error over the pulse and its return,</w:t>
       </w:r>
     </w:p>
     <w:p>
@@ -18843,7 +20621,7 @@
         </m:sSub>
       </m:oMath>
       <w:r>
-        <w:t xml:space="preserve"> is the falling edge of the input pulse (the shaded interval of Fig. 10(c)). The window was chosen once and was not tuned. On ex2 the selected candidate (</w:t>
+        <w:t xml:space="preserve"> is the falling edge of the input pulse (the shaded interval of Fig. 12(c)). The window was chosen once and was not tuned. On ex2 the selected candidate (</w:t>
       </w:r>
       <m:oMath>
         <m:r>
@@ -18875,7 +20653,7 @@
         <w:drawing>
           <wp:inline distT="0" distB="0" distL="0" distR="0">
             <wp:extent cx="5669280" cy="4051197"/>
-            <wp:docPr id="110" name="Figure 10"/>
+            <wp:docPr id="112" name="Figure 12"/>
             <wp:cNvGraphicFramePr>
               <a:graphicFrameLocks noChangeAspect="1"/>
             </wp:cNvGraphicFramePr>
@@ -18883,11 +20661,11 @@
               <a:graphicData uri="http://schemas.openxmlformats.org/drawingml/2006/picture">
                 <pic:pic>
                   <pic:nvPicPr>
-                    <pic:cNvPr id="110" name="fig10.png"/>
+                    <pic:cNvPr id="112" name="fig12.png"/>
                     <pic:cNvPicPr/>
                   </pic:nvPicPr>
                   <pic:blipFill>
-                    <a:blip r:embed="rIdFig10"/>
+                    <a:blip r:embed="rIdFig12"/>
                     <a:stretch>
                       <a:fillRect/>
                     </a:stretch>
@@ -18913,7 +20691,7 @@
         <w:pStyle w:val="ImageCaption"/>
       </w:pPr>
       <w:r>
-        <w:t xml:space="preserve">Fig. 10. Use of the stressed measurement on ex2. (a) The measurement: pad voltage for an 810 ps input pulse. (b) The nine candidates as fitted to the IBIS file, driven by the same pulse, before the measurement is used; the dashed line is the measured peak. (c) After the threshold of each candidate is calibrated on the peak (28): all reach the measured peak and differ elsewhere; the shaded interval is the window of (29), and the selected candidate is highlighted. (d) The selected model at the five pulse widths of Section II-L against the transistor-level reference. Time is measured from the input edge.</w:t>
+        <w:t xml:space="preserve">Fig. 12. Use of the stressed measurement on ex2. (a) The measurement: pad voltage for an 810 ps input pulse. (b) The nine candidates as fitted to the IBIS file, driven by the same pulse, before the measurement is used; the dashed line is the measured peak. (c) After the threshold of each candidate is calibrated on the peak (28): all reach the measured peak and differ elsewhere; the shaded interval is the window of (29), and the selected candidate is highlighted. (d) The selected model at the five pulse widths of Section II-L against the transistor-level reference. Time is measured from the input edge.</w:t>
       </w:r>
     </w:p>
     <w:p>
@@ -18937,7 +20715,7 @@
         <w:pStyle w:val="BodyText"/>
       </w:pPr>
       <w:r>
-        <w:t xml:space="preserve">The measurement can only choose among the candidates it is offered. If the true map is unlike all three shapes, or the true stage count lies outside the band, it selects the least wrong candidate, not the right one. Fig. 10(d) and Section II-L test the outcome at pulse widths other than the one used here.</w:t>
+        <w:t xml:space="preserve">The measurement can only choose among the candidates it is offered. If the true map is unlike all three shapes, or the true stage count lies outside the band, it selects the least wrong candidate, not the right one. Fig. 12(d) and Section II-L test the outcome at pulse widths other than the one used here.</w:t>
       </w:r>
     </w:p>
     <w:p>
@@ -18985,7 +20763,7 @@
         <w:pStyle w:val="TableCaption"/>
       </w:pPr>
       <w:r>
-        <w:t xml:space="preserve">Table IX: Peak of the stressed gate, ex2 (fitted at full swing only)</w:t>
+        <w:t xml:space="preserve">Table X: Peak of the stressed gate, ex2 (fitted at full swing only)</w:t>
       </w:r>
     </w:p>
     <w:tbl>
@@ -19569,7 +21347,7 @@
         <w:pStyle w:val="BodyText"/>
       </w:pPr>
       <w:r>
-        <w:t xml:space="preserve">On ex2 the stage law with the netlist stage count is within 0.04 of the measured peak at every width, where linear superposition is off by 0.17 at the narrowest pulse (Table IX, Fig. 11(a)). The waveform error at the narrowest pulse is 0.012 for the stage law, from a full-swing fit residual of 0.0066. The stage count matters as Section II-J predicts: </w:t>
+        <w:t xml:space="preserve">On ex2 the stage law with the netlist stage count is within 0.04 of the measured peak at every width, where linear superposition is off by 0.17 at the narrowest pulse (Table X, Fig. 13(a)). The waveform error at the narrowest pulse is 0.012 for the stage law, from a full-swing fit residual of 0.0066. The stage count matters as Section II-J predicts: </w:t>
       </w:r>
       <m:oMath>
         <m:r>
@@ -19597,7 +21375,7 @@
         <w:pStyle w:val="TableCaption"/>
       </w:pPr>
       <w:r>
-        <w:t xml:space="preserve">Table X: Peak of the stressed gate, inv_chain (fitted at full swing only)</w:t>
+        <w:t xml:space="preserve">Table XI: Peak of the stressed gate, inv_chain (fitted at full swing only)</w:t>
       </w:r>
     </w:p>
     <w:tbl>
@@ -20524,711 +22302,6 @@
         <w:drawing>
           <wp:inline distT="0" distB="0" distL="0" distR="0">
             <wp:extent cx="5669280" cy="3673164"/>
-            <wp:docPr id="111" name="Figure 11"/>
-            <wp:cNvGraphicFramePr>
-              <a:graphicFrameLocks noChangeAspect="1"/>
-            </wp:cNvGraphicFramePr>
-            <a:graphic>
-              <a:graphicData uri="http://schemas.openxmlformats.org/drawingml/2006/picture">
-                <pic:pic>
-                  <pic:nvPicPr>
-                    <pic:cNvPr id="111" name="fig11.png"/>
-                    <pic:cNvPicPr/>
-                  </pic:nvPicPr>
-                  <pic:blipFill>
-                    <a:blip r:embed="rIdFig11"/>
-                    <a:stretch>
-                      <a:fillRect/>
-                    </a:stretch>
-                  </pic:blipFill>
-                  <pic:spPr>
-                    <a:xfrm>
-                      <a:off x="0" y="0"/>
-                      <a:ext cx="5669280" cy="3673164"/>
-                    </a:xfrm>
-                    <a:prstGeom prst="rect">
-                      <a:avLst/>
-                    </a:prstGeom>
-                  </pic:spPr>
-                </pic:pic>
-              </a:graphicData>
-            </a:graphic>
-          </wp:inline>
-        </w:drawing>
-      </w:r>
-    </w:p>
-    <w:p>
-      <w:pPr>
-        <w:pStyle w:val="ImageCaption"/>
-      </w:pPr>
-      <w:r>
-        <w:t xml:space="preserve">Fig. 11. Stressed gate of the transistor netlist against the stage law fitted at full swing only, and against linear superposition, at the narrowest, middle and widest of the five pulse widths. (a) ex2. (b) inv_chain.</w:t>
-      </w:r>
-    </w:p>
-    <w:p>
-      <w:pPr>
-        <w:pStyle w:val="BodyText"/>
-      </w:pPr>
-      <w:r>
-        <w:t xml:space="preserve">On inv_chain (Table X, Fig. 11(b)) the stage law with the netlist stage count follows the measurement at the three widest pulses (within 0.06) and undershoots at the two narrowest, by 0.18 at 104 ps. This is the partial-drive regime in which approximation A2 is active (Section II-M). The other rows show the consequence of the flat residual of Section II-J. The full-swing residuals of </w:t>
-      </w:r>
-      <m:oMath>
-        <m:r>
-          <m:t xml:space="preserve">K</m:t>
-        </m:r>
-        <m:r>
-          <m:rPr>
-            <m:sty m:val="p"/>
-          </m:rPr>
-          <m:t xml:space="preserve">=</m:t>
-        </m:r>
-        <m:r>
-          <m:rPr>
-            <m:sty m:val="p"/>
-          </m:rPr>
-          <m:t xml:space="preserve">7</m:t>
-        </m:r>
-      </m:oMath>
-      <w:r>
-        <w:t xml:space="preserve">, 5 and 3 are 0.0032, 0.0037 and 0.0141; with </w:t>
-      </w:r>
-      <m:oMath>
-        <m:r>
-          <m:t xml:space="preserve">K</m:t>
-        </m:r>
-        <m:r>
-          <m:rPr>
-            <m:sty m:val="p"/>
-          </m:rPr>
-          <m:t xml:space="preserve">=</m:t>
-        </m:r>
-        <m:r>
-          <m:rPr>
-            <m:sty m:val="p"/>
-          </m:rPr>
-          <m:t xml:space="preserve">5</m:t>
-        </m:r>
-      </m:oMath>
-      <w:r>
-        <w:t xml:space="preserve"> the chain extinguishes 4 of the five stressed pulses and with </w:t>
-      </w:r>
-      <m:oMath>
-        <m:r>
-          <m:t xml:space="preserve">K</m:t>
-        </m:r>
-        <m:r>
-          <m:rPr>
-            <m:sty m:val="p"/>
-          </m:rPr>
-          <m:t xml:space="preserve">=</m:t>
-        </m:r>
-        <m:r>
-          <m:rPr>
-            <m:sty m:val="p"/>
-          </m:rPr>
-          <m:t xml:space="preserve">3</m:t>
-        </m:r>
-      </m:oMath>
-      <w:r>
-        <w:t xml:space="preserve"> it extinguishes 5. (Both of those fits end with </w:t>
-      </w:r>
-      <m:oMath>
-        <m:sSub>
-          <m:e>
-            <m:r>
-              <m:t xml:space="preserve">v</m:t>
-            </m:r>
-          </m:e>
-          <m:sub>
-            <m:r>
-              <m:t xml:space="preserve">t</m:t>
-            </m:r>
-          </m:sub>
-        </m:sSub>
-      </m:oMath>
-      <w:r>
-        <w:t xml:space="preserve"> at its upper bound of 0.7, so they are constrained fits, not free ones.) With </w:t>
-      </w:r>
-      <m:oMath>
-        <m:r>
-          <m:t xml:space="preserve">K</m:t>
-        </m:r>
-        <m:r>
-          <m:rPr>
-            <m:sty m:val="p"/>
-          </m:rPr>
-          <m:t xml:space="preserve">=</m:t>
-        </m:r>
-        <m:r>
-          <m:rPr>
-            <m:sty m:val="p"/>
-          </m:rPr>
-          <m:t xml:space="preserve">9</m:t>
-        </m:r>
-      </m:oMath>
-      <w:r>
-        <w:t xml:space="preserve">, at the same residual as </w:t>
-      </w:r>
-      <m:oMath>
-        <m:r>
-          <m:t xml:space="preserve">K</m:t>
-        </m:r>
-        <m:r>
-          <m:rPr>
-            <m:sty m:val="p"/>
-          </m:rPr>
-          <m:t xml:space="preserve">=</m:t>
-        </m:r>
-        <m:r>
-          <m:rPr>
-            <m:sty m:val="p"/>
-          </m:rPr>
-          <m:t xml:space="preserve">7</m:t>
-        </m:r>
-      </m:oMath>
-      <w:r>
-        <w:t xml:space="preserve">, the pulse passes almost unattenuated. The file supplies the band (27); only the stressed measurement can choose within it.</w:t>
-      </w:r>
-    </w:p>
-    <w:p>
-      <w:pPr>
-        <w:pStyle w:val="BodyText"/>
-      </w:pPr>
-      <w:r>
-        <w:t xml:space="preserve">A control establishes that the nonlinearity captured by (19) is a property of the buffers and not of the fit. On io_buf, for input pulses of 1505–2354 ps, every probed predriver node and the pad follow linear superposition (pad peak 0.373 measured against 0.371 predicted at 1505 ps), whereas the same test fails on the output gate of ex2 (0.758 against 0.926) and at the pad of inv_chain (0.490 against 0.853). This statement covers high-going pulses of those widths; the pull-down path of io_buf under much shorter low-going pulses (163–322 ps) is not linear.</w:t>
-      </w:r>
-    </w:p>
-    <w:p>
-      <w:pPr>
-        <w:pStyle w:val="Heading3"/>
-      </w:pPr>
-      <w:r>
-        <w:t xml:space="preserve">2) The model's internal gate against the transistor's</w:t>
-      </w:r>
-    </w:p>
-    <w:p>
-      <w:pPr>
-        <w:pStyle w:val="FirstParagraph"/>
-      </w:pPr>
-      <w:r>
-        <w:t xml:space="preserve">The file-only model is judged at the pad; its internal gate </w:t>
-      </w:r>
-      <m:oMath>
-        <m:sSub>
-          <m:e>
-            <m:r>
-              <m:t xml:space="preserve">G</m:t>
-            </m:r>
-          </m:e>
-          <m:sub>
-            <m:r>
-              <m:t xml:space="preserve">U</m:t>
-            </m:r>
-            <m:r>
-              <m:t xml:space="preserve">P</m:t>
-            </m:r>
-          </m:sub>
-        </m:sSub>
-      </m:oMath>
-      <w:r>
-        <w:t xml:space="preserve"> is never fitted to anything and the method never observes a gate. On the two buffers whose gate was probed, the gate of the selected file-only build can nevertheless be compared with the real one (Fig. 12, Table XI).</w:t>
-      </w:r>
-    </w:p>
-    <w:p>
-      <w:pPr>
-        <w:pStyle w:val="TableCaption"/>
-      </w:pPr>
-      <w:r>
-        <w:t xml:space="preserve">Table XI: Peak of the model's internal gate minus the peak of the probed gate, at the five stressed widths (ex2: 810–975 ps; inv_chain: 104–135 ps)</w:t>
-      </w:r>
-    </w:p>
-    <w:tbl>
-      <w:tblPr>
-        <w:tblStyle w:val="Table"/>
-        <w:tblW w:type="dxa" w:w="9600"/>
-        <w:tblBorders>
-          <w:top w:val="single" w:sz="6" w:space="0" w:color="000000"/>
-          <w:bottom w:val="single" w:sz="6" w:space="0" w:color="000000"/>
-        </w:tblBorders>
-        <w:tblLayout w:type="fixed"/>
-        <w:tblLook w:firstRow="1" w:lastRow="0" w:firstColumn="0" w:lastColumn="0" w:noHBand="0" w:noVBand="0" w:val="0020"/>
-      </w:tblPr>
-      <w:tblGrid>
-        <w:gridCol w:w="1600"/>
-        <w:gridCol w:w="1200"/>
-        <w:gridCol w:w="1200"/>
-        <w:gridCol w:w="1200"/>
-        <w:gridCol w:w="1200"/>
-        <w:gridCol w:w="1300"/>
-        <w:gridCol w:w="1900"/>
-      </w:tblGrid>
-      <w:tr>
-        <w:trPr>
-          <w:tblHeader/>
-        </w:trPr>
-        <w:tc>
-          <w:tcPr>
-            <w:tcW w:w="1600" w:type="dxa"/>
-          </w:tcPr>
-          <w:p>
-            <w:pPr>
-              <w:pStyle w:val="Compact"/>
-              <w:jc w:val="left"/>
-            </w:pPr>
-            <w:r>
-              <w:rPr>
-                <w:b/>
-                <w:sz w:val="18"/>
-              </w:rPr>
-              <w:t xml:space="preserve">Buffer</w:t>
-            </w:r>
-          </w:p>
-        </w:tc>
-        <w:tc>
-          <w:tcPr>
-            <w:tcW w:w="1200" w:type="dxa"/>
-          </w:tcPr>
-          <w:p>
-            <w:pPr>
-              <w:pStyle w:val="Compact"/>
-              <w:jc w:val="left"/>
-            </w:pPr>
-            <w:r>
-              <w:rPr>
-                <w:b/>
-                <w:sz w:val="18"/>
-              </w:rPr>
-              <w:t xml:space="preserve">Narrowest</w:t>
-            </w:r>
-          </w:p>
-        </w:tc>
-        <w:tc>
-          <w:tcPr>
-            <w:tcW w:w="1200" w:type="dxa"/>
-          </w:tcPr>
-          <w:p>
-            <w:pPr>
-              <w:pStyle w:val="Compact"/>
-              <w:jc w:val="left"/>
-            </w:pPr>
-          </w:p>
-        </w:tc>
-        <w:tc>
-          <w:tcPr>
-            <w:tcW w:w="1200" w:type="dxa"/>
-          </w:tcPr>
-          <w:p>
-            <w:pPr>
-              <w:pStyle w:val="Compact"/>
-              <w:jc w:val="left"/>
-            </w:pPr>
-          </w:p>
-        </w:tc>
-        <w:tc>
-          <w:tcPr>
-            <w:tcW w:w="1200" w:type="dxa"/>
-          </w:tcPr>
-          <w:p>
-            <w:pPr>
-              <w:pStyle w:val="Compact"/>
-              <w:jc w:val="left"/>
-            </w:pPr>
-          </w:p>
-        </w:tc>
-        <w:tc>
-          <w:tcPr>
-            <w:tcW w:w="1300" w:type="dxa"/>
-          </w:tcPr>
-          <w:p>
-            <w:pPr>
-              <w:pStyle w:val="Compact"/>
-              <w:jc w:val="left"/>
-            </w:pPr>
-            <w:r>
-              <w:rPr>
-                <w:b/>
-                <w:sz w:val="18"/>
-              </w:rPr>
-              <w:t xml:space="preserve">Widest pulse</w:t>
-            </w:r>
-          </w:p>
-        </w:tc>
-        <w:tc>
-          <w:tcPr>
-            <w:tcW w:w="1900" w:type="dxa"/>
-          </w:tcPr>
-          <w:p>
-            <w:pPr>
-              <w:pStyle w:val="Compact"/>
-              <w:jc w:val="left"/>
-            </w:pPr>
-            <w:r>
-              <w:rPr>
-                <w:b/>
-                <w:sz w:val="18"/>
-              </w:rPr>
-              <w:t xml:space="preserve">Waveform rms</w:t>
-            </w:r>
-          </w:p>
-        </w:tc>
-      </w:tr>
-      <w:tr>
-        <w:tc>
-          <w:tcPr>
-            <w:tcW w:w="1600" w:type="dxa"/>
-          </w:tcPr>
-          <w:p>
-            <w:pPr>
-              <w:pStyle w:val="Compact"/>
-              <w:jc w:val="left"/>
-            </w:pPr>
-            <w:r>
-              <w:rPr>
-                <w:sz w:val="18"/>
-              </w:rPr>
-              <w:t xml:space="preserve">ex2</w:t>
-            </w:r>
-          </w:p>
-        </w:tc>
-        <w:tc>
-          <w:tcPr>
-            <w:tcW w:w="1200" w:type="dxa"/>
-          </w:tcPr>
-          <w:p>
-            <w:pPr>
-              <w:pStyle w:val="Compact"/>
-              <w:jc w:val="left"/>
-            </w:pPr>
-            <w:r>
-              <w:rPr>
-                <w:sz w:val="18"/>
-              </w:rPr>
-              <w:t xml:space="preserve">-0.053</w:t>
-            </w:r>
-          </w:p>
-        </w:tc>
-        <w:tc>
-          <w:tcPr>
-            <w:tcW w:w="1200" w:type="dxa"/>
-          </w:tcPr>
-          <w:p>
-            <w:pPr>
-              <w:pStyle w:val="Compact"/>
-              <w:jc w:val="left"/>
-            </w:pPr>
-            <w:r>
-              <w:rPr>
-                <w:sz w:val="18"/>
-              </w:rPr>
-              <w:t xml:space="preserve">-0.050</w:t>
-            </w:r>
-          </w:p>
-        </w:tc>
-        <w:tc>
-          <w:tcPr>
-            <w:tcW w:w="1200" w:type="dxa"/>
-          </w:tcPr>
-          <w:p>
-            <w:pPr>
-              <w:pStyle w:val="Compact"/>
-              <w:jc w:val="left"/>
-            </w:pPr>
-            <w:r>
-              <w:rPr>
-                <w:sz w:val="18"/>
-              </w:rPr>
-              <w:t xml:space="preserve">-0.042</w:t>
-            </w:r>
-          </w:p>
-        </w:tc>
-        <w:tc>
-          <w:tcPr>
-            <w:tcW w:w="1200" w:type="dxa"/>
-          </w:tcPr>
-          <w:p>
-            <w:pPr>
-              <w:pStyle w:val="Compact"/>
-              <w:jc w:val="left"/>
-            </w:pPr>
-            <w:r>
-              <w:rPr>
-                <w:sz w:val="18"/>
-              </w:rPr>
-              <w:t xml:space="preserve">-0.036</w:t>
-            </w:r>
-          </w:p>
-        </w:tc>
-        <w:tc>
-          <w:tcPr>
-            <w:tcW w:w="1300" w:type="dxa"/>
-          </w:tcPr>
-          <w:p>
-            <w:pPr>
-              <w:pStyle w:val="Compact"/>
-              <w:jc w:val="left"/>
-            </w:pPr>
-            <w:r>
-              <w:rPr>
-                <w:sz w:val="18"/>
-              </w:rPr>
-              <w:t xml:space="preserve">-0.025</w:t>
-            </w:r>
-          </w:p>
-        </w:tc>
-        <w:tc>
-          <w:tcPr>
-            <w:tcW w:w="1900" w:type="dxa"/>
-          </w:tcPr>
-          <w:p>
-            <w:pPr>
-              <w:pStyle w:val="Compact"/>
-              <w:jc w:val="left"/>
-            </w:pPr>
-            <w:r>
-              <w:rPr>
-                <w:sz w:val="18"/>
-              </w:rPr>
-              <w:t xml:space="preserve">0.06–0.08</w:t>
-            </w:r>
-          </w:p>
-        </w:tc>
-      </w:tr>
-      <w:tr>
-        <w:tc>
-          <w:tcPr>
-            <w:tcW w:w="1600" w:type="dxa"/>
-          </w:tcPr>
-          <w:p>
-            <w:pPr>
-              <w:pStyle w:val="Compact"/>
-              <w:jc w:val="left"/>
-            </w:pPr>
-            <w:r>
-              <w:rPr>
-                <w:sz w:val="18"/>
-              </w:rPr>
-              <w:t xml:space="preserve">inv_chain</w:t>
-            </w:r>
-          </w:p>
-        </w:tc>
-        <w:tc>
-          <w:tcPr>
-            <w:tcW w:w="1200" w:type="dxa"/>
-          </w:tcPr>
-          <w:p>
-            <w:pPr>
-              <w:pStyle w:val="Compact"/>
-              <w:jc w:val="left"/>
-            </w:pPr>
-            <w:r>
-              <w:rPr>
-                <w:sz w:val="18"/>
-              </w:rPr>
-              <w:t xml:space="preserve">-0.079</w:t>
-            </w:r>
-          </w:p>
-        </w:tc>
-        <w:tc>
-          <w:tcPr>
-            <w:tcW w:w="1200" w:type="dxa"/>
-          </w:tcPr>
-          <w:p>
-            <w:pPr>
-              <w:pStyle w:val="Compact"/>
-              <w:jc w:val="left"/>
-            </w:pPr>
-            <w:r>
-              <w:rPr>
-                <w:sz w:val="18"/>
-              </w:rPr>
-              <w:t xml:space="preserve">-0.061</w:t>
-            </w:r>
-          </w:p>
-        </w:tc>
-        <w:tc>
-          <w:tcPr>
-            <w:tcW w:w="1200" w:type="dxa"/>
-          </w:tcPr>
-          <w:p>
-            <w:pPr>
-              <w:pStyle w:val="Compact"/>
-              <w:jc w:val="left"/>
-            </w:pPr>
-            <w:r>
-              <w:rPr>
-                <w:sz w:val="18"/>
-              </w:rPr>
-              <w:t xml:space="preserve">-0.020</w:t>
-            </w:r>
-          </w:p>
-        </w:tc>
-        <w:tc>
-          <w:tcPr>
-            <w:tcW w:w="1200" w:type="dxa"/>
-          </w:tcPr>
-          <w:p>
-            <w:pPr>
-              <w:pStyle w:val="Compact"/>
-              <w:jc w:val="left"/>
-            </w:pPr>
-            <w:r>
-              <w:rPr>
-                <w:sz w:val="18"/>
-              </w:rPr>
-              <w:t xml:space="preserve">-0.009</w:t>
-            </w:r>
-          </w:p>
-        </w:tc>
-        <w:tc>
-          <w:tcPr>
-            <w:tcW w:w="1300" w:type="dxa"/>
-          </w:tcPr>
-          <w:p>
-            <w:pPr>
-              <w:pStyle w:val="Compact"/>
-              <w:jc w:val="left"/>
-            </w:pPr>
-            <w:r>
-              <w:rPr>
-                <w:sz w:val="18"/>
-              </w:rPr>
-              <w:t xml:space="preserve">-0.007</w:t>
-            </w:r>
-          </w:p>
-        </w:tc>
-        <w:tc>
-          <w:tcPr>
-            <w:tcW w:w="1900" w:type="dxa"/>
-          </w:tcPr>
-          <w:p>
-            <w:pPr>
-              <w:pStyle w:val="Compact"/>
-              <w:jc w:val="left"/>
-            </w:pPr>
-            <w:r>
-              <w:rPr>
-                <w:sz w:val="18"/>
-              </w:rPr>
-              <w:t xml:space="preserve">0.04–0.06</w:t>
-            </w:r>
-          </w:p>
-        </w:tc>
-      </w:tr>
-    </w:tbl>
-    <w:p>
-      <w:pPr>
-        <w:pStyle w:val="Compact"/>
-      </w:pPr>
-    </w:p>
-    <w:p>
-      <w:pPr>
-        <w:pStyle w:val="CaptionedFigure"/>
-        <w:jc w:val="center"/>
-      </w:pPr>
-      <w:r>
-        <w:drawing>
-          <wp:inline distT="0" distB="0" distL="0" distR="0">
-            <wp:extent cx="5669280" cy="3653358"/>
-            <wp:docPr id="112" name="Figure 12"/>
-            <wp:cNvGraphicFramePr>
-              <a:graphicFrameLocks noChangeAspect="1"/>
-            </wp:cNvGraphicFramePr>
-            <a:graphic>
-              <a:graphicData uri="http://schemas.openxmlformats.org/drawingml/2006/picture">
-                <pic:pic>
-                  <pic:nvPicPr>
-                    <pic:cNvPr id="112" name="fig12.png"/>
-                    <pic:cNvPicPr/>
-                  </pic:nvPicPr>
-                  <pic:blipFill>
-                    <a:blip r:embed="rIdFig12"/>
-                    <a:stretch>
-                      <a:fillRect/>
-                    </a:stretch>
-                  </pic:blipFill>
-                  <pic:spPr>
-                    <a:xfrm>
-                      <a:off x="0" y="0"/>
-                      <a:ext cx="5669280" cy="3653358"/>
-                    </a:xfrm>
-                    <a:prstGeom prst="rect">
-                      <a:avLst/>
-                    </a:prstGeom>
-                  </pic:spPr>
-                </pic:pic>
-              </a:graphicData>
-            </a:graphic>
-          </wp:inline>
-        </w:drawing>
-      </w:r>
-    </w:p>
-    <w:p>
-      <w:pPr>
-        <w:pStyle w:val="ImageCaption"/>
-      </w:pPr>
-      <w:r>
-        <w:t xml:space="preserve">Fig. 12. The internal gate of the selected file-only model against the probed gate of the transistor netlist, at full swing and at the narrowest and widest stressed pulse. (a) ex2. (b) inv_chain. The model was fitted to the IBIS file and one pad waveform only.</w:t>
-      </w:r>
-    </w:p>
-    <w:p>
-      <w:pPr>
-        <w:pStyle w:val="BodyText"/>
-      </w:pPr>
-      <w:r>
-        <w:t xml:space="preserve">The model's gate has the height and shape of the real one at every width, although nothing in the procedure aimed at the gate: its stressed peak is 0.03–0.05 low on ex2 and 0.01–0.08 low on inv_chain, and it leads the real gate by 56–74 ps on ex2 and 12–20 ps on inv_chain. It is not the same waveform: on ex2 it returns to zero faster than the real gate, and the map absorbs the difference at the pad. The structure of (19) therefore produces an internal gate that resembles the transistor's, while its numbers remain effective parameters and the internals remain approximate.</w:t>
-      </w:r>
-    </w:p>
-    <w:p>
-      <w:pPr>
-        <w:pStyle w:val="Heading3"/>
-      </w:pPr>
-      <w:r>
-        <w:t xml:space="preserve">3) Pad level: the complete method on twelve buffers</w:t>
-      </w:r>
-    </w:p>
-    <w:p>
-      <w:pPr>
-        <w:pStyle w:val="FirstParagraph"/>
-      </w:pPr>
-      <w:r>
-        <w:t xml:space="preserve">The complete procedure of Table III was applied to twelve test buffers: ex2, inv_chain and io_buf, and nine variants of the first two. For each buffer the model was built from its IBIS file and from one transistor-level pad waveform at the pulse width giving about 50 % of the settled swing; </w:t>
-      </w:r>
-      <m:oMath>
-        <m:sSub>
-          <m:e>
-            <m:r>
-              <m:t xml:space="preserve">C</m:t>
-            </m:r>
-          </m:e>
-          <m:sub>
-            <m:r>
-              <m:t xml:space="preserve">c</m:t>
-            </m:r>
-            <m:r>
-              <m:t xml:space="preserve">o</m:t>
-            </m:r>
-            <m:r>
-              <m:t xml:space="preserve">m</m:t>
-            </m:r>
-            <m:r>
-              <m:t xml:space="preserve">p</m:t>
-            </m:r>
-          </m:sub>
-        </m:sSub>
-      </m:oMath>
-      <w:r>
-        <w:t xml:space="preserve"> was taken from the file, reduced where the declared value implied a conducting fraction above unity. The model was then simulated at five pulse widths (about 50 to 90 % of the settled swing) into the same load and compared with transistor-level simulation of the same buffer. The score is the worst peak error over the five widths, with the peak error defined as in (28). The calibration width is one of the five, so the score is not entirely held out. HSPICE's native IBIS element with the same file is given for comparison.</w:t>
-      </w:r>
-    </w:p>
-    <w:p>
-      <w:pPr>
-        <w:pStyle w:val="CaptionedFigure"/>
-        <w:jc w:val="center"/>
-      </w:pPr>
-      <w:r>
-        <w:drawing>
-          <wp:inline distT="0" distB="0" distL="0" distR="0">
-            <wp:extent cx="5760720" cy="2864132"/>
             <wp:docPr id="113" name="Figure 13"/>
             <wp:cNvGraphicFramePr>
               <a:graphicFrameLocks noChangeAspect="1"/>
@@ -21249,6 +22322,732 @@
                   <pic:spPr>
                     <a:xfrm>
                       <a:off x="0" y="0"/>
+                      <a:ext cx="5669280" cy="3673164"/>
+                    </a:xfrm>
+                    <a:prstGeom prst="rect">
+                      <a:avLst/>
+                    </a:prstGeom>
+                  </pic:spPr>
+                </pic:pic>
+              </a:graphicData>
+            </a:graphic>
+          </wp:inline>
+        </w:drawing>
+      </w:r>
+    </w:p>
+    <w:p>
+      <w:pPr>
+        <w:pStyle w:val="ImageCaption"/>
+      </w:pPr>
+      <w:r>
+        <w:t xml:space="preserve">Fig. 13. Stressed gate of the transistor netlist against the stage law fitted at full swing only, and against linear superposition, at the narrowest, middle and widest of the five pulse widths. (a) ex2. (b) inv_chain.</w:t>
+      </w:r>
+    </w:p>
+    <w:p>
+      <w:pPr>
+        <w:pStyle w:val="BodyText"/>
+      </w:pPr>
+      <w:r>
+        <w:t xml:space="preserve">On inv_chain (Table XI, Fig. 13(b)) the stage law with the netlist stage count follows the measurement at the three widest pulses (within 0.06) and undershoots at the two narrowest, by 0.18 at 104 ps. This is the partial-drive regime in which approximation A2 is active (Section II-M). The other rows show the consequence of the flat residual of Section II-J. The full-swing residuals of </w:t>
+      </w:r>
+      <m:oMath>
+        <m:r>
+          <m:t xml:space="preserve">K</m:t>
+        </m:r>
+        <m:r>
+          <m:rPr>
+            <m:sty m:val="p"/>
+          </m:rPr>
+          <m:t xml:space="preserve">=</m:t>
+        </m:r>
+        <m:r>
+          <m:rPr>
+            <m:sty m:val="p"/>
+          </m:rPr>
+          <m:t xml:space="preserve">7</m:t>
+        </m:r>
+      </m:oMath>
+      <w:r>
+        <w:t xml:space="preserve">, 5 and 3 are 0.0032, 0.0037 and 0.0141; with </w:t>
+      </w:r>
+      <m:oMath>
+        <m:r>
+          <m:t xml:space="preserve">K</m:t>
+        </m:r>
+        <m:r>
+          <m:rPr>
+            <m:sty m:val="p"/>
+          </m:rPr>
+          <m:t xml:space="preserve">=</m:t>
+        </m:r>
+        <m:r>
+          <m:rPr>
+            <m:sty m:val="p"/>
+          </m:rPr>
+          <m:t xml:space="preserve">5</m:t>
+        </m:r>
+      </m:oMath>
+      <w:r>
+        <w:t xml:space="preserve"> the chain extinguishes 4 of the five stressed pulses and with </w:t>
+      </w:r>
+      <m:oMath>
+        <m:r>
+          <m:t xml:space="preserve">K</m:t>
+        </m:r>
+        <m:r>
+          <m:rPr>
+            <m:sty m:val="p"/>
+          </m:rPr>
+          <m:t xml:space="preserve">=</m:t>
+        </m:r>
+        <m:r>
+          <m:rPr>
+            <m:sty m:val="p"/>
+          </m:rPr>
+          <m:t xml:space="preserve">3</m:t>
+        </m:r>
+      </m:oMath>
+      <w:r>
+        <w:t xml:space="preserve"> it extinguishes 5. (Both of those fits end with </w:t>
+      </w:r>
+      <m:oMath>
+        <m:sSub>
+          <m:e>
+            <m:r>
+              <m:t xml:space="preserve">v</m:t>
+            </m:r>
+          </m:e>
+          <m:sub>
+            <m:r>
+              <m:t xml:space="preserve">t</m:t>
+            </m:r>
+          </m:sub>
+        </m:sSub>
+      </m:oMath>
+      <w:r>
+        <w:t xml:space="preserve"> at its upper bound of 0.7, so they are constrained fits, not free ones.) With </w:t>
+      </w:r>
+      <m:oMath>
+        <m:r>
+          <m:t xml:space="preserve">K</m:t>
+        </m:r>
+        <m:r>
+          <m:rPr>
+            <m:sty m:val="p"/>
+          </m:rPr>
+          <m:t xml:space="preserve">=</m:t>
+        </m:r>
+        <m:r>
+          <m:rPr>
+            <m:sty m:val="p"/>
+          </m:rPr>
+          <m:t xml:space="preserve">9</m:t>
+        </m:r>
+      </m:oMath>
+      <w:r>
+        <w:t xml:space="preserve">, at the same residual as </w:t>
+      </w:r>
+      <m:oMath>
+        <m:r>
+          <m:t xml:space="preserve">K</m:t>
+        </m:r>
+        <m:r>
+          <m:rPr>
+            <m:sty m:val="p"/>
+          </m:rPr>
+          <m:t xml:space="preserve">=</m:t>
+        </m:r>
+        <m:r>
+          <m:rPr>
+            <m:sty m:val="p"/>
+          </m:rPr>
+          <m:t xml:space="preserve">7</m:t>
+        </m:r>
+      </m:oMath>
+      <w:r>
+        <w:t xml:space="preserve">, the pulse passes almost unattenuated. The file supplies the band (27); only the stressed measurement can choose within it.</w:t>
+      </w:r>
+    </w:p>
+    <w:p>
+      <w:pPr>
+        <w:pStyle w:val="BodyText"/>
+      </w:pPr>
+      <w:r>
+        <w:t xml:space="preserve">A control establishes that the nonlinearity captured by (19) is a property of the buffers and not of the fit. On io_buf, for input pulses of 1505–2354 ps, every probed predriver node and the pad follow linear superposition (pad peak 0.373 measured against 0.371 predicted at 1505 ps), whereas the same test fails on the output gate of ex2 (0.758 against 0.926) and at the pad of inv_chain (0.490 against 0.853). This statement covers high-going pulses of those widths; the pull-down path of io_buf under much shorter low-going pulses (163–322 ps) is not linear.</w:t>
+      </w:r>
+    </w:p>
+    <w:p>
+      <w:pPr>
+        <w:pStyle w:val="Heading3"/>
+      </w:pPr>
+      <w:r>
+        <w:t xml:space="preserve">2) The model's internal gate against the transistor's</w:t>
+      </w:r>
+    </w:p>
+    <w:p>
+      <w:pPr>
+        <w:pStyle w:val="FirstParagraph"/>
+      </w:pPr>
+      <w:r>
+        <w:t xml:space="preserve">The file-only model is judged at the pad; its internal gate </w:t>
+      </w:r>
+      <m:oMath>
+        <m:sSub>
+          <m:e>
+            <m:r>
+              <m:t xml:space="preserve">G</m:t>
+            </m:r>
+          </m:e>
+          <m:sub>
+            <m:r>
+              <m:t xml:space="preserve">U</m:t>
+            </m:r>
+            <m:r>
+              <m:t xml:space="preserve">P</m:t>
+            </m:r>
+          </m:sub>
+        </m:sSub>
+      </m:oMath>
+      <w:r>
+        <w:t xml:space="preserve"> is never fitted to anything and the method never observes a gate. On the two buffers whose gate was probed, the gate of the selected file-only build can nevertheless be compared with the real one (Fig. 14, Table XII).</w:t>
+      </w:r>
+    </w:p>
+    <w:p>
+      <w:pPr>
+        <w:pStyle w:val="TableCaption"/>
+      </w:pPr>
+      <w:r>
+        <w:t xml:space="preserve">Table XII: Peak of the model's internal gate minus the peak of the probed gate, at the five stressed widths (ex2: 810–975 ps; inv_chain: 104–135 ps)</w:t>
+      </w:r>
+    </w:p>
+    <w:tbl>
+      <w:tblPr>
+        <w:tblStyle w:val="Table"/>
+        <w:tblW w:type="dxa" w:w="9600"/>
+        <w:tblBorders>
+          <w:top w:val="single" w:sz="6" w:space="0" w:color="000000"/>
+          <w:bottom w:val="single" w:sz="6" w:space="0" w:color="000000"/>
+        </w:tblBorders>
+        <w:tblLayout w:type="fixed"/>
+        <w:tblLook w:firstRow="1" w:lastRow="0" w:firstColumn="0" w:lastColumn="0" w:noHBand="0" w:noVBand="0" w:val="0020"/>
+      </w:tblPr>
+      <w:tblGrid>
+        <w:gridCol w:w="1500"/>
+        <w:gridCol w:w="1400"/>
+        <w:gridCol w:w="1100"/>
+        <w:gridCol w:w="1100"/>
+        <w:gridCol w:w="1100"/>
+        <w:gridCol w:w="1400"/>
+        <w:gridCol w:w="2000"/>
+      </w:tblGrid>
+      <w:tr>
+        <w:trPr>
+          <w:tblHeader/>
+        </w:trPr>
+        <w:tc>
+          <w:tcPr>
+            <w:tcW w:w="1500" w:type="dxa"/>
+          </w:tcPr>
+          <w:p>
+            <w:pPr>
+              <w:pStyle w:val="Compact"/>
+              <w:jc w:val="left"/>
+            </w:pPr>
+            <w:r>
+              <w:rPr>
+                <w:b/>
+                <w:sz w:val="18"/>
+              </w:rPr>
+              <w:t xml:space="preserve">Buffer</w:t>
+            </w:r>
+          </w:p>
+        </w:tc>
+        <w:tc>
+          <w:tcPr>
+            <w:tcW w:w="1400" w:type="dxa"/>
+          </w:tcPr>
+          <w:p>
+            <w:pPr>
+              <w:pStyle w:val="Compact"/>
+              <w:jc w:val="left"/>
+            </w:pPr>
+            <w:r>
+              <w:rPr>
+                <w:b/>
+                <w:sz w:val="18"/>
+              </w:rPr>
+              <w:t xml:space="preserve">narrowest</w:t>
+            </w:r>
+          </w:p>
+        </w:tc>
+        <w:tc>
+          <w:tcPr>
+            <w:tcW w:w="1100" w:type="dxa"/>
+          </w:tcPr>
+          <w:p>
+            <w:pPr>
+              <w:pStyle w:val="Compact"/>
+              <w:jc w:val="left"/>
+            </w:pPr>
+            <w:r>
+              <w:rPr>
+                <w:b/>
+                <w:sz w:val="18"/>
+              </w:rPr>
+              <w:t xml:space="preserve">2nd</w:t>
+            </w:r>
+          </w:p>
+        </w:tc>
+        <w:tc>
+          <w:tcPr>
+            <w:tcW w:w="1100" w:type="dxa"/>
+          </w:tcPr>
+          <w:p>
+            <w:pPr>
+              <w:pStyle w:val="Compact"/>
+              <w:jc w:val="left"/>
+            </w:pPr>
+            <w:r>
+              <w:rPr>
+                <w:b/>
+                <w:sz w:val="18"/>
+              </w:rPr>
+              <w:t xml:space="preserve">3rd</w:t>
+            </w:r>
+          </w:p>
+        </w:tc>
+        <w:tc>
+          <w:tcPr>
+            <w:tcW w:w="1100" w:type="dxa"/>
+          </w:tcPr>
+          <w:p>
+            <w:pPr>
+              <w:pStyle w:val="Compact"/>
+              <w:jc w:val="left"/>
+            </w:pPr>
+            <w:r>
+              <w:rPr>
+                <w:b/>
+                <w:sz w:val="18"/>
+              </w:rPr>
+              <w:t xml:space="preserve">4th</w:t>
+            </w:r>
+          </w:p>
+        </w:tc>
+        <w:tc>
+          <w:tcPr>
+            <w:tcW w:w="1400" w:type="dxa"/>
+          </w:tcPr>
+          <w:p>
+            <w:pPr>
+              <w:pStyle w:val="Compact"/>
+              <w:jc w:val="left"/>
+            </w:pPr>
+            <w:r>
+              <w:rPr>
+                <w:b/>
+                <w:sz w:val="18"/>
+              </w:rPr>
+              <w:t xml:space="preserve">widest</w:t>
+            </w:r>
+          </w:p>
+        </w:tc>
+        <w:tc>
+          <w:tcPr>
+            <w:tcW w:w="2000" w:type="dxa"/>
+          </w:tcPr>
+          <w:p>
+            <w:pPr>
+              <w:pStyle w:val="Compact"/>
+              <w:jc w:val="left"/>
+            </w:pPr>
+            <w:r>
+              <w:rPr>
+                <w:b/>
+                <w:sz w:val="18"/>
+              </w:rPr>
+              <w:t xml:space="preserve">Waveform rms</w:t>
+            </w:r>
+          </w:p>
+        </w:tc>
+      </w:tr>
+      <w:tr>
+        <w:tc>
+          <w:tcPr>
+            <w:tcW w:w="1500" w:type="dxa"/>
+          </w:tcPr>
+          <w:p>
+            <w:pPr>
+              <w:pStyle w:val="Compact"/>
+              <w:jc w:val="left"/>
+            </w:pPr>
+            <w:r>
+              <w:rPr>
+                <w:sz w:val="18"/>
+              </w:rPr>
+              <w:t xml:space="preserve">ex2</w:t>
+            </w:r>
+          </w:p>
+        </w:tc>
+        <w:tc>
+          <w:tcPr>
+            <w:tcW w:w="1400" w:type="dxa"/>
+          </w:tcPr>
+          <w:p>
+            <w:pPr>
+              <w:pStyle w:val="Compact"/>
+              <w:jc w:val="left"/>
+            </w:pPr>
+            <w:r>
+              <w:rPr>
+                <w:sz w:val="18"/>
+              </w:rPr>
+              <w:t xml:space="preserve">-0.053</w:t>
+            </w:r>
+          </w:p>
+        </w:tc>
+        <w:tc>
+          <w:tcPr>
+            <w:tcW w:w="1100" w:type="dxa"/>
+          </w:tcPr>
+          <w:p>
+            <w:pPr>
+              <w:pStyle w:val="Compact"/>
+              <w:jc w:val="left"/>
+            </w:pPr>
+            <w:r>
+              <w:rPr>
+                <w:sz w:val="18"/>
+              </w:rPr>
+              <w:t xml:space="preserve">-0.050</w:t>
+            </w:r>
+          </w:p>
+        </w:tc>
+        <w:tc>
+          <w:tcPr>
+            <w:tcW w:w="1100" w:type="dxa"/>
+          </w:tcPr>
+          <w:p>
+            <w:pPr>
+              <w:pStyle w:val="Compact"/>
+              <w:jc w:val="left"/>
+            </w:pPr>
+            <w:r>
+              <w:rPr>
+                <w:sz w:val="18"/>
+              </w:rPr>
+              <w:t xml:space="preserve">-0.042</w:t>
+            </w:r>
+          </w:p>
+        </w:tc>
+        <w:tc>
+          <w:tcPr>
+            <w:tcW w:w="1100" w:type="dxa"/>
+          </w:tcPr>
+          <w:p>
+            <w:pPr>
+              <w:pStyle w:val="Compact"/>
+              <w:jc w:val="left"/>
+            </w:pPr>
+            <w:r>
+              <w:rPr>
+                <w:sz w:val="18"/>
+              </w:rPr>
+              <w:t xml:space="preserve">-0.036</w:t>
+            </w:r>
+          </w:p>
+        </w:tc>
+        <w:tc>
+          <w:tcPr>
+            <w:tcW w:w="1400" w:type="dxa"/>
+          </w:tcPr>
+          <w:p>
+            <w:pPr>
+              <w:pStyle w:val="Compact"/>
+              <w:jc w:val="left"/>
+            </w:pPr>
+            <w:r>
+              <w:rPr>
+                <w:sz w:val="18"/>
+              </w:rPr>
+              <w:t xml:space="preserve">-0.025</w:t>
+            </w:r>
+          </w:p>
+        </w:tc>
+        <w:tc>
+          <w:tcPr>
+            <w:tcW w:w="2000" w:type="dxa"/>
+          </w:tcPr>
+          <w:p>
+            <w:pPr>
+              <w:pStyle w:val="Compact"/>
+              <w:jc w:val="left"/>
+            </w:pPr>
+            <w:r>
+              <w:rPr>
+                <w:sz w:val="18"/>
+              </w:rPr>
+              <w:t xml:space="preserve">0.06–0.08</w:t>
+            </w:r>
+          </w:p>
+        </w:tc>
+      </w:tr>
+      <w:tr>
+        <w:tc>
+          <w:tcPr>
+            <w:tcW w:w="1500" w:type="dxa"/>
+          </w:tcPr>
+          <w:p>
+            <w:pPr>
+              <w:pStyle w:val="Compact"/>
+              <w:jc w:val="left"/>
+            </w:pPr>
+            <w:r>
+              <w:rPr>
+                <w:sz w:val="18"/>
+              </w:rPr>
+              <w:t xml:space="preserve">inv_chain</w:t>
+            </w:r>
+          </w:p>
+        </w:tc>
+        <w:tc>
+          <w:tcPr>
+            <w:tcW w:w="1400" w:type="dxa"/>
+          </w:tcPr>
+          <w:p>
+            <w:pPr>
+              <w:pStyle w:val="Compact"/>
+              <w:jc w:val="left"/>
+            </w:pPr>
+            <w:r>
+              <w:rPr>
+                <w:sz w:val="18"/>
+              </w:rPr>
+              <w:t xml:space="preserve">-0.079</w:t>
+            </w:r>
+          </w:p>
+        </w:tc>
+        <w:tc>
+          <w:tcPr>
+            <w:tcW w:w="1100" w:type="dxa"/>
+          </w:tcPr>
+          <w:p>
+            <w:pPr>
+              <w:pStyle w:val="Compact"/>
+              <w:jc w:val="left"/>
+            </w:pPr>
+            <w:r>
+              <w:rPr>
+                <w:sz w:val="18"/>
+              </w:rPr>
+              <w:t xml:space="preserve">-0.061</w:t>
+            </w:r>
+          </w:p>
+        </w:tc>
+        <w:tc>
+          <w:tcPr>
+            <w:tcW w:w="1100" w:type="dxa"/>
+          </w:tcPr>
+          <w:p>
+            <w:pPr>
+              <w:pStyle w:val="Compact"/>
+              <w:jc w:val="left"/>
+            </w:pPr>
+            <w:r>
+              <w:rPr>
+                <w:sz w:val="18"/>
+              </w:rPr>
+              <w:t xml:space="preserve">-0.020</w:t>
+            </w:r>
+          </w:p>
+        </w:tc>
+        <w:tc>
+          <w:tcPr>
+            <w:tcW w:w="1100" w:type="dxa"/>
+          </w:tcPr>
+          <w:p>
+            <w:pPr>
+              <w:pStyle w:val="Compact"/>
+              <w:jc w:val="left"/>
+            </w:pPr>
+            <w:r>
+              <w:rPr>
+                <w:sz w:val="18"/>
+              </w:rPr>
+              <w:t xml:space="preserve">-0.009</w:t>
+            </w:r>
+          </w:p>
+        </w:tc>
+        <w:tc>
+          <w:tcPr>
+            <w:tcW w:w="1400" w:type="dxa"/>
+          </w:tcPr>
+          <w:p>
+            <w:pPr>
+              <w:pStyle w:val="Compact"/>
+              <w:jc w:val="left"/>
+            </w:pPr>
+            <w:r>
+              <w:rPr>
+                <w:sz w:val="18"/>
+              </w:rPr>
+              <w:t xml:space="preserve">-0.007</w:t>
+            </w:r>
+          </w:p>
+        </w:tc>
+        <w:tc>
+          <w:tcPr>
+            <w:tcW w:w="2000" w:type="dxa"/>
+          </w:tcPr>
+          <w:p>
+            <w:pPr>
+              <w:pStyle w:val="Compact"/>
+              <w:jc w:val="left"/>
+            </w:pPr>
+            <w:r>
+              <w:rPr>
+                <w:sz w:val="18"/>
+              </w:rPr>
+              <w:t xml:space="preserve">0.04–0.06</w:t>
+            </w:r>
+          </w:p>
+        </w:tc>
+      </w:tr>
+    </w:tbl>
+    <w:p>
+      <w:pPr>
+        <w:pStyle w:val="Compact"/>
+      </w:pPr>
+    </w:p>
+    <w:p>
+      <w:pPr>
+        <w:pStyle w:val="CaptionedFigure"/>
+        <w:jc w:val="center"/>
+      </w:pPr>
+      <w:r>
+        <w:drawing>
+          <wp:inline distT="0" distB="0" distL="0" distR="0">
+            <wp:extent cx="5669280" cy="3653358"/>
+            <wp:docPr id="114" name="Figure 14"/>
+            <wp:cNvGraphicFramePr>
+              <a:graphicFrameLocks noChangeAspect="1"/>
+            </wp:cNvGraphicFramePr>
+            <a:graphic>
+              <a:graphicData uri="http://schemas.openxmlformats.org/drawingml/2006/picture">
+                <pic:pic>
+                  <pic:nvPicPr>
+                    <pic:cNvPr id="114" name="fig14.png"/>
+                    <pic:cNvPicPr/>
+                  </pic:nvPicPr>
+                  <pic:blipFill>
+                    <a:blip r:embed="rIdFig14"/>
+                    <a:stretch>
+                      <a:fillRect/>
+                    </a:stretch>
+                  </pic:blipFill>
+                  <pic:spPr>
+                    <a:xfrm>
+                      <a:off x="0" y="0"/>
+                      <a:ext cx="5669280" cy="3653358"/>
+                    </a:xfrm>
+                    <a:prstGeom prst="rect">
+                      <a:avLst/>
+                    </a:prstGeom>
+                  </pic:spPr>
+                </pic:pic>
+              </a:graphicData>
+            </a:graphic>
+          </wp:inline>
+        </w:drawing>
+      </w:r>
+    </w:p>
+    <w:p>
+      <w:pPr>
+        <w:pStyle w:val="ImageCaption"/>
+      </w:pPr>
+      <w:r>
+        <w:t xml:space="preserve">Fig. 14. The internal gate of the selected file-only model against the probed gate of the transistor netlist, at full swing and at the narrowest and widest stressed pulse. (a) ex2. (b) inv_chain. The model was fitted to the IBIS file and one pad waveform only.</w:t>
+      </w:r>
+    </w:p>
+    <w:p>
+      <w:pPr>
+        <w:pStyle w:val="BodyText"/>
+      </w:pPr>
+      <w:r>
+        <w:t xml:space="preserve">The model's gate has the height and shape of the real one at every width, although nothing in the procedure aimed at the gate: its stressed peak is 0.03–0.05 low on ex2 and 0.01–0.08 low on inv_chain, and it leads the real gate by 56–74 ps on ex2 and 12–20 ps on inv_chain. It is not the same waveform: on ex2 it returns to zero faster than the real gate, and the map absorbs the difference at the pad. The structure of (19) therefore produces an internal gate that resembles the transistor's, while its numbers remain effective parameters and the internals remain approximate.</w:t>
+      </w:r>
+    </w:p>
+    <w:p>
+      <w:pPr>
+        <w:pStyle w:val="Heading3"/>
+      </w:pPr>
+      <w:r>
+        <w:t xml:space="preserve">3) Pad level: the complete method on twelve buffers</w:t>
+      </w:r>
+    </w:p>
+    <w:p>
+      <w:pPr>
+        <w:pStyle w:val="FirstParagraph"/>
+      </w:pPr>
+      <w:r>
+        <w:t xml:space="preserve">The complete procedure of Table IV was applied to twelve test buffers: ex2, inv_chain and io_buf, and nine variants of the first two. For each buffer the model was built from its IBIS file and from one transistor-level pad waveform at the pulse width giving about 50 % of the settled swing; </w:t>
+      </w:r>
+      <m:oMath>
+        <m:sSub>
+          <m:e>
+            <m:r>
+              <m:t xml:space="preserve">C</m:t>
+            </m:r>
+          </m:e>
+          <m:sub>
+            <m:r>
+              <m:t xml:space="preserve">c</m:t>
+            </m:r>
+            <m:r>
+              <m:t xml:space="preserve">o</m:t>
+            </m:r>
+            <m:r>
+              <m:t xml:space="preserve">m</m:t>
+            </m:r>
+            <m:r>
+              <m:t xml:space="preserve">p</m:t>
+            </m:r>
+          </m:sub>
+        </m:sSub>
+      </m:oMath>
+      <w:r>
+        <w:t xml:space="preserve"> was taken from the file, reduced where the declared value implied a conducting fraction above unity. The model was then simulated at five pulse widths (about 50 to 90 % of the settled swing) into the same load and compared with transistor-level simulation of the same buffer. The score is the worst peak error over the five widths, with the peak error defined as in (28). The calibration width is one of the five, so the score is not entirely held out. HSPICE's native IBIS element with the same file is given for comparison.</w:t>
+      </w:r>
+    </w:p>
+    <w:p>
+      <w:pPr>
+        <w:pStyle w:val="CaptionedFigure"/>
+        <w:jc w:val="center"/>
+      </w:pPr>
+      <w:r>
+        <w:drawing>
+          <wp:inline distT="0" distB="0" distL="0" distR="0">
+            <wp:extent cx="5760720" cy="2864132"/>
+            <wp:docPr id="115" name="Figure 15"/>
+            <wp:cNvGraphicFramePr>
+              <a:graphicFrameLocks noChangeAspect="1"/>
+            </wp:cNvGraphicFramePr>
+            <a:graphic>
+              <a:graphicData uri="http://schemas.openxmlformats.org/drawingml/2006/picture">
+                <pic:pic>
+                  <pic:nvPicPr>
+                    <pic:cNvPr id="115" name="fig15.png"/>
+                    <pic:cNvPicPr/>
+                  </pic:nvPicPr>
+                  <pic:blipFill>
+                    <a:blip r:embed="rIdFig15"/>
+                    <a:stretch>
+                      <a:fillRect/>
+                    </a:stretch>
+                  </pic:blipFill>
+                  <pic:spPr>
+                    <a:xfrm>
+                      <a:off x="0" y="0"/>
                       <a:ext cx="5760720" cy="2864132"/>
                     </a:xfrm>
                     <a:prstGeom prst="rect">
@@ -21267,7 +23066,7 @@
         <w:pStyle w:val="ImageCaption"/>
       </w:pPr>
       <w:r>
-        <w:t xml:space="preserve">Fig. 13. Pad voltage for the narrowest stressed pulse of three buffers: transistor-level reference, HSPICE native IBIS, and the proposed model built from the IBIS file and one stressed measurement. The percentages are peak errors against the reference. Time is measured from the input edge.</w:t>
+        <w:t xml:space="preserve">Fig. 15. Pad voltage for the narrowest stressed pulse of three buffers: transistor-level reference, HSPICE native IBIS, and the proposed model built from the IBIS file and one stressed measurement. The percentages are peak errors against the reference. Time is measured from the input edge.</w:t>
       </w:r>
     </w:p>
     <w:p>
@@ -21275,7 +23074,7 @@
         <w:pStyle w:val="TableCaption"/>
       </w:pPr>
       <w:r>
-        <w:t xml:space="preserve">Table XII: Pad-level result on the twelve test buffers (worst of five stressed pulse widths)</w:t>
+        <w:t xml:space="preserve">Table XIII: Pad-level result on the twelve test buffers (worst of five stressed pulse widths)</w:t>
       </w:r>
     </w:p>
     <w:tbl>
@@ -22681,7 +24480,7 @@
         <w:drawing>
           <wp:inline distT="0" distB="0" distL="0" distR="0">
             <wp:extent cx="5760720" cy="2965484"/>
-            <wp:docPr id="114" name="Figure 14"/>
+            <wp:docPr id="116" name="Figure 16"/>
             <wp:cNvGraphicFramePr>
               <a:graphicFrameLocks noChangeAspect="1"/>
             </wp:cNvGraphicFramePr>
@@ -22689,11 +24488,11 @@
               <a:graphicData uri="http://schemas.openxmlformats.org/drawingml/2006/picture">
                 <pic:pic>
                   <pic:nvPicPr>
-                    <pic:cNvPr id="114" name="fig14.png"/>
+                    <pic:cNvPr id="116" name="fig16.png"/>
                     <pic:cNvPicPr/>
                   </pic:nvPicPr>
                   <pic:blipFill>
-                    <a:blip r:embed="rIdFig14"/>
+                    <a:blip r:embed="rIdFig16"/>
                     <a:stretch>
                       <a:fillRect/>
                     </a:stretch>
@@ -22719,7 +24518,7 @@
         <w:pStyle w:val="ImageCaption"/>
       </w:pPr>
       <w:r>
-        <w:t xml:space="preserve">Fig. 14. Worst stressed peak error at the pad for the twelve test buffers.</w:t>
+        <w:t xml:space="preserve">Fig. 16. Worst stressed peak error at the pad for the twelve test buffers.</w:t>
       </w:r>
     </w:p>
     <w:p>
@@ -22784,7 +24583,7 @@
         <w:pStyle w:val="TableCaption"/>
       </w:pPr>
       <w:r>
-        <w:t xml:space="preserve">Table XIII: Approximations of the model</w:t>
+        <w:t xml:space="preserve">Table XIV: Approximations of the model</w:t>
       </w:r>
     </w:p>
     <w:tbl>
@@ -23042,7 +24841,7 @@
               <w:rPr>
                 <w:sz w:val="16"/>
               </w:rPr>
-              <w:t xml:space="preserve">As in [1, Sec. VI]. Table II: the N and P devices differ (</w:t>
+              <w:t xml:space="preserve">As in [1, Sec. VI]. Table III: the N and P devices differ (</w:t>
             </w:r>
             <m:oMath>
               <m:sSub>
@@ -23185,7 +24984,7 @@
               <w:rPr>
                 <w:sz w:val="16"/>
               </w:rPr>
-              <w:t xml:space="preserve"> (Table II)</w:t>
+              <w:t xml:space="preserve"> (Table III)</w:t>
             </w:r>
           </w:p>
         </w:tc>
@@ -23407,7 +25206,7 @@
               <w:rPr>
                 <w:sz w:val="16"/>
               </w:rPr>
-              <w:t xml:space="preserve">Not identifiable from the file (Section II-J); candidate cause of the inv_chain undershoot in Table X</w:t>
+              <w:t xml:space="preserve">Not identifiable from the file (Section II-J); candidate cause of the inv_chain undershoot in Table XI</w:t>
             </w:r>
           </w:p>
         </w:tc>
@@ -25234,7 +27033,7 @@
         <w:t xml:space="preserve">Sources.</w:t>
       </w:r>
       <w:r>
-        <w:t xml:space="preserve"> Every statement in Sections II-F to II-M was checked against the code and result files of the project; the builder script of this document lists the file behind each. Reference [1] was read in full: equations (2)–(5) here are its (2)–(4), the straight-line triode region of (6) is its own, the single-stage response of Fig. 2(c) is its Appendix B, and approximation A0 is its Section VI. Reference [3] is given as it appears in the reference list of [1]. Reference [2] is given as it appears in the bibliography of Leventhal and Green, </w:t>
+        <w:t xml:space="preserve"> Every statement in Sections II-F to II-M was checked against the code and result files of the project; the builder script of this document lists the file behind each. Reference [1] was read in full: equations (2)–(5) here are its (2)–(4), the straight-line triode region of (6) is its own, the single-stage response of Fig. 3(c) is its Appendix B, and approximation A0 is its Section VI. Reference [3] is given as it appears in the reference list of [1]. Reference [2] is given as it appears in the bibliography of Leventhal and Green, </w:t>
       </w:r>
       <w:r>
         <w:rPr>
@@ -25257,7 +27056,7 @@
         <w:t xml:space="preserve">Regenerated numbers.</w:t>
       </w:r>
       <w:r>
-        <w:t xml:space="preserve"> Table X was regenerated for this document. The earlier committed table had been produced with an explicit-Euler integrator that was later replaced (Section II-G); ex2 (Table IX) is unaffected to the third decimal for </w:t>
+        <w:t xml:space="preserve"> Table XI was regenerated for this document. The earlier committed table had been produced with an explicit-Euler integrator that was later replaced (Section II-G); ex2 (Table X) is unaffected to the third decimal for </w:t>
       </w:r>
       <m:oMath>
         <m:r>
@@ -25351,7 +27150,7 @@
         </m:sSub>
       </m:oMath>
       <w:r>
-        <w:t xml:space="preserve"> (Table II) is untested at the pad. (2) The pad-level score includes the calibration width. (3) Pulse trains, low-going pulses and other loads and corners are not covered by Table XII.</w:t>
+        <w:t xml:space="preserve"> (Table III) is untested at the pad. (2) The pad-level score includes the calibration width. (3) Pulse trains, low-going pulses and other loads and corners are not covered by Table XIII.</w:t>
       </w:r>
     </w:p>
     <w:sectPr>

--- a/results/stage_law_doc_2026-10-01/stage_law_derivation_v2.docx
+++ b/results/stage_law_doc_2026-10-01/stage_law_derivation_v2.docx
@@ -7153,48 +7153,64 @@
     </w:p>
     <w:p>
       <w:pPr>
-        <w:pStyle w:val="BodyText"/>
+        <w:pStyle w:val="FirstParagraph"/>
       </w:pPr>
       <w:r>
         <w:rPr>
-          <w:bCs/>
-          <w:b/>
+          <w:i/>
         </w:rPr>
         <w:t xml:space="preserve">A1 (gate exponent).</w:t>
       </w:r>
       <w:r>
-        <w:t xml:space="preserve"> </w:t>
-      </w:r>
-      <w:r>
-        <w:t xml:space="preserve">Replace</w:t>
-      </w:r>
-      <w:r>
-        <w:t xml:space="preserve"> </w:t>
+        <w:t xml:space="preserve"> In (15) the gate factor is </w:t>
       </w:r>
       <m:oMath>
         <m:r>
-          <m:t>α</m:t>
-        </m:r>
+          <m:t xml:space="preserve">g</m:t>
+        </m:r>
+        <m:r>
+          <m:rPr>
+            <m:sty m:val="p"/>
+          </m:rPr>
+          <m:t xml:space="preserve">(</m:t>
+        </m:r>
+        <m:r>
+          <m:t xml:space="preserve">u</m:t>
+        </m:r>
+        <m:sSup>
+          <m:e>
+            <m:r>
+              <m:rPr>
+                <m:sty m:val="p"/>
+              </m:rPr>
+              <m:t xml:space="preserve">)</m:t>
+            </m:r>
+          </m:e>
+          <m:sup>
+            <m:r>
+              <m:t xml:space="preserve">α</m:t>
+            </m:r>
+          </m:sup>
+        </m:sSup>
       </m:oMath>
       <w:r>
-        <w:t xml:space="preserve"> </w:t>
-      </w:r>
-      <w:r>
-        <w:t xml:space="preserve">in the gate factor by a model parameter</w:t>
-      </w:r>
-      <w:r>
-        <w:t xml:space="preserve"> </w:t>
+        <w:t xml:space="preserve"> with the measured device exponent </w:t>
       </w:r>
       <m:oMath>
         <m:r>
-          <m:t>p</m:t>
+          <m:t xml:space="preserve">α</m:t>
         </m:r>
       </m:oMath>
       <w:r>
-        <w:t xml:space="preserve"> </w:t>
-      </w:r>
-      <w:r>
-        <w:t xml:space="preserve">and define</w:t>
+        <w:t xml:space="preserve">, 1.10–1.63 for the devices of Table III. The model keeps the form but treats the exponent as a model parameter </w:t>
+      </w:r>
+      <m:oMath>
+        <m:r>
+          <m:t xml:space="preserve">p</m:t>
+        </m:r>
+      </m:oMath>
+      <w:r>
+        <w:t xml:space="preserve">:</w:t>
       </w:r>
     </w:p>
     <w:p>
@@ -7207,29 +7223,64 @@
         </m:oMathParaPr>
         <m:oMath>
           <m:r>
-            <m:t>h</m:t>
-          </m:r>
-          <m:d>
-            <m:dPr>
-              <m:begChr m:val="("/>
-              <m:endChr m:val=")"/>
-              <m:sepChr m:val=""/>
-              <m:grow/>
-            </m:dPr>
-            <m:e>
-              <m:r>
-                <m:t>x</m:t>
-              </m:r>
-            </m:e>
-          </m:d>
+            <m:t xml:space="preserve">h</m:t>
+          </m:r>
           <m:r>
             <m:rPr>
               <m:sty m:val="p"/>
             </m:rPr>
-            <m:t>≜</m:t>
-          </m:r>
-          <m:r>
-            <m:t>g</m:t>
+            <m:t xml:space="preserve">(</m:t>
+          </m:r>
+          <m:r>
+            <m:t xml:space="preserve">x</m:t>
+          </m:r>
+          <m:r>
+            <m:rPr>
+              <m:sty m:val="p"/>
+            </m:rPr>
+            <m:t xml:space="preserve">)</m:t>
+          </m:r>
+          <m:r>
+            <m:t xml:space="preserve">≜</m:t>
+          </m:r>
+          <m:r>
+            <m:t xml:space="preserve">g</m:t>
+          </m:r>
+          <m:r>
+            <m:rPr>
+              <m:sty m:val="p"/>
+            </m:rPr>
+            <m:t xml:space="preserve">(</m:t>
+          </m:r>
+          <m:r>
+            <m:t xml:space="preserve">x</m:t>
+          </m:r>
+          <m:sSup>
+            <m:e>
+              <m:r>
+                <m:rPr>
+                  <m:sty m:val="p"/>
+                </m:rPr>
+                <m:t xml:space="preserve">)</m:t>
+              </m:r>
+            </m:e>
+            <m:sup>
+              <m:r>
+                <m:t xml:space="preserve">p</m:t>
+              </m:r>
+            </m:sup>
+          </m:sSup>
+          <m:r>
+            <m:rPr>
+              <m:sty m:val="p"/>
+            </m:rPr>
+            <m:t xml:space="preserve">=</m:t>
+          </m:r>
+          <m:r>
+            <m:rPr>
+              <m:sty m:val="p"/>
+            </m:rPr>
+            <m:t xml:space="preserve">clip</m:t>
           </m:r>
           <m:sSup>
             <m:e>
@@ -7237,90 +7288,55 @@
                 <m:dPr>
                   <m:begChr m:val="("/>
                   <m:endChr m:val=")"/>
-                  <m:sepChr m:val=""/>
-                  <m:grow/>
-                </m:dPr>
-                <m:e>
-                  <m:r>
-                    <m:t>x</m:t>
-                  </m:r>
-                </m:e>
-              </m:d>
-            </m:e>
-            <m:sup>
-              <m:r>
-                <m:t>p</m:t>
-              </m:r>
-            </m:sup>
-          </m:sSup>
-          <m:r>
-            <m:rPr>
-              <m:sty m:val="p"/>
-            </m:rPr>
-            <m:t>=</m:t>
-          </m:r>
-          <m:r>
-            <m:rPr>
-              <m:sty m:val="p"/>
-            </m:rPr>
-            <m:t>clip</m:t>
-          </m:r>
-          <m:sSup>
-            <m:e>
-              <m:d>
-                <m:dPr>
-                  <m:begChr m:val="("/>
-                  <m:endChr m:val=")"/>
-                  <m:sepChr m:val=""/>
                   <m:grow/>
                 </m:dPr>
                 <m:e>
                   <m:f>
-                    <m:fPr>
-                      <m:type m:val="bar"/>
-                    </m:fPr>
                     <m:num>
                       <m:r>
-                        <m:t>x</m:t>
+                        <m:t xml:space="preserve">x</m:t>
                       </m:r>
                       <m:r>
                         <m:rPr>
                           <m:sty m:val="p"/>
                         </m:rPr>
-                        <m:t>−</m:t>
+                        <m:t xml:space="preserve">−</m:t>
                       </m:r>
                       <m:sSub>
                         <m:e>
                           <m:r>
-                            <m:t>v</m:t>
+                            <m:t xml:space="preserve">v</m:t>
                           </m:r>
                         </m:e>
                         <m:sub>
                           <m:r>
-                            <m:t>t</m:t>
+                            <m:t xml:space="preserve">t</m:t>
                           </m:r>
                         </m:sub>
                       </m:sSub>
                     </m:num>
                     <m:den>
                       <m:r>
-                        <m:t>1</m:t>
+                        <m:rPr>
+                          <m:sty m:val="p"/>
+                        </m:rPr>
+                        <m:t xml:space="preserve">1</m:t>
                       </m:r>
                       <m:r>
                         <m:rPr>
                           <m:sty m:val="p"/>
                         </m:rPr>
-                        <m:t>−</m:t>
+                        <m:t xml:space="preserve">−</m:t>
                       </m:r>
                       <m:sSub>
                         <m:e>
                           <m:r>
-                            <m:t>v</m:t>
+                            <m:t xml:space="preserve">v</m:t>
                           </m:r>
                         </m:e>
                         <m:sub>
                           <m:r>
-                            <m:t>t</m:t>
+                            <m:t xml:space="preserve">t</m:t>
                           </m:r>
                         </m:sub>
                       </m:sSub>
@@ -7330,54 +7346,53 @@
                     <m:rPr>
                       <m:sty m:val="p"/>
                     </m:rPr>
-                    <m:t>,</m:t>
-                  </m:r>
-                  <m:r>
-                    <m:t> </m:t>
-                  </m:r>
-                  <m:r>
-                    <m:t>0</m:t>
+                    <m:t xml:space="preserve">,</m:t>
                   </m:r>
                   <m:r>
                     <m:rPr>
                       <m:sty m:val="p"/>
                     </m:rPr>
-                    <m:t>,</m:t>
-                  </m:r>
-                  <m:r>
-                    <m:t> </m:t>
-                  </m:r>
-                  <m:r>
-                    <m:t>1</m:t>
+                    <m:t xml:space="preserve"> </m:t>
+                  </m:r>
+                  <m:r>
+                    <m:rPr>
+                      <m:sty m:val="p"/>
+                    </m:rPr>
+                    <m:t xml:space="preserve">0</m:t>
+                  </m:r>
+                  <m:r>
+                    <m:rPr>
+                      <m:sty m:val="p"/>
+                    </m:rPr>
+                    <m:t xml:space="preserve">,</m:t>
+                  </m:r>
+                  <m:r>
+                    <m:rPr>
+                      <m:sty m:val="p"/>
+                    </m:rPr>
+                    <m:t xml:space="preserve"> </m:t>
+                  </m:r>
+                  <m:r>
+                    <m:rPr>
+                      <m:sty m:val="p"/>
+                    </m:rPr>
+                    <m:t xml:space="preserve">1</m:t>
                   </m:r>
                 </m:e>
               </m:d>
             </m:e>
             <m:sup>
               <m:r>
-                <m:t>p</m:t>
+                <m:t xml:space="preserve">p</m:t>
               </m:r>
             </m:sup>
           </m:sSup>
           <m:r>
-            <m:t>  </m:t>
-          </m:r>
-          <m:r>
-            <m:t>  </m:t>
-          </m:r>
-          <m:d>
-            <m:dPr>
-              <m:begChr m:val="("/>
-              <m:endChr m:val=")"/>
-              <m:sepChr m:val=""/>
-              <m:grow/>
-            </m:dPr>
-            <m:e>
-              <m:r>
-                <m:t>17</m:t>
-              </m:r>
-            </m:e>
-          </m:d>
+            <m:rPr>
+              <m:sty m:val="p"/>
+            </m:rPr>
+            <m:t xml:space="preserve">  (17)</m:t>
+          </m:r>
         </m:oMath>
       </m:oMathPara>
     </w:p>
@@ -7386,143 +7401,219 @@
         <w:pStyle w:val="FirstParagraph"/>
       </w:pPr>
       <w:r>
-        <w:t xml:space="preserve">At full swing the stage input dwells near</w:t>
-      </w:r>
-      <w:r>
-        <w:t xml:space="preserve"> </w:t>
+        <w:t xml:space="preserve">The symbol </w:t>
       </w:r>
       <m:oMath>
         <m:r>
-          <m:t>g</m:t>
-        </m:r>
-        <m:r>
-          <m:rPr>
-            <m:sty m:val="p"/>
-          </m:rPr>
-          <m:t>=</m:t>
-        </m:r>
-        <m:r>
-          <m:t>1</m:t>
+          <m:t xml:space="preserve">h</m:t>
         </m:r>
       </m:oMath>
       <w:r>
-        <w:t xml:space="preserve">, where (17) is independent of</w:t>
-      </w:r>
-      <w:r>
-        <w:t xml:space="preserve"> </w:t>
+        <w:t xml:space="preserve"> marks nothing more than that the exponent is no longer the device's. A full-swing waveform cannot set </w:t>
       </w:r>
       <m:oMath>
         <m:r>
-          <m:t>p</m:t>
+          <m:t xml:space="preserve">p</m:t>
         </m:r>
       </m:oMath>
       <w:r>
-        <w:t xml:space="preserve">; the full-swing waveform therefore cannot identify</w:t>
-      </w:r>
-      <w:r>
-        <w:t xml:space="preserve"> </w:t>
+        <w:t xml:space="preserve">: the stage input dwells near </w:t>
       </w:r>
       <m:oMath>
         <m:r>
-          <m:t>p</m:t>
+          <m:t xml:space="preserve">g</m:t>
+        </m:r>
+        <m:r>
+          <m:rPr>
+            <m:sty m:val="p"/>
+          </m:rPr>
+          <m:t xml:space="preserve">=</m:t>
+        </m:r>
+        <m:r>
+          <m:rPr>
+            <m:sty m:val="p"/>
+          </m:rPr>
+          <m:t xml:space="preserve">1</m:t>
         </m:r>
       </m:oMath>
       <w:r>
-        <w:t xml:space="preserve">, and</w:t>
-      </w:r>
-      <w:r>
-        <w:t xml:space="preserve"> </w:t>
+        <w:t xml:space="preserve">, where </w:t>
       </w:r>
       <m:oMath>
-        <m:r>
-          <m:t>p</m:t>
-        </m:r>
-        <m:r>
-          <m:rPr>
-            <m:sty m:val="p"/>
-          </m:rPr>
-          <m:t>=</m:t>
-        </m:r>
-        <m:r>
-          <m:t>1</m:t>
+        <m:sSup>
+          <m:e>
+            <m:r>
+              <m:t xml:space="preserve">g</m:t>
+            </m:r>
+          </m:e>
+          <m:sup>
+            <m:r>
+              <m:t xml:space="preserve">p</m:t>
+            </m:r>
+          </m:sup>
+        </m:sSup>
+        <m:r>
+          <m:rPr>
+            <m:sty m:val="p"/>
+          </m:rPr>
+          <m:t xml:space="preserve">=</m:t>
+        </m:r>
+        <m:r>
+          <m:rPr>
+            <m:sty m:val="p"/>
+          </m:rPr>
+          <m:t xml:space="preserve">1</m:t>
         </m:r>
       </m:oMath>
       <w:r>
-        <w:t xml:space="preserve">, the short-channel limit of [1], is adopted as the default.</w:t>
+        <w:t xml:space="preserve"> for every </w:t>
+      </w:r>
+      <m:oMath>
+        <m:r>
+          <m:t xml:space="preserve">p</m:t>
+        </m:r>
+      </m:oMath>
+      <w:r>
+        <w:t xml:space="preserve">, and only the brief passage through intermediate drives depends on it (Section II-J). In this work </w:t>
+      </w:r>
+      <m:oMath>
+        <m:r>
+          <m:t xml:space="preserve">p</m:t>
+        </m:r>
+        <m:r>
+          <m:rPr>
+            <m:sty m:val="p"/>
+          </m:rPr>
+          <m:t xml:space="preserve">=</m:t>
+        </m:r>
+        <m:r>
+          <m:rPr>
+            <m:sty m:val="p"/>
+          </m:rPr>
+          <m:t xml:space="preserve">1</m:t>
+        </m:r>
+      </m:oMath>
+      <w:r>
+        <w:t xml:space="preserve"> is adopted, so (17) reduces to </w:t>
+      </w:r>
+      <m:oMath>
+        <m:r>
+          <m:t xml:space="preserve">h</m:t>
+        </m:r>
+        <m:r>
+          <m:rPr>
+            <m:sty m:val="p"/>
+          </m:rPr>
+          <m:t xml:space="preserve">(</m:t>
+        </m:r>
+        <m:r>
+          <m:t xml:space="preserve">x</m:t>
+        </m:r>
+        <m:r>
+          <m:rPr>
+            <m:sty m:val="p"/>
+          </m:rPr>
+          <m:t xml:space="preserve">)</m:t>
+        </m:r>
+        <m:r>
+          <m:rPr>
+            <m:sty m:val="p"/>
+          </m:rPr>
+          <m:t xml:space="preserve">=</m:t>
+        </m:r>
+        <m:r>
+          <m:t xml:space="preserve">g</m:t>
+        </m:r>
+        <m:r>
+          <m:rPr>
+            <m:sty m:val="p"/>
+          </m:rPr>
+          <m:t xml:space="preserve">(</m:t>
+        </m:r>
+        <m:r>
+          <m:t xml:space="preserve">x</m:t>
+        </m:r>
+        <m:r>
+          <m:rPr>
+            <m:sty m:val="p"/>
+          </m:rPr>
+          <m:t xml:space="preserve">)</m:t>
+        </m:r>
+      </m:oMath>
+      <w:r>
+        <w:t xml:space="preserve">. That is the approximation: A1 drops the measured exponent and makes the drive current linear in the gate above threshold, the short-channel limit of [1]. The parameter </w:t>
+      </w:r>
+      <m:oMath>
+        <m:r>
+          <m:t xml:space="preserve">p</m:t>
+        </m:r>
+      </m:oMath>
+      <w:r>
+        <w:t xml:space="preserve"> is kept in the formula only so that the exponent can be restored if a measurement supplies it.</w:t>
       </w:r>
     </w:p>
     <w:p>
       <w:pPr>
-        <w:pStyle w:val="BodyText"/>
+        <w:pStyle w:val="FirstParagraph"/>
       </w:pPr>
       <w:r>
         <w:rPr>
-          <w:bCs/>
-          <w:b/>
+          <w:i/>
         </w:rPr>
         <w:t xml:space="preserve">A2 (fixed saturation boundary).</w:t>
       </w:r>
       <w:r>
-        <w:t xml:space="preserve"> </w:t>
-      </w:r>
-      <w:r>
-        <w:t xml:space="preserve">Replace the drive-dependent boundary</w:t>
-      </w:r>
-      <w:r>
-        <w:t xml:space="preserve"> </w:t>
+        <w:t xml:space="preserve"> In (15) the boundary between the constant-current ramp and the resistive tail is </w:t>
       </w:r>
       <m:oMath>
         <m:sSub>
           <m:e>
             <m:r>
-              <m:t>x</m:t>
+              <m:t xml:space="preserve">x</m:t>
             </m:r>
           </m:e>
           <m:sub>
-            <m:r>
-              <m:t>0</m:t>
-            </m:r>
-          </m:sub>
-        </m:sSub>
-        <m:r>
-          <m:t> </m:t>
-        </m:r>
-        <m:sSup>
-          <m:e>
-            <m:r>
-              <m:t>g</m:t>
-            </m:r>
-          </m:e>
-          <m:sup>
-            <m:r>
-              <m:t>α</m:t>
-            </m:r>
             <m:r>
               <m:rPr>
                 <m:sty m:val="p"/>
               </m:rPr>
-              <m:t>/</m:t>
-            </m:r>
-            <m:r>
-              <m:t>2</m:t>
+              <m:t xml:space="preserve">0</m:t>
+            </m:r>
+          </m:sub>
+        </m:sSub>
+        <m:sSup>
+          <m:e>
+            <m:r>
+              <m:t xml:space="preserve">g</m:t>
+            </m:r>
+          </m:e>
+          <m:sup>
+            <m:r>
+              <m:t xml:space="preserve">α</m:t>
+            </m:r>
+            <m:r>
+              <m:rPr>
+                <m:sty m:val="p"/>
+              </m:rPr>
+              <m:t xml:space="preserve">/</m:t>
+            </m:r>
+            <m:r>
+              <m:rPr>
+                <m:sty m:val="p"/>
+              </m:rPr>
+              <m:t xml:space="preserve">2</m:t>
             </m:r>
           </m:sup>
         </m:sSup>
       </m:oMath>
       <w:r>
-        <w:t xml:space="preserve"> </w:t>
-      </w:r>
-      <w:r>
-        <w:t xml:space="preserve">in (15) by its full-drive value, a constant</w:t>
-      </w:r>
-      <w:r>
-        <w:t xml:space="preserve"> </w:t>
+        <w:t xml:space="preserve">: it equals </w:t>
       </w:r>
       <m:oMath>
         <m:sSub>
           <m:e>
             <m:r>
-              <m:t>x</m:t>
+              <m:t xml:space="preserve">x</m:t>
             </m:r>
           </m:e>
           <m:sub>
@@ -7530,25 +7621,13 @@
               <m:rPr>
                 <m:sty m:val="p"/>
               </m:rPr>
-              <m:t>l</m:t>
-            </m:r>
-            <m:r>
-              <m:rPr>
-                <m:sty m:val="p"/>
-              </m:rPr>
-              <m:t>i</m:t>
-            </m:r>
-            <m:r>
-              <m:rPr>
-                <m:sty m:val="p"/>
-              </m:rPr>
-              <m:t>n</m:t>
+              <m:t xml:space="preserve">0</m:t>
             </m:r>
           </m:sub>
         </m:sSub>
       </m:oMath>
       <w:r>
-        <w:t xml:space="preserve">, and define</w:t>
+        <w:t xml:space="preserve"> at full drive and shrinks when the gate is only partly on. The model replaces it by a constant that does not depend on the gate:</w:t>
       </w:r>
     </w:p>
     <w:p>
@@ -7561,87 +7640,79 @@
         </m:oMathParaPr>
         <m:oMath>
           <m:r>
-            <m:t>r</m:t>
+            <m:t xml:space="preserve">r</m:t>
+          </m:r>
+          <m:r>
+            <m:rPr>
+              <m:sty m:val="p"/>
+            </m:rPr>
+            <m:t xml:space="preserve">(</m:t>
+          </m:r>
+          <m:r>
+            <m:t xml:space="preserve">x</m:t>
+          </m:r>
+          <m:r>
+            <m:rPr>
+              <m:sty m:val="p"/>
+            </m:rPr>
+            <m:t xml:space="preserve">)</m:t>
+          </m:r>
+          <m:r>
+            <m:t xml:space="preserve">≜</m:t>
+          </m:r>
+          <m:r>
+            <m:rPr>
+              <m:sty m:val="p"/>
+            </m:rPr>
+            <m:t xml:space="preserve">min</m:t>
           </m:r>
           <m:d>
             <m:dPr>
               <m:begChr m:val="("/>
               <m:endChr m:val=")"/>
-              <m:sepChr m:val=""/>
               <m:grow/>
             </m:dPr>
             <m:e>
               <m:r>
-                <m:t>x</m:t>
-              </m:r>
-            </m:e>
-          </m:d>
-          <m:r>
-            <m:rPr>
-              <m:sty m:val="p"/>
-            </m:rPr>
-            <m:t>≜</m:t>
-          </m:r>
-          <m:r>
-            <m:rPr>
-              <m:sty m:val="p"/>
-            </m:rPr>
-            <m:t>min</m:t>
-          </m:r>
-          <m:d>
-            <m:dPr>
-              <m:begChr m:val="("/>
-              <m:endChr m:val=")"/>
-              <m:sepChr m:val=""/>
-              <m:grow/>
-            </m:dPr>
-            <m:e>
-              <m:r>
-                <m:t>1</m:t>
-              </m:r>
-              <m:r>
                 <m:rPr>
                   <m:sty m:val="p"/>
                 </m:rPr>
-                <m:t>,</m:t>
-              </m:r>
-              <m:r>
-                <m:t> </m:t>
+                <m:t xml:space="preserve">1</m:t>
+              </m:r>
+              <m:r>
+                <m:rPr>
+                  <m:sty m:val="p"/>
+                </m:rPr>
+                <m:t xml:space="preserve">,</m:t>
+              </m:r>
+              <m:r>
+                <m:rPr>
+                  <m:sty m:val="p"/>
+                </m:rPr>
+                <m:t xml:space="preserve"> </m:t>
               </m:r>
               <m:f>
-                <m:fPr>
-                  <m:type m:val="bar"/>
-                </m:fPr>
                 <m:num>
                   <m:r>
-                    <m:t>x</m:t>
+                    <m:t xml:space="preserve">x</m:t>
                   </m:r>
                 </m:num>
                 <m:den>
                   <m:sSub>
                     <m:e>
                       <m:r>
-                        <m:t>x</m:t>
+                        <m:t xml:space="preserve">x</m:t>
                       </m:r>
                     </m:e>
                     <m:sub>
                       <m:r>
-                        <m:rPr>
-                          <m:sty m:val="p"/>
-                        </m:rPr>
-                        <m:t>l</m:t>
+                        <m:t xml:space="preserve">l</m:t>
                       </m:r>
                       <m:r>
-                        <m:rPr>
-                          <m:sty m:val="p"/>
-                        </m:rPr>
-                        <m:t>i</m:t>
+                        <m:t xml:space="preserve">i</m:t>
                       </m:r>
                       <m:r>
-                        <m:rPr>
-                          <m:sty m:val="p"/>
-                        </m:rPr>
-                        <m:t>n</m:t>
+                        <m:t xml:space="preserve">n</m:t>
                       </m:r>
                     </m:sub>
                   </m:sSub>
@@ -7653,75 +7724,8 @@
             <m:rPr>
               <m:sty m:val="p"/>
             </m:rPr>
-            <m:t>,</m:t>
-          </m:r>
-          <m:r>
-            <m:t>  </m:t>
-          </m:r>
-          <m:sSub>
-            <m:e>
-              <m:r>
-                <m:t>x</m:t>
-              </m:r>
-            </m:e>
-            <m:sub>
-              <m:r>
-                <m:rPr>
-                  <m:sty m:val="p"/>
-                </m:rPr>
-                <m:t>l</m:t>
-              </m:r>
-              <m:r>
-                <m:rPr>
-                  <m:sty m:val="p"/>
-                </m:rPr>
-                <m:t>i</m:t>
-              </m:r>
-              <m:r>
-                <m:rPr>
-                  <m:sty m:val="p"/>
-                </m:rPr>
-                <m:t>n</m:t>
-              </m:r>
-            </m:sub>
-          </m:sSub>
-          <m:r>
-            <m:rPr>
-              <m:sty m:val="p"/>
-            </m:rPr>
-            <m:t>=</m:t>
-          </m:r>
-          <m:sSub>
-            <m:e>
-              <m:r>
-                <m:t>x</m:t>
-              </m:r>
-            </m:e>
-            <m:sub>
-              <m:r>
-                <m:t>0</m:t>
-              </m:r>
-            </m:sub>
-          </m:sSub>
-          <m:r>
-            <m:t>  </m:t>
-          </m:r>
-          <m:r>
-            <m:t>  </m:t>
-          </m:r>
-          <m:d>
-            <m:dPr>
-              <m:begChr m:val="("/>
-              <m:endChr m:val=")"/>
-              <m:sepChr m:val=""/>
-              <m:grow/>
-            </m:dPr>
-            <m:e>
-              <m:r>
-                <m:t>18</m:t>
-              </m:r>
-            </m:e>
-          </m:d>
+            <m:t xml:space="preserve">  (18)</m:t>
+          </m:r>
         </m:oMath>
       </m:oMathPara>
     </w:p>
@@ -7730,27 +7734,114 @@
         <w:pStyle w:val="FirstParagraph"/>
       </w:pPr>
       <w:r>
-        <w:t xml:space="preserve">At</w:t>
-      </w:r>
-      <w:r>
-        <w:t xml:space="preserve"> </w:t>
+        <w:t xml:space="preserve">For a known device the natural value is the full-drive boundary, </w:t>
       </w:r>
       <m:oMath>
-        <m:r>
-          <m:t>g</m:t>
-        </m:r>
-        <m:r>
-          <m:rPr>
-            <m:sty m:val="p"/>
-          </m:rPr>
-          <m:t>=</m:t>
-        </m:r>
-        <m:r>
-          <m:t>1</m:t>
-        </m:r>
+        <m:sSub>
+          <m:e>
+            <m:r>
+              <m:t xml:space="preserve">x</m:t>
+            </m:r>
+          </m:e>
+          <m:sub>
+            <m:r>
+              <m:t xml:space="preserve">l</m:t>
+            </m:r>
+            <m:r>
+              <m:t xml:space="preserve">i</m:t>
+            </m:r>
+            <m:r>
+              <m:t xml:space="preserve">n</m:t>
+            </m:r>
+          </m:sub>
+        </m:sSub>
+        <m:r>
+          <m:rPr>
+            <m:sty m:val="p"/>
+          </m:rPr>
+          <m:t xml:space="preserve">=</m:t>
+        </m:r>
+        <m:sSub>
+          <m:e>
+            <m:r>
+              <m:t xml:space="preserve">x</m:t>
+            </m:r>
+          </m:e>
+          <m:sub>
+            <m:r>
+              <m:rPr>
+                <m:sty m:val="p"/>
+              </m:rPr>
+              <m:t xml:space="preserve">0</m:t>
+            </m:r>
+          </m:sub>
+        </m:sSub>
       </m:oMath>
       <w:r>
-        <w:t xml:space="preserve">, (18) coincides with the boundary in (15); the two differ only under partial drive.</w:t>
+        <w:t xml:space="preserve">, and at </w:t>
+      </w:r>
+      <m:oMath>
+        <m:r>
+          <m:t xml:space="preserve">g</m:t>
+        </m:r>
+        <m:r>
+          <m:rPr>
+            <m:sty m:val="p"/>
+          </m:rPr>
+          <m:t xml:space="preserve">=</m:t>
+        </m:r>
+        <m:r>
+          <m:rPr>
+            <m:sty m:val="p"/>
+          </m:rPr>
+          <m:t xml:space="preserve">1</m:t>
+        </m:r>
+      </m:oMath>
+      <w:r>
+        <w:t xml:space="preserve"> (18) then coincides with the boundary in (15); the two differ only under partial drive. The model, however, never knows the device, so the constant is given its own name: </w:t>
+      </w:r>
+      <m:oMath>
+        <m:sSub>
+          <m:e>
+            <m:r>
+              <m:t xml:space="preserve">x</m:t>
+            </m:r>
+          </m:e>
+          <m:sub>
+            <m:r>
+              <m:t xml:space="preserve">l</m:t>
+            </m:r>
+            <m:r>
+              <m:t xml:space="preserve">i</m:t>
+            </m:r>
+            <m:r>
+              <m:t xml:space="preserve">n</m:t>
+            </m:r>
+          </m:sub>
+        </m:sSub>
+      </m:oMath>
+      <w:r>
+        <w:t xml:space="preserve"> is an effective number, set to 0.45 in this work for the reasons given after Fig. 3, and the measured </w:t>
+      </w:r>
+      <m:oMath>
+        <m:sSub>
+          <m:e>
+            <m:r>
+              <m:t xml:space="preserve">x</m:t>
+            </m:r>
+          </m:e>
+          <m:sub>
+            <m:r>
+              <m:rPr>
+                <m:sty m:val="p"/>
+              </m:rPr>
+              <m:t xml:space="preserve">0</m:t>
+            </m:r>
+          </m:sub>
+        </m:sSub>
+      </m:oMath>
+      <w:r>
+        <w:t xml:space="preserve"> of Table III (0.34–0.57) is only a check on it.</w:t>
       </w:r>
     </w:p>
     <w:p>
@@ -25869,7 +25960,7 @@
               <w:rPr>
                 <w:sz w:val="18"/>
               </w:rPr>
-              <w:t xml:space="preserve">Fixed value replacing </w:t>
+              <w:t xml:space="preserve">Effective constant replacing the drive-dependent boundary </w:t>
             </w:r>
             <m:oMath>
               <m:sSub>
@@ -25912,6 +26003,12 @@
                 </m:sup>
               </m:sSup>
             </m:oMath>
+            <w:r>
+              <w:rPr>
+                <w:sz w:val="18"/>
+              </w:rPr>
+              <w:t xml:space="preserve">; 0.45 unless fitted</w:t>
+            </w:r>
           </w:p>
         </w:tc>
         <w:tc>
